--- a/docs/tech/ezEKP_자바_시스템_개요.docx
+++ b/docs/tech/ezEKP_자바_시스템_개요.docx
@@ -6,7 +6,7 @@
       <w:pPr>
         <w:pStyle w:val="a3"/>
       </w:pPr>
-      <w:bookmarkStart w:id="0" w:name="_Toc54385808"/>
+      <w:bookmarkStart w:id="0" w:name="_Toc61221978"/>
       <w:r>
         <w:rPr>
           <w:rFonts w:hint="eastAsia"/>
@@ -185,6 +185,8 @@
         </w:rPr>
         <w:t xml:space="preserve"> 문서이다.</w:t>
       </w:r>
+      <w:bookmarkStart w:id="1" w:name="_GoBack"/>
+      <w:bookmarkEnd w:id="1"/>
     </w:p>
     <w:sdt>
       <w:sdtPr>
@@ -240,7 +242,7 @@
           <w:r>
             <w:fldChar w:fldCharType="separate"/>
           </w:r>
-          <w:hyperlink w:anchor="_Toc54385808" w:history="1">
+          <w:hyperlink w:anchor="_Toc61221978" w:history="1">
             <w:r>
               <w:rPr>
                 <w:rStyle w:val="a5"/>
@@ -305,7 +307,7 @@
                 <w:noProof/>
                 <w:webHidden/>
               </w:rPr>
-              <w:instrText xml:space="preserve"> PAGEREF _Toc54385808 \h </w:instrText>
+              <w:instrText xml:space="preserve"> PAGEREF _Toc61221978 \h </w:instrText>
             </w:r>
             <w:r>
               <w:rPr>
@@ -347,7 +349,7 @@
               <w:noProof/>
             </w:rPr>
           </w:pPr>
-          <w:hyperlink w:anchor="_Toc54385809" w:history="1">
+          <w:hyperlink w:anchor="_Toc61221979" w:history="1">
             <w:r>
               <w:rPr>
                 <w:rStyle w:val="a5"/>
@@ -375,7 +377,7 @@
                 <w:noProof/>
                 <w:webHidden/>
               </w:rPr>
-              <w:instrText xml:space="preserve"> PAGEREF _Toc54385809 \h </w:instrText>
+              <w:instrText xml:space="preserve"> PAGEREF _Toc61221979 \h </w:instrText>
             </w:r>
             <w:r>
               <w:rPr>
@@ -417,7 +419,7 @@
               <w:noProof/>
             </w:rPr>
           </w:pPr>
-          <w:hyperlink w:anchor="_Toc54385810" w:history="1">
+          <w:hyperlink w:anchor="_Toc61221980" w:history="1">
             <w:r>
               <w:rPr>
                 <w:rStyle w:val="a5"/>
@@ -482,7 +484,7 @@
                 <w:noProof/>
                 <w:webHidden/>
               </w:rPr>
-              <w:instrText xml:space="preserve"> PAGEREF _Toc54385810 \h </w:instrText>
+              <w:instrText xml:space="preserve"> PAGEREF _Toc61221980 \h </w:instrText>
             </w:r>
             <w:r>
               <w:rPr>
@@ -524,7 +526,7 @@
               <w:noProof/>
             </w:rPr>
           </w:pPr>
-          <w:hyperlink w:anchor="_Toc54385811" w:history="1">
+          <w:hyperlink w:anchor="_Toc61221981" w:history="1">
             <w:r>
               <w:rPr>
                 <w:rStyle w:val="a5"/>
@@ -574,7 +576,7 @@
                 <w:noProof/>
                 <w:webHidden/>
               </w:rPr>
-              <w:instrText xml:space="preserve"> PAGEREF _Toc54385811 \h </w:instrText>
+              <w:instrText xml:space="preserve"> PAGEREF _Toc61221981 \h </w:instrText>
             </w:r>
             <w:r>
               <w:rPr>
@@ -616,7 +618,129 @@
               <w:noProof/>
             </w:rPr>
           </w:pPr>
-          <w:hyperlink w:anchor="_Toc54385812" w:history="1">
+          <w:hyperlink w:anchor="_Toc61221982" w:history="1">
+            <w:r>
+              <w:rPr>
+                <w:rStyle w:val="a5"/>
+                <w:noProof/>
+              </w:rPr>
+              <w:t xml:space="preserve">ezEKP </w:t>
+            </w:r>
+            <w:r>
+              <w:rPr>
+                <w:rStyle w:val="a5"/>
+                <w:rFonts w:hint="eastAsia"/>
+                <w:noProof/>
+              </w:rPr>
+              <w:t>자바</w:t>
+            </w:r>
+            <w:r>
+              <w:rPr>
+                <w:rStyle w:val="a5"/>
+                <w:noProof/>
+              </w:rPr>
+              <w:t xml:space="preserve"> </w:t>
+            </w:r>
+            <w:r>
+              <w:rPr>
+                <w:rStyle w:val="a5"/>
+                <w:rFonts w:hint="eastAsia"/>
+                <w:noProof/>
+              </w:rPr>
+              <w:t>모듈</w:t>
+            </w:r>
+            <w:r>
+              <w:rPr>
+                <w:rStyle w:val="a5"/>
+                <w:noProof/>
+              </w:rPr>
+              <w:t xml:space="preserve"> </w:t>
+            </w:r>
+            <w:r>
+              <w:rPr>
+                <w:rStyle w:val="a5"/>
+                <w:rFonts w:hint="eastAsia"/>
+                <w:noProof/>
+              </w:rPr>
+              <w:t>시스템</w:t>
+            </w:r>
+            <w:r>
+              <w:rPr>
+                <w:rStyle w:val="a5"/>
+                <w:noProof/>
+              </w:rPr>
+              <w:t xml:space="preserve"> </w:t>
+            </w:r>
+            <w:r>
+              <w:rPr>
+                <w:rStyle w:val="a5"/>
+                <w:rFonts w:hint="eastAsia"/>
+                <w:noProof/>
+              </w:rPr>
+              <w:t>배치</w:t>
+            </w:r>
+            <w:r>
+              <w:rPr>
+                <w:noProof/>
+                <w:webHidden/>
+              </w:rPr>
+              <w:tab/>
+            </w:r>
+            <w:r>
+              <w:rPr>
+                <w:noProof/>
+                <w:webHidden/>
+              </w:rPr>
+              <w:fldChar w:fldCharType="begin"/>
+            </w:r>
+            <w:r>
+              <w:rPr>
+                <w:noProof/>
+                <w:webHidden/>
+              </w:rPr>
+              <w:instrText xml:space="preserve"> PAGEREF _Toc61221982 \h </w:instrText>
+            </w:r>
+            <w:r>
+              <w:rPr>
+                <w:noProof/>
+                <w:webHidden/>
+              </w:rPr>
+            </w:r>
+            <w:r>
+              <w:rPr>
+                <w:noProof/>
+                <w:webHidden/>
+              </w:rPr>
+              <w:fldChar w:fldCharType="separate"/>
+            </w:r>
+            <w:r>
+              <w:rPr>
+                <w:noProof/>
+                <w:webHidden/>
+              </w:rPr>
+              <w:t>7</w:t>
+            </w:r>
+            <w:r>
+              <w:rPr>
+                <w:noProof/>
+                <w:webHidden/>
+              </w:rPr>
+              <w:fldChar w:fldCharType="end"/>
+            </w:r>
+          </w:hyperlink>
+        </w:p>
+        <w:p>
+          <w:pPr>
+            <w:pStyle w:val="10"/>
+            <w:tabs>
+              <w:tab w:val="right" w:leader="dot" w:pos="9016"/>
+            </w:tabs>
+            <w:rPr>
+              <w:rFonts w:cstheme="minorBidi"/>
+              <w:noProof/>
+            </w:rPr>
+          </w:pPr>
+          <w:hyperlink w:anchor="_Toc61221983" w:history="1">
             <w:r>
               <w:rPr>
                 <w:rStyle w:val="a5"/>
@@ -681,7 +805,7 @@
                 <w:noProof/>
                 <w:webHidden/>
               </w:rPr>
-              <w:instrText xml:space="preserve"> PAGEREF _Toc54385812 \h </w:instrText>
+              <w:instrText xml:space="preserve"> PAGEREF _Toc61221983 \h </w:instrText>
             </w:r>
             <w:r>
               <w:rPr>
@@ -701,7 +825,405 @@
                 <w:noProof/>
                 <w:webHidden/>
               </w:rPr>
-              <w:t>6</w:t>
+              <w:t>8</w:t>
+            </w:r>
+            <w:r>
+              <w:rPr>
+                <w:noProof/>
+                <w:webHidden/>
+              </w:rPr>
+              <w:fldChar w:fldCharType="end"/>
+            </w:r>
+          </w:hyperlink>
+        </w:p>
+        <w:p>
+          <w:pPr>
+            <w:pStyle w:val="10"/>
+            <w:tabs>
+              <w:tab w:val="right" w:leader="dot" w:pos="9016"/>
+            </w:tabs>
+            <w:rPr>
+              <w:rFonts w:cstheme="minorBidi"/>
+              <w:noProof/>
+            </w:rPr>
+          </w:pPr>
+          <w:hyperlink w:anchor="_Toc61221984" w:history="1">
+            <w:r>
+              <w:rPr>
+                <w:rStyle w:val="a5"/>
+                <w:noProof/>
+              </w:rPr>
+              <w:t xml:space="preserve">ezEKP </w:t>
+            </w:r>
+            <w:r>
+              <w:rPr>
+                <w:rStyle w:val="a5"/>
+                <w:rFonts w:hint="eastAsia"/>
+                <w:noProof/>
+              </w:rPr>
+              <w:t>서비스</w:t>
+            </w:r>
+            <w:r>
+              <w:rPr>
+                <w:rStyle w:val="a5"/>
+                <w:noProof/>
+              </w:rPr>
+              <w:t xml:space="preserve"> </w:t>
+            </w:r>
+            <w:r>
+              <w:rPr>
+                <w:rStyle w:val="a5"/>
+                <w:rFonts w:hint="eastAsia"/>
+                <w:noProof/>
+              </w:rPr>
+              <w:t>종료</w:t>
+            </w:r>
+            <w:r>
+              <w:rPr>
+                <w:rStyle w:val="a5"/>
+                <w:noProof/>
+              </w:rPr>
+              <w:t xml:space="preserve"> </w:t>
+            </w:r>
+            <w:r>
+              <w:rPr>
+                <w:rStyle w:val="a5"/>
+                <w:rFonts w:hint="eastAsia"/>
+                <w:noProof/>
+              </w:rPr>
+              <w:t>방법</w:t>
+            </w:r>
+            <w:r>
+              <w:rPr>
+                <w:noProof/>
+                <w:webHidden/>
+              </w:rPr>
+              <w:tab/>
+            </w:r>
+            <w:r>
+              <w:rPr>
+                <w:noProof/>
+                <w:webHidden/>
+              </w:rPr>
+              <w:fldChar w:fldCharType="begin"/>
+            </w:r>
+            <w:r>
+              <w:rPr>
+                <w:noProof/>
+                <w:webHidden/>
+              </w:rPr>
+              <w:instrText xml:space="preserve"> PAGEREF _Toc61221984 \h </w:instrText>
+            </w:r>
+            <w:r>
+              <w:rPr>
+                <w:noProof/>
+                <w:webHidden/>
+              </w:rPr>
+            </w:r>
+            <w:r>
+              <w:rPr>
+                <w:noProof/>
+                <w:webHidden/>
+              </w:rPr>
+              <w:fldChar w:fldCharType="separate"/>
+            </w:r>
+            <w:r>
+              <w:rPr>
+                <w:noProof/>
+                <w:webHidden/>
+              </w:rPr>
+              <w:t>13</w:t>
+            </w:r>
+            <w:r>
+              <w:rPr>
+                <w:noProof/>
+                <w:webHidden/>
+              </w:rPr>
+              <w:fldChar w:fldCharType="end"/>
+            </w:r>
+          </w:hyperlink>
+        </w:p>
+        <w:p>
+          <w:pPr>
+            <w:pStyle w:val="10"/>
+            <w:tabs>
+              <w:tab w:val="right" w:leader="dot" w:pos="9016"/>
+            </w:tabs>
+            <w:rPr>
+              <w:rFonts w:cstheme="minorBidi"/>
+              <w:noProof/>
+            </w:rPr>
+          </w:pPr>
+          <w:hyperlink w:anchor="_Toc61221985" w:history="1">
+            <w:r>
+              <w:rPr>
+                <w:rStyle w:val="a5"/>
+                <w:noProof/>
+              </w:rPr>
+              <w:t xml:space="preserve">MariaDB </w:t>
+            </w:r>
+            <w:r>
+              <w:rPr>
+                <w:rStyle w:val="a5"/>
+                <w:rFonts w:hint="eastAsia"/>
+                <w:noProof/>
+              </w:rPr>
+              <w:t>종료</w:t>
+            </w:r>
+            <w:r>
+              <w:rPr>
+                <w:rStyle w:val="a5"/>
+                <w:noProof/>
+              </w:rPr>
+              <w:t xml:space="preserve"> </w:t>
+            </w:r>
+            <w:r>
+              <w:rPr>
+                <w:rStyle w:val="a5"/>
+                <w:rFonts w:hint="eastAsia"/>
+                <w:noProof/>
+              </w:rPr>
+              <w:t>방법</w:t>
+            </w:r>
+            <w:r>
+              <w:rPr>
+                <w:noProof/>
+                <w:webHidden/>
+              </w:rPr>
+              <w:tab/>
+            </w:r>
+            <w:r>
+              <w:rPr>
+                <w:noProof/>
+                <w:webHidden/>
+              </w:rPr>
+              <w:fldChar w:fldCharType="begin"/>
+            </w:r>
+            <w:r>
+              <w:rPr>
+                <w:noProof/>
+                <w:webHidden/>
+              </w:rPr>
+              <w:instrText xml:space="preserve"> PAGEREF _Toc61221985 \h </w:instrText>
+            </w:r>
+            <w:r>
+              <w:rPr>
+                <w:noProof/>
+                <w:webHidden/>
+              </w:rPr>
+            </w:r>
+            <w:r>
+              <w:rPr>
+                <w:noProof/>
+                <w:webHidden/>
+              </w:rPr>
+              <w:fldChar w:fldCharType="separate"/>
+            </w:r>
+            <w:r>
+              <w:rPr>
+                <w:noProof/>
+                <w:webHidden/>
+              </w:rPr>
+              <w:t>14</w:t>
+            </w:r>
+            <w:r>
+              <w:rPr>
+                <w:noProof/>
+                <w:webHidden/>
+              </w:rPr>
+              <w:fldChar w:fldCharType="end"/>
+            </w:r>
+          </w:hyperlink>
+        </w:p>
+        <w:p>
+          <w:pPr>
+            <w:pStyle w:val="10"/>
+            <w:tabs>
+              <w:tab w:val="right" w:leader="dot" w:pos="9016"/>
+            </w:tabs>
+            <w:rPr>
+              <w:rFonts w:cstheme="minorBidi"/>
+              <w:noProof/>
+            </w:rPr>
+          </w:pPr>
+          <w:hyperlink w:anchor="_Toc61221986" w:history="1">
+            <w:r>
+              <w:rPr>
+                <w:rStyle w:val="a5"/>
+                <w:noProof/>
+              </w:rPr>
+              <w:t xml:space="preserve">MariaDB </w:t>
+            </w:r>
+            <w:r>
+              <w:rPr>
+                <w:rStyle w:val="a5"/>
+                <w:rFonts w:hint="eastAsia"/>
+                <w:noProof/>
+              </w:rPr>
+              <w:t>시작</w:t>
+            </w:r>
+            <w:r>
+              <w:rPr>
+                <w:rStyle w:val="a5"/>
+                <w:noProof/>
+              </w:rPr>
+              <w:t xml:space="preserve"> </w:t>
+            </w:r>
+            <w:r>
+              <w:rPr>
+                <w:rStyle w:val="a5"/>
+                <w:rFonts w:hint="eastAsia"/>
+                <w:noProof/>
+              </w:rPr>
+              <w:t>방법</w:t>
+            </w:r>
+            <w:r>
+              <w:rPr>
+                <w:noProof/>
+                <w:webHidden/>
+              </w:rPr>
+              <w:tab/>
+            </w:r>
+            <w:r>
+              <w:rPr>
+                <w:noProof/>
+                <w:webHidden/>
+              </w:rPr>
+              <w:fldChar w:fldCharType="begin"/>
+            </w:r>
+            <w:r>
+              <w:rPr>
+                <w:noProof/>
+                <w:webHidden/>
+              </w:rPr>
+              <w:instrText xml:space="preserve"> PAGEREF _Toc61221986 \h </w:instrText>
+            </w:r>
+            <w:r>
+              <w:rPr>
+                <w:noProof/>
+                <w:webHidden/>
+              </w:rPr>
+            </w:r>
+            <w:r>
+              <w:rPr>
+                <w:noProof/>
+                <w:webHidden/>
+              </w:rPr>
+              <w:fldChar w:fldCharType="separate"/>
+            </w:r>
+            <w:r>
+              <w:rPr>
+                <w:noProof/>
+                <w:webHidden/>
+              </w:rPr>
+              <w:t>15</w:t>
+            </w:r>
+            <w:r>
+              <w:rPr>
+                <w:noProof/>
+                <w:webHidden/>
+              </w:rPr>
+              <w:fldChar w:fldCharType="end"/>
+            </w:r>
+          </w:hyperlink>
+        </w:p>
+        <w:p>
+          <w:pPr>
+            <w:pStyle w:val="10"/>
+            <w:tabs>
+              <w:tab w:val="right" w:leader="dot" w:pos="9016"/>
+            </w:tabs>
+            <w:rPr>
+              <w:rFonts w:cstheme="minorBidi"/>
+              <w:noProof/>
+            </w:rPr>
+          </w:pPr>
+          <w:hyperlink w:anchor="_Toc61221987" w:history="1">
+            <w:r>
+              <w:rPr>
+                <w:rStyle w:val="a5"/>
+                <w:noProof/>
+              </w:rPr>
+              <w:t xml:space="preserve">ezEKP </w:t>
+            </w:r>
+            <w:r>
+              <w:rPr>
+                <w:rStyle w:val="a5"/>
+                <w:rFonts w:hint="eastAsia"/>
+                <w:noProof/>
+              </w:rPr>
+              <w:t>서비스</w:t>
+            </w:r>
+            <w:r>
+              <w:rPr>
+                <w:rStyle w:val="a5"/>
+                <w:noProof/>
+              </w:rPr>
+              <w:t xml:space="preserve"> </w:t>
+            </w:r>
+            <w:r>
+              <w:rPr>
+                <w:rStyle w:val="a5"/>
+                <w:rFonts w:hint="eastAsia"/>
+                <w:noProof/>
+              </w:rPr>
+              <w:t>시작</w:t>
+            </w:r>
+            <w:r>
+              <w:rPr>
+                <w:rStyle w:val="a5"/>
+                <w:noProof/>
+              </w:rPr>
+              <w:t xml:space="preserve"> </w:t>
+            </w:r>
+            <w:r>
+              <w:rPr>
+                <w:rStyle w:val="a5"/>
+                <w:rFonts w:hint="eastAsia"/>
+                <w:noProof/>
+              </w:rPr>
+              <w:t>방법</w:t>
+            </w:r>
+            <w:r>
+              <w:rPr>
+                <w:noProof/>
+                <w:webHidden/>
+              </w:rPr>
+              <w:tab/>
+            </w:r>
+            <w:r>
+              <w:rPr>
+                <w:noProof/>
+                <w:webHidden/>
+              </w:rPr>
+              <w:fldChar w:fldCharType="begin"/>
+            </w:r>
+            <w:r>
+              <w:rPr>
+                <w:noProof/>
+                <w:webHidden/>
+              </w:rPr>
+              <w:instrText xml:space="preserve"> PAGEREF _Toc61221987 \h </w:instrText>
+            </w:r>
+            <w:r>
+              <w:rPr>
+                <w:noProof/>
+                <w:webHidden/>
+              </w:rPr>
+            </w:r>
+            <w:r>
+              <w:rPr>
+                <w:noProof/>
+                <w:webHidden/>
+              </w:rPr>
+              <w:fldChar w:fldCharType="separate"/>
+            </w:r>
+            <w:r>
+              <w:rPr>
+                <w:noProof/>
+                <w:webHidden/>
+              </w:rPr>
+              <w:t>16</w:t>
             </w:r>
             <w:r>
               <w:rPr>
@@ -752,7 +1274,7 @@
       <w:pPr>
         <w:pStyle w:val="1"/>
       </w:pPr>
-      <w:bookmarkStart w:id="1" w:name="_Toc54385809"/>
+      <w:bookmarkStart w:id="2" w:name="_Toc61221979"/>
       <w:r>
         <w:rPr>
           <w:rFonts w:hint="eastAsia"/>
@@ -760,7 +1282,7 @@
         <w:lastRenderedPageBreak/>
         <w:t>개요</w:t>
       </w:r>
-      <w:bookmarkEnd w:id="1"/>
+      <w:bookmarkEnd w:id="2"/>
     </w:p>
     <w:p>
       <w:r>
@@ -1279,7 +1801,13 @@
         <w:rPr>
           <w:rFonts w:hint="eastAsia"/>
         </w:rPr>
-        <w:t>이름을 변경하게</w:t>
+        <w:t>이름으로</w:t>
+      </w:r>
+      <w:r>
+        <w:rPr>
+          <w:rFonts w:hint="eastAsia"/>
+        </w:rPr>
+        <w:t xml:space="preserve"> 변경하게</w:t>
       </w:r>
       <w:r>
         <w:rPr>
@@ -1362,7 +1890,7 @@
       <w:pPr>
         <w:pStyle w:val="1"/>
       </w:pPr>
-      <w:bookmarkStart w:id="2" w:name="_Toc54385810"/>
+      <w:bookmarkStart w:id="3" w:name="_Toc61221980"/>
       <w:r>
         <w:rPr>
           <w:rFonts w:hint="eastAsia"/>
@@ -1381,7 +1909,7 @@
         </w:rPr>
         <w:t xml:space="preserve"> 히스토리</w:t>
       </w:r>
-      <w:bookmarkEnd w:id="2"/>
+      <w:bookmarkEnd w:id="3"/>
     </w:p>
     <w:p>
       <w:r>
@@ -1545,6 +2073,12 @@
         <w:rPr>
           <w:rFonts w:hint="eastAsia"/>
         </w:rPr>
+        <w:t>는</w:t>
+      </w:r>
+      <w:r>
+        <w:rPr>
+          <w:rFonts w:hint="eastAsia"/>
+        </w:rPr>
         <w:t xml:space="preserve"> </w:t>
       </w:r>
       <w:r>
@@ -1560,7 +2094,25 @@
         <w:t>서버</w:t>
       </w:r>
       <w:r>
-        <w:t>와</w:t>
+        <w:rPr>
+          <w:rFonts w:hint="eastAsia"/>
+        </w:rPr>
+        <w:t>를</w:t>
+      </w:r>
+      <w:r>
+        <w:rPr>
+          <w:rFonts w:hint="eastAsia"/>
+        </w:rPr>
+        <w:t xml:space="preserve"> 사용하며</w:t>
+      </w:r>
+      <w:r>
+        <w:t xml:space="preserve"> </w:t>
+      </w:r>
+      <w:r>
+        <w:rPr>
+          <w:rFonts w:hint="eastAsia"/>
+        </w:rPr>
+        <w:t>계정 시스템으로</w:t>
       </w:r>
       <w:r>
         <w:rPr>
@@ -1575,7 +2127,19 @@
         <w:rPr>
           <w:rFonts w:hint="eastAsia"/>
         </w:rPr>
-        <w:t xml:space="preserve">서버 그리고 </w:t>
+        <w:t>서버</w:t>
+      </w:r>
+      <w:r>
+        <w:rPr>
+          <w:rFonts w:hint="eastAsia"/>
+        </w:rPr>
+        <w:t>를</w:t>
+      </w:r>
+      <w:r>
+        <w:rPr>
+          <w:rFonts w:hint="eastAsia"/>
+        </w:rPr>
+        <w:t xml:space="preserve"> 그리고 </w:t>
       </w:r>
       <w:r>
         <w:rPr>
@@ -1973,7 +2537,19 @@
         <w:rPr>
           <w:rFonts w:hint="eastAsia"/>
         </w:rPr>
-        <w:t>을 기반으로 설계하였으며 기본적으로 최대한 동일하게 만들고자 하는 방향에 따라 개발되었다.</w:t>
+        <w:t xml:space="preserve">을 </w:t>
+      </w:r>
+      <w:r>
+        <w:rPr>
+          <w:rFonts w:hint="eastAsia"/>
+        </w:rPr>
+        <w:t>참고하여</w:t>
+      </w:r>
+      <w:r>
+        <w:rPr>
+          <w:rFonts w:hint="eastAsia"/>
+        </w:rPr>
+        <w:t xml:space="preserve"> 설계하였으며 기본적으로 최대한 동일하게 만들고자 하는 방향에 따라 개발되었다.</w:t>
       </w:r>
       <w:r>
         <w:t xml:space="preserve"> DB </w:t>
@@ -2129,7 +2705,19 @@
         <w:rPr>
           <w:rFonts w:hint="eastAsia"/>
         </w:rPr>
-        <w:t xml:space="preserve">닷넷과 동일한 제품처럼 보였으나 그 후 개인화된 포털을 구현하고 </w:t>
+        <w:t>닷넷과 동일한 제품처럼 보였으나 그 후 개인화된 포털</w:t>
+      </w:r>
+      <w:r>
+        <w:rPr>
+          <w:rFonts w:hint="eastAsia"/>
+        </w:rPr>
+        <w:t>(Personalized Portal)</w:t>
+      </w:r>
+      <w:r>
+        <w:rPr>
+          <w:rFonts w:hint="eastAsia"/>
+        </w:rPr>
+        <w:t xml:space="preserve">을 구현하고 </w:t>
       </w:r>
       <w:r>
         <w:t>UI</w:t>
@@ -2167,7 +2755,7 @@
       <w:pPr>
         <w:pStyle w:val="1"/>
       </w:pPr>
-      <w:bookmarkStart w:id="3" w:name="_Toc54385811"/>
+      <w:bookmarkStart w:id="4" w:name="_Toc61221981"/>
       <w:r>
         <w:rPr>
           <w:rFonts w:hint="eastAsia"/>
@@ -2180,7 +2768,7 @@
         </w:rPr>
         <w:t>구성</w:t>
       </w:r>
-      <w:bookmarkEnd w:id="3"/>
+      <w:bookmarkEnd w:id="4"/>
     </w:p>
     <w:p>
       <w:r>
@@ -2229,7 +2817,14 @@
         <w:rPr>
           <w:rFonts w:hint="eastAsia"/>
         </w:rPr>
-        <w:t>들로 구성되어 있</w:t>
+        <w:t>들로 구성되</w:t>
+      </w:r>
+      <w:r>
+        <w:rPr>
+          <w:rFonts w:hint="eastAsia"/>
+        </w:rPr>
+        <w:lastRenderedPageBreak/>
+        <w:t>어 있</w:t>
       </w:r>
       <w:r>
         <w:rPr>
@@ -2251,7 +2846,6 @@
         <w:rPr>
           <w:rFonts w:hint="eastAsia"/>
         </w:rPr>
-        <w:lastRenderedPageBreak/>
         <w:t>ezFlow Web Application</w:t>
       </w:r>
       <w:r>
@@ -2474,6 +3068,60 @@
         </w:rPr>
         <w:t>를 제공하는 부분을 게이트웨이 서버라고 부른다.</w:t>
       </w:r>
+      <w:r>
+        <w:t xml:space="preserve"> HTTP</w:t>
+      </w:r>
+      <w:r>
+        <w:rPr>
+          <w:rFonts w:hint="eastAsia"/>
+        </w:rPr>
+        <w:t xml:space="preserve">를 사용할 때는 </w:t>
+      </w:r>
+      <w:r>
+        <w:t>80</w:t>
+      </w:r>
+      <w:r>
+        <w:rPr>
+          <w:rFonts w:hint="eastAsia"/>
+        </w:rPr>
+        <w:t>번</w:t>
+      </w:r>
+      <w:r>
+        <w:t xml:space="preserve"> </w:t>
+      </w:r>
+      <w:r>
+        <w:rPr>
+          <w:rFonts w:hint="eastAsia"/>
+        </w:rPr>
+        <w:t xml:space="preserve">포트를 사용하며 </w:t>
+      </w:r>
+      <w:r>
+        <w:t>HTTPS</w:t>
+      </w:r>
+      <w:r>
+        <w:rPr>
+          <w:rFonts w:hint="eastAsia"/>
+        </w:rPr>
+        <w:t xml:space="preserve">일 때는 </w:t>
+      </w:r>
+      <w:r>
+        <w:t>443</w:t>
+      </w:r>
+      <w:r>
+        <w:rPr>
+          <w:rFonts w:hint="eastAsia"/>
+        </w:rPr>
+        <w:t>번</w:t>
+      </w:r>
+      <w:r>
+        <w:t xml:space="preserve"> </w:t>
+      </w:r>
+      <w:r>
+        <w:rPr>
+          <w:rFonts w:hint="eastAsia"/>
+        </w:rPr>
+        <w:t>포트가 사용된다.</w:t>
+      </w:r>
     </w:p>
     <w:p>
       <w:pPr>
@@ -2510,7 +3158,184 @@
         <w:rPr>
           <w:rFonts w:hint="eastAsia"/>
         </w:rPr>
-        <w:t>프로토콜을 제공하는 메일 서버로 사용자 편지함을 저장하고 관리하는 서버이다.</w:t>
+        <w:t xml:space="preserve">프로토콜을 제공하는 메일 서버로 사용자 편지함을 저장하고 </w:t>
+      </w:r>
+      <w:r>
+        <w:rPr>
+          <w:rFonts w:hint="eastAsia"/>
+        </w:rPr>
+        <w:t xml:space="preserve">관리하며 메일 수발신을 </w:t>
+      </w:r>
+      <w:r>
+        <w:rPr>
+          <w:rFonts w:hint="eastAsia"/>
+        </w:rPr>
+        <w:t>수행하는</w:t>
+      </w:r>
+      <w:r>
+        <w:rPr>
+          <w:rFonts w:hint="eastAsia"/>
+        </w:rPr>
+        <w:t xml:space="preserve"> 서버이다.</w:t>
+      </w:r>
+      <w:r>
+        <w:t xml:space="preserve"> SMTP</w:t>
+      </w:r>
+      <w:r>
+        <w:rPr>
+          <w:rFonts w:hint="eastAsia"/>
+        </w:rPr>
+        <w:t xml:space="preserve">는 </w:t>
+      </w:r>
+      <w:r>
+        <w:t>25</w:t>
+      </w:r>
+      <w:r>
+        <w:rPr>
+          <w:rFonts w:hint="eastAsia"/>
+        </w:rPr>
+        <w:t xml:space="preserve">번 포트를 사용하며 </w:t>
+      </w:r>
+      <w:r>
+        <w:rPr>
+          <w:rFonts w:hint="eastAsia"/>
+        </w:rPr>
+        <w:t xml:space="preserve">통신 보안 프로토콜인 </w:t>
+      </w:r>
+      <w:r>
+        <w:t>TLS(</w:t>
+      </w:r>
+      <w:r>
+        <w:rPr>
+          <w:rFonts w:hint="eastAsia"/>
+        </w:rPr>
+        <w:t xml:space="preserve">혹은 </w:t>
+      </w:r>
+      <w:r>
+        <w:t>SSL</w:t>
+      </w:r>
+      <w:r>
+        <w:rPr>
+          <w:rFonts w:hint="eastAsia"/>
+        </w:rPr>
+        <w:t>이라고도 부름.</w:t>
+      </w:r>
+      <w:r>
+        <w:t xml:space="preserve"> SSL</w:t>
+      </w:r>
+      <w:r>
+        <w:rPr>
+          <w:rFonts w:hint="eastAsia"/>
+        </w:rPr>
+        <w:t xml:space="preserve">은 이전 버전의 이름으로 현재는 </w:t>
+      </w:r>
+      <w:r>
+        <w:t>TLS</w:t>
+      </w:r>
+      <w:r>
+        <w:rPr>
+          <w:rFonts w:hint="eastAsia"/>
+        </w:rPr>
+        <w:t>라고 부르는 것이 더 정확함</w:t>
+      </w:r>
+      <w:r>
+        <w:t>)</w:t>
+      </w:r>
+      <w:r>
+        <w:rPr>
+          <w:rFonts w:hint="eastAsia"/>
+        </w:rPr>
+        <w:t xml:space="preserve">가 적용됐을 때는 465번 포트 혹은 </w:t>
+      </w:r>
+      <w:r>
+        <w:t>587</w:t>
+      </w:r>
+      <w:r>
+        <w:rPr>
+          <w:rFonts w:hint="eastAsia"/>
+        </w:rPr>
+        <w:t>번 포트를 사용한다.</w:t>
+      </w:r>
+      <w:r>
+        <w:t xml:space="preserve"> IMAP4</w:t>
+      </w:r>
+      <w:r>
+        <w:rPr>
+          <w:rFonts w:hint="eastAsia"/>
+        </w:rPr>
+        <w:t xml:space="preserve">는 </w:t>
+      </w:r>
+      <w:r>
+        <w:t>143</w:t>
+      </w:r>
+      <w:r>
+        <w:rPr>
+          <w:rFonts w:hint="eastAsia"/>
+        </w:rPr>
+        <w:t>번</w:t>
+      </w:r>
+      <w:r>
+        <w:t xml:space="preserve"> </w:t>
+      </w:r>
+      <w:r>
+        <w:rPr>
+          <w:rFonts w:hint="eastAsia"/>
+        </w:rPr>
+        <w:t xml:space="preserve">포트를 사용하며 </w:t>
+      </w:r>
+      <w:r>
+        <w:t>TLS</w:t>
+      </w:r>
+      <w:r>
+        <w:rPr>
+          <w:rFonts w:hint="eastAsia"/>
+        </w:rPr>
+        <w:t xml:space="preserve">가 적용됐을 때는 </w:t>
+      </w:r>
+      <w:r>
+        <w:t>993</w:t>
+      </w:r>
+      <w:r>
+        <w:rPr>
+          <w:rFonts w:hint="eastAsia"/>
+        </w:rPr>
+        <w:t xml:space="preserve">번 포트를 사용한다. </w:t>
+      </w:r>
+      <w:r>
+        <w:t>POP3</w:t>
+      </w:r>
+      <w:r>
+        <w:rPr>
+          <w:rFonts w:hint="eastAsia"/>
+        </w:rPr>
+        <w:t xml:space="preserve">는 </w:t>
+      </w:r>
+      <w:r>
+        <w:t>110</w:t>
+      </w:r>
+      <w:r>
+        <w:rPr>
+          <w:rFonts w:hint="eastAsia"/>
+        </w:rPr>
+        <w:t xml:space="preserve">번 포트를 사용하며 </w:t>
+      </w:r>
+      <w:r>
+        <w:t>TLS</w:t>
+      </w:r>
+      <w:r>
+        <w:rPr>
+          <w:rFonts w:hint="eastAsia"/>
+        </w:rPr>
+        <w:t xml:space="preserve">가 적용됐을 때는 </w:t>
+      </w:r>
+      <w:r>
+        <w:t>995</w:t>
+      </w:r>
+      <w:r>
+        <w:rPr>
+          <w:rFonts w:hint="eastAsia"/>
+        </w:rPr>
+        <w:t>번 포트를 사용한다.</w:t>
       </w:r>
     </w:p>
     <w:p>
@@ -2596,6 +3421,12 @@
         <w:rPr>
           <w:rFonts w:hint="eastAsia"/>
         </w:rPr>
+        <w:t>웹</w:t>
+      </w:r>
+      <w:r>
+        <w:rPr>
+          <w:rFonts w:hint="eastAsia"/>
+        </w:rPr>
         <w:t xml:space="preserve">애플리케이션과 </w:t>
       </w:r>
       <w:r>
@@ -2615,6 +3446,15 @@
           <w:rFonts w:hint="eastAsia"/>
         </w:rPr>
         <w:t>를 사용한다.</w:t>
+      </w:r>
+      <w:r>
+        <w:t xml:space="preserve"> jgw-server</w:t>
+      </w:r>
+      <w:r>
+        <w:rPr>
+          <w:rFonts w:hint="eastAsia"/>
+        </w:rPr>
+        <w:t>는 9090 포트상에서 동작한다.</w:t>
       </w:r>
       <w:r>
         <w:br/>
@@ -2752,6 +3592,7 @@
         <w:ind w:leftChars="0"/>
       </w:pPr>
       <w:r>
+        <w:lastRenderedPageBreak/>
         <w:t>ezSyncServer</w:t>
       </w:r>
     </w:p>
@@ -2795,7 +3636,58 @@
         <w:rPr>
           <w:rFonts w:hint="eastAsia"/>
         </w:rPr>
-        <w:t>에서 정의한 인사연동뷰의 구조에 맞게 인사 시스템에서 인사연동뷰를 제공해 주면 해당 뷰의 정보를 기반으로 인사연동을 수행하게 된다.</w:t>
+        <w:t>에서 정의한 인사연동뷰의 구조</w:t>
+      </w:r>
+      <w:r>
+        <w:rPr>
+          <w:rFonts w:hint="eastAsia"/>
+        </w:rPr>
+        <w:t>(</w:t>
+      </w:r>
+      <w:r>
+        <w:t>‘</w:t>
+      </w:r>
+      <w:r>
+        <w:rPr>
+          <w:rFonts w:hint="eastAsia"/>
+        </w:rPr>
+        <w:t>인사연동</w:t>
+      </w:r>
+      <w:r>
+        <w:t>_뷰테이블_정의서.xlsx</w:t>
+      </w:r>
+      <w:r>
+        <w:t xml:space="preserve">’ </w:t>
+      </w:r>
+      <w:r>
+        <w:rPr>
+          <w:rFonts w:hint="eastAsia"/>
+        </w:rPr>
+        <w:t>참고)</w:t>
+      </w:r>
+      <w:r>
+        <w:rPr>
+          <w:rFonts w:hint="eastAsia"/>
+        </w:rPr>
+        <w:t>에 맞게 인사 시스템에서 인사연동뷰를 제공해 주면 해당 뷰의 정보를 기반으로 인사연동을 수행하게 된다.</w:t>
+      </w:r>
+      <w:r>
+        <w:t xml:space="preserve"> ezSyncServer</w:t>
+      </w:r>
+      <w:r>
+        <w:rPr>
+          <w:rFonts w:hint="eastAsia"/>
+        </w:rPr>
+        <w:t xml:space="preserve">는 </w:t>
+      </w:r>
+      <w:r>
+        <w:t xml:space="preserve">9091 </w:t>
+      </w:r>
+      <w:r>
+        <w:rPr>
+          <w:rFonts w:hint="eastAsia"/>
+        </w:rPr>
+        <w:t>포트를 사용한다.</w:t>
       </w:r>
     </w:p>
     <w:p>
@@ -2827,14 +3719,7 @@
         <w:rPr>
           <w:rFonts w:hint="eastAsia"/>
         </w:rPr>
-        <w:t xml:space="preserve">며 </w:t>
-      </w:r>
-      <w:r>
-        <w:rPr>
-          <w:rFonts w:hint="eastAsia"/>
-        </w:rPr>
-        <w:lastRenderedPageBreak/>
-        <w:t xml:space="preserve">애플리케이션 </w:t>
+        <w:t xml:space="preserve">며 애플리케이션 </w:t>
       </w:r>
       <w:r>
         <w:rPr>
@@ -2955,6 +3840,78 @@
         </w:rPr>
         <w:t>도 지원하고 있다.</w:t>
       </w:r>
+      <w:r>
+        <w:t xml:space="preserve"> </w:t>
+      </w:r>
+      <w:r>
+        <w:rPr>
+          <w:rFonts w:hint="eastAsia"/>
+        </w:rPr>
+        <w:t xml:space="preserve">참고로 </w:t>
+      </w:r>
+      <w:r>
+        <w:rPr>
+          <w:rFonts w:hint="eastAsia"/>
+        </w:rPr>
+        <w:t>M</w:t>
+      </w:r>
+      <w:r>
+        <w:t>ariaDB</w:t>
+      </w:r>
+      <w:r>
+        <w:rPr>
+          <w:rFonts w:hint="eastAsia"/>
+        </w:rPr>
+        <w:t xml:space="preserve">는 오픈소스 </w:t>
+      </w:r>
+      <w:r>
+        <w:t>DB</w:t>
+      </w:r>
+      <w:r>
+        <w:rPr>
+          <w:rFonts w:hint="eastAsia"/>
+        </w:rPr>
+        <w:t xml:space="preserve">로 </w:t>
+      </w:r>
+      <w:r>
+        <w:t xml:space="preserve">ezEKP </w:t>
+      </w:r>
+      <w:r>
+        <w:rPr>
+          <w:rFonts w:hint="eastAsia"/>
+        </w:rPr>
+        <w:t xml:space="preserve">자바 패키지안에 포함되어 있어 </w:t>
+      </w:r>
+      <w:r>
+        <w:t xml:space="preserve">ezEKP </w:t>
+      </w:r>
+      <w:r>
+        <w:rPr>
+          <w:rFonts w:hint="eastAsia"/>
+        </w:rPr>
+        <w:t xml:space="preserve">자바 설치 시 함께 </w:t>
+      </w:r>
+      <w:r>
+        <w:rPr>
+          <w:rFonts w:hint="eastAsia"/>
+        </w:rPr>
+        <w:t>설치되</w:t>
+      </w:r>
+      <w:r>
+        <w:rPr>
+          <w:rFonts w:hint="eastAsia"/>
+        </w:rPr>
+        <w:t xml:space="preserve">나 오라클 데이터베이스는 상용 </w:t>
+      </w:r>
+      <w:r>
+        <w:t>DB</w:t>
+      </w:r>
+      <w:r>
+        <w:rPr>
+          <w:rFonts w:hint="eastAsia"/>
+        </w:rPr>
+        <w:t>이므로 고객의 요청에 의해 오라클 엔지니어가 설치하게 된다.</w:t>
+      </w:r>
     </w:p>
     <w:p>
       <w:r>
@@ -3027,15 +3984,6 @@
         <w:t xml:space="preserve">이고 그 외 </w:t>
       </w:r>
       <w:r>
-        <w:t>JBoss</w:t>
-      </w:r>
-      <w:r>
-        <w:rPr>
-          <w:rFonts w:hint="eastAsia"/>
-        </w:rPr>
-        <w:t xml:space="preserve">와 </w:t>
-      </w:r>
-      <w:r>
         <w:t>JEUS</w:t>
       </w:r>
       <w:r>
@@ -3051,7 +3999,14 @@
         <w:rPr>
           <w:rFonts w:hint="eastAsia"/>
         </w:rPr>
-        <w:t xml:space="preserve">패키지 안에 포함되어 있는 </w:t>
+        <w:t xml:space="preserve">패키지 안에 포함되어 </w:t>
+      </w:r>
+      <w:r>
+        <w:rPr>
+          <w:rFonts w:hint="eastAsia"/>
+        </w:rPr>
+        <w:lastRenderedPageBreak/>
+        <w:t xml:space="preserve">있는 </w:t>
       </w:r>
       <w:r>
         <w:t>ezFlow</w:t>
@@ -3302,14 +4257,7 @@
         <w:rPr>
           <w:rFonts w:hint="eastAsia"/>
         </w:rPr>
-        <w:t xml:space="preserve">를 사용하는 </w:t>
-      </w:r>
-      <w:r>
-        <w:rPr>
-          <w:rFonts w:hint="eastAsia"/>
-        </w:rPr>
-        <w:lastRenderedPageBreak/>
-        <w:t>것</w:t>
+        <w:t>를 사용하는 것</w:t>
       </w:r>
       <w:r>
         <w:rPr>
@@ -3682,6 +4630,7 @@
     </w:p>
     <w:p>
       <w:r>
+        <w:lastRenderedPageBreak/>
         <w:t xml:space="preserve"> </w:t>
       </w:r>
       <w:r>
@@ -3691,7 +4640,16 @@
         <w:t>위에서 소개한 ezEKP 내 모듈들(</w:t>
       </w:r>
       <w:r>
-        <w:t>ezMobie, ezFlow, jmocha-server, jgw-server)</w:t>
+        <w:t xml:space="preserve">ezSyncServer, </w:t>
+      </w:r>
+      <w:r>
+        <w:t>ezMobi</w:t>
+      </w:r>
+      <w:r>
+        <w:t>l</w:t>
+      </w:r>
+      <w:r>
+        <w:t>e, ezFlow, jmocha-server, jgw-server)</w:t>
       </w:r>
       <w:r>
         <w:rPr>
@@ -3701,6 +4659,24 @@
       </w:r>
       <w:r>
         <w:t>8</w:t>
+      </w:r>
+      <w:r>
+        <w:t>(</w:t>
+      </w:r>
+      <w:r>
+        <w:rPr>
+          <w:rFonts w:hint="eastAsia"/>
+        </w:rPr>
+        <w:t xml:space="preserve">자바 </w:t>
+      </w:r>
+      <w:r>
+        <w:t>1.8</w:t>
+      </w:r>
+      <w:r>
+        <w:rPr>
+          <w:rFonts w:hint="eastAsia"/>
+        </w:rPr>
+        <w:t>이라고도 부름)</w:t>
       </w:r>
       <w:r>
         <w:rPr>
@@ -3852,24 +4828,12 @@
       <w:pPr>
         <w:pStyle w:val="1"/>
       </w:pPr>
-      <w:r>
-        <w:rPr>
-          <w:rFonts w:hint="eastAsia"/>
-        </w:rPr>
-        <w:lastRenderedPageBreak/>
-        <w:t xml:space="preserve">ezEKP 자바 </w:t>
-      </w:r>
-      <w:r>
-        <w:rPr>
-          <w:rFonts w:hint="eastAsia"/>
-        </w:rPr>
-        <w:t>모듈</w:t>
-      </w:r>
-      <w:r>
-        <w:rPr>
-          <w:rFonts w:hint="eastAsia"/>
-        </w:rPr>
-        <w:t xml:space="preserve"> </w:t>
+      <w:bookmarkStart w:id="5" w:name="_Toc61221982"/>
+      <w:r>
+        <w:rPr>
+          <w:rFonts w:hint="eastAsia"/>
+        </w:rPr>
+        <w:t xml:space="preserve">ezEKP 자바 모듈 </w:t>
       </w:r>
       <w:r>
         <w:rPr>
@@ -3883,33 +4847,971 @@
         </w:rPr>
         <w:t>배치</w:t>
       </w:r>
+      <w:bookmarkEnd w:id="5"/>
     </w:p>
     <w:p>
       <w:r>
+        <w:t xml:space="preserve"> </w:t>
+      </w:r>
+      <w:r>
         <w:t>ezEKP</w:t>
       </w:r>
       <w:r>
         <w:rPr>
           <w:rFonts w:hint="eastAsia"/>
         </w:rPr>
-        <w:t>를 구성하는 애플리케이션 모듈들은 모두 단일 머신에 배치될 수 있다.</w:t>
-      </w:r>
-      <w:bookmarkStart w:id="4" w:name="_GoBack"/>
-      <w:bookmarkEnd w:id="4"/>
+        <w:t xml:space="preserve">를 구성하는 애플리케이션 모듈들은 </w:t>
+      </w:r>
+      <w:r>
+        <w:rPr>
+          <w:rFonts w:hint="eastAsia"/>
+        </w:rPr>
+        <w:t>DB</w:t>
+      </w:r>
+      <w:r>
+        <w:t xml:space="preserve"> </w:t>
+      </w:r>
+      <w:r>
+        <w:rPr>
+          <w:rFonts w:hint="eastAsia"/>
+        </w:rPr>
+        <w:t xml:space="preserve">서버를 포함하여 </w:t>
+      </w:r>
+      <w:r>
+        <w:rPr>
+          <w:rFonts w:hint="eastAsia"/>
+        </w:rPr>
+        <w:t>모두 단일 머신에 배치될 수 있다.</w:t>
+      </w:r>
+      <w:r>
+        <w:t xml:space="preserve"> </w:t>
+      </w:r>
+      <w:r>
+        <w:rPr>
+          <w:rFonts w:hint="eastAsia"/>
+        </w:rPr>
+        <w:t>하지만 사용자수가 많은 경우 단일 머신으로는 서비스를 제대로 할 수 없기 때문에 다수의 머신을 사용하여 애플리케이션 모듈들을 분산 배치하게 된다.</w:t>
+      </w:r>
+      <w:r>
+        <w:t xml:space="preserve"> </w:t>
+      </w:r>
+      <w:r>
+        <w:rPr>
+          <w:rFonts w:hint="eastAsia"/>
+        </w:rPr>
+        <w:t>즉,</w:t>
+      </w:r>
+      <w:r>
+        <w:t xml:space="preserve"> ezMobile, ezFlow, jmocha-server, </w:t>
+      </w:r>
+      <w:r>
+        <w:rPr>
+          <w:rFonts w:hint="eastAsia"/>
+        </w:rPr>
+        <w:t>DB 서버를 각각 별도의 머신에 설치하는 것이다.</w:t>
+      </w:r>
+      <w:r>
+        <w:t xml:space="preserve"> </w:t>
+      </w:r>
+      <w:r>
+        <w:rPr>
+          <w:rFonts w:hint="eastAsia"/>
+        </w:rPr>
+        <w:t>다만,</w:t>
+      </w:r>
+      <w:r>
+        <w:t xml:space="preserve"> </w:t>
+      </w:r>
+      <w:r>
+        <w:t>jgw-server</w:t>
+      </w:r>
+      <w:r>
+        <w:rPr>
+          <w:rFonts w:hint="eastAsia"/>
+        </w:rPr>
+        <w:t xml:space="preserve">의 경우엔 메일 서버의 보조 역할을 수행하는 모듈이기 때문에 </w:t>
+      </w:r>
+      <w:r>
+        <w:t>jmocha-server</w:t>
+      </w:r>
+      <w:r>
+        <w:rPr>
+          <w:rFonts w:hint="eastAsia"/>
+        </w:rPr>
+        <w:t>와 항상 동일 머신에 설치</w:t>
+      </w:r>
+      <w:r>
+        <w:rPr>
+          <w:rFonts w:hint="eastAsia"/>
+        </w:rPr>
+        <w:t>한다고 보면 된다.</w:t>
+      </w:r>
+      <w:r>
+        <w:t xml:space="preserve"> </w:t>
+      </w:r>
+      <w:r>
+        <w:rPr>
+          <w:rFonts w:hint="eastAsia"/>
+        </w:rPr>
+        <w:t xml:space="preserve">즉 </w:t>
+      </w:r>
+      <w:r>
+        <w:t>jmocha-server</w:t>
+      </w:r>
+      <w:r>
+        <w:rPr>
+          <w:rFonts w:hint="eastAsia"/>
+        </w:rPr>
+        <w:t xml:space="preserve">와 </w:t>
+      </w:r>
+      <w:r>
+        <w:t>jgw-server</w:t>
+      </w:r>
+      <w:r>
+        <w:rPr>
+          <w:rFonts w:hint="eastAsia"/>
+        </w:rPr>
+        <w:t>는 하나의 그룹으로서 동작하는 애플리케이션 모듈들이다.</w:t>
+      </w:r>
+      <w:r>
+        <w:t xml:space="preserve"> </w:t>
+      </w:r>
+      <w:r>
+        <w:t>ezSyncServer</w:t>
+      </w:r>
+      <w:r>
+        <w:rPr>
+          <w:rFonts w:hint="eastAsia"/>
+        </w:rPr>
+        <w:t xml:space="preserve">의 경우에도 독립된 머신을 할당할 정도의 로드를 갖고 있는 것이 아니기 때문에 항상 </w:t>
+      </w:r>
+      <w:r>
+        <w:t>ezFlow</w:t>
+      </w:r>
+      <w:r>
+        <w:rPr>
+          <w:rFonts w:hint="eastAsia"/>
+        </w:rPr>
+        <w:t>와 동일 머신에 설치한다.</w:t>
+      </w:r>
+      <w:r>
+        <w:t xml:space="preserve"> </w:t>
+      </w:r>
+      <w:r>
+        <w:rPr>
+          <w:rFonts w:hint="eastAsia"/>
+        </w:rPr>
+        <w:t xml:space="preserve">필요에 따라 </w:t>
+      </w:r>
+      <w:r>
+        <w:t>ezMobile</w:t>
+      </w:r>
+      <w:r>
+        <w:rPr>
+          <w:rFonts w:hint="eastAsia"/>
+        </w:rPr>
+        <w:t xml:space="preserve">과 </w:t>
+      </w:r>
+      <w:r>
+        <w:t>ezFlow</w:t>
+      </w:r>
+      <w:r>
+        <w:rPr>
+          <w:rFonts w:hint="eastAsia"/>
+        </w:rPr>
+        <w:t xml:space="preserve">를 동일 머신에 설치할 수도 있고 모든 모듈들을 단일 머신에 설치하되 </w:t>
+      </w:r>
+      <w:r>
+        <w:t xml:space="preserve">DB </w:t>
+      </w:r>
+      <w:r>
+        <w:rPr>
+          <w:rFonts w:hint="eastAsia"/>
+        </w:rPr>
+        <w:t>서버만 별도의 머신으로 분리하는 형태도 가능하다.</w:t>
+      </w:r>
+    </w:p>
+    <w:p>
+      <w:pPr>
+        <w:rPr>
+          <w:rFonts w:hint="eastAsia"/>
+        </w:rPr>
+      </w:pPr>
+      <w:r>
+        <w:t xml:space="preserve">  </w:t>
+      </w:r>
+      <w:r>
+        <w:rPr>
+          <w:rFonts w:hint="eastAsia"/>
+        </w:rPr>
+        <w:t>또한 하나의 머신에 고장이 발생했을 경우</w:t>
+      </w:r>
+      <w:r>
+        <w:rPr>
+          <w:rFonts w:hint="eastAsia"/>
+        </w:rPr>
+        <w:t>에</w:t>
+      </w:r>
+      <w:r>
+        <w:rPr>
+          <w:rFonts w:hint="eastAsia"/>
+        </w:rPr>
+        <w:t xml:space="preserve"> 서비스가 중단되지 않고 계속될 수 있도록 동일 애플리케이션 모듈을 실행하는 다수의 머신</w:t>
+      </w:r>
+      <w:r>
+        <w:rPr>
+          <w:rFonts w:hint="eastAsia"/>
+        </w:rPr>
+        <w:t>을 두기도 하는데 이러한 특성을 고가용성(</w:t>
+      </w:r>
+      <w:r>
+        <w:t>HA: High Availability)</w:t>
+      </w:r>
+      <w:r>
+        <w:rPr>
+          <w:rFonts w:hint="eastAsia"/>
+        </w:rPr>
+        <w:t>이라고 부르고 이중화를 한다고도 표현한다.</w:t>
+      </w:r>
+      <w:r>
+        <w:t xml:space="preserve"> </w:t>
+      </w:r>
+      <w:r>
+        <w:rPr>
+          <w:rFonts w:hint="eastAsia"/>
+        </w:rPr>
+        <w:t xml:space="preserve">이 경우 </w:t>
+      </w:r>
+      <w:r>
+        <w:t>ezMobile 2</w:t>
+      </w:r>
+      <w:r>
+        <w:rPr>
+          <w:rFonts w:hint="eastAsia"/>
+        </w:rPr>
+        <w:t>대,</w:t>
+      </w:r>
+      <w:r>
+        <w:t xml:space="preserve"> ezFlow 2</w:t>
+      </w:r>
+      <w:r>
+        <w:rPr>
+          <w:rFonts w:hint="eastAsia"/>
+        </w:rPr>
+        <w:t>대,</w:t>
+      </w:r>
+      <w:r>
+        <w:t xml:space="preserve"> jmocha-server 2</w:t>
+      </w:r>
+      <w:r>
+        <w:rPr>
+          <w:rFonts w:hint="eastAsia"/>
+        </w:rPr>
+        <w:t>대와 같</w:t>
+      </w:r>
+      <w:r>
+        <w:rPr>
+          <w:rFonts w:hint="eastAsia"/>
+        </w:rPr>
+        <w:t>은 형태로 구성할 수 있으며</w:t>
+      </w:r>
+      <w:r>
+        <w:rPr>
+          <w:rFonts w:hint="eastAsia"/>
+        </w:rPr>
+        <w:t xml:space="preserve"> 필요 시 </w:t>
+      </w:r>
+      <w:r>
+        <w:t>3</w:t>
+      </w:r>
+      <w:r>
+        <w:rPr>
+          <w:rFonts w:hint="eastAsia"/>
+        </w:rPr>
+        <w:t>대 이상으로 구성할 수도 있다.</w:t>
+      </w:r>
+      <w:r>
+        <w:t>(</w:t>
+      </w:r>
+      <w:r>
+        <w:rPr>
+          <w:rFonts w:hint="eastAsia"/>
+        </w:rPr>
+        <w:t>주의:</w:t>
+      </w:r>
+      <w:r>
+        <w:t xml:space="preserve"> ezSyncServer</w:t>
+      </w:r>
+      <w:r>
+        <w:rPr>
+          <w:rFonts w:hint="eastAsia"/>
+        </w:rPr>
+        <w:t xml:space="preserve">는 항상 한대로만 구성하며 보통 </w:t>
+      </w:r>
+      <w:r>
+        <w:t>ezFlow</w:t>
+      </w:r>
+      <w:r>
+        <w:rPr>
+          <w:rFonts w:hint="eastAsia"/>
+        </w:rPr>
+        <w:t>를 설치한 첫 번째 머신에 함께 위치시킨다.</w:t>
+      </w:r>
+      <w:r>
+        <w:t>)</w:t>
+      </w:r>
+      <w:r>
+        <w:t xml:space="preserve"> DB </w:t>
+      </w:r>
+      <w:r>
+        <w:rPr>
+          <w:rFonts w:hint="eastAsia"/>
+        </w:rPr>
+        <w:t xml:space="preserve">서버의 경우에도 이중화를 위해 </w:t>
+      </w:r>
+      <w:r>
+        <w:t>2</w:t>
+      </w:r>
+      <w:r>
+        <w:rPr>
+          <w:rFonts w:hint="eastAsia"/>
+        </w:rPr>
+        <w:t xml:space="preserve">대 혹은 그 이상의 머신을 두어 구성할 수 있는데 </w:t>
+      </w:r>
+      <w:r>
+        <w:t>MariaDB</w:t>
+      </w:r>
+      <w:r>
+        <w:rPr>
+          <w:rFonts w:hint="eastAsia"/>
+        </w:rPr>
+        <w:t xml:space="preserve">의 경우엔 </w:t>
+      </w:r>
+      <w:r>
+        <w:t>MariaDB Cluster(Galera Cluster</w:t>
+      </w:r>
+      <w:r>
+        <w:rPr>
+          <w:rFonts w:hint="eastAsia"/>
+        </w:rPr>
+        <w:t xml:space="preserve">라고도 함)가 고가용성을 위한 기능을 제공하며 오라클의 경우엔 오라클 </w:t>
+      </w:r>
+      <w:r>
+        <w:t>RAC(Real Application Cluster)</w:t>
+      </w:r>
+      <w:r>
+        <w:rPr>
+          <w:rFonts w:hint="eastAsia"/>
+        </w:rPr>
+        <w:t>가</w:t>
+      </w:r>
+      <w:r>
+        <w:rPr>
+          <w:rFonts w:hint="eastAsia"/>
+        </w:rPr>
+        <w:t xml:space="preserve"> </w:t>
+      </w:r>
+      <w:r>
+        <w:rPr>
+          <w:rFonts w:hint="eastAsia"/>
+        </w:rPr>
+        <w:t xml:space="preserve">고가용성 기능을 </w:t>
+      </w:r>
+      <w:r>
+        <w:rPr>
+          <w:rFonts w:hint="eastAsia"/>
+        </w:rPr>
+        <w:t>제공한다.</w:t>
+      </w:r>
+      <w:r>
+        <w:t xml:space="preserve"> </w:t>
+      </w:r>
+      <w:r>
+        <w:rPr>
+          <w:rFonts w:hint="eastAsia"/>
+        </w:rPr>
+        <w:t>여기서</w:t>
+      </w:r>
+      <w:r>
+        <w:rPr>
+          <w:rFonts w:hint="eastAsia"/>
+        </w:rPr>
+        <w:t xml:space="preserve"> </w:t>
+      </w:r>
+      <w:r>
+        <w:t>Cluster</w:t>
+      </w:r>
+      <w:r>
+        <w:rPr>
+          <w:rFonts w:hint="eastAsia"/>
+        </w:rPr>
+        <w:t xml:space="preserve">는 </w:t>
+      </w:r>
+      <w:r>
+        <w:t>2</w:t>
+      </w:r>
+      <w:r>
+        <w:rPr>
+          <w:rFonts w:hint="eastAsia"/>
+        </w:rPr>
+        <w:t>대 이상의 머신</w:t>
+      </w:r>
+      <w:r>
+        <w:rPr>
+          <w:rFonts w:hint="eastAsia"/>
+        </w:rPr>
+        <w:t>이 협력하여</w:t>
+      </w:r>
+      <w:r>
+        <w:rPr>
+          <w:rFonts w:hint="eastAsia"/>
+        </w:rPr>
+        <w:t xml:space="preserve"> 마치 한 대의 머신이 서비스하는 것처럼</w:t>
+      </w:r>
+      <w:r>
+        <w:rPr>
+          <w:rFonts w:hint="eastAsia"/>
+        </w:rPr>
+        <w:t xml:space="preserve"> 동작하는</w:t>
+      </w:r>
+      <w:r>
+        <w:rPr>
+          <w:rFonts w:hint="eastAsia"/>
+        </w:rPr>
+        <w:t xml:space="preserve"> 시스템을 </w:t>
+      </w:r>
+      <w:r>
+        <w:rPr>
+          <w:rFonts w:hint="eastAsia"/>
+        </w:rPr>
+        <w:t>의미</w:t>
+      </w:r>
+      <w:r>
+        <w:rPr>
+          <w:rFonts w:hint="eastAsia"/>
+        </w:rPr>
+        <w:lastRenderedPageBreak/>
+        <w:t>하며</w:t>
+      </w:r>
+      <w:r>
+        <w:rPr>
+          <w:rFonts w:hint="eastAsia"/>
+        </w:rPr>
+        <w:t xml:space="preserve"> </w:t>
+      </w:r>
+      <w:r>
+        <w:t>Cluster</w:t>
+      </w:r>
+      <w:r>
+        <w:rPr>
+          <w:rFonts w:hint="eastAsia"/>
+        </w:rPr>
+        <w:t xml:space="preserve">를 구성하는 각 머신을 </w:t>
+      </w:r>
+      <w:r>
+        <w:t>Node</w:t>
+      </w:r>
+      <w:r>
+        <w:rPr>
+          <w:rFonts w:hint="eastAsia"/>
+        </w:rPr>
+        <w:t>라고 부른다.</w:t>
+      </w:r>
+      <w:r>
+        <w:t xml:space="preserve"> </w:t>
+      </w:r>
+      <w:r>
+        <w:t>Cluster</w:t>
+      </w:r>
+      <w:r>
+        <w:rPr>
+          <w:rFonts w:hint="eastAsia"/>
+        </w:rPr>
+        <w:t xml:space="preserve">를 구성하는 </w:t>
+      </w:r>
+      <w:r>
+        <w:t>Node</w:t>
+      </w:r>
+      <w:r>
+        <w:rPr>
+          <w:rFonts w:hint="eastAsia"/>
+        </w:rPr>
+        <w:t xml:space="preserve">들이 평소에 모두 서비스 수행에 참여하는 형태의 구성을 </w:t>
+      </w:r>
+      <w:r>
+        <w:t xml:space="preserve">Active-Active </w:t>
+      </w:r>
+      <w:r>
+        <w:rPr>
+          <w:rFonts w:hint="eastAsia"/>
+        </w:rPr>
+        <w:t xml:space="preserve">형태의 </w:t>
+      </w:r>
+      <w:r>
+        <w:t>Cluster</w:t>
+      </w:r>
+      <w:r>
+        <w:rPr>
+          <w:rFonts w:hint="eastAsia"/>
+        </w:rPr>
+        <w:t xml:space="preserve">라고 부르고 평소에 서비스는 하나의 </w:t>
+      </w:r>
+      <w:r>
+        <w:t>Node</w:t>
+      </w:r>
+      <w:r>
+        <w:rPr>
+          <w:rFonts w:hint="eastAsia"/>
+        </w:rPr>
+        <w:t xml:space="preserve">가 수행을 하되 해당 </w:t>
+      </w:r>
+      <w:r>
+        <w:t>Node</w:t>
+      </w:r>
+      <w:r>
+        <w:rPr>
+          <w:rFonts w:hint="eastAsia"/>
+        </w:rPr>
+        <w:t xml:space="preserve">에 장애가 발생할 경우 대기중에 있던 </w:t>
+      </w:r>
+      <w:r>
+        <w:t>Node</w:t>
+      </w:r>
+      <w:r>
+        <w:rPr>
+          <w:rFonts w:hint="eastAsia"/>
+        </w:rPr>
+        <w:t xml:space="preserve">로 교체되어(이를 </w:t>
+      </w:r>
+      <w:r>
+        <w:t>failover</w:t>
+      </w:r>
+      <w:r>
+        <w:rPr>
+          <w:rFonts w:hint="eastAsia"/>
+        </w:rPr>
+        <w:t>라고 부름)</w:t>
+      </w:r>
+      <w:r>
+        <w:t xml:space="preserve"> </w:t>
+      </w:r>
+      <w:r>
+        <w:rPr>
+          <w:rFonts w:hint="eastAsia"/>
+        </w:rPr>
+        <w:t xml:space="preserve">서비스가 지속되게 하는 형태의 구성을 </w:t>
+      </w:r>
+      <w:r>
+        <w:t xml:space="preserve">Active-Passive </w:t>
+      </w:r>
+      <w:r>
+        <w:rPr>
+          <w:rFonts w:hint="eastAsia"/>
+        </w:rPr>
+        <w:t xml:space="preserve">혹은 </w:t>
+      </w:r>
+      <w:r>
+        <w:t xml:space="preserve">Active-Standby </w:t>
+      </w:r>
+      <w:r>
+        <w:rPr>
+          <w:rFonts w:hint="eastAsia"/>
+        </w:rPr>
+        <w:t xml:space="preserve">형태의 </w:t>
+      </w:r>
+      <w:r>
+        <w:t>Cluster</w:t>
+      </w:r>
+      <w:r>
+        <w:rPr>
+          <w:rFonts w:hint="eastAsia"/>
+        </w:rPr>
+        <w:t>라고 부른다.</w:t>
+      </w:r>
+    </w:p>
+    <w:p>
+      <w:r>
+        <w:t xml:space="preserve">  </w:t>
+      </w:r>
+      <w:r>
+        <w:t>2</w:t>
+      </w:r>
+      <w:r>
+        <w:rPr>
+          <w:rFonts w:hint="eastAsia"/>
+        </w:rPr>
+        <w:t xml:space="preserve">대 이상의 머신이 </w:t>
+      </w:r>
+      <w:r>
+        <w:rPr>
+          <w:rFonts w:hint="eastAsia"/>
+        </w:rPr>
+        <w:t xml:space="preserve">동시에 서비스에 </w:t>
+      </w:r>
+      <w:r>
+        <w:rPr>
+          <w:rFonts w:hint="eastAsia"/>
+        </w:rPr>
+        <w:t xml:space="preserve">사용되는 경우엔 그 앞에 </w:t>
+      </w:r>
+      <w:r>
+        <w:t xml:space="preserve">L4 </w:t>
+      </w:r>
+      <w:r>
+        <w:rPr>
+          <w:rFonts w:hint="eastAsia"/>
+        </w:rPr>
+        <w:t xml:space="preserve">스위치 혹은 </w:t>
+      </w:r>
+      <w:r>
+        <w:t xml:space="preserve">L7 </w:t>
+      </w:r>
+      <w:r>
+        <w:rPr>
+          <w:rFonts w:hint="eastAsia"/>
+        </w:rPr>
+        <w:t xml:space="preserve">스위치와 같은 </w:t>
+      </w:r>
+      <w:r>
+        <w:t xml:space="preserve">LB(Load Balancer) </w:t>
+      </w:r>
+      <w:r>
+        <w:rPr>
+          <w:rFonts w:hint="eastAsia"/>
+        </w:rPr>
+        <w:t>장비가 배치되어 클라이언트로부터의 요청 혹은 애플리케이션 모듈간의 요청을 받아 각 머신으로 분산시켜 주게 되며 머신에 장애가 발생했는 지 여부를 체크하여(</w:t>
+      </w:r>
+      <w:r>
+        <w:t>health check</w:t>
+      </w:r>
+      <w:r>
+        <w:rPr>
+          <w:rFonts w:hint="eastAsia"/>
+        </w:rPr>
+        <w:t>라고 함)</w:t>
+      </w:r>
+      <w:r>
+        <w:t xml:space="preserve"> </w:t>
+      </w:r>
+      <w:r>
+        <w:rPr>
+          <w:rFonts w:hint="eastAsia"/>
+        </w:rPr>
+        <w:t>장애가 발생한 머신을 서비스에서 제외시키는 역할을 수행한다.</w:t>
+      </w:r>
+    </w:p>
+    <w:p>
+      <w:r>
+        <w:t xml:space="preserve">  </w:t>
+      </w:r>
+      <w:r>
+        <w:rPr>
+          <w:rFonts w:hint="eastAsia"/>
+        </w:rPr>
+        <w:t xml:space="preserve">참고로 </w:t>
+      </w:r>
+      <w:r>
+        <w:t>MariDB Cluster</w:t>
+      </w:r>
+      <w:r>
+        <w:rPr>
+          <w:rFonts w:hint="eastAsia"/>
+        </w:rPr>
+        <w:t xml:space="preserve">는 </w:t>
+      </w:r>
+      <w:r>
+        <w:rPr>
+          <w:rFonts w:hint="eastAsia"/>
+        </w:rPr>
+        <w:t xml:space="preserve">기본적으로 </w:t>
+      </w:r>
+      <w:r>
+        <w:t>3</w:t>
+      </w:r>
+      <w:r>
+        <w:rPr>
+          <w:rFonts w:hint="eastAsia"/>
+        </w:rPr>
+        <w:t xml:space="preserve">대의 </w:t>
+      </w:r>
+      <w:r>
+        <w:t>Node</w:t>
+      </w:r>
+      <w:r>
+        <w:rPr>
+          <w:rFonts w:hint="eastAsia"/>
+        </w:rPr>
+        <w:t xml:space="preserve">로 구성되며 </w:t>
+      </w:r>
+      <w:r>
+        <w:rPr>
+          <w:rFonts w:hint="eastAsia"/>
+        </w:rPr>
+        <w:t xml:space="preserve">각 </w:t>
+      </w:r>
+      <w:r>
+        <w:t>Node</w:t>
+      </w:r>
+      <w:r>
+        <w:rPr>
+          <w:rFonts w:hint="eastAsia"/>
+        </w:rPr>
+        <w:t xml:space="preserve">들이 </w:t>
+      </w:r>
+      <w:r>
+        <w:rPr>
+          <w:rFonts w:hint="eastAsia"/>
+        </w:rPr>
+        <w:t>자신</w:t>
+      </w:r>
+      <w:r>
+        <w:rPr>
+          <w:rFonts w:hint="eastAsia"/>
+        </w:rPr>
+        <w:t xml:space="preserve">의 </w:t>
+      </w:r>
+      <w:r>
+        <w:rPr>
+          <w:rFonts w:hint="eastAsia"/>
+        </w:rPr>
+        <w:t xml:space="preserve">로컬 스토리지에 데이터를 저장하고 </w:t>
+      </w:r>
+      <w:r>
+        <w:rPr>
+          <w:rFonts w:hint="eastAsia"/>
+        </w:rPr>
+        <w:t xml:space="preserve">변경이 발생할 때 </w:t>
+      </w:r>
+      <w:r>
+        <w:rPr>
+          <w:rFonts w:hint="eastAsia"/>
+        </w:rPr>
+        <w:t>실시간으로 복제</w:t>
+      </w:r>
+      <w:r>
+        <w:rPr>
+          <w:rFonts w:hint="eastAsia"/>
+        </w:rPr>
+        <w:t>(</w:t>
+      </w:r>
+      <w:r>
+        <w:t>Replication)</w:t>
+      </w:r>
+      <w:r>
+        <w:rPr>
+          <w:rFonts w:hint="eastAsia"/>
+        </w:rPr>
+        <w:t xml:space="preserve">하는 방식을 사용하는 </w:t>
+      </w:r>
+      <w:r>
+        <w:t xml:space="preserve">Shared Nothing </w:t>
+      </w:r>
+      <w:r>
+        <w:rPr>
+          <w:rFonts w:hint="eastAsia"/>
+        </w:rPr>
+        <w:t xml:space="preserve">방식의 </w:t>
+      </w:r>
+      <w:r>
+        <w:t>Cluster</w:t>
+      </w:r>
+      <w:r>
+        <w:rPr>
+          <w:rFonts w:hint="eastAsia"/>
+        </w:rPr>
+        <w:t xml:space="preserve">로서 </w:t>
+      </w:r>
+      <w:r>
+        <w:t>Node</w:t>
+      </w:r>
+      <w:r>
+        <w:rPr>
+          <w:rFonts w:hint="eastAsia"/>
+        </w:rPr>
+        <w:t xml:space="preserve">수를 곱한 만큼의 스토리지 </w:t>
+      </w:r>
+      <w:r>
+        <w:rPr>
+          <w:rFonts w:hint="eastAsia"/>
+        </w:rPr>
+        <w:t>용량</w:t>
+      </w:r>
+      <w:r>
+        <w:rPr>
+          <w:rFonts w:hint="eastAsia"/>
+        </w:rPr>
+        <w:t>을 필요로 한다</w:t>
+      </w:r>
+      <w:r>
+        <w:rPr>
+          <w:rFonts w:hint="eastAsia"/>
+        </w:rPr>
+        <w:t>.</w:t>
+      </w:r>
+      <w:r>
+        <w:t xml:space="preserve"> </w:t>
+      </w:r>
+      <w:r>
+        <w:rPr>
+          <w:rFonts w:hint="eastAsia"/>
+        </w:rPr>
+        <w:t xml:space="preserve">각 </w:t>
+      </w:r>
+      <w:r>
+        <w:t>Node</w:t>
+      </w:r>
+      <w:r>
+        <w:rPr>
+          <w:rFonts w:hint="eastAsia"/>
+        </w:rPr>
+        <w:t xml:space="preserve">들에 </w:t>
+      </w:r>
+      <w:r>
+        <w:t>write</w:t>
+      </w:r>
+      <w:r>
+        <w:rPr>
+          <w:rFonts w:hint="eastAsia"/>
+        </w:rPr>
+        <w:t xml:space="preserve">가 발생할 때마다 모든 </w:t>
+      </w:r>
+      <w:r>
+        <w:t>Node</w:t>
+      </w:r>
+      <w:r>
+        <w:rPr>
+          <w:rFonts w:hint="eastAsia"/>
+        </w:rPr>
+        <w:t xml:space="preserve">들에 복제가 되기 때문에 </w:t>
+      </w:r>
+      <w:r>
+        <w:t xml:space="preserve">write </w:t>
+      </w:r>
+      <w:r>
+        <w:rPr>
+          <w:rFonts w:hint="eastAsia"/>
+        </w:rPr>
+        <w:t>성능은 증가하지 않으나 read 성능은 증가하게 된다.</w:t>
+      </w:r>
+      <w:r>
+        <w:t xml:space="preserve"> </w:t>
+      </w:r>
+      <w:r>
+        <w:rPr>
+          <w:rFonts w:hint="eastAsia"/>
+        </w:rPr>
+        <w:t xml:space="preserve">반면 오라클 </w:t>
+      </w:r>
+      <w:r>
+        <w:t>RAC</w:t>
+      </w:r>
+      <w:r>
+        <w:rPr>
+          <w:rFonts w:hint="eastAsia"/>
+        </w:rPr>
+        <w:t xml:space="preserve">는 </w:t>
+      </w:r>
+      <w:r>
+        <w:t>Node</w:t>
+      </w:r>
+      <w:r>
+        <w:rPr>
+          <w:rFonts w:hint="eastAsia"/>
+        </w:rPr>
+        <w:t xml:space="preserve">들이 스토리지를 공유하는 </w:t>
+      </w:r>
+      <w:r>
+        <w:t xml:space="preserve">Shared Disk </w:t>
+      </w:r>
+      <w:r>
+        <w:rPr>
+          <w:rFonts w:hint="eastAsia"/>
+        </w:rPr>
+        <w:t>방식을 사용</w:t>
+      </w:r>
+      <w:r>
+        <w:rPr>
+          <w:rFonts w:hint="eastAsia"/>
+        </w:rPr>
+        <w:t xml:space="preserve">하는 </w:t>
+      </w:r>
+      <w:r>
+        <w:t>Cluster</w:t>
+      </w:r>
+      <w:r>
+        <w:rPr>
+          <w:rFonts w:hint="eastAsia"/>
+        </w:rPr>
+        <w:t>이며</w:t>
+      </w:r>
+      <w:r>
+        <w:rPr>
+          <w:rFonts w:hint="eastAsia"/>
+        </w:rPr>
+        <w:t xml:space="preserve"> </w:t>
+      </w:r>
+      <w:r>
+        <w:t xml:space="preserve">Node </w:t>
+      </w:r>
+      <w:r>
+        <w:rPr>
+          <w:rFonts w:hint="eastAsia"/>
+        </w:rPr>
+        <w:t xml:space="preserve">수에 비례하여 </w:t>
+      </w:r>
+      <w:r>
+        <w:rPr>
+          <w:rFonts w:hint="eastAsia"/>
+        </w:rPr>
+        <w:t>스토리지 용량이 늘어나지</w:t>
+      </w:r>
+      <w:r>
+        <w:rPr>
+          <w:rFonts w:hint="eastAsia"/>
+        </w:rPr>
+        <w:t>는</w:t>
+      </w:r>
+      <w:r>
+        <w:rPr>
+          <w:rFonts w:hint="eastAsia"/>
+        </w:rPr>
+        <w:t xml:space="preserve"> 않</w:t>
+      </w:r>
+      <w:r>
+        <w:rPr>
+          <w:rFonts w:hint="eastAsia"/>
+        </w:rPr>
+        <w:t xml:space="preserve">으나 </w:t>
+      </w:r>
+      <w:r>
+        <w:t xml:space="preserve">Node </w:t>
+      </w:r>
+      <w:r>
+        <w:rPr>
+          <w:rFonts w:hint="eastAsia"/>
+        </w:rPr>
+        <w:t>수가 늘어날수록 공유 스토리지에 대한 경쟁</w:t>
+      </w:r>
+      <w:r>
+        <w:rPr>
+          <w:rFonts w:hint="eastAsia"/>
+        </w:rPr>
+        <w:t>은 증가하게 된다.</w:t>
+      </w:r>
     </w:p>
     <w:p/>
     <w:p>
       <w:pPr>
         <w:pStyle w:val="1"/>
       </w:pPr>
-      <w:bookmarkStart w:id="5" w:name="_Toc54385812"/>
+      <w:bookmarkStart w:id="6" w:name="_Toc61221983"/>
       <w:r>
         <w:rPr>
           <w:rFonts w:hint="eastAsia"/>
         </w:rPr>
         <w:t>ezEKP 자바 패키지 구성</w:t>
       </w:r>
-      <w:bookmarkEnd w:id="5"/>
+      <w:bookmarkEnd w:id="6"/>
     </w:p>
     <w:p>
       <w:r>
@@ -3937,7 +5839,46 @@
         <w:rPr>
           <w:rFonts w:hint="eastAsia"/>
         </w:rPr>
-        <w:t>스크립트를 통해 패키지를 생성하게 되며 빌드한 날짜를 기반으로 패키지명이 부여된다.</w:t>
+        <w:t>스크립트를 통해 패키지를 생성하게 되며</w:t>
+      </w:r>
+      <w:r>
+        <w:rPr>
+          <w:rFonts w:hint="eastAsia"/>
+        </w:rPr>
+        <w:t>(</w:t>
+      </w:r>
+      <w:r>
+        <w:t>‘</w:t>
+      </w:r>
+      <w:r>
+        <w:t>ezEKP_패키지_빌드_방법.docx</w:t>
+      </w:r>
+      <w:r>
+        <w:t xml:space="preserve">’ </w:t>
+      </w:r>
+      <w:r>
+        <w:rPr>
+          <w:rFonts w:hint="eastAsia"/>
+        </w:rPr>
+        <w:t>문서 참고)</w:t>
+      </w:r>
+      <w:r>
+        <w:rPr>
+          <w:rFonts w:hint="eastAsia"/>
+        </w:rPr>
+        <w:t xml:space="preserve"> 빌드한 날짜를 기반으로 패키지명이 </w:t>
+      </w:r>
+      <w:r>
+        <w:rPr>
+          <w:rFonts w:hint="eastAsia"/>
+        </w:rPr>
+        <w:t xml:space="preserve">자동으로 </w:t>
+      </w:r>
+      <w:r>
+        <w:rPr>
+          <w:rFonts w:hint="eastAsia"/>
+        </w:rPr>
+        <w:t>부여된다.</w:t>
       </w:r>
     </w:p>
     <w:p>
@@ -3962,7 +5903,55 @@
         <w:rPr>
           <w:rFonts w:hint="eastAsia"/>
         </w:rPr>
-        <w:t>패키지내 구성은 다음과 같다.</w:t>
+        <w:t xml:space="preserve">패키지내 </w:t>
+      </w:r>
+      <w:r>
+        <w:rPr>
+          <w:rFonts w:hint="eastAsia"/>
+        </w:rPr>
+        <w:t xml:space="preserve">폴더 및 파일 </w:t>
+      </w:r>
+      <w:r>
+        <w:rPr>
+          <w:rFonts w:hint="eastAsia"/>
+        </w:rPr>
+        <w:t>구성은 다음과 같다.</w:t>
+      </w:r>
+      <w:r>
+        <w:t>(</w:t>
+      </w:r>
+      <w:r>
+        <w:rPr>
+          <w:rFonts w:hint="eastAsia"/>
+        </w:rPr>
+        <w:t>참고:</w:t>
+      </w:r>
+      <w:r>
+        <w:t xml:space="preserve"> </w:t>
+      </w:r>
+      <w:r>
+        <w:rPr>
+          <w:rFonts w:hint="eastAsia"/>
+        </w:rPr>
+        <w:t xml:space="preserve">이름 끝에 </w:t>
+      </w:r>
+      <w:r>
+        <w:t>/</w:t>
+      </w:r>
+      <w:r>
+        <w:rPr>
+          <w:rFonts w:hint="eastAsia"/>
+        </w:rPr>
+        <w:t>가 붙은 것은 폴더를 의미</w:t>
+      </w:r>
+      <w:r>
+        <w:rPr>
+          <w:rFonts w:hint="eastAsia"/>
+        </w:rPr>
+        <w:t>하며 *가 붙은 것은 실행 파일을 의미함.</w:t>
+      </w:r>
+      <w:r>
+        <w:t>)</w:t>
       </w:r>
     </w:p>
     <w:p>
@@ -3970,9 +5959,19 @@
         <w:t>data/  install.pl*  package/  scripts/</w:t>
       </w:r>
     </w:p>
+    <w:p/>
     <w:p>
-      <w:r>
-        <w:t xml:space="preserve">* data </w:t>
+      <w:pPr>
+        <w:pStyle w:val="a4"/>
+        <w:numPr>
+          <w:ilvl w:val="0"/>
+          <w:numId w:val="21"/>
+        </w:numPr>
+        <w:ind w:leftChars="0"/>
+      </w:pPr>
+      <w:r>
+        <w:lastRenderedPageBreak/>
+        <w:t xml:space="preserve">data </w:t>
       </w:r>
       <w:r>
         <w:rPr>
@@ -3982,22 +5981,30 @@
       </w:r>
     </w:p>
     <w:p>
-      <w:r>
-        <w:rPr>
-          <w:rFonts w:hint="eastAsia"/>
-        </w:rPr>
-        <w:t xml:space="preserve">  - address.csv</w:t>
+      <w:pPr>
+        <w:pStyle w:val="a4"/>
+        <w:numPr>
+          <w:ilvl w:val="1"/>
+          <w:numId w:val="21"/>
+        </w:numPr>
+        <w:ind w:leftChars="0"/>
+      </w:pPr>
+      <w:r>
+        <w:rPr>
+          <w:rFonts w:hint="eastAsia"/>
+        </w:rPr>
+        <w:t>address.csv</w:t>
       </w:r>
     </w:p>
     <w:p>
       <w:pPr>
-        <w:rPr>
-          <w:rFonts w:hint="eastAsia"/>
-        </w:rPr>
-      </w:pPr>
-      <w:r>
-        <w:t xml:space="preserve">    : </w:t>
-      </w:r>
+        <w:pStyle w:val="a4"/>
+        <w:numPr>
+          <w:ilvl w:val="2"/>
+          <w:numId w:val="21"/>
+        </w:numPr>
+        <w:ind w:leftChars="0"/>
+      </w:pPr>
       <w:r>
         <w:rPr>
           <w:rFonts w:hint="eastAsia"/>
@@ -4084,14 +6091,27 @@
       </w:r>
     </w:p>
     <w:p>
-      <w:r>
-        <w:t xml:space="preserve">  - countryIP.csv</w:t>
+      <w:pPr>
+        <w:pStyle w:val="a4"/>
+        <w:numPr>
+          <w:ilvl w:val="1"/>
+          <w:numId w:val="21"/>
+        </w:numPr>
+        <w:ind w:leftChars="0"/>
+      </w:pPr>
+      <w:r>
+        <w:t>countryIP.csv</w:t>
       </w:r>
     </w:p>
     <w:p>
-      <w:r>
-        <w:t xml:space="preserve">    : </w:t>
-      </w:r>
+      <w:pPr>
+        <w:pStyle w:val="a4"/>
+        <w:numPr>
+          <w:ilvl w:val="2"/>
+          <w:numId w:val="21"/>
+        </w:numPr>
+        <w:ind w:leftChars="0"/>
+      </w:pPr>
       <w:r>
         <w:rPr>
           <w:rFonts w:hint="eastAsia"/>
@@ -4123,7 +6143,19 @@
         <w:rPr>
           <w:rFonts w:hint="eastAsia"/>
         </w:rPr>
-        <w:t>테이블에 로드된다.</w:t>
+        <w:t xml:space="preserve">테이블에 </w:t>
+      </w:r>
+      <w:r>
+        <w:rPr>
+          <w:rFonts w:hint="eastAsia"/>
+        </w:rPr>
+        <w:t xml:space="preserve">자동으로 </w:t>
+      </w:r>
+      <w:r>
+        <w:rPr>
+          <w:rFonts w:hint="eastAsia"/>
+        </w:rPr>
+        <w:t>로드된다.</w:t>
       </w:r>
       <w:r>
         <w:t xml:space="preserve">(MariaDB </w:t>
@@ -4142,17 +6174,60 @@
           <w:rFonts w:hint="eastAsia"/>
         </w:rPr>
         <w:t>해당 데이터는 메일 목록에서 메일 송신 국가를 표시하는 등의 용도로 사용된다.</w:t>
+      </w:r>
+      <w:r>
+        <w:t xml:space="preserve"> </w:t>
+      </w:r>
+      <w:r>
+        <w:rPr>
+          <w:rFonts w:hint="eastAsia"/>
+        </w:rPr>
+        <w:t xml:space="preserve">오라클 DB의 경우엔 </w:t>
+      </w:r>
+      <w:r>
+        <w:t>countryIP_oracle.sql</w:t>
+      </w:r>
+      <w:r>
+        <w:t xml:space="preserve"> </w:t>
+      </w:r>
+      <w:r>
+        <w:rPr>
+          <w:rFonts w:hint="eastAsia"/>
+        </w:rPr>
+        <w:t xml:space="preserve">파일을 직접 수행하여 </w:t>
+      </w:r>
+      <w:r>
+        <w:t xml:space="preserve">DB </w:t>
+      </w:r>
+      <w:r>
+        <w:rPr>
+          <w:rFonts w:hint="eastAsia"/>
+        </w:rPr>
+        <w:t>테이블에 데이터를 넣도록 한다.</w:t>
       </w:r>
     </w:p>
     <w:p>
-      <w:r>
-        <w:t>* install.pl</w:t>
+      <w:pPr>
+        <w:pStyle w:val="a4"/>
+        <w:numPr>
+          <w:ilvl w:val="0"/>
+          <w:numId w:val="21"/>
+        </w:numPr>
+        <w:ind w:leftChars="0"/>
+      </w:pPr>
+      <w:r>
+        <w:t>install.pl</w:t>
       </w:r>
     </w:p>
     <w:p>
-      <w:r>
-        <w:t xml:space="preserve">  - </w:t>
-      </w:r>
+      <w:pPr>
+        <w:pStyle w:val="a4"/>
+        <w:numPr>
+          <w:ilvl w:val="1"/>
+          <w:numId w:val="21"/>
+        </w:numPr>
+        <w:ind w:leftChars="0"/>
+      </w:pPr>
       <w:r>
         <w:rPr>
           <w:rFonts w:hint="eastAsia"/>
@@ -4170,8 +6245,16 @@
       </w:r>
     </w:p>
     <w:p>
-      <w:r>
-        <w:t xml:space="preserve">* package </w:t>
+      <w:pPr>
+        <w:pStyle w:val="a4"/>
+        <w:numPr>
+          <w:ilvl w:val="0"/>
+          <w:numId w:val="21"/>
+        </w:numPr>
+        <w:ind w:leftChars="0"/>
+      </w:pPr>
+      <w:r>
+        <w:t xml:space="preserve">package </w:t>
       </w:r>
       <w:r>
         <w:rPr>
@@ -4181,19 +6264,29 @@
       </w:r>
     </w:p>
     <w:p>
-      <w:r>
-        <w:rPr>
-          <w:rFonts w:hint="eastAsia"/>
-        </w:rPr>
-        <w:t xml:space="preserve">  - </w:t>
-      </w:r>
+      <w:pPr>
+        <w:pStyle w:val="a4"/>
+        <w:numPr>
+          <w:ilvl w:val="1"/>
+          <w:numId w:val="21"/>
+        </w:numPr>
+        <w:ind w:leftChars="0"/>
+      </w:pPr>
       <w:r>
         <w:t>jdk-linux-20200906.tar.gz</w:t>
       </w:r>
     </w:p>
     <w:p>
-      <w:r>
-        <w:t xml:space="preserve">    : Oracle JDK </w:t>
+      <w:pPr>
+        <w:pStyle w:val="a4"/>
+        <w:numPr>
+          <w:ilvl w:val="2"/>
+          <w:numId w:val="21"/>
+        </w:numPr>
+        <w:ind w:leftChars="0"/>
+      </w:pPr>
+      <w:r>
+        <w:t xml:space="preserve">Oracle JDK </w:t>
       </w:r>
       <w:r>
         <w:t xml:space="preserve">8 </w:t>
@@ -4274,31 +6367,34 @@
         <w:rPr>
           <w:rFonts w:hint="eastAsia"/>
         </w:rPr>
-        <w:t xml:space="preserve">문서 </w:t>
-      </w:r>
-      <w:r>
-        <w:rPr>
-          <w:rFonts w:hint="eastAsia"/>
-        </w:rPr>
-        <w:lastRenderedPageBreak/>
-        <w:t>참고</w:t>
+        <w:t>문서 참고</w:t>
       </w:r>
       <w:r>
         <w:t>)</w:t>
       </w:r>
     </w:p>
     <w:p>
-      <w:r>
-        <w:t xml:space="preserve">  - </w:t>
-      </w:r>
+      <w:pPr>
+        <w:pStyle w:val="a4"/>
+        <w:numPr>
+          <w:ilvl w:val="1"/>
+          <w:numId w:val="21"/>
+        </w:numPr>
+        <w:ind w:leftChars="0"/>
+      </w:pPr>
       <w:r>
         <w:t>mariadb-linux-20200906.tar.gz</w:t>
       </w:r>
     </w:p>
     <w:p>
-      <w:r>
-        <w:t xml:space="preserve">    : </w:t>
-      </w:r>
+      <w:pPr>
+        <w:pStyle w:val="a4"/>
+        <w:numPr>
+          <w:ilvl w:val="2"/>
+          <w:numId w:val="21"/>
+        </w:numPr>
+        <w:ind w:leftChars="0"/>
+      </w:pPr>
       <w:r>
         <w:rPr>
           <w:rFonts w:hint="eastAsia"/>
@@ -4312,50 +6408,4931 @@
         <w:rPr>
           <w:rFonts w:hint="eastAsia"/>
         </w:rPr>
-        <w:t>에 의 해 설치된다.</w:t>
+        <w:t>에 의해 설치된다.</w:t>
       </w:r>
     </w:p>
     <w:p>
-      <w:r>
-        <w:t xml:space="preserve">  - </w:t>
-      </w:r>
+      <w:pPr>
+        <w:pStyle w:val="a4"/>
+        <w:numPr>
+          <w:ilvl w:val="1"/>
+          <w:numId w:val="21"/>
+        </w:numPr>
+        <w:ind w:leftChars="0"/>
+      </w:pPr>
       <w:r>
         <w:t>jgw-server-20200906.tar.gz</w:t>
       </w:r>
     </w:p>
     <w:p>
-      <w:r>
-        <w:t xml:space="preserve">    : JMocha Gateway Server </w:t>
-      </w:r>
-      <w:r>
-        <w:rPr>
-          <w:rFonts w:hint="eastAsia"/>
-        </w:rPr>
-        <w:t>패키지 파일이다.</w:t>
+      <w:pPr>
+        <w:pStyle w:val="a4"/>
+        <w:numPr>
+          <w:ilvl w:val="2"/>
+          <w:numId w:val="21"/>
+        </w:numPr>
+        <w:ind w:leftChars="0"/>
+      </w:pPr>
+      <w:r>
+        <w:t xml:space="preserve">JMocha Gateway Server </w:t>
+      </w:r>
+      <w:r>
+        <w:rPr>
+          <w:rFonts w:hint="eastAsia"/>
+        </w:rPr>
+        <w:t xml:space="preserve">패키지 </w:t>
+      </w:r>
+      <w:r>
+        <w:rPr>
+          <w:rFonts w:hint="eastAsia"/>
+        </w:rPr>
+        <w:t xml:space="preserve">파일이며 </w:t>
+      </w:r>
+      <w:r>
+        <w:t xml:space="preserve">Tomcat </w:t>
+      </w:r>
+      <w:r>
+        <w:rPr>
+          <w:rFonts w:hint="eastAsia"/>
+        </w:rPr>
+        <w:t>서버를 포함하고 있다.</w:t>
       </w:r>
     </w:p>
     <w:p>
-      <w:r>
-        <w:t xml:space="preserve">  - </w:t>
-      </w:r>
+      <w:pPr>
+        <w:pStyle w:val="a4"/>
+        <w:numPr>
+          <w:ilvl w:val="1"/>
+          <w:numId w:val="21"/>
+        </w:numPr>
+        <w:ind w:leftChars="0"/>
+      </w:pPr>
       <w:r>
         <w:t>jmocha-server-20200906.tar.gz</w:t>
       </w:r>
     </w:p>
     <w:p>
       <w:pPr>
-        <w:rPr>
-          <w:rFonts w:hint="eastAsia"/>
-        </w:rPr>
-      </w:pPr>
-      <w:r>
-        <w:t xml:space="preserve">  - </w:t>
-      </w:r>
+        <w:pStyle w:val="a4"/>
+        <w:numPr>
+          <w:ilvl w:val="2"/>
+          <w:numId w:val="21"/>
+        </w:numPr>
+        <w:ind w:leftChars="0"/>
+      </w:pPr>
+      <w:r>
+        <w:rPr>
+          <w:rFonts w:hint="eastAsia"/>
+        </w:rPr>
+        <w:lastRenderedPageBreak/>
+        <w:t xml:space="preserve">JMocha </w:t>
+      </w:r>
+      <w:r>
+        <w:t xml:space="preserve">Mail Server </w:t>
+      </w:r>
+      <w:r>
+        <w:rPr>
+          <w:rFonts w:hint="eastAsia"/>
+        </w:rPr>
+        <w:t>패키지 파일이다.</w:t>
+      </w:r>
+    </w:p>
+    <w:p>
+      <w:pPr>
+        <w:pStyle w:val="a4"/>
+        <w:numPr>
+          <w:ilvl w:val="1"/>
+          <w:numId w:val="21"/>
+        </w:numPr>
+        <w:ind w:leftChars="0"/>
+      </w:pPr>
       <w:r>
         <w:t>ezFlow-20200906.tar.gz</w:t>
+      </w:r>
+    </w:p>
+    <w:p>
+      <w:pPr>
+        <w:pStyle w:val="a4"/>
+        <w:numPr>
+          <w:ilvl w:val="2"/>
+          <w:numId w:val="21"/>
+        </w:numPr>
+        <w:ind w:leftChars="0"/>
+      </w:pPr>
+      <w:r>
+        <w:rPr>
+          <w:rFonts w:hint="eastAsia"/>
+        </w:rPr>
+        <w:t>ezFlow 웹애플리케이션 패키지 파일</w:t>
+      </w:r>
+      <w:r>
+        <w:rPr>
+          <w:rFonts w:hint="eastAsia"/>
+        </w:rPr>
+        <w:t xml:space="preserve">이며 </w:t>
+      </w:r>
+      <w:r>
+        <w:t xml:space="preserve">Tomcat </w:t>
+      </w:r>
+      <w:r>
+        <w:rPr>
+          <w:rFonts w:hint="eastAsia"/>
+        </w:rPr>
+        <w:t>서버를 포함하고 있다.</w:t>
+      </w:r>
+    </w:p>
+    <w:p>
+      <w:pPr>
+        <w:pStyle w:val="a4"/>
+        <w:numPr>
+          <w:ilvl w:val="0"/>
+          <w:numId w:val="21"/>
+        </w:numPr>
+        <w:ind w:leftChars="0"/>
+      </w:pPr>
+      <w:r>
+        <w:t>s</w:t>
+      </w:r>
+      <w:r>
+        <w:rPr>
+          <w:rFonts w:hint="eastAsia"/>
+        </w:rPr>
+        <w:t>cripts 폴더</w:t>
+      </w:r>
+    </w:p>
+    <w:p>
+      <w:pPr>
+        <w:pStyle w:val="a4"/>
+        <w:numPr>
+          <w:ilvl w:val="1"/>
+          <w:numId w:val="21"/>
+        </w:numPr>
+        <w:ind w:leftChars="0"/>
+        <w:rPr>
+          <w:rFonts w:hint="eastAsia"/>
+        </w:rPr>
+      </w:pPr>
+      <w:r>
+        <w:rPr>
+          <w:rFonts w:hint="eastAsia"/>
+        </w:rPr>
+        <w:t xml:space="preserve">다양한 스크립트 파일들이 들어있는 폴더로 초기 </w:t>
+      </w:r>
+      <w:r>
+        <w:t xml:space="preserve">DB </w:t>
+      </w:r>
+      <w:r>
+        <w:rPr>
+          <w:rFonts w:hint="eastAsia"/>
+        </w:rPr>
+        <w:t xml:space="preserve">테이블과 데이터를 생성하기 위한 </w:t>
+      </w:r>
+      <w:r>
+        <w:t xml:space="preserve">SQL </w:t>
+      </w:r>
+      <w:r>
+        <w:rPr>
+          <w:rFonts w:hint="eastAsia"/>
+        </w:rPr>
+        <w:t>스크립트가 포함되어 있다.</w:t>
+      </w:r>
+    </w:p>
+    <w:p>
+      <w:r>
+        <w:t xml:space="preserve"> </w:t>
+      </w:r>
+      <w:r>
+        <w:t xml:space="preserve">ezEKP </w:t>
+      </w:r>
+      <w:r>
+        <w:rPr>
+          <w:rFonts w:hint="eastAsia"/>
+        </w:rPr>
+        <w:t>자바 패키지</w:t>
+      </w:r>
+      <w:r>
+        <w:rPr>
+          <w:rFonts w:hint="eastAsia"/>
+        </w:rPr>
+        <w:t xml:space="preserve"> 파일은</w:t>
+      </w:r>
+      <w:r>
+        <w:rPr>
+          <w:rFonts w:hint="eastAsia"/>
+        </w:rPr>
+        <w:t xml:space="preserve"> </w:t>
+      </w:r>
+      <w:r>
+        <w:t xml:space="preserve">CentOS </w:t>
+      </w:r>
+      <w:r>
+        <w:rPr>
+          <w:rFonts w:hint="eastAsia"/>
+        </w:rPr>
+        <w:t xml:space="preserve">시스템에 </w:t>
+      </w:r>
+      <w:r>
+        <w:rPr>
+          <w:rFonts w:hint="eastAsia"/>
+        </w:rPr>
+        <w:t xml:space="preserve">보통 </w:t>
+      </w:r>
+      <w:r>
+        <w:t>jmocha</w:t>
+      </w:r>
+      <w:r>
+        <w:rPr>
+          <w:rFonts w:hint="eastAsia"/>
+        </w:rPr>
+        <w:t xml:space="preserve">라는 이름의 리눅스 계정을 생성하여 </w:t>
+      </w:r>
+      <w:r>
+        <w:rPr>
+          <w:rFonts w:hint="eastAsia"/>
+        </w:rPr>
+        <w:t>해당 계정의 홈디렉토리</w:t>
+      </w:r>
+      <w:r>
+        <w:rPr>
+          <w:rFonts w:hint="eastAsia"/>
+        </w:rPr>
+        <w:t>(/home/jmocha)</w:t>
+      </w:r>
+      <w:r>
+        <w:rPr>
+          <w:rFonts w:hint="eastAsia"/>
+        </w:rPr>
+        <w:t>에</w:t>
+      </w:r>
+      <w:r>
+        <w:rPr>
+          <w:rFonts w:hint="eastAsia"/>
+        </w:rPr>
+        <w:t xml:space="preserve"> </w:t>
+      </w:r>
+      <w:r>
+        <w:rPr>
+          <w:rFonts w:hint="eastAsia"/>
+        </w:rPr>
+        <w:t xml:space="preserve">위치시키고 압축을 </w:t>
+      </w:r>
+      <w:r>
+        <w:rPr>
+          <w:rFonts w:hint="eastAsia"/>
+        </w:rPr>
+        <w:t xml:space="preserve">풀게 되는데 그러면 </w:t>
+      </w:r>
+      <w:r>
+        <w:t xml:space="preserve">/home/jmocha/ezEKP </w:t>
+      </w:r>
+      <w:r>
+        <w:rPr>
+          <w:rFonts w:hint="eastAsia"/>
+        </w:rPr>
+        <w:t>폴</w:t>
+      </w:r>
+      <w:r>
+        <w:rPr>
+          <w:rFonts w:hint="eastAsia"/>
+        </w:rPr>
+        <w:t>더가 생성</w:t>
+      </w:r>
+      <w:r>
+        <w:rPr>
+          <w:rFonts w:hint="eastAsia"/>
+        </w:rPr>
+        <w:t>되</w:t>
+      </w:r>
+      <w:r>
+        <w:rPr>
+          <w:rFonts w:hint="eastAsia"/>
+        </w:rPr>
+        <w:t>고 그 아래에 위에서 기술한 폴더들과 파일들이 위치하게 된다.</w:t>
+      </w:r>
+      <w:r>
+        <w:t xml:space="preserve"> </w:t>
+      </w:r>
+      <w:r>
+        <w:rPr>
+          <w:rFonts w:hint="eastAsia"/>
+        </w:rPr>
+        <w:t xml:space="preserve">리눅스 수퍼유저인 </w:t>
+      </w:r>
+      <w:r>
+        <w:t xml:space="preserve">root </w:t>
+      </w:r>
+      <w:r>
+        <w:rPr>
+          <w:rFonts w:hint="eastAsia"/>
+        </w:rPr>
+        <w:t>사용자에서</w:t>
+      </w:r>
+      <w:r>
+        <w:rPr>
+          <w:rFonts w:hint="eastAsia"/>
+        </w:rPr>
+        <w:t xml:space="preserve"> </w:t>
+      </w:r>
+      <w:r>
+        <w:rPr>
+          <w:rFonts w:hint="eastAsia"/>
+        </w:rPr>
+        <w:t>설치 스크립트(</w:t>
+      </w:r>
+      <w:r>
+        <w:t>install.pl)</w:t>
+      </w:r>
+      <w:r>
+        <w:rPr>
+          <w:rFonts w:hint="eastAsia"/>
+        </w:rPr>
+        <w:t xml:space="preserve">를 실행해 </w:t>
+      </w:r>
+      <w:r>
+        <w:t xml:space="preserve">ezEKP </w:t>
+      </w:r>
+      <w:r>
+        <w:rPr>
+          <w:rFonts w:hint="eastAsia"/>
+        </w:rPr>
+        <w:t xml:space="preserve">자바 패키지를 </w:t>
+      </w:r>
+      <w:r>
+        <w:rPr>
+          <w:rFonts w:hint="eastAsia"/>
+        </w:rPr>
+        <w:t>설치</w:t>
+      </w:r>
+      <w:r>
+        <w:rPr>
+          <w:rFonts w:hint="eastAsia"/>
+        </w:rPr>
+        <w:t>(</w:t>
+      </w:r>
+      <w:r>
+        <w:t>‘</w:t>
+      </w:r>
+      <w:r>
+        <w:t>ezEKP 패키지 설치 매뉴얼.docx</w:t>
+      </w:r>
+      <w:r>
+        <w:t>’</w:t>
+      </w:r>
+      <w:r>
+        <w:t xml:space="preserve"> </w:t>
+      </w:r>
+      <w:r>
+        <w:rPr>
+          <w:rFonts w:hint="eastAsia"/>
+        </w:rPr>
+        <w:t>문서 참고)</w:t>
+      </w:r>
+      <w:r>
+        <w:rPr>
+          <w:rFonts w:hint="eastAsia"/>
+        </w:rPr>
+        <w:t>한다.</w:t>
+      </w:r>
+      <w:r>
+        <w:t xml:space="preserve"> </w:t>
+      </w:r>
+    </w:p>
+    <w:p>
+      <w:r>
+        <w:t xml:space="preserve"> </w:t>
+      </w:r>
+      <w:r>
+        <w:rPr>
+          <w:rFonts w:hint="eastAsia"/>
+        </w:rPr>
+        <w:t>설</w:t>
+      </w:r>
+      <w:r>
+        <w:rPr>
+          <w:rFonts w:hint="eastAsia"/>
+        </w:rPr>
+        <w:t xml:space="preserve">치 과정 중에 </w:t>
+      </w:r>
+      <w:r>
+        <w:rPr>
+          <w:rFonts w:hint="eastAsia"/>
+        </w:rPr>
+        <w:t xml:space="preserve">각 모듈들이 </w:t>
+      </w:r>
+      <w:r>
+        <w:rPr>
+          <w:rFonts w:hint="eastAsia"/>
+        </w:rPr>
+        <w:t xml:space="preserve">자동으로 </w:t>
+      </w:r>
+      <w:r>
+        <w:rPr>
+          <w:rFonts w:hint="eastAsia"/>
+        </w:rPr>
+        <w:t xml:space="preserve">실행이 되고 다음과 같이 추가적인 폴더들이 </w:t>
+      </w:r>
+      <w:r>
+        <w:t xml:space="preserve">/home/jmocha/ezEKP </w:t>
+      </w:r>
+      <w:r>
+        <w:rPr>
+          <w:rFonts w:hint="eastAsia"/>
+        </w:rPr>
+        <w:t>폴더 아래에 생성된다.</w:t>
+      </w:r>
+      <w:r>
+        <w:t>(</w:t>
+      </w:r>
+      <w:r>
+        <w:rPr>
+          <w:rFonts w:hint="eastAsia"/>
+        </w:rPr>
+        <w:t>참고</w:t>
+      </w:r>
+      <w:r>
+        <w:t xml:space="preserve">: </w:t>
+      </w:r>
+      <w:r>
+        <w:rPr>
+          <w:rFonts w:hint="eastAsia"/>
+        </w:rPr>
+        <w:t xml:space="preserve">이름 끝에 </w:t>
+      </w:r>
+      <w:r>
+        <w:t>@</w:t>
+      </w:r>
+      <w:r>
+        <w:rPr>
+          <w:rFonts w:hint="eastAsia"/>
+        </w:rPr>
+        <w:t xml:space="preserve">가 붙은 것은 </w:t>
+      </w:r>
+      <w:r>
+        <w:t>symbolic link</w:t>
+      </w:r>
+      <w:r>
+        <w:rPr>
+          <w:rFonts w:hint="eastAsia"/>
+        </w:rPr>
+        <w:t>를 의미함.</w:t>
+      </w:r>
+      <w:r>
+        <w:t xml:space="preserve"> symbolic link</w:t>
+      </w:r>
+      <w:r>
+        <w:rPr>
+          <w:rFonts w:hint="eastAsia"/>
+        </w:rPr>
+        <w:t xml:space="preserve">는 다른 폴더나 파일을 가리키는 특수한 파일로 </w:t>
+      </w:r>
+      <w:r>
+        <w:t>ezFlow</w:t>
+      </w:r>
+      <w:r>
+        <w:rPr>
+          <w:rFonts w:hint="eastAsia"/>
+        </w:rPr>
+        <w:t xml:space="preserve">는 </w:t>
+      </w:r>
+      <w:r>
+        <w:t>ezFlow-20200906</w:t>
+      </w:r>
+      <w:r>
+        <w:rPr>
+          <w:rFonts w:hint="eastAsia"/>
+        </w:rPr>
+        <w:t xml:space="preserve">, </w:t>
+      </w:r>
+      <w:r>
+        <w:t>jmocha-server</w:t>
+      </w:r>
+      <w:r>
+        <w:rPr>
+          <w:rFonts w:hint="eastAsia"/>
+        </w:rPr>
+        <w:t xml:space="preserve">는 </w:t>
+      </w:r>
+      <w:r>
+        <w:t>jmocha-server-20200906, jgw-server</w:t>
+      </w:r>
+      <w:r>
+        <w:rPr>
+          <w:rFonts w:hint="eastAsia"/>
+        </w:rPr>
+        <w:t xml:space="preserve">는 </w:t>
+      </w:r>
+      <w:r>
+        <w:t xml:space="preserve">jgw-server-20200906 </w:t>
+      </w:r>
+      <w:r>
+        <w:rPr>
+          <w:rFonts w:hint="eastAsia"/>
+        </w:rPr>
+        <w:t>폴더를 각각 가리킨다.</w:t>
+      </w:r>
+      <w:r>
+        <w:t xml:space="preserve"> ezFlow</w:t>
+      </w:r>
+      <w:r>
+        <w:rPr>
+          <w:rFonts w:hint="eastAsia"/>
+        </w:rPr>
+        <w:t xml:space="preserve">에 접근하면 </w:t>
+      </w:r>
+      <w:r>
+        <w:t xml:space="preserve">ezFlow-20200906 </w:t>
+      </w:r>
+      <w:r>
+        <w:rPr>
+          <w:rFonts w:hint="eastAsia"/>
+        </w:rPr>
+        <w:t xml:space="preserve">폴더에 접근하는 것과 동일한 효과를 가지며 패키지 생성 날짜에 따라 달라지는 폴더명에 동일한 이름으로 접근하기 위해 </w:t>
+      </w:r>
+      <w:r>
+        <w:t>symbolic link</w:t>
+      </w:r>
+      <w:r>
+        <w:rPr>
+          <w:rFonts w:hint="eastAsia"/>
+        </w:rPr>
+        <w:t xml:space="preserve">를 </w:t>
+      </w:r>
+      <w:r>
+        <w:rPr>
+          <w:rFonts w:hint="eastAsia"/>
+        </w:rPr>
+        <w:t>사용</w:t>
+      </w:r>
+      <w:r>
+        <w:rPr>
+          <w:rFonts w:hint="eastAsia"/>
+        </w:rPr>
+        <w:t>한다.</w:t>
+      </w:r>
+      <w:r>
+        <w:t>)</w:t>
+      </w:r>
+    </w:p>
+    <w:p>
+      <w:r>
+        <w:t>data/  ezFlow-20200906/  install.pl*  jgw-server-20200906/  jmocha-server-2020906/</w:t>
+      </w:r>
+    </w:p>
+    <w:p>
+      <w:r>
+        <w:t>scripts/  ezFlow@  jgw-server@  jmocha-server@  package/</w:t>
+      </w:r>
+    </w:p>
+    <w:p>
+      <w:r>
+        <w:rPr>
+          <w:rFonts w:hint="eastAsia"/>
+        </w:rPr>
+        <w:t>설치 스크립트(</w:t>
+      </w:r>
+      <w:r>
+        <w:rPr>
+          <w:rFonts w:hint="eastAsia"/>
+        </w:rPr>
+        <w:t>i</w:t>
+      </w:r>
+      <w:r>
+        <w:t>nstall.pl</w:t>
+      </w:r>
+      <w:r>
+        <w:t>)</w:t>
+      </w:r>
+      <w:r>
+        <w:rPr>
+          <w:rFonts w:hint="eastAsia"/>
+        </w:rPr>
+        <w:t>는</w:t>
+      </w:r>
+      <w:r>
+        <w:rPr>
+          <w:rFonts w:hint="eastAsia"/>
+        </w:rPr>
+        <w:t xml:space="preserve"> 다음 순서로 패키지내의 각 모듈들을 설치한다.</w:t>
+      </w:r>
+      <w:r>
+        <w:t>(주의: ezMobile</w:t>
+      </w:r>
+      <w:r>
+        <w:rPr>
+          <w:rFonts w:hint="eastAsia"/>
+        </w:rPr>
+        <w:t xml:space="preserve">과 </w:t>
+      </w:r>
+      <w:r>
+        <w:t>ezSyncServer</w:t>
+      </w:r>
+      <w:r>
+        <w:rPr>
+          <w:rFonts w:hint="eastAsia"/>
+        </w:rPr>
+        <w:t xml:space="preserve">는 </w:t>
+      </w:r>
+      <w:r>
+        <w:t xml:space="preserve">ezEKP </w:t>
+      </w:r>
+      <w:r>
+        <w:rPr>
+          <w:rFonts w:hint="eastAsia"/>
+        </w:rPr>
+        <w:t>자바 패키지내에 포함되어 있지 않으므로 해당 모듈들은 빌드 및 설치를 직접 별도로 수행해야 한다.</w:t>
+      </w:r>
+      <w:r>
+        <w:t>)</w:t>
+      </w:r>
+    </w:p>
+    <w:p>
+      <w:pPr>
+        <w:pStyle w:val="a4"/>
+        <w:numPr>
+          <w:ilvl w:val="0"/>
+          <w:numId w:val="17"/>
+        </w:numPr>
+        <w:ind w:leftChars="0"/>
+      </w:pPr>
+      <w:r>
+        <w:rPr>
+          <w:rFonts w:hint="eastAsia"/>
+        </w:rPr>
+        <w:t>JDK</w:t>
+      </w:r>
+    </w:p>
+    <w:p>
+      <w:pPr>
+        <w:pStyle w:val="a4"/>
+        <w:numPr>
+          <w:ilvl w:val="1"/>
+          <w:numId w:val="17"/>
+        </w:numPr>
+        <w:ind w:leftChars="0"/>
+        <w:rPr>
+          <w:rFonts w:hint="eastAsia"/>
+        </w:rPr>
+      </w:pPr>
+      <w:r>
+        <w:t>/usr/local/</w:t>
+      </w:r>
+      <w:r>
+        <w:t>jdk-linux-20200906</w:t>
+      </w:r>
+      <w:r>
+        <w:t xml:space="preserve"> </w:t>
+      </w:r>
+      <w:r>
+        <w:rPr>
+          <w:rFonts w:hint="eastAsia"/>
+        </w:rPr>
+        <w:t xml:space="preserve">폴더에 설치되고 </w:t>
+      </w:r>
+      <w:r>
+        <w:t xml:space="preserve">/usr/local/java </w:t>
+      </w:r>
+      <w:r>
+        <w:rPr>
+          <w:rFonts w:hint="eastAsia"/>
+        </w:rPr>
+        <w:t>심볼릭 링크</w:t>
+      </w:r>
+      <w:r>
+        <w:rPr>
+          <w:rFonts w:hint="eastAsia"/>
+        </w:rPr>
+        <w:t>(Symbolic Link)</w:t>
+      </w:r>
+      <w:r>
+        <w:rPr>
+          <w:rFonts w:hint="eastAsia"/>
+        </w:rPr>
+        <w:t xml:space="preserve">가 </w:t>
+      </w:r>
+      <w:r>
+        <w:t>/usr/local/</w:t>
+      </w:r>
+      <w:r>
+        <w:t>jdk-linux-20200906</w:t>
+      </w:r>
+      <w:r>
+        <w:t xml:space="preserve"> </w:t>
+      </w:r>
+      <w:r>
+        <w:rPr>
+          <w:rFonts w:hint="eastAsia"/>
+        </w:rPr>
+        <w:t>폴더를 가리</w:t>
+      </w:r>
+      <w:r>
+        <w:rPr>
+          <w:rFonts w:hint="eastAsia"/>
+        </w:rPr>
+        <w:t>킨다</w:t>
+      </w:r>
+      <w:r>
+        <w:rPr>
+          <w:rFonts w:hint="eastAsia"/>
+        </w:rPr>
+        <w:t>.</w:t>
+      </w:r>
+      <w:r>
+        <w:t xml:space="preserve"> CentOS</w:t>
+      </w:r>
+      <w:r>
+        <w:rPr>
+          <w:rFonts w:hint="eastAsia"/>
+        </w:rPr>
+        <w:t xml:space="preserve">내에 </w:t>
+      </w:r>
+      <w:r>
+        <w:t>OpenJDK</w:t>
+      </w:r>
+      <w:r>
+        <w:rPr>
+          <w:rFonts w:hint="eastAsia"/>
+        </w:rPr>
+        <w:t xml:space="preserve">를 설치하여 사용할 때는 </w:t>
+      </w:r>
+      <w:r>
+        <w:t xml:space="preserve">/usr/local/java </w:t>
+      </w:r>
+      <w:r>
+        <w:rPr>
+          <w:rFonts w:hint="eastAsia"/>
+        </w:rPr>
+        <w:t xml:space="preserve">심볼릭 링크는 </w:t>
+      </w:r>
+      <w:r>
+        <w:t xml:space="preserve">/usr/lib/jvm/java </w:t>
+      </w:r>
+      <w:r>
+        <w:rPr>
+          <w:rFonts w:hint="eastAsia"/>
+        </w:rPr>
+        <w:t>폴더를 가리킨다.</w:t>
+      </w:r>
+    </w:p>
+    <w:p>
+      <w:pPr>
+        <w:pStyle w:val="a4"/>
+        <w:numPr>
+          <w:ilvl w:val="0"/>
+          <w:numId w:val="17"/>
+        </w:numPr>
+        <w:ind w:leftChars="0"/>
+      </w:pPr>
+      <w:r>
+        <w:lastRenderedPageBreak/>
+        <w:t>MariaDB</w:t>
+      </w:r>
+    </w:p>
+    <w:p>
+      <w:pPr>
+        <w:pStyle w:val="a4"/>
+        <w:numPr>
+          <w:ilvl w:val="1"/>
+          <w:numId w:val="17"/>
+        </w:numPr>
+        <w:ind w:leftChars="0"/>
+      </w:pPr>
+      <w:r>
+        <w:t>/</w:t>
+      </w:r>
+      <w:r>
+        <w:rPr>
+          <w:rFonts w:hint="eastAsia"/>
+        </w:rPr>
+        <w:t>usr/local/</w:t>
+      </w:r>
+      <w:r>
+        <w:t xml:space="preserve">mariadb-linux-20200906 </w:t>
+      </w:r>
+      <w:r>
+        <w:rPr>
+          <w:rFonts w:hint="eastAsia"/>
+        </w:rPr>
+        <w:t xml:space="preserve">폴더에 설치되고 </w:t>
+      </w:r>
+      <w:r>
+        <w:t>/usr/local/mysq</w:t>
+      </w:r>
+      <w:r>
+        <w:t>l</w:t>
+      </w:r>
+      <w:r>
+        <w:t xml:space="preserve"> </w:t>
+      </w:r>
+      <w:r>
+        <w:rPr>
+          <w:rFonts w:hint="eastAsia"/>
+        </w:rPr>
+        <w:t>심볼릭 링크가</w:t>
+      </w:r>
+      <w:r>
+        <w:rPr>
+          <w:rFonts w:hint="eastAsia"/>
+        </w:rPr>
+        <w:t xml:space="preserve"> </w:t>
+      </w:r>
+      <w:r>
+        <w:t>/</w:t>
+      </w:r>
+      <w:r>
+        <w:rPr>
+          <w:rFonts w:hint="eastAsia"/>
+        </w:rPr>
+        <w:t>usr/local/</w:t>
+      </w:r>
+      <w:r>
+        <w:t>mariadb-linux-20200906</w:t>
+      </w:r>
+      <w:r>
+        <w:t xml:space="preserve"> </w:t>
+      </w:r>
+      <w:r>
+        <w:rPr>
+          <w:rFonts w:hint="eastAsia"/>
+        </w:rPr>
+        <w:t>폴더를 가리</w:t>
+      </w:r>
+      <w:r>
+        <w:rPr>
+          <w:rFonts w:hint="eastAsia"/>
+        </w:rPr>
+        <w:t>킨다</w:t>
+      </w:r>
+      <w:r>
+        <w:rPr>
+          <w:rFonts w:hint="eastAsia"/>
+        </w:rPr>
+        <w:t>.</w:t>
+      </w:r>
+      <w:r>
+        <w:t xml:space="preserve"> MariaDB </w:t>
+      </w:r>
+      <w:r>
+        <w:rPr>
+          <w:rFonts w:hint="eastAsia"/>
+        </w:rPr>
+        <w:t xml:space="preserve">설정 파일은 </w:t>
+      </w:r>
+      <w:r>
+        <w:t>/etc/my.cnf</w:t>
+      </w:r>
+      <w:r>
+        <w:rPr>
+          <w:rFonts w:hint="eastAsia"/>
+        </w:rPr>
+        <w:t xml:space="preserve"> 이다.</w:t>
+      </w:r>
+    </w:p>
+    <w:p>
+      <w:pPr>
+        <w:pStyle w:val="a4"/>
+        <w:numPr>
+          <w:ilvl w:val="0"/>
+          <w:numId w:val="17"/>
+        </w:numPr>
+        <w:ind w:leftChars="0"/>
+      </w:pPr>
+      <w:r>
+        <w:t>jgw-server</w:t>
+      </w:r>
+    </w:p>
+    <w:p>
+      <w:pPr>
+        <w:pStyle w:val="a4"/>
+        <w:numPr>
+          <w:ilvl w:val="1"/>
+          <w:numId w:val="17"/>
+        </w:numPr>
+        <w:ind w:leftChars="0"/>
+      </w:pPr>
+      <w:r>
+        <w:t>/</w:t>
+      </w:r>
+      <w:r>
+        <w:t>home/jmocha/ezEKP/jgw-server</w:t>
+      </w:r>
+      <w:r>
+        <w:t xml:space="preserve">-20200906 </w:t>
+      </w:r>
+      <w:r>
+        <w:rPr>
+          <w:rFonts w:hint="eastAsia"/>
+        </w:rPr>
+        <w:t>폴더에 설치되고</w:t>
+      </w:r>
+      <w:r>
+        <w:br/>
+        <w:t>/home/jmocha/ezEKP/jgw-server</w:t>
+      </w:r>
+      <w:r>
+        <w:t xml:space="preserve"> </w:t>
+      </w:r>
+      <w:r>
+        <w:rPr>
+          <w:rFonts w:hint="eastAsia"/>
+        </w:rPr>
+        <w:t>심볼릭 링크가</w:t>
+      </w:r>
+      <w:r>
+        <w:rPr>
+          <w:rFonts w:hint="eastAsia"/>
+        </w:rPr>
+        <w:t xml:space="preserve"> </w:t>
+      </w:r>
+      <w:r>
+        <w:br/>
+      </w:r>
+      <w:r>
+        <w:t>/home/jmocha/ezEKP/jgw-server-20200906</w:t>
+      </w:r>
+      <w:r>
+        <w:t xml:space="preserve"> </w:t>
+      </w:r>
+      <w:r>
+        <w:rPr>
+          <w:rFonts w:hint="eastAsia"/>
+        </w:rPr>
+        <w:t>폴더를 가리</w:t>
+      </w:r>
+      <w:r>
+        <w:rPr>
+          <w:rFonts w:hint="eastAsia"/>
+        </w:rPr>
+        <w:t>킨다</w:t>
+      </w:r>
+      <w:r>
+        <w:rPr>
+          <w:rFonts w:hint="eastAsia"/>
+        </w:rPr>
+        <w:t>.</w:t>
+      </w:r>
+      <w:r>
+        <w:t xml:space="preserve"> Tomcat </w:t>
+      </w:r>
+      <w:r>
+        <w:rPr>
+          <w:rFonts w:hint="eastAsia"/>
+        </w:rPr>
+        <w:t>서버를 포함하고 있으며 실제 REST API</w:t>
+      </w:r>
+      <w:r>
+        <w:t xml:space="preserve"> </w:t>
+      </w:r>
+      <w:r>
+        <w:rPr>
+          <w:rFonts w:hint="eastAsia"/>
+        </w:rPr>
+        <w:t xml:space="preserve">서비스를 제공하는 애플리케이션은 </w:t>
+      </w:r>
+      <w:r>
+        <w:t xml:space="preserve">/home/jmocha/ezEKP/jgw-server/webapps/jgw_server </w:t>
+      </w:r>
+      <w:r>
+        <w:rPr>
+          <w:rFonts w:hint="eastAsia"/>
+        </w:rPr>
+        <w:t>폴더에 위치한다.</w:t>
+      </w:r>
+    </w:p>
+    <w:p>
+      <w:pPr>
+        <w:pStyle w:val="a4"/>
+        <w:numPr>
+          <w:ilvl w:val="0"/>
+          <w:numId w:val="17"/>
+        </w:numPr>
+        <w:ind w:leftChars="0"/>
+      </w:pPr>
+      <w:r>
+        <w:t>jmocha-server</w:t>
+      </w:r>
+    </w:p>
+    <w:p>
+      <w:pPr>
+        <w:pStyle w:val="a4"/>
+        <w:numPr>
+          <w:ilvl w:val="1"/>
+          <w:numId w:val="17"/>
+        </w:numPr>
+        <w:ind w:leftChars="0"/>
+      </w:pPr>
+      <w:r>
+        <w:t>/</w:t>
+      </w:r>
+      <w:r>
+        <w:t>home/jmocha/ezEKP/jmocha</w:t>
+      </w:r>
+      <w:r>
+        <w:t xml:space="preserve">-server-20200906 </w:t>
+      </w:r>
+      <w:r>
+        <w:rPr>
+          <w:rFonts w:hint="eastAsia"/>
+        </w:rPr>
+        <w:t>폴더에 설치되고</w:t>
+      </w:r>
+      <w:r>
+        <w:br/>
+      </w:r>
+      <w:r>
+        <w:t>/home/jmocha/ezEKP/jmocha</w:t>
+      </w:r>
+      <w:r>
+        <w:t xml:space="preserve">-server </w:t>
+      </w:r>
+      <w:r>
+        <w:rPr>
+          <w:rFonts w:hint="eastAsia"/>
+        </w:rPr>
+        <w:t xml:space="preserve">심볼릭 링크가 </w:t>
+      </w:r>
+      <w:r>
+        <w:br/>
+        <w:t>/</w:t>
+      </w:r>
+      <w:r>
+        <w:t>home/jmocha/ezEKP/jmocha</w:t>
+      </w:r>
+      <w:r>
+        <w:t xml:space="preserve">-server-20200906 </w:t>
+      </w:r>
+      <w:r>
+        <w:rPr>
+          <w:rFonts w:hint="eastAsia"/>
+        </w:rPr>
+        <w:t>폴더를 가리</w:t>
+      </w:r>
+      <w:r>
+        <w:rPr>
+          <w:rFonts w:hint="eastAsia"/>
+        </w:rPr>
+        <w:t>킨다</w:t>
+      </w:r>
+      <w:r>
+        <w:rPr>
+          <w:rFonts w:hint="eastAsia"/>
+        </w:rPr>
+        <w:t>.</w:t>
+      </w:r>
+    </w:p>
+    <w:p>
+      <w:pPr>
+        <w:pStyle w:val="a4"/>
+        <w:numPr>
+          <w:ilvl w:val="0"/>
+          <w:numId w:val="17"/>
+        </w:numPr>
+        <w:ind w:leftChars="0"/>
+      </w:pPr>
+      <w:r>
+        <w:t>ezFlow</w:t>
+      </w:r>
+    </w:p>
+    <w:p>
+      <w:pPr>
+        <w:pStyle w:val="a4"/>
+        <w:numPr>
+          <w:ilvl w:val="1"/>
+          <w:numId w:val="17"/>
+        </w:numPr>
+        <w:ind w:leftChars="0"/>
+      </w:pPr>
+      <w:r>
+        <w:t>/</w:t>
+      </w:r>
+      <w:r>
+        <w:t>home/jmocha/ezEKP/ezFlow</w:t>
+      </w:r>
+      <w:r>
+        <w:t xml:space="preserve">-20200906 </w:t>
+      </w:r>
+      <w:r>
+        <w:rPr>
+          <w:rFonts w:hint="eastAsia"/>
+        </w:rPr>
+        <w:t>폴더에 설치되고</w:t>
+      </w:r>
+      <w:r>
+        <w:br/>
+      </w:r>
+      <w:r>
+        <w:t>/home/jmocha/ezEKP/ezFlow</w:t>
+      </w:r>
+      <w:r>
+        <w:t xml:space="preserve"> </w:t>
+      </w:r>
+      <w:r>
+        <w:rPr>
+          <w:rFonts w:hint="eastAsia"/>
+        </w:rPr>
+        <w:t xml:space="preserve">심볼릭 링크가 </w:t>
+      </w:r>
+      <w:r>
+        <w:br/>
+        <w:t>/</w:t>
+      </w:r>
+      <w:r>
+        <w:t>home/jmocha/ezEKP/ezFlow</w:t>
+      </w:r>
+      <w:r>
+        <w:t xml:space="preserve">-20200906 </w:t>
+      </w:r>
+      <w:r>
+        <w:rPr>
+          <w:rFonts w:hint="eastAsia"/>
+        </w:rPr>
+        <w:t>폴더를 가리킴.</w:t>
+      </w:r>
+      <w:r>
+        <w:t xml:space="preserve"> </w:t>
+      </w:r>
+      <w:r>
+        <w:t xml:space="preserve">Tomcat </w:t>
+      </w:r>
+      <w:r>
+        <w:rPr>
+          <w:rFonts w:hint="eastAsia"/>
+        </w:rPr>
+        <w:t xml:space="preserve">서버를 포함하고 있으며 실제 </w:t>
+      </w:r>
+      <w:r>
+        <w:rPr>
+          <w:rFonts w:hint="eastAsia"/>
+        </w:rPr>
+        <w:t>사용자 서비스를 제공하는 웹</w:t>
+      </w:r>
+      <w:r>
+        <w:rPr>
+          <w:rFonts w:hint="eastAsia"/>
+        </w:rPr>
+        <w:t xml:space="preserve">애플리케이션은 </w:t>
+      </w:r>
+      <w:r>
+        <w:t>/home/jmocha/ezE</w:t>
+      </w:r>
+      <w:r>
+        <w:t>KP/ezFlow/webapps/ROOT</w:t>
+      </w:r>
+      <w:r>
+        <w:t xml:space="preserve"> </w:t>
+      </w:r>
+      <w:r>
+        <w:rPr>
+          <w:rFonts w:hint="eastAsia"/>
+        </w:rPr>
+        <w:t>폴더에 위치한다.</w:t>
+      </w:r>
+    </w:p>
+    <w:p>
+      <w:r>
+        <w:rPr>
+          <w:rFonts w:hint="eastAsia"/>
+        </w:rPr>
+        <w:t xml:space="preserve"> </w:t>
+      </w:r>
+      <w:r>
+        <w:rPr>
+          <w:rFonts w:hint="eastAsia"/>
+        </w:rPr>
+        <w:t xml:space="preserve">기본적으로 </w:t>
+      </w:r>
+      <w:r>
+        <w:t xml:space="preserve">ezEKP </w:t>
+      </w:r>
+      <w:r>
+        <w:rPr>
+          <w:rFonts w:hint="eastAsia"/>
+        </w:rPr>
+        <w:t xml:space="preserve">자바 패키지는 </w:t>
+      </w:r>
+      <w:r>
+        <w:t>MariaDB</w:t>
+      </w:r>
+      <w:r>
+        <w:rPr>
+          <w:rFonts w:hint="eastAsia"/>
+        </w:rPr>
+        <w:t>를 포함하고 있으며 설치 스크립트에 의해</w:t>
+      </w:r>
+      <w:r>
+        <w:rPr>
+          <w:rFonts w:hint="eastAsia"/>
+        </w:rPr>
+        <w:t xml:space="preserve"> </w:t>
+      </w:r>
+      <w:r>
+        <w:t>MariaDB</w:t>
+      </w:r>
+      <w:r>
+        <w:rPr>
+          <w:rFonts w:hint="eastAsia"/>
+        </w:rPr>
+        <w:t>가 자동으로 설치</w:t>
+      </w:r>
+      <w:r>
+        <w:rPr>
+          <w:rFonts w:hint="eastAsia"/>
+        </w:rPr>
+        <w:t xml:space="preserve">되고 모든 모듈들은 해당 </w:t>
+      </w:r>
+      <w:r>
+        <w:t>MariaDB</w:t>
+      </w:r>
+      <w:r>
+        <w:rPr>
+          <w:rFonts w:hint="eastAsia"/>
+        </w:rPr>
+        <w:t>를 사용하는 형태로 설정된다</w:t>
+      </w:r>
+      <w:r>
+        <w:rPr>
+          <w:rFonts w:hint="eastAsia"/>
+        </w:rPr>
+        <w:t>.</w:t>
+      </w:r>
+      <w:r>
+        <w:t xml:space="preserve"> </w:t>
+      </w:r>
+      <w:r>
+        <w:rPr>
+          <w:rFonts w:hint="eastAsia"/>
+        </w:rPr>
+        <w:t xml:space="preserve">오라클 </w:t>
+      </w:r>
+      <w:r>
+        <w:t xml:space="preserve">DB </w:t>
+      </w:r>
+      <w:r>
+        <w:rPr>
+          <w:rFonts w:hint="eastAsia"/>
+        </w:rPr>
+        <w:t xml:space="preserve">상에서 </w:t>
+      </w:r>
+      <w:r>
+        <w:t xml:space="preserve">ezEKP </w:t>
+      </w:r>
+      <w:r>
+        <w:rPr>
+          <w:rFonts w:hint="eastAsia"/>
+        </w:rPr>
+        <w:t>자바를 설치할 때는</w:t>
+      </w:r>
+      <w:r>
+        <w:rPr>
+          <w:rFonts w:hint="eastAsia"/>
+        </w:rPr>
+        <w:t xml:space="preserve"> </w:t>
+      </w:r>
+      <w:r>
+        <w:t>‘</w:t>
+      </w:r>
+      <w:r>
+        <w:t>ezEKP 패키지 설치 매뉴얼.docx</w:t>
+      </w:r>
+      <w:r>
+        <w:t xml:space="preserve">’ </w:t>
+      </w:r>
+      <w:r>
+        <w:rPr>
+          <w:rFonts w:hint="eastAsia"/>
+        </w:rPr>
+        <w:t>문</w:t>
+      </w:r>
+      <w:r>
+        <w:rPr>
+          <w:rFonts w:hint="eastAsia"/>
+        </w:rPr>
+        <w:t xml:space="preserve">서와 함게 </w:t>
+      </w:r>
+      <w:r>
+        <w:t>‘</w:t>
+      </w:r>
+      <w:r>
+        <w:t>ezEKP_오라클_설치_매뉴얼.docx</w:t>
+      </w:r>
+      <w:r>
+        <w:t xml:space="preserve">’ </w:t>
+      </w:r>
+      <w:r>
+        <w:rPr>
+          <w:rFonts w:hint="eastAsia"/>
+        </w:rPr>
+        <w:t>문서를 참고하도록 한다.</w:t>
+      </w:r>
+      <w:r>
+        <w:t xml:space="preserve"> </w:t>
+      </w:r>
+      <w:r>
+        <w:rPr>
+          <w:rFonts w:hint="eastAsia"/>
+        </w:rPr>
+        <w:t xml:space="preserve">또한 각 모듈들은 기본적으로 </w:t>
+      </w:r>
+      <w:r>
+        <w:t xml:space="preserve">root </w:t>
+      </w:r>
+      <w:r>
+        <w:rPr>
+          <w:rFonts w:hint="eastAsia"/>
+        </w:rPr>
+        <w:t>사용자 계정으로 실행이 되는데 보안</w:t>
+      </w:r>
+      <w:r>
+        <w:rPr>
+          <w:rFonts w:hint="eastAsia"/>
+        </w:rPr>
+        <w:t xml:space="preserve"> </w:t>
+      </w:r>
+      <w:r>
+        <w:rPr>
+          <w:rFonts w:hint="eastAsia"/>
+        </w:rPr>
+        <w:t xml:space="preserve">상의 이유로 </w:t>
+      </w:r>
+      <w:r>
+        <w:t xml:space="preserve">root </w:t>
+      </w:r>
+      <w:r>
+        <w:rPr>
+          <w:rFonts w:hint="eastAsia"/>
+        </w:rPr>
+        <w:t xml:space="preserve">사용자가 아닌 일반 리눅스 사용자인 </w:t>
+      </w:r>
+      <w:r>
+        <w:t xml:space="preserve">jmocha </w:t>
+      </w:r>
+      <w:r>
+        <w:rPr>
+          <w:rFonts w:hint="eastAsia"/>
+        </w:rPr>
+        <w:t xml:space="preserve">계정으로 실행하기를 원할 때는 </w:t>
+      </w:r>
+      <w:r>
+        <w:t>‘</w:t>
+      </w:r>
+      <w:r>
+        <w:t>ezEKP를 일반 리눅스계정으로 실행하는 방법.docx</w:t>
+      </w:r>
+      <w:r>
+        <w:t xml:space="preserve">’ </w:t>
+      </w:r>
+      <w:r>
+        <w:rPr>
+          <w:rFonts w:hint="eastAsia"/>
+        </w:rPr>
+        <w:t>문서를 참고해 설정하도록 한다.</w:t>
+      </w:r>
+    </w:p>
+    <w:p>
+      <w:r>
+        <w:t xml:space="preserve">  </w:t>
+      </w:r>
+      <w:r>
+        <w:rPr>
+          <w:rFonts w:hint="eastAsia"/>
+        </w:rPr>
+        <w:t xml:space="preserve">애플리케이션 모듈들은 </w:t>
+      </w:r>
+      <w:r>
+        <w:rPr>
+          <w:rFonts w:hint="eastAsia"/>
+        </w:rPr>
+        <w:t xml:space="preserve">위에서 기술한 폴더들에 설치되며 </w:t>
+      </w:r>
+      <w:r>
+        <w:t xml:space="preserve">File </w:t>
+      </w:r>
+      <w:r>
+        <w:rPr>
+          <w:rFonts w:hint="eastAsia"/>
+        </w:rPr>
+        <w:t xml:space="preserve">데이터와 </w:t>
+      </w:r>
+      <w:r>
+        <w:t xml:space="preserve">DB </w:t>
+      </w:r>
+      <w:r>
+        <w:rPr>
+          <w:rFonts w:hint="eastAsia"/>
+        </w:rPr>
+        <w:t>데이터가 저장되는 폴더</w:t>
+      </w:r>
+      <w:r>
+        <w:rPr>
+          <w:rFonts w:hint="eastAsia"/>
+        </w:rPr>
+        <w:t>들</w:t>
+      </w:r>
+      <w:r>
+        <w:rPr>
+          <w:rFonts w:hint="eastAsia"/>
+        </w:rPr>
+        <w:t>의</w:t>
+      </w:r>
+      <w:r>
+        <w:rPr>
+          <w:rFonts w:hint="eastAsia"/>
+        </w:rPr>
+        <w:t xml:space="preserve"> 위치는 다음과 같다.</w:t>
+      </w:r>
+    </w:p>
+    <w:p>
+      <w:pPr>
+        <w:pStyle w:val="a4"/>
+        <w:numPr>
+          <w:ilvl w:val="0"/>
+          <w:numId w:val="18"/>
+        </w:numPr>
+        <w:ind w:leftChars="0"/>
+      </w:pPr>
+      <w:r>
+        <w:rPr>
+          <w:rFonts w:hint="eastAsia"/>
+        </w:rPr>
+        <w:lastRenderedPageBreak/>
+        <w:t>File 데이터</w:t>
+      </w:r>
+    </w:p>
+    <w:p>
+      <w:pPr>
+        <w:pStyle w:val="a4"/>
+        <w:numPr>
+          <w:ilvl w:val="1"/>
+          <w:numId w:val="18"/>
+        </w:numPr>
+        <w:ind w:leftChars="0"/>
+        <w:rPr>
+          <w:rFonts w:hint="eastAsia"/>
+        </w:rPr>
+      </w:pPr>
+      <w:r>
+        <w:rPr>
+          <w:rFonts w:hint="eastAsia"/>
+        </w:rPr>
+        <w:t>/volumes/shared/ezFlow/fileroot</w:t>
+      </w:r>
+    </w:p>
+    <w:p>
+      <w:pPr>
+        <w:pStyle w:val="a4"/>
+        <w:numPr>
+          <w:ilvl w:val="2"/>
+          <w:numId w:val="18"/>
+        </w:numPr>
+        <w:ind w:leftChars="0"/>
+      </w:pPr>
+      <w:r>
+        <w:rPr>
+          <w:rFonts w:hint="eastAsia"/>
+        </w:rPr>
+        <w:t>ezFlo</w:t>
+      </w:r>
+      <w:r>
+        <w:t xml:space="preserve">w </w:t>
+      </w:r>
+      <w:r>
+        <w:rPr>
+          <w:rFonts w:hint="eastAsia"/>
+        </w:rPr>
+        <w:t>웹애플리케이션에서는</w:t>
+      </w:r>
+      <w:r>
+        <w:rPr>
+          <w:rFonts w:hint="eastAsia"/>
+        </w:rPr>
+        <w:t xml:space="preserve"> 실제 위 폴더에 접근할 때</w:t>
+      </w:r>
+      <w:r>
+        <w:br/>
+      </w:r>
+      <w:r>
+        <w:t xml:space="preserve">/home/jmocha/ezEKP/ezFlow/webapps/ROOT/fileroot </w:t>
+      </w:r>
+      <w:r>
+        <w:rPr>
+          <w:rFonts w:hint="eastAsia"/>
+        </w:rPr>
+        <w:t>심볼릭 링크를 통해 접근한다.</w:t>
+      </w:r>
+      <w:r>
+        <w:t xml:space="preserve"> </w:t>
+      </w:r>
+      <w:r>
+        <w:rPr>
+          <w:rFonts w:hint="eastAsia"/>
+        </w:rPr>
+        <w:t>전자결재 문서,</w:t>
+      </w:r>
+      <w:r>
+        <w:t xml:space="preserve"> </w:t>
+      </w:r>
+      <w:r>
+        <w:rPr>
+          <w:rFonts w:hint="eastAsia"/>
+        </w:rPr>
+        <w:t>게시판 게시글 등</w:t>
+      </w:r>
+      <w:r>
+        <w:rPr>
+          <w:rFonts w:hint="eastAsia"/>
+        </w:rPr>
+        <w:t xml:space="preserve"> </w:t>
+      </w:r>
+      <w:r>
+        <w:rPr>
+          <w:rFonts w:hint="eastAsia"/>
+        </w:rPr>
+        <w:t xml:space="preserve">그룹웨어 </w:t>
+      </w:r>
+      <w:r>
+        <w:t xml:space="preserve">File </w:t>
+      </w:r>
+      <w:r>
+        <w:rPr>
+          <w:rFonts w:hint="eastAsia"/>
+        </w:rPr>
+        <w:t>데이터는 이 폴더 아래에 위치한 하위 폴더들에 저장된다.</w:t>
+      </w:r>
+    </w:p>
+    <w:p>
+      <w:pPr>
+        <w:pStyle w:val="a4"/>
+        <w:numPr>
+          <w:ilvl w:val="1"/>
+          <w:numId w:val="18"/>
+        </w:numPr>
+        <w:ind w:leftChars="0"/>
+      </w:pPr>
+      <w:r>
+        <w:t>/volumes/shared/mail</w:t>
+      </w:r>
+    </w:p>
+    <w:p>
+      <w:pPr>
+        <w:pStyle w:val="a4"/>
+        <w:numPr>
+          <w:ilvl w:val="2"/>
+          <w:numId w:val="18"/>
+        </w:numPr>
+        <w:ind w:leftChars="0"/>
+      </w:pPr>
+      <w:r>
+        <w:rPr>
+          <w:rFonts w:hint="eastAsia"/>
+        </w:rPr>
+        <w:t>메일 원문 메시지(</w:t>
+      </w:r>
+      <w:r>
+        <w:t xml:space="preserve">eml </w:t>
+      </w:r>
+      <w:r>
+        <w:rPr>
+          <w:rFonts w:hint="eastAsia"/>
+        </w:rPr>
+        <w:t>파일이라고 함)가 저장되는 폴더이다.</w:t>
+      </w:r>
+      <w:r>
+        <w:t xml:space="preserve"> jmocha-server</w:t>
+      </w:r>
+      <w:r>
+        <w:rPr>
+          <w:rFonts w:hint="eastAsia"/>
+        </w:rPr>
+        <w:t xml:space="preserve">는 </w:t>
+      </w:r>
+      <w:r>
+        <w:t>/</w:t>
+      </w:r>
+      <w:r>
+        <w:rPr>
+          <w:rFonts w:hint="eastAsia"/>
+        </w:rPr>
+        <w:t>home/jmocha/ezEKP/jmocha-server/var/store/mail 심볼릭 링크를 통해 해당 폴더에 접근한다.</w:t>
+      </w:r>
+    </w:p>
+    <w:p>
+      <w:pPr>
+        <w:pStyle w:val="a4"/>
+        <w:numPr>
+          <w:ilvl w:val="0"/>
+          <w:numId w:val="18"/>
+        </w:numPr>
+        <w:ind w:leftChars="0"/>
+      </w:pPr>
+      <w:r>
+        <w:t xml:space="preserve">DB </w:t>
+      </w:r>
+      <w:r>
+        <w:rPr>
+          <w:rFonts w:hint="eastAsia"/>
+        </w:rPr>
+        <w:t>데이터</w:t>
+      </w:r>
+    </w:p>
+    <w:p>
+      <w:pPr>
+        <w:pStyle w:val="a4"/>
+        <w:numPr>
+          <w:ilvl w:val="1"/>
+          <w:numId w:val="18"/>
+        </w:numPr>
+        <w:ind w:leftChars="0"/>
+        <w:rPr>
+          <w:rFonts w:hint="eastAsia"/>
+        </w:rPr>
+      </w:pPr>
+      <w:r>
+        <w:rPr>
+          <w:rFonts w:hint="eastAsia"/>
+        </w:rPr>
+        <w:t>/usr/local/mysql/data</w:t>
+      </w:r>
+      <w:r>
+        <w:t>/jmocha</w:t>
+      </w:r>
+    </w:p>
+    <w:p>
+      <w:pPr>
+        <w:pStyle w:val="a4"/>
+        <w:numPr>
+          <w:ilvl w:val="2"/>
+          <w:numId w:val="18"/>
+        </w:numPr>
+        <w:ind w:leftChars="0"/>
+      </w:pPr>
+      <w:r>
+        <w:t xml:space="preserve">/usr/local/mysql/data </w:t>
+      </w:r>
+      <w:r>
+        <w:rPr>
+          <w:rFonts w:hint="eastAsia"/>
+        </w:rPr>
+        <w:t xml:space="preserve">폴더는 </w:t>
+      </w:r>
+      <w:r>
+        <w:t>MariaDB</w:t>
+      </w:r>
+      <w:r>
+        <w:t xml:space="preserve"> </w:t>
+      </w:r>
+      <w:r>
+        <w:rPr>
+          <w:rFonts w:hint="eastAsia"/>
+        </w:rPr>
+        <w:t>data 폴더로 모든 데이터베이스는 data 폴더 아래에 위치한다.</w:t>
+      </w:r>
+      <w:r>
+        <w:t xml:space="preserve"> ezEKP </w:t>
+      </w:r>
+      <w:r>
+        <w:rPr>
+          <w:rFonts w:hint="eastAsia"/>
+        </w:rPr>
+        <w:t xml:space="preserve">자바에서는 </w:t>
+      </w:r>
+      <w:r>
+        <w:t>jmocha</w:t>
+      </w:r>
+      <w:r>
+        <w:rPr>
+          <w:rFonts w:hint="eastAsia"/>
+        </w:rPr>
+        <w:t>라는 이름의 데이터베이스를 사용</w:t>
+      </w:r>
+      <w:r>
+        <w:rPr>
+          <w:rFonts w:hint="eastAsia"/>
+        </w:rPr>
+        <w:t>한다.</w:t>
+      </w:r>
+    </w:p>
+    <w:p>
+      <w:pPr>
+        <w:pStyle w:val="a4"/>
+        <w:numPr>
+          <w:ilvl w:val="1"/>
+          <w:numId w:val="18"/>
+        </w:numPr>
+        <w:ind w:leftChars="0"/>
+      </w:pPr>
+      <w:r>
+        <w:t>/volumes/disk2/mysql/iblog</w:t>
+      </w:r>
+    </w:p>
+    <w:p>
+      <w:pPr>
+        <w:pStyle w:val="a4"/>
+        <w:numPr>
+          <w:ilvl w:val="2"/>
+          <w:numId w:val="18"/>
+        </w:numPr>
+        <w:ind w:leftChars="0"/>
+      </w:pPr>
+      <w:r>
+        <w:t>MariaDB</w:t>
+      </w:r>
+      <w:r>
+        <w:rPr>
+          <w:rFonts w:hint="eastAsia"/>
+        </w:rPr>
+        <w:t xml:space="preserve">의 </w:t>
+      </w:r>
+      <w:r>
+        <w:t>Transaction Log(InnoDB Log</w:t>
+      </w:r>
+      <w:r>
+        <w:rPr>
+          <w:rFonts w:hint="eastAsia"/>
+        </w:rPr>
+        <w:t>라고도 함)</w:t>
+      </w:r>
+      <w:r>
+        <w:t xml:space="preserve"> </w:t>
+      </w:r>
+      <w:r>
+        <w:rPr>
+          <w:rFonts w:hint="eastAsia"/>
+        </w:rPr>
+        <w:t>파일들이 저장되는 폴더이다.</w:t>
+      </w:r>
+    </w:p>
+    <w:p>
+      <w:r>
+        <w:t xml:space="preserve">  </w:t>
+      </w:r>
+      <w:r>
+        <w:rPr>
+          <w:rFonts w:hint="eastAsia"/>
+        </w:rPr>
+        <w:t xml:space="preserve">그 외 </w:t>
+      </w:r>
+      <w:r>
+        <w:rPr>
+          <w:rFonts w:hint="eastAsia"/>
+        </w:rPr>
+        <w:t xml:space="preserve">애플리케이션 </w:t>
+      </w:r>
+      <w:r>
+        <w:rPr>
+          <w:rFonts w:hint="eastAsia"/>
+        </w:rPr>
+        <w:t xml:space="preserve">로그 파일 관리를 위한 </w:t>
+      </w:r>
+      <w:r>
+        <w:t>cron job</w:t>
+      </w:r>
+      <w:r>
+        <w:rPr>
+          <w:rFonts w:hint="eastAsia"/>
+        </w:rPr>
+        <w:t>과 지원 스크립트들이 설치되는데 설치 위치는 다음과 같다.</w:t>
+      </w:r>
+    </w:p>
+    <w:p>
+      <w:pPr>
+        <w:pStyle w:val="a4"/>
+        <w:numPr>
+          <w:ilvl w:val="0"/>
+          <w:numId w:val="19"/>
+        </w:numPr>
+        <w:ind w:leftChars="0"/>
+      </w:pPr>
+      <w:r>
+        <w:t>/etc/cron.d</w:t>
+      </w:r>
+    </w:p>
+    <w:p>
+      <w:pPr>
+        <w:pStyle w:val="a4"/>
+        <w:numPr>
+          <w:ilvl w:val="1"/>
+          <w:numId w:val="19"/>
+        </w:numPr>
+        <w:ind w:leftChars="0"/>
+      </w:pPr>
+      <w:r>
+        <w:t xml:space="preserve">cron job </w:t>
+      </w:r>
+      <w:r>
+        <w:rPr>
+          <w:rFonts w:hint="eastAsia"/>
+        </w:rPr>
+        <w:t xml:space="preserve">파일인 </w:t>
+      </w:r>
+      <w:r>
+        <w:t>ezFlow, jgw-server, cleanup</w:t>
+      </w:r>
+      <w:r>
+        <w:rPr>
+          <w:rFonts w:hint="eastAsia"/>
+        </w:rPr>
+        <w:t>이 저장된다.</w:t>
+      </w:r>
+      <w:r>
+        <w:t xml:space="preserve"> </w:t>
+      </w:r>
+      <w:r>
+        <w:rPr>
+          <w:rFonts w:hint="eastAsia"/>
+        </w:rPr>
+        <w:t xml:space="preserve">이 중 </w:t>
+      </w:r>
+      <w:r>
+        <w:t xml:space="preserve">ezFlow </w:t>
+      </w:r>
+      <w:r>
+        <w:rPr>
+          <w:rFonts w:hint="eastAsia"/>
+        </w:rPr>
+        <w:t>파일의 내용을 보면 다음과 같다.</w:t>
+      </w:r>
+      <w:r>
+        <w:br/>
+      </w:r>
+      <w:r>
+        <w:t>SHELL=/bin/sh</w:t>
+      </w:r>
+    </w:p>
+    <w:p>
+      <w:pPr>
+        <w:pStyle w:val="a4"/>
+        <w:ind w:leftChars="0" w:left="1440"/>
+      </w:pPr>
+      <w:r>
+        <w:t>PATH=/usr/local/sbin:/usr/local/bin:/sbin:/bin:/usr/sbin:/usr/bin</w:t>
+      </w:r>
+    </w:p>
+    <w:p>
+      <w:pPr>
+        <w:pStyle w:val="a4"/>
+        <w:ind w:leftChars="0" w:left="1440"/>
+      </w:pPr>
+      <w:r>
+        <w:t>59 23    * * *   root</w:t>
+      </w:r>
+      <w:r>
+        <w:tab/>
+        <w:t>/usr/sbin/logrotate -f /root/ezFlow.conf</w:t>
+      </w:r>
+      <w:r>
+        <w:br/>
+      </w:r>
+      <w:r>
+        <w:br/>
+      </w:r>
+      <w:r>
+        <w:rPr>
+          <w:rFonts w:hint="eastAsia"/>
+        </w:rPr>
+        <w:lastRenderedPageBreak/>
+        <w:t xml:space="preserve">매일 </w:t>
+      </w:r>
+      <w:r>
+        <w:t>23</w:t>
+      </w:r>
+      <w:r>
+        <w:rPr>
+          <w:rFonts w:hint="eastAsia"/>
+        </w:rPr>
+        <w:t xml:space="preserve">시 </w:t>
+      </w:r>
+      <w:r>
+        <w:t>59</w:t>
+      </w:r>
+      <w:r>
+        <w:rPr>
+          <w:rFonts w:hint="eastAsia"/>
+        </w:rPr>
+        <w:t xml:space="preserve">분마다 </w:t>
+      </w:r>
+      <w:r>
+        <w:t>cron</w:t>
+      </w:r>
+      <w:r>
+        <w:rPr>
+          <w:rFonts w:hint="eastAsia"/>
+        </w:rPr>
+        <w:t xml:space="preserve">에 의해 </w:t>
+      </w:r>
+      <w:r>
+        <w:t xml:space="preserve">logrotate </w:t>
+      </w:r>
+      <w:r>
+        <w:rPr>
+          <w:rFonts w:hint="eastAsia"/>
+        </w:rPr>
+        <w:t xml:space="preserve">명령이 실행되도록 하는 설정이며 </w:t>
+      </w:r>
+      <w:r>
+        <w:t xml:space="preserve">logrotate </w:t>
+      </w:r>
+      <w:r>
+        <w:rPr>
+          <w:rFonts w:hint="eastAsia"/>
+        </w:rPr>
+        <w:t>명령에 대한 설정 파일</w:t>
+      </w:r>
+      <w:r>
+        <w:rPr>
+          <w:rFonts w:hint="eastAsia"/>
+        </w:rPr>
+        <w:t>로</w:t>
+      </w:r>
+      <w:r>
+        <w:rPr>
+          <w:rFonts w:hint="eastAsia"/>
+        </w:rPr>
+        <w:t xml:space="preserve"> </w:t>
+      </w:r>
+      <w:r>
+        <w:t>/root/ezFlow.conf</w:t>
+      </w:r>
+      <w:r>
+        <w:rPr>
+          <w:rFonts w:hint="eastAsia"/>
+        </w:rPr>
+        <w:t>를</w:t>
+      </w:r>
+      <w:r>
+        <w:rPr>
+          <w:rFonts w:hint="eastAsia"/>
+        </w:rPr>
+        <w:t xml:space="preserve"> 지정하고 있다.</w:t>
+      </w:r>
+      <w:r>
+        <w:t xml:space="preserve"> logrotate</w:t>
+      </w:r>
+      <w:r>
+        <w:rPr>
+          <w:rFonts w:hint="eastAsia"/>
+        </w:rPr>
+        <w:t xml:space="preserve">는 </w:t>
+      </w:r>
+      <w:r>
+        <w:t xml:space="preserve">ezFlow </w:t>
+      </w:r>
+      <w:r>
+        <w:rPr>
+          <w:rFonts w:hint="eastAsia"/>
+        </w:rPr>
+        <w:t xml:space="preserve">웹애플리케이션을 실행하는 Tomcat의 로그 파일인 </w:t>
+      </w:r>
+      <w:r>
+        <w:t>/</w:t>
+      </w:r>
+      <w:r>
+        <w:rPr>
+          <w:rFonts w:hint="eastAsia"/>
+        </w:rPr>
+        <w:t>home/jmocha/ezEKP/ezFlow/logs/</w:t>
+      </w:r>
+      <w:r>
+        <w:t>catalina.out</w:t>
+      </w:r>
+      <w:r>
+        <w:rPr>
+          <w:rFonts w:hint="eastAsia"/>
+        </w:rPr>
+        <w:t xml:space="preserve">을 매일 별도의 파일로 저장하도록 하고 </w:t>
+      </w:r>
+      <w:r>
+        <w:t>30</w:t>
+      </w:r>
+      <w:r>
+        <w:rPr>
+          <w:rFonts w:hint="eastAsia"/>
+        </w:rPr>
+        <w:t xml:space="preserve">일이 지난 로그 파일은 삭제하기 위해 사용한다. </w:t>
+      </w:r>
+      <w:r>
+        <w:rPr>
+          <w:rFonts w:hint="eastAsia"/>
+        </w:rPr>
+        <w:t xml:space="preserve">다른 </w:t>
+      </w:r>
+      <w:r>
+        <w:t xml:space="preserve">cron job </w:t>
+      </w:r>
+      <w:r>
+        <w:rPr>
+          <w:rFonts w:hint="eastAsia"/>
+        </w:rPr>
+        <w:t xml:space="preserve">파일인 </w:t>
+      </w:r>
+      <w:r>
+        <w:t>jgw-server</w:t>
+      </w:r>
+      <w:r>
+        <w:rPr>
+          <w:rFonts w:hint="eastAsia"/>
+        </w:rPr>
+        <w:t xml:space="preserve">는 </w:t>
+      </w:r>
+      <w:r>
+        <w:t>JMocha Gateway Server</w:t>
+      </w:r>
+      <w:r>
+        <w:rPr>
+          <w:rFonts w:hint="eastAsia"/>
+        </w:rPr>
+        <w:t>에 대해 동일한 역할을 수행한다.</w:t>
+      </w:r>
+      <w:r>
+        <w:t xml:space="preserve"> </w:t>
+      </w:r>
+      <w:r>
+        <w:rPr>
+          <w:rFonts w:hint="eastAsia"/>
+        </w:rPr>
+        <w:t xml:space="preserve">또 다른 </w:t>
+      </w:r>
+      <w:r>
+        <w:t xml:space="preserve">cron job </w:t>
+      </w:r>
+      <w:r>
+        <w:rPr>
+          <w:rFonts w:hint="eastAsia"/>
+        </w:rPr>
+        <w:t>파일인 c</w:t>
+      </w:r>
+      <w:r>
+        <w:t>leanup</w:t>
+      </w:r>
+      <w:r>
+        <w:rPr>
+          <w:rFonts w:hint="eastAsia"/>
+        </w:rPr>
+        <w:t xml:space="preserve">은 매일 </w:t>
+      </w:r>
+      <w:r>
+        <w:t>23</w:t>
+      </w:r>
+      <w:r>
+        <w:rPr>
+          <w:rFonts w:hint="eastAsia"/>
+        </w:rPr>
+        <w:t xml:space="preserve">시 </w:t>
+      </w:r>
+      <w:r>
+        <w:t>59</w:t>
+      </w:r>
+      <w:r>
+        <w:rPr>
+          <w:rFonts w:hint="eastAsia"/>
+        </w:rPr>
+        <w:t xml:space="preserve">분마다 </w:t>
+      </w:r>
+      <w:r>
+        <w:t xml:space="preserve">/root/cleanup.sh </w:t>
+      </w:r>
+      <w:r>
+        <w:rPr>
+          <w:rFonts w:hint="eastAsia"/>
+        </w:rPr>
+        <w:t xml:space="preserve">쉘스크립트를 수행하는데 </w:t>
+      </w:r>
+      <w:r>
+        <w:t xml:space="preserve">/root/cleanup.sh </w:t>
+      </w:r>
+      <w:r>
+        <w:rPr>
+          <w:rFonts w:hint="eastAsia"/>
+        </w:rPr>
+        <w:t xml:space="preserve">스크립트는 </w:t>
+      </w:r>
+      <w:r>
+        <w:t>Tomcat</w:t>
+      </w:r>
+      <w:r>
+        <w:rPr>
+          <w:rFonts w:hint="eastAsia"/>
+        </w:rPr>
+        <w:t xml:space="preserve">의 </w:t>
+      </w:r>
+      <w:r>
+        <w:t xml:space="preserve">logs </w:t>
+      </w:r>
+      <w:r>
+        <w:rPr>
+          <w:rFonts w:hint="eastAsia"/>
+        </w:rPr>
+        <w:t xml:space="preserve">폴더에 위치한 </w:t>
+      </w:r>
+      <w:r>
+        <w:t>access log</w:t>
+      </w:r>
+      <w:r>
+        <w:rPr>
+          <w:rFonts w:hint="eastAsia"/>
+        </w:rPr>
+        <w:t xml:space="preserve">인 </w:t>
+      </w:r>
+      <w:r>
+        <w:t>localhost_access_log.</w:t>
+      </w:r>
+      <w:r>
+        <w:rPr>
+          <w:rFonts w:hint="eastAsia"/>
+        </w:rPr>
+        <w:t>날짜.</w:t>
+      </w:r>
+      <w:r>
+        <w:t>txt</w:t>
+      </w:r>
+      <w:r>
+        <w:rPr>
+          <w:rFonts w:hint="eastAsia"/>
+        </w:rPr>
+        <w:t xml:space="preserve">에 대해 </w:t>
+      </w:r>
+      <w:r>
+        <w:t>30</w:t>
+      </w:r>
+      <w:r>
+        <w:rPr>
+          <w:rFonts w:hint="eastAsia"/>
+        </w:rPr>
+        <w:t>일 지난 로그</w:t>
+      </w:r>
+      <w:r>
+        <w:rPr>
+          <w:rFonts w:hint="eastAsia"/>
+        </w:rPr>
+        <w:t xml:space="preserve"> 파일들을</w:t>
+      </w:r>
+      <w:r>
+        <w:rPr>
+          <w:rFonts w:hint="eastAsia"/>
+        </w:rPr>
+        <w:t xml:space="preserve"> 삭제하는 역할을 수행한다.</w:t>
+      </w:r>
+      <w:r>
+        <w:t xml:space="preserve"> access log</w:t>
+      </w:r>
+      <w:r>
+        <w:rPr>
+          <w:rFonts w:hint="eastAsia"/>
+        </w:rPr>
+        <w:t xml:space="preserve">는 </w:t>
+      </w:r>
+      <w:r>
+        <w:t>Tomcat</w:t>
+      </w:r>
+      <w:r>
+        <w:rPr>
+          <w:rFonts w:hint="eastAsia"/>
+        </w:rPr>
+        <w:t xml:space="preserve">에 의해 자동으로 날짜별 파일이 생성되므로 </w:t>
+      </w:r>
+      <w:r>
+        <w:t>logrotate</w:t>
+      </w:r>
+      <w:r>
+        <w:rPr>
+          <w:rFonts w:hint="eastAsia"/>
+        </w:rPr>
+        <w:t xml:space="preserve">를 사용하지는 않으나 </w:t>
+      </w:r>
+      <w:r>
+        <w:t>30</w:t>
+      </w:r>
+      <w:r>
+        <w:rPr>
+          <w:rFonts w:hint="eastAsia"/>
+        </w:rPr>
+        <w:t xml:space="preserve">일 지난 로그를 삭제하기 위한 용도로 </w:t>
+      </w:r>
+      <w:r>
+        <w:t>/etc/cron.d/cleanup</w:t>
+      </w:r>
+      <w:r>
+        <w:rPr>
+          <w:rFonts w:hint="eastAsia"/>
+        </w:rPr>
+        <w:t xml:space="preserve">과 </w:t>
+      </w:r>
+      <w:r>
+        <w:t>/root/cleanup.sh</w:t>
+      </w:r>
+      <w:r>
+        <w:rPr>
+          <w:rFonts w:hint="eastAsia"/>
+        </w:rPr>
+        <w:t>를 사용하는 것이다.</w:t>
+      </w:r>
+    </w:p>
+    <w:p>
+      <w:pPr>
+        <w:pStyle w:val="a4"/>
+        <w:numPr>
+          <w:ilvl w:val="0"/>
+          <w:numId w:val="19"/>
+        </w:numPr>
+        <w:ind w:leftChars="0"/>
+        <w:rPr>
+          <w:rFonts w:hint="eastAsia"/>
+        </w:rPr>
+      </w:pPr>
+      <w:r>
+        <w:t>/</w:t>
+      </w:r>
+      <w:r>
+        <w:rPr>
+          <w:rFonts w:hint="eastAsia"/>
+        </w:rPr>
+        <w:t>root</w:t>
+      </w:r>
+    </w:p>
+    <w:p>
+      <w:pPr>
+        <w:pStyle w:val="a4"/>
+        <w:numPr>
+          <w:ilvl w:val="1"/>
+          <w:numId w:val="19"/>
+        </w:numPr>
+        <w:ind w:leftChars="0"/>
+      </w:pPr>
+      <w:r>
+        <w:t>logrotate</w:t>
+      </w:r>
+      <w:r>
+        <w:rPr>
+          <w:rFonts w:hint="eastAsia"/>
+        </w:rPr>
+        <w:t xml:space="preserve">의 설정 파일인 </w:t>
+      </w:r>
+      <w:r>
+        <w:t>ezFlow.conf, jgw-server.conf</w:t>
+      </w:r>
+      <w:r>
+        <w:rPr>
+          <w:rFonts w:hint="eastAsia"/>
+        </w:rPr>
+        <w:t>와</w:t>
+      </w:r>
+      <w:r>
+        <w:t xml:space="preserve"> cleanup.sh </w:t>
+      </w:r>
+      <w:r>
+        <w:rPr>
+          <w:rFonts w:hint="eastAsia"/>
+        </w:rPr>
+        <w:t>쉘스크립트 파일이 위치한다.</w:t>
       </w:r>
     </w:p>
     <w:p/>
+    <w:p>
+      <w:pPr>
+        <w:pStyle w:val="1"/>
+      </w:pPr>
+      <w:bookmarkStart w:id="7" w:name="_Toc60240608"/>
+      <w:bookmarkStart w:id="8" w:name="_Toc61221984"/>
+      <w:r>
+        <w:rPr>
+          <w:rFonts w:hint="eastAsia"/>
+        </w:rPr>
+        <w:t>ezEK</w:t>
+      </w:r>
+      <w:r>
+        <w:t>P</w:t>
+      </w:r>
+      <w:r>
+        <w:t xml:space="preserve"> 서비스 종료 방법</w:t>
+      </w:r>
+      <w:bookmarkEnd w:id="7"/>
+      <w:bookmarkEnd w:id="8"/>
+      <w:r>
+        <w:rPr>
+          <w:rFonts w:hint="eastAsia"/>
+        </w:rPr>
+        <w:t xml:space="preserve"> </w:t>
+      </w:r>
+    </w:p>
+    <w:p>
+      <w:r>
+        <w:t xml:space="preserve"> ezEKP </w:t>
+      </w:r>
+      <w:r>
+        <w:rPr>
+          <w:rFonts w:hint="eastAsia"/>
+        </w:rPr>
+        <w:t>서비스를 종료할 때는 다음 절차를 따라 종료하도록 한다.</w:t>
+      </w:r>
+    </w:p>
+    <w:p>
+      <w:pPr>
+        <w:pStyle w:val="a4"/>
+        <w:numPr>
+          <w:ilvl w:val="0"/>
+          <w:numId w:val="20"/>
+        </w:numPr>
+        <w:ind w:leftChars="0"/>
+      </w:pPr>
+      <w:r>
+        <w:t>ezEKP</w:t>
+      </w:r>
+      <w:r>
+        <w:t xml:space="preserve"> 서비스를 구성하는 애플리케이션들을 의존 관계에 따라  다음 순서대로 </w:t>
+      </w:r>
+      <w:r>
+        <w:t>종</w:t>
+      </w:r>
+      <w:r>
+        <w:rPr>
+          <w:rFonts w:hint="eastAsia"/>
+        </w:rPr>
+        <w:t>료한다</w:t>
+      </w:r>
+      <w:r>
+        <w:rPr>
+          <w:rFonts w:hint="eastAsia"/>
+        </w:rPr>
+        <w:t>.</w:t>
+      </w:r>
+      <w:r>
+        <w:t xml:space="preserve"> </w:t>
+      </w:r>
+      <w:r>
+        <w:rPr>
+          <w:rFonts w:hint="eastAsia"/>
+        </w:rPr>
+        <w:t>단,</w:t>
+      </w:r>
+      <w:r>
+        <w:t xml:space="preserve"> ezSyncServer</w:t>
+      </w:r>
+      <w:r>
+        <w:rPr>
+          <w:rFonts w:hint="eastAsia"/>
+        </w:rPr>
+        <w:t>는 인사연동이 사용되는 경우에만 존재</w:t>
+      </w:r>
+      <w:r>
+        <w:rPr>
+          <w:rFonts w:hint="eastAsia"/>
+        </w:rPr>
+        <w:t xml:space="preserve">하며 </w:t>
+      </w:r>
+      <w:r>
+        <w:t>ezMobile</w:t>
+      </w:r>
+      <w:r>
+        <w:rPr>
+          <w:rFonts w:hint="eastAsia"/>
+        </w:rPr>
+        <w:t xml:space="preserve">이 </w:t>
+      </w:r>
+      <w:r>
+        <w:t>ezFlow</w:t>
+      </w:r>
+      <w:r>
+        <w:rPr>
+          <w:rFonts w:hint="eastAsia"/>
+        </w:rPr>
+        <w:t>와 동일한 Tomcat</w:t>
+      </w:r>
+      <w:r>
+        <w:t xml:space="preserve"> </w:t>
+      </w:r>
+      <w:r>
+        <w:rPr>
+          <w:rFonts w:hint="eastAsia"/>
+        </w:rPr>
+        <w:t xml:space="preserve">상에 설치된 경우가 아니라면 </w:t>
+      </w:r>
+      <w:r>
+        <w:t>ezMobile</w:t>
+      </w:r>
+      <w:r>
+        <w:rPr>
+          <w:rFonts w:hint="eastAsia"/>
+        </w:rPr>
+        <w:t xml:space="preserve">을 </w:t>
+      </w:r>
+      <w:r>
+        <w:t xml:space="preserve">ezFlow </w:t>
+      </w:r>
+      <w:r>
+        <w:rPr>
+          <w:rFonts w:hint="eastAsia"/>
+        </w:rPr>
+        <w:t>전에 종료한다.</w:t>
+      </w:r>
+      <w:r>
+        <w:t xml:space="preserve"> </w:t>
+      </w:r>
+      <w:r>
+        <w:rPr>
+          <w:rFonts w:hint="eastAsia"/>
+        </w:rPr>
+        <w:t xml:space="preserve">이 경우 </w:t>
+      </w:r>
+      <w:r>
+        <w:t>ezMobile</w:t>
+      </w:r>
+      <w:r>
+        <w:rPr>
+          <w:rFonts w:hint="eastAsia"/>
+        </w:rPr>
+        <w:t xml:space="preserve">을 </w:t>
+      </w:r>
+      <w:r>
+        <w:rPr>
+          <w:rFonts w:hint="eastAsia"/>
+        </w:rPr>
+        <w:t>종료</w:t>
+      </w:r>
+      <w:r>
+        <w:rPr>
+          <w:rFonts w:hint="eastAsia"/>
+        </w:rPr>
+        <w:t xml:space="preserve">하는 방법은 </w:t>
+      </w:r>
+      <w:r>
+        <w:t>ezFlow</w:t>
+      </w:r>
+      <w:r>
+        <w:rPr>
+          <w:rFonts w:hint="eastAsia"/>
+        </w:rPr>
+        <w:t>와 거의 동일하다.</w:t>
+      </w:r>
+    </w:p>
+    <w:p>
+      <w:pPr>
+        <w:pStyle w:val="a4"/>
+        <w:numPr>
+          <w:ilvl w:val="1"/>
+          <w:numId w:val="20"/>
+        </w:numPr>
+        <w:ind w:leftChars="0"/>
+      </w:pPr>
+      <w:r>
+        <w:t xml:space="preserve">ezSyncServer -&gt; </w:t>
+      </w:r>
+      <w:r>
+        <w:t>ezFlow -&gt; jmocha-server -&gt; jgw-server</w:t>
+      </w:r>
+    </w:p>
+    <w:p>
+      <w:pPr>
+        <w:pStyle w:val="a4"/>
+        <w:numPr>
+          <w:ilvl w:val="0"/>
+          <w:numId w:val="20"/>
+        </w:numPr>
+        <w:ind w:leftChars="0"/>
+      </w:pPr>
+      <w:r>
+        <w:t>CentOS</w:t>
+      </w:r>
+      <w:r>
+        <w:t xml:space="preserve"> 서버의 리눅스 root 계정으로 로그인 한 후</w:t>
+      </w:r>
+      <w:r>
+        <w:rPr>
+          <w:rFonts w:hint="eastAsia"/>
+        </w:rPr>
+        <w:t>(jmocha 리눅스 계정으로 서비스를 실행 중일 때는 jmocha 계정을 사용)</w:t>
+      </w:r>
+      <w:r>
+        <w:t xml:space="preserve"> </w:t>
+      </w:r>
+      <w:r>
+        <w:t>ezEKP</w:t>
+      </w:r>
+      <w:r>
+        <w:t xml:space="preserve"> 서비스를 다음 명령으로 </w:t>
+      </w:r>
+      <w:r>
+        <w:t>종료</w:t>
+      </w:r>
+      <w:r>
+        <w:rPr>
+          <w:rFonts w:hint="eastAsia"/>
+        </w:rPr>
+        <w:t>한다</w:t>
+      </w:r>
+      <w:r>
+        <w:rPr>
+          <w:rFonts w:hint="eastAsia"/>
+        </w:rPr>
+        <w:t>.</w:t>
+      </w:r>
+    </w:p>
+    <w:p>
+      <w:pPr>
+        <w:pStyle w:val="a4"/>
+        <w:numPr>
+          <w:ilvl w:val="1"/>
+          <w:numId w:val="20"/>
+        </w:numPr>
+        <w:ind w:leftChars="0"/>
+      </w:pPr>
+      <w:r>
+        <w:t xml:space="preserve">ezSyncServer </w:t>
+      </w:r>
+      <w:r>
+        <w:rPr>
+          <w:rFonts w:hint="eastAsia"/>
+        </w:rPr>
+        <w:t>종료</w:t>
+      </w:r>
+      <w:r>
+        <w:br/>
+      </w:r>
+      <w:r>
+        <w:t># cd /home/jmocha/ezEKP/</w:t>
+      </w:r>
+      <w:r>
+        <w:t>ezSyncServer</w:t>
+      </w:r>
+      <w:r>
+        <w:t>/bin</w:t>
+      </w:r>
+      <w:r>
+        <w:br/>
+      </w:r>
+      <w:r>
+        <w:t># ./shutdown.sh</w:t>
+      </w:r>
+      <w:r>
+        <w:br/>
+      </w:r>
+      <w:r>
+        <w:lastRenderedPageBreak/>
+        <w:t xml:space="preserve"># ps aux | grep </w:t>
+      </w:r>
+      <w:r>
+        <w:t>ezSyncServer (</w:t>
+      </w:r>
+      <w:r>
+        <w:rPr>
+          <w:rFonts w:hint="eastAsia"/>
+        </w:rPr>
+        <w:t xml:space="preserve">이 </w:t>
+      </w:r>
+      <w:r>
+        <w:t>명령으로</w:t>
+      </w:r>
+      <w:r>
+        <w:rPr>
+          <w:rFonts w:hint="eastAsia"/>
+        </w:rPr>
+        <w:t xml:space="preserve"> </w:t>
+      </w:r>
+      <w:r>
+        <w:t xml:space="preserve">ezSyncServer </w:t>
+      </w:r>
+      <w:r>
+        <w:t xml:space="preserve">프로세스가 종료되었는 지 </w:t>
+      </w:r>
+      <w:r>
+        <w:t>확인</w:t>
+      </w:r>
+      <w:r>
+        <w:rPr>
+          <w:rFonts w:hint="eastAsia"/>
+        </w:rPr>
+        <w:t>)</w:t>
+      </w:r>
+    </w:p>
+    <w:p>
+      <w:pPr>
+        <w:pStyle w:val="a4"/>
+        <w:numPr>
+          <w:ilvl w:val="1"/>
+          <w:numId w:val="20"/>
+        </w:numPr>
+        <w:ind w:leftChars="0"/>
+      </w:pPr>
+      <w:r>
+        <w:t>ez</w:t>
+      </w:r>
+      <w:r>
+        <w:rPr>
+          <w:rFonts w:hint="eastAsia"/>
+        </w:rPr>
+        <w:t>Flow</w:t>
+      </w:r>
+      <w:r>
+        <w:t xml:space="preserve"> </w:t>
+      </w:r>
+      <w:r>
+        <w:rPr>
+          <w:rFonts w:hint="eastAsia"/>
+        </w:rPr>
+        <w:t>종료</w:t>
+      </w:r>
+      <w:r>
+        <w:br/>
+      </w:r>
+      <w:r>
+        <w:t># cd /home/jmocha/ezEKP/</w:t>
+      </w:r>
+      <w:r>
+        <w:t>ezFlow</w:t>
+      </w:r>
+      <w:r>
+        <w:t>/bin</w:t>
+      </w:r>
+      <w:r>
+        <w:br/>
+      </w:r>
+      <w:r>
+        <w:t># ./shutdown.sh</w:t>
+      </w:r>
+      <w:r>
+        <w:br/>
+      </w:r>
+      <w:r>
+        <w:t xml:space="preserve"># ps aux | grep </w:t>
+      </w:r>
+      <w:r>
+        <w:t>ezFlow (</w:t>
+      </w:r>
+      <w:r>
+        <w:rPr>
+          <w:rFonts w:hint="eastAsia"/>
+        </w:rPr>
+        <w:t xml:space="preserve">이 </w:t>
+      </w:r>
+      <w:r>
+        <w:t>명령으로</w:t>
+      </w:r>
+      <w:r>
+        <w:rPr>
+          <w:rFonts w:hint="eastAsia"/>
+        </w:rPr>
+        <w:t xml:space="preserve"> </w:t>
+      </w:r>
+      <w:r>
+        <w:t xml:space="preserve">ezFlow </w:t>
+      </w:r>
+      <w:r>
+        <w:t xml:space="preserve">프로세스가 종료되었는 지 </w:t>
+      </w:r>
+      <w:r>
+        <w:t>확인</w:t>
+      </w:r>
+      <w:r>
+        <w:rPr>
+          <w:rFonts w:hint="eastAsia"/>
+        </w:rPr>
+        <w:t>)</w:t>
+      </w:r>
+    </w:p>
+    <w:p>
+      <w:pPr>
+        <w:pStyle w:val="a4"/>
+        <w:numPr>
+          <w:ilvl w:val="1"/>
+          <w:numId w:val="20"/>
+        </w:numPr>
+        <w:ind w:leftChars="0"/>
+      </w:pPr>
+      <w:r>
+        <w:t>jmocha-server</w:t>
+      </w:r>
+      <w:r>
+        <w:t xml:space="preserve"> </w:t>
+      </w:r>
+      <w:r>
+        <w:rPr>
+          <w:rFonts w:hint="eastAsia"/>
+        </w:rPr>
+        <w:t>종료</w:t>
+      </w:r>
+      <w:r>
+        <w:br/>
+      </w:r>
+      <w:r>
+        <w:t># cd /home/jmocha/ezEKP/</w:t>
+      </w:r>
+      <w:r>
+        <w:t>jmocha-server</w:t>
+      </w:r>
+      <w:r>
+        <w:t>/bin</w:t>
+      </w:r>
+      <w:r>
+        <w:br/>
+        <w:t># ./james stop</w:t>
+      </w:r>
+      <w:r>
+        <w:br/>
+      </w:r>
+      <w:r>
+        <w:t xml:space="preserve"># ps aux | grep </w:t>
+      </w:r>
+      <w:r>
+        <w:t>james (</w:t>
+      </w:r>
+      <w:r>
+        <w:rPr>
+          <w:rFonts w:hint="eastAsia"/>
+        </w:rPr>
+        <w:t xml:space="preserve">이 </w:t>
+      </w:r>
+      <w:r>
+        <w:t>명령으로</w:t>
+      </w:r>
+      <w:r>
+        <w:rPr>
+          <w:rFonts w:hint="eastAsia"/>
+        </w:rPr>
+        <w:t xml:space="preserve"> </w:t>
+      </w:r>
+      <w:r>
+        <w:t xml:space="preserve">jmocha-server </w:t>
+      </w:r>
+      <w:r>
+        <w:t xml:space="preserve">프로세스가 종료되었는 지 </w:t>
+      </w:r>
+      <w:r>
+        <w:t>확인</w:t>
+      </w:r>
+      <w:r>
+        <w:rPr>
+          <w:rFonts w:hint="eastAsia"/>
+        </w:rPr>
+        <w:t xml:space="preserve">. </w:t>
+      </w:r>
+      <w:r>
+        <w:t>주의: 프로세스명은 jmocha-server가 아닌</w:t>
+      </w:r>
+      <w:r>
+        <w:t xml:space="preserve"> james </w:t>
+      </w:r>
+      <w:r>
+        <w:rPr>
+          <w:rFonts w:hint="eastAsia"/>
+        </w:rPr>
+        <w:t>임.</w:t>
+      </w:r>
+      <w:r>
+        <w:t>)</w:t>
+      </w:r>
+    </w:p>
+    <w:p>
+      <w:pPr>
+        <w:pStyle w:val="a4"/>
+        <w:numPr>
+          <w:ilvl w:val="1"/>
+          <w:numId w:val="20"/>
+        </w:numPr>
+        <w:ind w:leftChars="0"/>
+      </w:pPr>
+      <w:r>
+        <w:t xml:space="preserve">jgw-server </w:t>
+      </w:r>
+      <w:r>
+        <w:rPr>
+          <w:rFonts w:hint="eastAsia"/>
+        </w:rPr>
+        <w:t>종료</w:t>
+      </w:r>
+      <w:r>
+        <w:br/>
+      </w:r>
+      <w:r>
+        <w:t># cd /home/jmocha/ezEKP/</w:t>
+      </w:r>
+      <w:r>
+        <w:t>jgw-server</w:t>
+      </w:r>
+      <w:r>
+        <w:t>/bin</w:t>
+      </w:r>
+      <w:r>
+        <w:br/>
+      </w:r>
+      <w:r>
+        <w:t># ./shutdown.sh</w:t>
+      </w:r>
+      <w:r>
+        <w:br/>
+      </w:r>
+      <w:r>
+        <w:t xml:space="preserve"># ps aux | grep </w:t>
+      </w:r>
+      <w:r>
+        <w:t>jgw-server (</w:t>
+      </w:r>
+      <w:r>
+        <w:rPr>
+          <w:rFonts w:hint="eastAsia"/>
+        </w:rPr>
+        <w:t xml:space="preserve">이 </w:t>
+      </w:r>
+      <w:r>
+        <w:t>명령으로</w:t>
+      </w:r>
+      <w:r>
+        <w:rPr>
+          <w:rFonts w:hint="eastAsia"/>
+        </w:rPr>
+        <w:t xml:space="preserve"> </w:t>
+      </w:r>
+      <w:r>
+        <w:t xml:space="preserve">jgw-server </w:t>
+      </w:r>
+      <w:r>
+        <w:t xml:space="preserve">프로세스가 종료되었는 지 </w:t>
+      </w:r>
+      <w:r>
+        <w:t>확인</w:t>
+      </w:r>
+      <w:r>
+        <w:rPr>
+          <w:rFonts w:hint="eastAsia"/>
+        </w:rPr>
+        <w:t>)</w:t>
+      </w:r>
+    </w:p>
+    <w:p>
+      <w:pPr>
+        <w:pStyle w:val="a4"/>
+        <w:numPr>
+          <w:ilvl w:val="0"/>
+          <w:numId w:val="20"/>
+        </w:numPr>
+        <w:ind w:leftChars="0"/>
+      </w:pPr>
+      <w:r>
+        <w:t xml:space="preserve">Cluster </w:t>
+      </w:r>
+      <w:r>
+        <w:rPr>
+          <w:rFonts w:hint="eastAsia"/>
+        </w:rPr>
+        <w:t>환경인 경우 그 다음</w:t>
+      </w:r>
+      <w:r>
+        <w:t xml:space="preserve"> </w:t>
+      </w:r>
+      <w:r>
+        <w:t xml:space="preserve">CentOS </w:t>
+      </w:r>
+      <w:r>
+        <w:t>서버</w:t>
+      </w:r>
+      <w:r>
+        <w:rPr>
+          <w:rFonts w:hint="eastAsia"/>
+        </w:rPr>
+        <w:t>에</w:t>
+      </w:r>
+      <w:r>
+        <w:t xml:space="preserve"> 로그인 한 후 위에서와 동일한 방법으로 </w:t>
+      </w:r>
+      <w:r>
+        <w:t>ezEKP</w:t>
+      </w:r>
+      <w:r>
+        <w:t xml:space="preserve"> 서비스를 </w:t>
+      </w:r>
+      <w:r>
+        <w:t>종료</w:t>
+      </w:r>
+      <w:r>
+        <w:rPr>
+          <w:rFonts w:hint="eastAsia"/>
+        </w:rPr>
+        <w:t>한다</w:t>
+      </w:r>
+      <w:r>
+        <w:rPr>
+          <w:rFonts w:hint="eastAsia"/>
+        </w:rPr>
+        <w:t>.</w:t>
+      </w:r>
+    </w:p>
+    <w:p>
+      <w:pPr>
+        <w:pStyle w:val="a4"/>
+        <w:numPr>
+          <w:ilvl w:val="1"/>
+          <w:numId w:val="20"/>
+        </w:numPr>
+        <w:ind w:leftChars="0"/>
+      </w:pPr>
+      <w:r>
+        <w:rPr>
+          <w:rFonts w:hint="eastAsia"/>
+        </w:rPr>
+        <w:t>단,</w:t>
+      </w:r>
+      <w:r>
+        <w:t xml:space="preserve"> ezSyncServer</w:t>
+      </w:r>
+      <w:r>
+        <w:rPr>
+          <w:rFonts w:hint="eastAsia"/>
+        </w:rPr>
+        <w:t xml:space="preserve">는 </w:t>
+      </w:r>
+      <w:r>
+        <w:t>1</w:t>
+      </w:r>
+      <w:r>
+        <w:rPr>
+          <w:rFonts w:hint="eastAsia"/>
+        </w:rPr>
+        <w:t>번 서버에</w:t>
+      </w:r>
+      <w:r>
+        <w:rPr>
+          <w:rFonts w:hint="eastAsia"/>
+        </w:rPr>
+        <w:t>만 존재함.</w:t>
+      </w:r>
+    </w:p>
+    <w:p>
+      <w:pPr>
+        <w:pStyle w:val="a4"/>
+        <w:ind w:leftChars="0" w:left="1080"/>
+      </w:pPr>
+    </w:p>
+    <w:p>
+      <w:pPr>
+        <w:pStyle w:val="1"/>
+      </w:pPr>
+      <w:bookmarkStart w:id="9" w:name="_Toc60240609"/>
+      <w:bookmarkStart w:id="10" w:name="_Toc61221985"/>
+      <w:r>
+        <w:rPr>
+          <w:rFonts w:hint="eastAsia"/>
+        </w:rPr>
+        <w:t>M</w:t>
+      </w:r>
+      <w:r>
+        <w:t>ariaDB</w:t>
+      </w:r>
+      <w:r>
+        <w:t xml:space="preserve"> 종료 방법</w:t>
+      </w:r>
+      <w:bookmarkEnd w:id="9"/>
+      <w:bookmarkEnd w:id="10"/>
+      <w:r>
+        <w:rPr>
+          <w:rFonts w:hint="eastAsia"/>
+        </w:rPr>
+        <w:t xml:space="preserve"> </w:t>
+      </w:r>
+    </w:p>
+    <w:p>
+      <w:pPr>
+        <w:pStyle w:val="a4"/>
+        <w:numPr>
+          <w:ilvl w:val="0"/>
+          <w:numId w:val="20"/>
+        </w:numPr>
+        <w:ind w:leftChars="0"/>
+      </w:pPr>
+      <w:r>
+        <w:rPr>
+          <w:rFonts w:hint="eastAsia"/>
+        </w:rPr>
+        <w:t xml:space="preserve">위 </w:t>
+      </w:r>
+      <w:r>
+        <w:t>'</w:t>
+      </w:r>
+      <w:r>
+        <w:t>ezEKP</w:t>
+      </w:r>
+      <w:r>
+        <w:t xml:space="preserve"> 서비스 종료 방법'에 따라 먼저 </w:t>
+      </w:r>
+      <w:r>
+        <w:t>ezEKP</w:t>
+      </w:r>
+      <w:r>
+        <w:t xml:space="preserve"> 서비스를 모두 종료한 후</w:t>
+      </w:r>
+      <w:r>
+        <w:t xml:space="preserve"> </w:t>
+      </w:r>
+      <w:r>
+        <w:t>MariaDB</w:t>
+      </w:r>
+      <w:r>
+        <w:t xml:space="preserve">를 </w:t>
+      </w:r>
+      <w:r>
+        <w:t>종료</w:t>
+      </w:r>
+      <w:r>
+        <w:rPr>
+          <w:rFonts w:hint="eastAsia"/>
+        </w:rPr>
+        <w:t>한다</w:t>
+      </w:r>
+      <w:r>
+        <w:rPr>
+          <w:rFonts w:hint="eastAsia"/>
+        </w:rPr>
+        <w:t>.</w:t>
+      </w:r>
+    </w:p>
+    <w:p>
+      <w:pPr>
+        <w:pStyle w:val="a4"/>
+        <w:numPr>
+          <w:ilvl w:val="0"/>
+          <w:numId w:val="20"/>
+        </w:numPr>
+        <w:ind w:leftChars="0"/>
+      </w:pPr>
+      <w:r>
+        <w:t>MariaDB Cluster</w:t>
+      </w:r>
+      <w:r>
+        <w:rPr>
+          <w:rFonts w:hint="eastAsia"/>
+        </w:rPr>
+        <w:t>를 사용하는</w:t>
+      </w:r>
+      <w:r>
+        <w:rPr>
+          <w:rFonts w:hint="eastAsia"/>
+        </w:rPr>
+        <w:t xml:space="preserve"> 경우 </w:t>
+      </w:r>
+      <w:r>
+        <w:rPr>
+          <w:rFonts w:hint="eastAsia"/>
+        </w:rPr>
+        <w:t xml:space="preserve">기본적으로 </w:t>
+      </w:r>
+      <w:r>
+        <w:t>3</w:t>
+      </w:r>
+      <w:r>
+        <w:rPr>
+          <w:rFonts w:hint="eastAsia"/>
+        </w:rPr>
+        <w:t xml:space="preserve">대로 구성되며 </w:t>
+      </w:r>
+      <w:r>
+        <w:t>데이터베이스 서버의 데이터가 실시간으로 동기화되므로 데이터의 변경이 없는 상태에서 데이터베이스를 종료하는 것이 바람직</w:t>
+      </w:r>
+      <w:r>
+        <w:rPr>
+          <w:rFonts w:hint="eastAsia"/>
+        </w:rPr>
+        <w:t>하다</w:t>
+      </w:r>
+      <w:r>
+        <w:rPr>
+          <w:rFonts w:hint="eastAsia"/>
+        </w:rPr>
+        <w:t>.</w:t>
+      </w:r>
+      <w:r>
+        <w:t xml:space="preserve"> 이에 </w:t>
+      </w:r>
+      <w:r>
+        <w:rPr>
+          <w:rFonts w:hint="eastAsia"/>
+        </w:rPr>
+        <w:t xml:space="preserve">모든 </w:t>
+      </w:r>
+      <w:r>
+        <w:t>Node</w:t>
+      </w:r>
+      <w:r>
+        <w:rPr>
+          <w:rFonts w:hint="eastAsia"/>
+        </w:rPr>
+        <w:t xml:space="preserve">로부터 </w:t>
+      </w:r>
+      <w:r>
+        <w:t>ezEKP</w:t>
+      </w:r>
+      <w:r>
+        <w:t xml:space="preserve"> 서비스를 먼저 종료하여 데이터의 변경이 없도록 한 다음 데이터베이스 종료 과정을 수행</w:t>
+      </w:r>
+      <w:r>
+        <w:rPr>
+          <w:rFonts w:hint="eastAsia"/>
+        </w:rPr>
+        <w:t>한다</w:t>
+      </w:r>
+      <w:r>
+        <w:rPr>
+          <w:rFonts w:hint="eastAsia"/>
+        </w:rPr>
+        <w:t>.</w:t>
+      </w:r>
+    </w:p>
+    <w:p>
+      <w:pPr>
+        <w:pStyle w:val="a4"/>
+        <w:numPr>
+          <w:ilvl w:val="0"/>
+          <w:numId w:val="20"/>
+        </w:numPr>
+        <w:ind w:leftChars="0"/>
+      </w:pPr>
+      <w:r>
+        <w:t>MariaDB Cluster는 각 Node들을 일정한 순서대로 종료를 하고 추후 다시 실행할 때</w:t>
+      </w:r>
+      <w:r>
+        <w:lastRenderedPageBreak/>
+        <w:t xml:space="preserve">는 종료한 순서의 역순으로 실행을 해야 </w:t>
+      </w:r>
+      <w:r>
+        <w:rPr>
+          <w:rFonts w:hint="eastAsia"/>
+        </w:rPr>
+        <w:t>한다</w:t>
+      </w:r>
+      <w:r>
+        <w:rPr>
+          <w:rFonts w:hint="eastAsia"/>
+        </w:rPr>
+        <w:t>.</w:t>
+      </w:r>
+      <w:r>
+        <w:t xml:space="preserve"> </w:t>
+      </w:r>
+      <w:r>
+        <w:rPr>
+          <w:rFonts w:hint="eastAsia"/>
+        </w:rPr>
+        <w:t>즉,</w:t>
+      </w:r>
+      <w:r>
+        <w:t xml:space="preserve"> 3</w:t>
+      </w:r>
+      <w:r>
+        <w:rPr>
+          <w:rFonts w:hint="eastAsia"/>
+        </w:rPr>
+        <w:t>대로 구성된 경우</w:t>
+      </w:r>
+    </w:p>
+    <w:p>
+      <w:pPr>
+        <w:pStyle w:val="a4"/>
+        <w:numPr>
+          <w:ilvl w:val="1"/>
+          <w:numId w:val="20"/>
+        </w:numPr>
+        <w:ind w:leftChars="0"/>
+      </w:pPr>
+      <w:r>
+        <w:t>3</w:t>
+      </w:r>
+      <w:r>
+        <w:rPr>
+          <w:rFonts w:hint="eastAsia"/>
+        </w:rPr>
+        <w:t xml:space="preserve">번 </w:t>
+      </w:r>
+      <w:r>
+        <w:t xml:space="preserve">DB </w:t>
+      </w:r>
+      <w:r>
+        <w:rPr>
+          <w:rFonts w:hint="eastAsia"/>
+        </w:rPr>
+        <w:t xml:space="preserve">서버 </w:t>
+      </w:r>
+      <w:r>
+        <w:t xml:space="preserve">-&gt; </w:t>
+      </w:r>
+      <w:r>
+        <w:t>2</w:t>
+      </w:r>
+      <w:r>
+        <w:rPr>
+          <w:rFonts w:hint="eastAsia"/>
+        </w:rPr>
+        <w:t xml:space="preserve">번 </w:t>
+      </w:r>
+      <w:r>
+        <w:t xml:space="preserve">DB </w:t>
+      </w:r>
+      <w:r>
+        <w:rPr>
+          <w:rFonts w:hint="eastAsia"/>
+        </w:rPr>
+        <w:t xml:space="preserve">서버 </w:t>
+      </w:r>
+      <w:r>
+        <w:t>-&gt; 1</w:t>
+      </w:r>
+      <w:r>
+        <w:rPr>
+          <w:rFonts w:hint="eastAsia"/>
+        </w:rPr>
+        <w:t xml:space="preserve">번 </w:t>
+      </w:r>
+      <w:r>
+        <w:t xml:space="preserve">DB </w:t>
+      </w:r>
+      <w:r>
+        <w:rPr>
+          <w:rFonts w:hint="eastAsia"/>
+        </w:rPr>
+        <w:t>서버의 순서로 종료함.</w:t>
+      </w:r>
+    </w:p>
+    <w:p>
+      <w:pPr>
+        <w:pStyle w:val="a4"/>
+        <w:numPr>
+          <w:ilvl w:val="0"/>
+          <w:numId w:val="20"/>
+        </w:numPr>
+        <w:ind w:leftChars="0"/>
+      </w:pPr>
+      <w:r>
+        <w:t>3</w:t>
+      </w:r>
+      <w:r>
+        <w:rPr>
+          <w:rFonts w:hint="eastAsia"/>
+        </w:rPr>
+        <w:t>번</w:t>
+      </w:r>
+      <w:r>
+        <w:rPr>
+          <w:rFonts w:hint="eastAsia"/>
+        </w:rPr>
+        <w:t xml:space="preserve"> 서버의 </w:t>
+      </w:r>
+      <w:r>
+        <w:rPr>
+          <w:rFonts w:hint="eastAsia"/>
+        </w:rPr>
+        <w:t>리눅스</w:t>
+      </w:r>
+      <w:r>
+        <w:t xml:space="preserve"> root 계정으로 로그인한 후</w:t>
+      </w:r>
+      <w:r>
+        <w:rPr>
+          <w:rFonts w:hint="eastAsia"/>
+        </w:rPr>
+        <w:t>(</w:t>
+      </w:r>
+      <w:r>
+        <w:t>mysql</w:t>
+      </w:r>
+      <w:r>
+        <w:rPr>
+          <w:rFonts w:hint="eastAsia"/>
+        </w:rPr>
+        <w:t xml:space="preserve"> 리눅스 계정</w:t>
+      </w:r>
+      <w:r>
+        <w:rPr>
+          <w:rFonts w:hint="eastAsia"/>
+        </w:rPr>
+        <w:t>으</w:t>
+      </w:r>
+      <w:r>
+        <w:rPr>
+          <w:rFonts w:hint="eastAsia"/>
+        </w:rPr>
+        <w:t xml:space="preserve">로 </w:t>
+      </w:r>
+      <w:r>
+        <w:t>MariaDB</w:t>
+      </w:r>
+      <w:r>
+        <w:rPr>
+          <w:rFonts w:hint="eastAsia"/>
+        </w:rPr>
+        <w:t xml:space="preserve">를 실행한 경우에는 </w:t>
+      </w:r>
+      <w:r>
+        <w:t xml:space="preserve">mysql </w:t>
+      </w:r>
+      <w:r>
+        <w:rPr>
+          <w:rFonts w:hint="eastAsia"/>
+        </w:rPr>
+        <w:t>계정으로</w:t>
+      </w:r>
+      <w:r>
+        <w:t xml:space="preserve"> </w:t>
+      </w:r>
+      <w:r>
+        <w:rPr>
+          <w:rFonts w:hint="eastAsia"/>
+        </w:rPr>
+        <w:t>로그인)</w:t>
+      </w:r>
+      <w:r>
+        <w:t xml:space="preserve"> </w:t>
+      </w:r>
+      <w:r>
+        <w:t>다음 과정을 수행</w:t>
+      </w:r>
+      <w:r>
+        <w:rPr>
+          <w:rFonts w:hint="eastAsia"/>
+        </w:rPr>
+        <w:t>한다</w:t>
+      </w:r>
+      <w:r>
+        <w:rPr>
+          <w:rFonts w:hint="eastAsia"/>
+        </w:rPr>
+        <w:t>.</w:t>
+      </w:r>
+      <w:r>
+        <w:t>(Cluster</w:t>
+      </w:r>
+      <w:r>
+        <w:rPr>
+          <w:rFonts w:hint="eastAsia"/>
+        </w:rPr>
+        <w:t xml:space="preserve">가 아닌 단일 서버로 구성된 경우에는 이 단계에서 </w:t>
+      </w:r>
+      <w:r>
+        <w:t xml:space="preserve">MariaDB </w:t>
+      </w:r>
+      <w:r>
+        <w:rPr>
+          <w:rFonts w:hint="eastAsia"/>
+        </w:rPr>
+        <w:t xml:space="preserve">종료가 </w:t>
+      </w:r>
+      <w:r>
+        <w:rPr>
+          <w:rFonts w:hint="eastAsia"/>
+        </w:rPr>
+        <w:t>완료됨.)</w:t>
+      </w:r>
+      <w:r>
+        <w:br/>
+      </w:r>
+      <w:r>
+        <w:t># cd /usr/local/mysql/support-files</w:t>
+      </w:r>
+      <w:r>
+        <w:br/>
+      </w:r>
+      <w:r>
+        <w:t># ./mysql.server stop</w:t>
+      </w:r>
+      <w:r>
+        <w:br/>
+      </w:r>
+      <w:r>
+        <w:t># ps aux | grep mysqld</w:t>
+      </w:r>
+      <w:r>
+        <w:t xml:space="preserve"> (</w:t>
+      </w:r>
+      <w:r>
+        <w:rPr>
+          <w:rFonts w:hint="eastAsia"/>
+        </w:rPr>
+        <w:t xml:space="preserve">이 </w:t>
+      </w:r>
+      <w:r>
+        <w:t>명령으로</w:t>
+      </w:r>
+      <w:r>
+        <w:rPr>
+          <w:rFonts w:hint="eastAsia"/>
+        </w:rPr>
+        <w:t xml:space="preserve"> MariaDB</w:t>
+      </w:r>
+      <w:r>
+        <w:t xml:space="preserve"> </w:t>
+      </w:r>
+      <w:r>
+        <w:t xml:space="preserve">프로세스가 종료되었는 지 </w:t>
+      </w:r>
+      <w:r>
+        <w:t>확인</w:t>
+      </w:r>
+      <w:r>
+        <w:rPr>
+          <w:rFonts w:hint="eastAsia"/>
+        </w:rPr>
+        <w:t>)</w:t>
+      </w:r>
+    </w:p>
+    <w:p>
+      <w:pPr>
+        <w:pStyle w:val="a4"/>
+        <w:numPr>
+          <w:ilvl w:val="0"/>
+          <w:numId w:val="20"/>
+        </w:numPr>
+        <w:ind w:leftChars="0"/>
+      </w:pPr>
+      <w:r>
+        <w:t>Cluster</w:t>
+      </w:r>
+      <w:r>
+        <w:rPr>
+          <w:rFonts w:hint="eastAsia"/>
+        </w:rPr>
+        <w:t xml:space="preserve">를 사용하는 경우 </w:t>
+      </w:r>
+      <w:r>
+        <w:rPr>
+          <w:rFonts w:hint="eastAsia"/>
+        </w:rPr>
+        <w:t>나머지</w:t>
+      </w:r>
+      <w:r>
+        <w:rPr>
+          <w:rFonts w:hint="eastAsia"/>
+        </w:rPr>
+        <w:t xml:space="preserve"> </w:t>
+      </w:r>
+      <w:r>
+        <w:rPr>
+          <w:rFonts w:hint="eastAsia"/>
+        </w:rPr>
+        <w:t xml:space="preserve">서버에 </w:t>
+      </w:r>
+      <w:r>
+        <w:t>로그인 한 후 위</w:t>
+      </w:r>
+      <w:r>
+        <w:t xml:space="preserve"> 3</w:t>
+      </w:r>
+      <w:r>
+        <w:rPr>
+          <w:rFonts w:hint="eastAsia"/>
+        </w:rPr>
+        <w:t>번 서버</w:t>
+      </w:r>
+      <w:r>
+        <w:t>에서와 동일한 방법으로 데이터베이스를 종료</w:t>
+      </w:r>
+      <w:r>
+        <w:rPr>
+          <w:rFonts w:hint="eastAsia"/>
+        </w:rPr>
+        <w:t>한다</w:t>
+      </w:r>
+      <w:r>
+        <w:rPr>
+          <w:rFonts w:hint="eastAsia"/>
+        </w:rPr>
+        <w:t>.</w:t>
+      </w:r>
+    </w:p>
+    <w:p>
+      <w:pPr>
+        <w:pStyle w:val="1"/>
+      </w:pPr>
+      <w:r>
+        <w:br/>
+      </w:r>
+      <w:bookmarkStart w:id="11" w:name="_Toc60240610"/>
+      <w:bookmarkStart w:id="12" w:name="_Toc61221986"/>
+      <w:r>
+        <w:rPr>
+          <w:rFonts w:hint="eastAsia"/>
+        </w:rPr>
+        <w:t>M</w:t>
+      </w:r>
+      <w:r>
+        <w:t>ariaDB</w:t>
+      </w:r>
+      <w:r>
+        <w:t xml:space="preserve"> </w:t>
+      </w:r>
+      <w:r>
+        <w:rPr>
+          <w:rFonts w:hint="eastAsia"/>
+        </w:rPr>
+        <w:t>시작</w:t>
+      </w:r>
+      <w:r>
+        <w:t xml:space="preserve"> 방법</w:t>
+      </w:r>
+      <w:bookmarkEnd w:id="11"/>
+      <w:bookmarkEnd w:id="12"/>
+      <w:r>
+        <w:rPr>
+          <w:rFonts w:hint="eastAsia"/>
+        </w:rPr>
+        <w:t xml:space="preserve"> </w:t>
+      </w:r>
+    </w:p>
+    <w:p>
+      <w:pPr>
+        <w:pStyle w:val="a4"/>
+        <w:numPr>
+          <w:ilvl w:val="0"/>
+          <w:numId w:val="20"/>
+        </w:numPr>
+        <w:ind w:leftChars="0"/>
+      </w:pPr>
+      <w:r>
+        <w:rPr>
+          <w:rFonts w:hint="eastAsia"/>
+        </w:rPr>
+        <w:t xml:space="preserve">위 </w:t>
+      </w:r>
+      <w:r>
+        <w:t>'</w:t>
+      </w:r>
+      <w:r>
+        <w:rPr>
+          <w:rFonts w:hint="eastAsia"/>
+        </w:rPr>
+        <w:t>M</w:t>
+      </w:r>
+      <w:r>
+        <w:t>ariaDB</w:t>
+      </w:r>
+      <w:r>
+        <w:t xml:space="preserve"> 종료 방법'에서 종료했던 Node의 역순으로 데이터베이스를 </w:t>
+      </w:r>
+      <w:r>
+        <w:t>시작</w:t>
+      </w:r>
+      <w:r>
+        <w:rPr>
+          <w:rFonts w:hint="eastAsia"/>
+        </w:rPr>
+        <w:t>한다</w:t>
+      </w:r>
+      <w:r>
+        <w:rPr>
+          <w:rFonts w:hint="eastAsia"/>
+        </w:rPr>
+        <w:t>.</w:t>
+      </w:r>
+      <w:r>
+        <w:t xml:space="preserve"> </w:t>
+      </w:r>
+      <w:r>
+        <w:rPr>
+          <w:rFonts w:hint="eastAsia"/>
+        </w:rPr>
+        <w:t>즉,</w:t>
+      </w:r>
+      <w:r>
+        <w:t xml:space="preserve"> 3</w:t>
+      </w:r>
+      <w:r>
+        <w:rPr>
+          <w:rFonts w:hint="eastAsia"/>
+        </w:rPr>
+        <w:t>대로 구성된 경우</w:t>
+      </w:r>
+    </w:p>
+    <w:p>
+      <w:pPr>
+        <w:pStyle w:val="a4"/>
+        <w:numPr>
+          <w:ilvl w:val="1"/>
+          <w:numId w:val="20"/>
+        </w:numPr>
+        <w:ind w:leftChars="0"/>
+      </w:pPr>
+      <w:r>
+        <w:t>1</w:t>
+      </w:r>
+      <w:r>
+        <w:rPr>
+          <w:rFonts w:hint="eastAsia"/>
+        </w:rPr>
+        <w:t xml:space="preserve">번 </w:t>
+      </w:r>
+      <w:r>
+        <w:t xml:space="preserve">DB </w:t>
+      </w:r>
+      <w:r>
+        <w:rPr>
+          <w:rFonts w:hint="eastAsia"/>
+        </w:rPr>
+        <w:t xml:space="preserve">서버 </w:t>
+      </w:r>
+      <w:r>
+        <w:t>-&gt; 2</w:t>
+      </w:r>
+      <w:r>
+        <w:rPr>
+          <w:rFonts w:hint="eastAsia"/>
+        </w:rPr>
+        <w:t xml:space="preserve">번 </w:t>
+      </w:r>
+      <w:r>
+        <w:t xml:space="preserve">DB </w:t>
+      </w:r>
+      <w:r>
+        <w:rPr>
+          <w:rFonts w:hint="eastAsia"/>
+        </w:rPr>
+        <w:t>서버</w:t>
+      </w:r>
+      <w:r>
+        <w:rPr>
+          <w:rFonts w:hint="eastAsia"/>
+        </w:rPr>
+        <w:t xml:space="preserve"> -&gt; 3번 </w:t>
+      </w:r>
+      <w:r>
+        <w:t xml:space="preserve">DB </w:t>
+      </w:r>
+      <w:r>
+        <w:rPr>
+          <w:rFonts w:hint="eastAsia"/>
+        </w:rPr>
+        <w:t>서버</w:t>
+      </w:r>
+      <w:r>
+        <w:rPr>
+          <w:rFonts w:hint="eastAsia"/>
+        </w:rPr>
+        <w:t>의 순서로 시작함.</w:t>
+      </w:r>
+    </w:p>
+    <w:p>
+      <w:pPr>
+        <w:pStyle w:val="a4"/>
+        <w:numPr>
+          <w:ilvl w:val="0"/>
+          <w:numId w:val="20"/>
+        </w:numPr>
+        <w:ind w:leftChars="0"/>
+      </w:pPr>
+      <w:r>
+        <w:t>1</w:t>
+      </w:r>
+      <w:r>
+        <w:rPr>
+          <w:rFonts w:hint="eastAsia"/>
+        </w:rPr>
+        <w:t xml:space="preserve">번 </w:t>
+      </w:r>
+      <w:r>
+        <w:rPr>
+          <w:rFonts w:hint="eastAsia"/>
+        </w:rPr>
+        <w:t>서버</w:t>
+      </w:r>
+      <w:r>
+        <w:t>로 로그인한 후 다음 과정을 수행</w:t>
+      </w:r>
+      <w:r>
+        <w:rPr>
+          <w:rFonts w:hint="eastAsia"/>
+        </w:rPr>
+        <w:t>한다</w:t>
+      </w:r>
+      <w:r>
+        <w:rPr>
+          <w:rFonts w:hint="eastAsia"/>
+        </w:rPr>
+        <w:t>.</w:t>
+      </w:r>
+      <w:r>
+        <w:br/>
+        <w:t>(</w:t>
+      </w:r>
+      <w:r>
+        <w:rPr>
+          <w:rFonts w:hint="eastAsia"/>
+        </w:rPr>
+        <w:t>주의</w:t>
+      </w:r>
+      <w:r>
+        <w:t>: 아래에서 mysql.server 스크립트에 전달하는 인자의 값이 bootstrap</w:t>
+      </w:r>
+      <w:r>
+        <w:rPr>
+          <w:rFonts w:hint="eastAsia"/>
+        </w:rPr>
+        <w:t>인데</w:t>
+      </w:r>
+      <w:r>
+        <w:t xml:space="preserve"> 처음 MariaDB Cluster를 시작하는 Node의 경우</w:t>
+      </w:r>
+      <w:r>
+        <w:rPr>
+          <w:rFonts w:hint="eastAsia"/>
+        </w:rPr>
+        <w:t xml:space="preserve"> </w:t>
+      </w:r>
+      <w:r>
+        <w:t>bootstrap을 사용</w:t>
+      </w:r>
+      <w:r>
+        <w:rPr>
+          <w:rFonts w:hint="eastAsia"/>
+        </w:rPr>
+        <w:t>하여 시작함</w:t>
+      </w:r>
+      <w:r>
+        <w:t>. Cluster</w:t>
+      </w:r>
+      <w:r>
+        <w:rPr>
+          <w:rFonts w:hint="eastAsia"/>
+        </w:rPr>
+        <w:t xml:space="preserve">가 아닌 단일 서버로 구성된 경우에는 </w:t>
+      </w:r>
+      <w:r>
+        <w:t>bootstrap</w:t>
+      </w:r>
+      <w:r>
+        <w:rPr>
+          <w:rFonts w:hint="eastAsia"/>
+        </w:rPr>
+        <w:t xml:space="preserve">이 아닌 </w:t>
+      </w:r>
+      <w:r>
+        <w:t>start</w:t>
+      </w:r>
+      <w:r>
+        <w:rPr>
+          <w:rFonts w:hint="eastAsia"/>
+        </w:rPr>
+        <w:t xml:space="preserve">를 사용하여 시작하며 이 단계에서 </w:t>
+      </w:r>
+      <w:r>
+        <w:t xml:space="preserve">MariaDB </w:t>
+      </w:r>
+      <w:r>
+        <w:rPr>
+          <w:rFonts w:hint="eastAsia"/>
+        </w:rPr>
+        <w:t>시작이 완료됨.</w:t>
+      </w:r>
+      <w:r>
+        <w:t>)</w:t>
+      </w:r>
+      <w:r>
+        <w:br/>
+      </w:r>
+      <w:r>
+        <w:t># cd /usr/local/mysql/support-files</w:t>
+      </w:r>
+      <w:r>
+        <w:br/>
+      </w:r>
+      <w:r>
+        <w:t># ./mysql.server bootstrap</w:t>
+      </w:r>
+      <w:r>
+        <w:br/>
+      </w:r>
+      <w:r>
+        <w:t># ps aux | grep mysqld</w:t>
+      </w:r>
+      <w:r>
+        <w:t xml:space="preserve"> (</w:t>
+      </w:r>
+      <w:r>
+        <w:rPr>
+          <w:rFonts w:hint="eastAsia"/>
+        </w:rPr>
+        <w:t xml:space="preserve">이 </w:t>
+      </w:r>
+      <w:r>
+        <w:t>명령으로</w:t>
+      </w:r>
+      <w:r>
+        <w:rPr>
+          <w:rFonts w:hint="eastAsia"/>
+        </w:rPr>
+        <w:t xml:space="preserve"> MariaDB</w:t>
+      </w:r>
+      <w:r>
+        <w:t xml:space="preserve"> </w:t>
+      </w:r>
+      <w:r>
+        <w:t xml:space="preserve">프로세스가 </w:t>
+      </w:r>
+      <w:r>
+        <w:rPr>
+          <w:rFonts w:hint="eastAsia"/>
+        </w:rPr>
+        <w:t>실행</w:t>
+      </w:r>
+      <w:r>
+        <w:t xml:space="preserve">되었는 지 </w:t>
+      </w:r>
+      <w:r>
+        <w:t>확인</w:t>
+      </w:r>
+      <w:r>
+        <w:rPr>
+          <w:rFonts w:hint="eastAsia"/>
+        </w:rPr>
+        <w:t>)</w:t>
+      </w:r>
+    </w:p>
+    <w:p>
+      <w:pPr>
+        <w:pStyle w:val="a4"/>
+        <w:numPr>
+          <w:ilvl w:val="0"/>
+          <w:numId w:val="20"/>
+        </w:numPr>
+        <w:ind w:leftChars="0"/>
+      </w:pPr>
+      <w:r>
+        <w:t>Cluster</w:t>
+      </w:r>
+      <w:r>
+        <w:rPr>
+          <w:rFonts w:hint="eastAsia"/>
+        </w:rPr>
+        <w:t>를 사용하는 경우 나머지 서버</w:t>
+      </w:r>
+      <w:r>
+        <w:rPr>
+          <w:rFonts w:hint="eastAsia"/>
+        </w:rPr>
+        <w:t xml:space="preserve">에 </w:t>
+      </w:r>
+      <w:r>
+        <w:t>로그인한 후 다음 과정을 수행</w:t>
+      </w:r>
+      <w:r>
+        <w:rPr>
+          <w:rFonts w:hint="eastAsia"/>
+        </w:rPr>
+        <w:t>한다</w:t>
+      </w:r>
+      <w:r>
+        <w:rPr>
+          <w:rFonts w:hint="eastAsia"/>
+        </w:rPr>
+        <w:t>.</w:t>
+      </w:r>
+      <w:r>
+        <w:br/>
+      </w:r>
+      <w:r>
+        <w:t>(</w:t>
+      </w:r>
+      <w:r>
+        <w:rPr>
+          <w:rFonts w:hint="eastAsia"/>
+        </w:rPr>
+        <w:t>주의</w:t>
+      </w:r>
+      <w:r>
+        <w:t>: 아래에서 mysql.server 스크립트에 전달하는 인자의 값이 start</w:t>
+      </w:r>
+      <w:r>
+        <w:rPr>
+          <w:rFonts w:hint="eastAsia"/>
+        </w:rPr>
+        <w:t>인데</w:t>
+      </w:r>
+      <w:r>
+        <w:t xml:space="preserve"> </w:t>
+      </w:r>
+      <w:r>
+        <w:rPr>
+          <w:rFonts w:hint="eastAsia"/>
+        </w:rPr>
+        <w:t xml:space="preserve">두 번째 </w:t>
+      </w:r>
+      <w:r>
+        <w:t>Node</w:t>
+      </w:r>
+      <w:r>
+        <w:rPr>
+          <w:rFonts w:hint="eastAsia"/>
+        </w:rPr>
+        <w:t>부터는 start를</w:t>
+      </w:r>
+      <w:r>
+        <w:t xml:space="preserve"> 사용</w:t>
+      </w:r>
+      <w:r>
+        <w:rPr>
+          <w:rFonts w:hint="eastAsia"/>
+        </w:rPr>
+        <w:t>하여 시작함</w:t>
+      </w:r>
+      <w:r>
+        <w:t>.)</w:t>
+      </w:r>
+    </w:p>
+    <w:p>
+      <w:pPr>
+        <w:pStyle w:val="a4"/>
+        <w:ind w:leftChars="0" w:left="360"/>
+      </w:pPr>
+      <w:r>
+        <w:t># cd /usr/local/mysql/support-files</w:t>
+      </w:r>
+      <w:r>
+        <w:br/>
+      </w:r>
+      <w:r>
+        <w:t xml:space="preserve"># ./mysql.server </w:t>
+      </w:r>
+      <w:r>
+        <w:t>start</w:t>
+      </w:r>
+      <w:r>
+        <w:br/>
+      </w:r>
+      <w:r>
+        <w:lastRenderedPageBreak/>
+        <w:t># ps aux | grep mysqld</w:t>
+      </w:r>
+      <w:r>
+        <w:t xml:space="preserve"> (</w:t>
+      </w:r>
+      <w:r>
+        <w:rPr>
+          <w:rFonts w:hint="eastAsia"/>
+        </w:rPr>
+        <w:t xml:space="preserve">이 </w:t>
+      </w:r>
+      <w:r>
+        <w:t>명령으로</w:t>
+      </w:r>
+      <w:r>
+        <w:rPr>
+          <w:rFonts w:hint="eastAsia"/>
+        </w:rPr>
+        <w:t xml:space="preserve"> MariaDB</w:t>
+      </w:r>
+      <w:r>
+        <w:t xml:space="preserve"> </w:t>
+      </w:r>
+      <w:r>
+        <w:t xml:space="preserve">프로세스가 </w:t>
+      </w:r>
+      <w:r>
+        <w:rPr>
+          <w:rFonts w:hint="eastAsia"/>
+        </w:rPr>
+        <w:t>실행</w:t>
+      </w:r>
+      <w:r>
+        <w:t xml:space="preserve">되었는 지 </w:t>
+      </w:r>
+      <w:r>
+        <w:t>확인</w:t>
+      </w:r>
+      <w:r>
+        <w:rPr>
+          <w:rFonts w:hint="eastAsia"/>
+        </w:rPr>
+        <w:t>)</w:t>
+      </w:r>
+    </w:p>
+    <w:p>
+      <w:pPr>
+        <w:pStyle w:val="a4"/>
+        <w:numPr>
+          <w:ilvl w:val="0"/>
+          <w:numId w:val="20"/>
+        </w:numPr>
+        <w:ind w:leftChars="0"/>
+      </w:pPr>
+      <w:r>
+        <w:t>Cluster</w:t>
+      </w:r>
+      <w:r>
+        <w:rPr>
+          <w:rFonts w:hint="eastAsia"/>
+        </w:rPr>
+        <w:t>를 사용하는 경우</w:t>
+      </w:r>
+      <w:r>
+        <w:t xml:space="preserve"> </w:t>
+      </w:r>
+      <w:r>
+        <w:t>Cluster를 구성하는</w:t>
+      </w:r>
+      <w:r>
+        <w:t xml:space="preserve"> 3</w:t>
+      </w:r>
+      <w:r>
+        <w:t xml:space="preserve">대의 서버가 모두 잘 연결되었는 지를 다음 과정으로 최종 </w:t>
+      </w:r>
+      <w:r>
+        <w:t>확인</w:t>
+      </w:r>
+      <w:r>
+        <w:rPr>
+          <w:rFonts w:hint="eastAsia"/>
+        </w:rPr>
+        <w:t>한다</w:t>
+      </w:r>
+      <w:r>
+        <w:rPr>
+          <w:rFonts w:hint="eastAsia"/>
+        </w:rPr>
+        <w:t>.</w:t>
+      </w:r>
+    </w:p>
+    <w:p>
+      <w:pPr>
+        <w:pStyle w:val="a4"/>
+        <w:numPr>
+          <w:ilvl w:val="1"/>
+          <w:numId w:val="20"/>
+        </w:numPr>
+        <w:ind w:leftChars="0"/>
+      </w:pPr>
+      <w:r>
+        <w:t xml:space="preserve">1번 서버에서 /usr/local/mysql/data 폴더로 이동해 파일명 </w:t>
+      </w:r>
+      <w:r>
+        <w:rPr>
+          <w:i/>
+        </w:rPr>
+        <w:t>hostname</w:t>
+      </w:r>
+      <w:r>
+        <w:t>.err인</w:t>
+      </w:r>
+      <w:r>
+        <w:rPr>
+          <w:rFonts w:hint="eastAsia"/>
+        </w:rPr>
+        <w:t xml:space="preserve"> (</w:t>
+      </w:r>
+      <w:r>
+        <w:rPr>
+          <w:rFonts w:hint="eastAsia"/>
+          <w:i/>
+        </w:rPr>
+        <w:t>hostname</w:t>
+      </w:r>
+      <w:r>
+        <w:t xml:space="preserve"> </w:t>
+      </w:r>
+      <w:r>
+        <w:rPr>
+          <w:rFonts w:hint="eastAsia"/>
+        </w:rPr>
+        <w:t>부분은 해당 머신의 이름 사용)</w:t>
+      </w:r>
+      <w:r>
+        <w:t xml:space="preserve"> MariaDB 로그를 확인해 최근 로그에 다음과 부분이 있는 지 확인</w:t>
+      </w:r>
+      <w:r>
+        <w:rPr>
+          <w:rFonts w:hint="eastAsia"/>
+        </w:rPr>
+        <w:t>한다</w:t>
+      </w:r>
+      <w:r>
+        <w:t>. 3</w:t>
+      </w:r>
+      <w:r>
+        <w:t>대의 서버가 모두 잘 연결된 경우 아래에서 members의 total 부분이</w:t>
+      </w:r>
+      <w:r>
+        <w:t xml:space="preserve"> 3</w:t>
+      </w:r>
+      <w:r>
+        <w:rPr>
+          <w:rFonts w:hint="eastAsia"/>
+        </w:rPr>
+        <w:t>으</w:t>
+      </w:r>
+      <w:r>
+        <w:t>로 표</w:t>
+      </w:r>
+      <w:r>
+        <w:rPr>
+          <w:rFonts w:hint="eastAsia"/>
+        </w:rPr>
+        <w:t>시된다</w:t>
+      </w:r>
+      <w:r>
+        <w:t>.</w:t>
+      </w:r>
+      <w:r>
+        <w:br/>
+      </w:r>
+      <w:r>
+        <w:br/>
+      </w:r>
+      <w:r>
+        <w:t>200330 21:15:07 [Note] WSREP: Quorum results:</w:t>
+      </w:r>
+      <w:r>
+        <w:br/>
+        <w:t xml:space="preserve">    </w:t>
+      </w:r>
+      <w:r>
+        <w:t>version    = 4,</w:t>
+      </w:r>
+      <w:r>
+        <w:br/>
+        <w:t xml:space="preserve">    </w:t>
+      </w:r>
+      <w:r>
+        <w:t>component  = PRIMARY,</w:t>
+      </w:r>
+      <w:r>
+        <w:br/>
+        <w:t xml:space="preserve">    </w:t>
+      </w:r>
+      <w:r>
+        <w:t>conf_id    = 12,</w:t>
+      </w:r>
+      <w:r>
+        <w:br/>
+        <w:t xml:space="preserve">    members    = 2/3</w:t>
+      </w:r>
+      <w:r>
+        <w:t xml:space="preserve"> (joined/total),</w:t>
+      </w:r>
+      <w:r>
+        <w:br/>
+        <w:t xml:space="preserve">    </w:t>
+      </w:r>
+      <w:r>
+        <w:t>act_id     = 679425727,</w:t>
+      </w:r>
+      <w:r>
+        <w:br/>
+        <w:t xml:space="preserve">    </w:t>
+      </w:r>
+      <w:r>
+        <w:t>last_appl. = -1,</w:t>
+      </w:r>
+      <w:r>
+        <w:br/>
+        <w:t xml:space="preserve">    </w:t>
+      </w:r>
+      <w:r>
+        <w:t>protocols  = 0/7/3 (gcs/repl/appl),</w:t>
+      </w:r>
+      <w:r>
+        <w:br/>
+        <w:t xml:space="preserve">    </w:t>
+      </w:r>
+      <w:r>
+        <w:t>group UUID = 7b5200a7-c56d-11e8-990a-1e3c8b4a9c94</w:t>
+      </w:r>
+    </w:p>
+    <w:p>
+      <w:pPr>
+        <w:pStyle w:val="a4"/>
+        <w:numPr>
+          <w:ilvl w:val="1"/>
+          <w:numId w:val="20"/>
+        </w:numPr>
+        <w:ind w:leftChars="0"/>
+      </w:pPr>
+      <w:r>
+        <w:rPr>
+          <w:rFonts w:hint="eastAsia"/>
+        </w:rPr>
+        <w:t>나머지</w:t>
+      </w:r>
+      <w:r>
+        <w:t xml:space="preserve"> 서버에서도 위에서와 동일한 방법으로 </w:t>
+      </w:r>
+      <w:r>
+        <w:t>확인</w:t>
+      </w:r>
+      <w:r>
+        <w:rPr>
+          <w:rFonts w:hint="eastAsia"/>
+        </w:rPr>
+        <w:t>한다</w:t>
+      </w:r>
+      <w:r>
+        <w:rPr>
+          <w:rFonts w:hint="eastAsia"/>
+        </w:rPr>
+        <w:t>.</w:t>
+      </w:r>
+    </w:p>
+    <w:p/>
+    <w:p>
+      <w:pPr>
+        <w:pStyle w:val="1"/>
+      </w:pPr>
+      <w:bookmarkStart w:id="13" w:name="_Toc60240611"/>
+      <w:bookmarkStart w:id="14" w:name="_Toc61221987"/>
+      <w:r>
+        <w:rPr>
+          <w:rFonts w:hint="eastAsia"/>
+        </w:rPr>
+        <w:t>ezEKP</w:t>
+      </w:r>
+      <w:r>
+        <w:t xml:space="preserve"> 서비스 </w:t>
+      </w:r>
+      <w:r>
+        <w:rPr>
+          <w:rFonts w:hint="eastAsia"/>
+        </w:rPr>
+        <w:t>시작</w:t>
+      </w:r>
+      <w:r>
+        <w:t xml:space="preserve"> 방법</w:t>
+      </w:r>
+      <w:bookmarkEnd w:id="13"/>
+      <w:bookmarkEnd w:id="14"/>
+      <w:r>
+        <w:rPr>
+          <w:rFonts w:hint="eastAsia"/>
+        </w:rPr>
+        <w:t xml:space="preserve"> </w:t>
+      </w:r>
+    </w:p>
+    <w:p>
+      <w:pPr>
+        <w:pStyle w:val="a4"/>
+        <w:numPr>
+          <w:ilvl w:val="0"/>
+          <w:numId w:val="20"/>
+        </w:numPr>
+        <w:ind w:leftChars="0"/>
+      </w:pPr>
+      <w:r>
+        <w:rPr>
+          <w:rFonts w:hint="eastAsia"/>
+        </w:rPr>
+        <w:t>위</w:t>
+      </w:r>
+      <w:r>
+        <w:t xml:space="preserve"> '</w:t>
+      </w:r>
+      <w:r>
+        <w:t>MariaDB</w:t>
+      </w:r>
+      <w:r>
+        <w:t xml:space="preserve"> 시작 방법'을 통해</w:t>
+      </w:r>
+      <w:r>
+        <w:t xml:space="preserve"> MariaDB</w:t>
+      </w:r>
+      <w:r>
+        <w:rPr>
+          <w:rFonts w:hint="eastAsia"/>
+        </w:rPr>
+        <w:t>를 실행한 상태에서 ezEKP</w:t>
+      </w:r>
+      <w:r>
+        <w:t xml:space="preserve"> 서비스를 시작</w:t>
+      </w:r>
+      <w:r>
+        <w:rPr>
+          <w:rFonts w:hint="eastAsia"/>
+        </w:rPr>
+        <w:t>한다</w:t>
+      </w:r>
+      <w:r>
+        <w:t xml:space="preserve">. </w:t>
+      </w:r>
+      <w:r>
+        <w:t>ezEKP</w:t>
+      </w:r>
+      <w:r>
+        <w:t xml:space="preserve"> 서비스를 구성하는 애플리케이션들을 의존 관계에 따라 다음 순서대로 시작</w:t>
+      </w:r>
+      <w:r>
+        <w:rPr>
+          <w:rFonts w:hint="eastAsia"/>
+        </w:rPr>
+        <w:t>한다</w:t>
+      </w:r>
+      <w:r>
+        <w:rPr>
+          <w:rFonts w:hint="eastAsia"/>
+        </w:rPr>
+        <w:t>.</w:t>
+      </w:r>
+      <w:r>
+        <w:t xml:space="preserve"> </w:t>
+      </w:r>
+      <w:r>
+        <w:rPr>
+          <w:rFonts w:hint="eastAsia"/>
+        </w:rPr>
+        <w:t>단,</w:t>
+      </w:r>
+      <w:r>
+        <w:t xml:space="preserve"> ezSyncServer</w:t>
+      </w:r>
+      <w:r>
+        <w:rPr>
+          <w:rFonts w:hint="eastAsia"/>
+        </w:rPr>
+        <w:t xml:space="preserve">는 인사연동이 사용되는 경우에만 존재하며 </w:t>
+      </w:r>
+      <w:r>
+        <w:t>ezMobile</w:t>
+      </w:r>
+      <w:r>
+        <w:rPr>
+          <w:rFonts w:hint="eastAsia"/>
+        </w:rPr>
+        <w:t xml:space="preserve">이 </w:t>
+      </w:r>
+      <w:r>
+        <w:t>ezFlow</w:t>
+      </w:r>
+      <w:r>
+        <w:rPr>
+          <w:rFonts w:hint="eastAsia"/>
+        </w:rPr>
+        <w:t>와 동일한 Tomcat</w:t>
+      </w:r>
+      <w:r>
+        <w:t xml:space="preserve"> </w:t>
+      </w:r>
+      <w:r>
+        <w:rPr>
+          <w:rFonts w:hint="eastAsia"/>
+        </w:rPr>
+        <w:t xml:space="preserve">상에 설치된 경우가 아니라면 </w:t>
+      </w:r>
+      <w:r>
+        <w:t>ezMobile</w:t>
+      </w:r>
+      <w:r>
+        <w:rPr>
+          <w:rFonts w:hint="eastAsia"/>
+        </w:rPr>
+        <w:t xml:space="preserve">을 </w:t>
+      </w:r>
+      <w:r>
+        <w:t xml:space="preserve">ezFlow </w:t>
+      </w:r>
+      <w:r>
+        <w:rPr>
+          <w:rFonts w:hint="eastAsia"/>
+        </w:rPr>
+        <w:t>이후에 실행한다.</w:t>
+      </w:r>
+      <w:r>
+        <w:t xml:space="preserve"> </w:t>
+      </w:r>
+      <w:r>
+        <w:rPr>
+          <w:rFonts w:hint="eastAsia"/>
+        </w:rPr>
+        <w:t xml:space="preserve">이 경우 </w:t>
+      </w:r>
+      <w:r>
+        <w:t>ezMobile</w:t>
+      </w:r>
+      <w:r>
+        <w:rPr>
+          <w:rFonts w:hint="eastAsia"/>
+        </w:rPr>
+        <w:t xml:space="preserve">을 실행하는 방법은 </w:t>
+      </w:r>
+      <w:r>
+        <w:t>ezFlow</w:t>
+      </w:r>
+      <w:r>
+        <w:rPr>
+          <w:rFonts w:hint="eastAsia"/>
+        </w:rPr>
+        <w:t>와 거의 동일하다.</w:t>
+      </w:r>
+    </w:p>
+    <w:p>
+      <w:pPr>
+        <w:pStyle w:val="a4"/>
+        <w:numPr>
+          <w:ilvl w:val="1"/>
+          <w:numId w:val="20"/>
+        </w:numPr>
+        <w:ind w:leftChars="0"/>
+      </w:pPr>
+      <w:r>
+        <w:t>jgw-server -&gt; jmocha-server -&gt; ezFlow -&gt; ezSyncServer</w:t>
+      </w:r>
+    </w:p>
+    <w:p>
+      <w:pPr>
+        <w:pStyle w:val="a4"/>
+        <w:numPr>
+          <w:ilvl w:val="0"/>
+          <w:numId w:val="20"/>
+        </w:numPr>
+        <w:ind w:leftChars="0"/>
+      </w:pPr>
+      <w:r>
+        <w:t>CentOS</w:t>
+      </w:r>
+      <w:r>
+        <w:t xml:space="preserve"> 서버의 리눅스 root 계정으로 로그인 한 후</w:t>
+      </w:r>
+      <w:r>
+        <w:rPr>
+          <w:rFonts w:hint="eastAsia"/>
+        </w:rPr>
+        <w:t>(jmocha 리눅스 계정으로 서비스를 실행</w:t>
+      </w:r>
+      <w:r>
+        <w:rPr>
+          <w:rFonts w:hint="eastAsia"/>
+        </w:rPr>
+        <w:t>할</w:t>
+      </w:r>
+      <w:r>
+        <w:rPr>
+          <w:rFonts w:hint="eastAsia"/>
+        </w:rPr>
+        <w:t xml:space="preserve"> 때는 jmocha 계정을 사용)</w:t>
+      </w:r>
+      <w:r>
+        <w:t xml:space="preserve"> </w:t>
+      </w:r>
+      <w:r>
+        <w:t>ezEKP</w:t>
+      </w:r>
+      <w:r>
+        <w:t xml:space="preserve"> 서비스를 다음 명령으로 </w:t>
+      </w:r>
+      <w:r>
+        <w:rPr>
+          <w:rFonts w:hint="eastAsia"/>
+        </w:rPr>
+        <w:t>시작한다</w:t>
+      </w:r>
+      <w:r>
+        <w:rPr>
+          <w:rFonts w:hint="eastAsia"/>
+        </w:rPr>
+        <w:t>.</w:t>
+      </w:r>
+    </w:p>
+    <w:p>
+      <w:pPr>
+        <w:pStyle w:val="a4"/>
+        <w:numPr>
+          <w:ilvl w:val="1"/>
+          <w:numId w:val="20"/>
+        </w:numPr>
+        <w:ind w:leftChars="0"/>
+      </w:pPr>
+      <w:r>
+        <w:t xml:space="preserve">jgw-server </w:t>
+      </w:r>
+      <w:r>
+        <w:rPr>
+          <w:rFonts w:hint="eastAsia"/>
+        </w:rPr>
+        <w:t>시작</w:t>
+      </w:r>
+      <w:r>
+        <w:br/>
+      </w:r>
+      <w:r>
+        <w:lastRenderedPageBreak/>
+        <w:t># cd /home/jmocha/ezEKP/</w:t>
+      </w:r>
+      <w:r>
+        <w:t>jgw-server</w:t>
+      </w:r>
+      <w:r>
+        <w:t>/bin</w:t>
+      </w:r>
+      <w:r>
+        <w:br/>
+        <w:t># ./startup</w:t>
+      </w:r>
+      <w:r>
+        <w:t>.sh</w:t>
+      </w:r>
+      <w:r>
+        <w:br/>
+      </w:r>
+      <w:r>
+        <w:t xml:space="preserve"># ps aux | grep </w:t>
+      </w:r>
+      <w:r>
+        <w:t>jgw-server (</w:t>
+      </w:r>
+      <w:r>
+        <w:rPr>
+          <w:rFonts w:hint="eastAsia"/>
+        </w:rPr>
+        <w:t xml:space="preserve">이 </w:t>
+      </w:r>
+      <w:r>
+        <w:t>명령으로</w:t>
+      </w:r>
+      <w:r>
+        <w:rPr>
+          <w:rFonts w:hint="eastAsia"/>
+        </w:rPr>
+        <w:t xml:space="preserve"> </w:t>
+      </w:r>
+      <w:r>
+        <w:t xml:space="preserve">jgw-server </w:t>
+      </w:r>
+      <w:r>
+        <w:t xml:space="preserve">프로세스가 </w:t>
+      </w:r>
+      <w:r>
+        <w:rPr>
+          <w:rFonts w:hint="eastAsia"/>
+        </w:rPr>
+        <w:t>시작</w:t>
+      </w:r>
+      <w:r>
+        <w:t xml:space="preserve">되었는 지 </w:t>
+      </w:r>
+      <w:r>
+        <w:t>확인</w:t>
+      </w:r>
+      <w:r>
+        <w:rPr>
+          <w:rFonts w:hint="eastAsia"/>
+        </w:rPr>
+        <w:t>)</w:t>
+      </w:r>
+    </w:p>
+    <w:p>
+      <w:pPr>
+        <w:pStyle w:val="a4"/>
+        <w:numPr>
+          <w:ilvl w:val="1"/>
+          <w:numId w:val="20"/>
+        </w:numPr>
+        <w:ind w:leftChars="0"/>
+      </w:pPr>
+      <w:r>
+        <w:t xml:space="preserve">jmocha-server </w:t>
+      </w:r>
+      <w:r>
+        <w:rPr>
+          <w:rFonts w:hint="eastAsia"/>
+        </w:rPr>
+        <w:t>시작</w:t>
+      </w:r>
+      <w:r>
+        <w:br/>
+      </w:r>
+      <w:r>
+        <w:t># cd /home/jmocha/ezEKP/</w:t>
+      </w:r>
+      <w:r>
+        <w:t>jmocha-server</w:t>
+      </w:r>
+      <w:r>
+        <w:t>/bin</w:t>
+      </w:r>
+      <w:r>
+        <w:br/>
+        <w:t># ./james start</w:t>
+      </w:r>
+      <w:r>
+        <w:br/>
+      </w:r>
+      <w:r>
+        <w:t xml:space="preserve"># ps aux | grep </w:t>
+      </w:r>
+      <w:r>
+        <w:t>james (</w:t>
+      </w:r>
+      <w:r>
+        <w:rPr>
+          <w:rFonts w:hint="eastAsia"/>
+        </w:rPr>
+        <w:t xml:space="preserve">이 </w:t>
+      </w:r>
+      <w:r>
+        <w:t>명령으로</w:t>
+      </w:r>
+      <w:r>
+        <w:rPr>
+          <w:rFonts w:hint="eastAsia"/>
+        </w:rPr>
+        <w:t xml:space="preserve"> </w:t>
+      </w:r>
+      <w:r>
+        <w:t xml:space="preserve">jmocha-server </w:t>
+      </w:r>
+      <w:r>
+        <w:t xml:space="preserve">프로세스가 </w:t>
+      </w:r>
+      <w:r>
+        <w:rPr>
+          <w:rFonts w:hint="eastAsia"/>
+        </w:rPr>
+        <w:t>시작</w:t>
+      </w:r>
+      <w:r>
+        <w:t xml:space="preserve">되었는 지 </w:t>
+      </w:r>
+      <w:r>
+        <w:t>확인</w:t>
+      </w:r>
+      <w:r>
+        <w:rPr>
+          <w:rFonts w:hint="eastAsia"/>
+        </w:rPr>
+        <w:t xml:space="preserve">. </w:t>
+      </w:r>
+      <w:r>
+        <w:t>주의: 프로세스명은 jmocha-server가 아닌</w:t>
+      </w:r>
+      <w:r>
+        <w:t xml:space="preserve"> james </w:t>
+      </w:r>
+      <w:r>
+        <w:rPr>
+          <w:rFonts w:hint="eastAsia"/>
+        </w:rPr>
+        <w:t>임.)</w:t>
+      </w:r>
+    </w:p>
+    <w:p>
+      <w:pPr>
+        <w:pStyle w:val="a4"/>
+        <w:numPr>
+          <w:ilvl w:val="1"/>
+          <w:numId w:val="20"/>
+        </w:numPr>
+        <w:ind w:leftChars="0"/>
+      </w:pPr>
+      <w:r>
+        <w:t xml:space="preserve">ezFlow </w:t>
+      </w:r>
+      <w:r>
+        <w:rPr>
+          <w:rFonts w:hint="eastAsia"/>
+        </w:rPr>
+        <w:t>시작</w:t>
+      </w:r>
+      <w:r>
+        <w:br/>
+      </w:r>
+      <w:r>
+        <w:t># cd /home/jmocha/ezEKP/</w:t>
+      </w:r>
+      <w:r>
+        <w:t>ezFlow</w:t>
+      </w:r>
+      <w:r>
+        <w:t>/bin</w:t>
+      </w:r>
+      <w:r>
+        <w:br/>
+        <w:t># ./startup</w:t>
+      </w:r>
+      <w:r>
+        <w:t>.sh</w:t>
+      </w:r>
+      <w:r>
+        <w:br/>
+      </w:r>
+      <w:r>
+        <w:t xml:space="preserve"># ps aux | grep </w:t>
+      </w:r>
+      <w:r>
+        <w:t>ezFlow (</w:t>
+      </w:r>
+      <w:r>
+        <w:rPr>
+          <w:rFonts w:hint="eastAsia"/>
+        </w:rPr>
+        <w:t xml:space="preserve">이 </w:t>
+      </w:r>
+      <w:r>
+        <w:t>명령으로</w:t>
+      </w:r>
+      <w:r>
+        <w:rPr>
+          <w:rFonts w:hint="eastAsia"/>
+        </w:rPr>
+        <w:t xml:space="preserve"> </w:t>
+      </w:r>
+      <w:r>
+        <w:t xml:space="preserve">ezFlow </w:t>
+      </w:r>
+      <w:r>
+        <w:t xml:space="preserve">프로세스가 </w:t>
+      </w:r>
+      <w:r>
+        <w:rPr>
+          <w:rFonts w:hint="eastAsia"/>
+        </w:rPr>
+        <w:t>시작</w:t>
+      </w:r>
+      <w:r>
+        <w:t xml:space="preserve">되었는 지 </w:t>
+      </w:r>
+      <w:r>
+        <w:t>확인</w:t>
+      </w:r>
+      <w:r>
+        <w:rPr>
+          <w:rFonts w:hint="eastAsia"/>
+        </w:rPr>
+        <w:t>)</w:t>
+      </w:r>
+    </w:p>
+    <w:p>
+      <w:pPr>
+        <w:pStyle w:val="a4"/>
+        <w:numPr>
+          <w:ilvl w:val="1"/>
+          <w:numId w:val="20"/>
+        </w:numPr>
+        <w:ind w:leftChars="0"/>
+      </w:pPr>
+      <w:r>
+        <w:t xml:space="preserve">ezSyncServer </w:t>
+      </w:r>
+      <w:r>
+        <w:rPr>
+          <w:rFonts w:hint="eastAsia"/>
+        </w:rPr>
+        <w:t>시작</w:t>
+      </w:r>
+      <w:r>
+        <w:br/>
+      </w:r>
+      <w:r>
+        <w:t># cd /home/jmocha/ezEKP/</w:t>
+      </w:r>
+      <w:r>
+        <w:t>ezSyncServer</w:t>
+      </w:r>
+      <w:r>
+        <w:t>/bin</w:t>
+      </w:r>
+      <w:r>
+        <w:br/>
+        <w:t># ./startup</w:t>
+      </w:r>
+      <w:r>
+        <w:t>.sh</w:t>
+      </w:r>
+      <w:r>
+        <w:br/>
+      </w:r>
+      <w:r>
+        <w:t xml:space="preserve"># ps aux | grep </w:t>
+      </w:r>
+      <w:r>
+        <w:t>ezSyncServer (</w:t>
+      </w:r>
+      <w:r>
+        <w:rPr>
+          <w:rFonts w:hint="eastAsia"/>
+        </w:rPr>
+        <w:t xml:space="preserve">이 </w:t>
+      </w:r>
+      <w:r>
+        <w:t>명령으로</w:t>
+      </w:r>
+      <w:r>
+        <w:rPr>
+          <w:rFonts w:hint="eastAsia"/>
+        </w:rPr>
+        <w:t xml:space="preserve"> </w:t>
+      </w:r>
+      <w:r>
+        <w:t xml:space="preserve">ezSyncServer </w:t>
+      </w:r>
+      <w:r>
+        <w:t xml:space="preserve">프로세스가 </w:t>
+      </w:r>
+      <w:r>
+        <w:rPr>
+          <w:rFonts w:hint="eastAsia"/>
+        </w:rPr>
+        <w:t>시작</w:t>
+      </w:r>
+      <w:r>
+        <w:t xml:space="preserve">되었는 지 </w:t>
+      </w:r>
+      <w:r>
+        <w:t>확인</w:t>
+      </w:r>
+      <w:r>
+        <w:rPr>
+          <w:rFonts w:hint="eastAsia"/>
+        </w:rPr>
+        <w:t>)</w:t>
+      </w:r>
+    </w:p>
+    <w:p>
+      <w:pPr>
+        <w:pStyle w:val="a4"/>
+        <w:numPr>
+          <w:ilvl w:val="0"/>
+          <w:numId w:val="20"/>
+        </w:numPr>
+        <w:ind w:leftChars="0"/>
+      </w:pPr>
+      <w:r>
+        <w:t xml:space="preserve">Cluster </w:t>
+      </w:r>
+      <w:r>
+        <w:rPr>
+          <w:rFonts w:hint="eastAsia"/>
+        </w:rPr>
+        <w:t>환경인 경우 그 다음</w:t>
+      </w:r>
+      <w:r>
+        <w:t xml:space="preserve"> </w:t>
+      </w:r>
+      <w:r>
+        <w:t xml:space="preserve">CentOS </w:t>
+      </w:r>
+      <w:r>
+        <w:t>서버</w:t>
+      </w:r>
+      <w:r>
+        <w:rPr>
+          <w:rFonts w:hint="eastAsia"/>
+        </w:rPr>
+        <w:t>에</w:t>
+      </w:r>
+      <w:r>
+        <w:t xml:space="preserve"> 로그인 한 후 위에서와 동일한 방법으로 </w:t>
+      </w:r>
+      <w:r>
+        <w:t>ezEKP</w:t>
+      </w:r>
+      <w:r>
+        <w:t xml:space="preserve"> 서비스를 </w:t>
+      </w:r>
+      <w:r>
+        <w:rPr>
+          <w:rFonts w:hint="eastAsia"/>
+        </w:rPr>
+        <w:t>시작</w:t>
+      </w:r>
+      <w:r>
+        <w:rPr>
+          <w:rFonts w:hint="eastAsia"/>
+        </w:rPr>
+        <w:t>한다</w:t>
+      </w:r>
+      <w:r>
+        <w:rPr>
+          <w:rFonts w:hint="eastAsia"/>
+        </w:rPr>
+        <w:t>.</w:t>
+      </w:r>
+    </w:p>
+    <w:p>
+      <w:pPr>
+        <w:pStyle w:val="a4"/>
+        <w:numPr>
+          <w:ilvl w:val="1"/>
+          <w:numId w:val="20"/>
+        </w:numPr>
+        <w:ind w:leftChars="0"/>
+      </w:pPr>
+      <w:r>
+        <w:rPr>
+          <w:rFonts w:hint="eastAsia"/>
+        </w:rPr>
+        <w:t>단,</w:t>
+      </w:r>
+      <w:r>
+        <w:t xml:space="preserve"> ezSyncServer</w:t>
+      </w:r>
+      <w:r>
+        <w:rPr>
+          <w:rFonts w:hint="eastAsia"/>
+        </w:rPr>
+        <w:t xml:space="preserve">는 </w:t>
+      </w:r>
+      <w:r>
+        <w:t>1</w:t>
+      </w:r>
+      <w:r>
+        <w:rPr>
+          <w:rFonts w:hint="eastAsia"/>
+        </w:rPr>
+        <w:t>번 서버에만 존재함.</w:t>
+      </w:r>
+    </w:p>
+    <w:p>
+      <w:pPr>
+        <w:pStyle w:val="a4"/>
+        <w:ind w:leftChars="0" w:left="1080"/>
+        <w:rPr>
+          <w:rFonts w:hint="eastAsia"/>
+        </w:rPr>
+      </w:pPr>
+    </w:p>
     <w:sectPr>
       <w:pgSz w:w="11906" w:h="16838"/>
       <w:pgMar w:top="1701" w:right="1440" w:bottom="1440" w:left="1440" w:header="851" w:footer="992" w:gutter="0"/>
@@ -5149,6 +12126,119 @@
     </w:lvl>
   </w:abstractNum>
   <w:abstractNum w:abstractNumId="8" w15:restartNumberingAfterBreak="0">
+    <w:nsid w:val="3D662647"/>
+    <w:multiLevelType w:val="hybridMultilevel"/>
+    <w:tmpl w:val="43906CBE"/>
+    <w:lvl w:ilvl="0" w:tplc="04090001">
+      <w:start w:val="1"/>
+      <w:numFmt w:val="bullet"/>
+      <w:lvlText w:val=""/>
+      <w:lvlJc w:val="left"/>
+      <w:pPr>
+        <w:ind w:left="360" w:hanging="360"/>
+      </w:pPr>
+      <w:rPr>
+        <w:rFonts w:ascii="Symbol" w:hAnsi="Symbol" w:hint="default"/>
+      </w:rPr>
+    </w:lvl>
+    <w:lvl w:ilvl="1" w:tplc="04090003">
+      <w:start w:val="1"/>
+      <w:numFmt w:val="bullet"/>
+      <w:lvlText w:val="o"/>
+      <w:lvlJc w:val="left"/>
+      <w:pPr>
+        <w:ind w:left="1080" w:hanging="360"/>
+      </w:pPr>
+      <w:rPr>
+        <w:rFonts w:ascii="Courier New" w:hAnsi="Courier New" w:cs="Courier New" w:hint="default"/>
+      </w:rPr>
+    </w:lvl>
+    <w:lvl w:ilvl="2" w:tplc="04090005">
+      <w:start w:val="1"/>
+      <w:numFmt w:val="bullet"/>
+      <w:lvlText w:val=""/>
+      <w:lvlJc w:val="left"/>
+      <w:pPr>
+        <w:ind w:left="1800" w:hanging="360"/>
+      </w:pPr>
+      <w:rPr>
+        <w:rFonts w:ascii="Wingdings" w:hAnsi="Wingdings" w:hint="default"/>
+      </w:rPr>
+    </w:lvl>
+    <w:lvl w:ilvl="3" w:tplc="04090001" w:tentative="1">
+      <w:start w:val="1"/>
+      <w:numFmt w:val="bullet"/>
+      <w:lvlText w:val=""/>
+      <w:lvlJc w:val="left"/>
+      <w:pPr>
+        <w:ind w:left="2520" w:hanging="360"/>
+      </w:pPr>
+      <w:rPr>
+        <w:rFonts w:ascii="Symbol" w:hAnsi="Symbol" w:hint="default"/>
+      </w:rPr>
+    </w:lvl>
+    <w:lvl w:ilvl="4" w:tplc="04090003" w:tentative="1">
+      <w:start w:val="1"/>
+      <w:numFmt w:val="bullet"/>
+      <w:lvlText w:val="o"/>
+      <w:lvlJc w:val="left"/>
+      <w:pPr>
+        <w:ind w:left="3240" w:hanging="360"/>
+      </w:pPr>
+      <w:rPr>
+        <w:rFonts w:ascii="Courier New" w:hAnsi="Courier New" w:cs="Courier New" w:hint="default"/>
+      </w:rPr>
+    </w:lvl>
+    <w:lvl w:ilvl="5" w:tplc="04090005" w:tentative="1">
+      <w:start w:val="1"/>
+      <w:numFmt w:val="bullet"/>
+      <w:lvlText w:val=""/>
+      <w:lvlJc w:val="left"/>
+      <w:pPr>
+        <w:ind w:left="3960" w:hanging="360"/>
+      </w:pPr>
+      <w:rPr>
+        <w:rFonts w:ascii="Wingdings" w:hAnsi="Wingdings" w:hint="default"/>
+      </w:rPr>
+    </w:lvl>
+    <w:lvl w:ilvl="6" w:tplc="04090001" w:tentative="1">
+      <w:start w:val="1"/>
+      <w:numFmt w:val="bullet"/>
+      <w:lvlText w:val=""/>
+      <w:lvlJc w:val="left"/>
+      <w:pPr>
+        <w:ind w:left="4680" w:hanging="360"/>
+      </w:pPr>
+      <w:rPr>
+        <w:rFonts w:ascii="Symbol" w:hAnsi="Symbol" w:hint="default"/>
+      </w:rPr>
+    </w:lvl>
+    <w:lvl w:ilvl="7" w:tplc="04090003" w:tentative="1">
+      <w:start w:val="1"/>
+      <w:numFmt w:val="bullet"/>
+      <w:lvlText w:val="o"/>
+      <w:lvlJc w:val="left"/>
+      <w:pPr>
+        <w:ind w:left="5400" w:hanging="360"/>
+      </w:pPr>
+      <w:rPr>
+        <w:rFonts w:ascii="Courier New" w:hAnsi="Courier New" w:cs="Courier New" w:hint="default"/>
+      </w:rPr>
+    </w:lvl>
+    <w:lvl w:ilvl="8" w:tplc="04090005" w:tentative="1">
+      <w:start w:val="1"/>
+      <w:numFmt w:val="bullet"/>
+      <w:lvlText w:val=""/>
+      <w:lvlJc w:val="left"/>
+      <w:pPr>
+        <w:ind w:left="6120" w:hanging="360"/>
+      </w:pPr>
+      <w:rPr>
+        <w:rFonts w:ascii="Wingdings" w:hAnsi="Wingdings" w:hint="default"/>
+      </w:rPr>
+    </w:lvl>
+  </w:abstractNum>
+  <w:abstractNum w:abstractNumId="9" w15:restartNumberingAfterBreak="0">
     <w:nsid w:val="405111EB"/>
     <w:multiLevelType w:val="hybridMultilevel"/>
     <w:tmpl w:val="B002D896"/>
@@ -5234,7 +12324,346 @@
       </w:pPr>
     </w:lvl>
   </w:abstractNum>
-  <w:abstractNum w:abstractNumId="9" w15:restartNumberingAfterBreak="0">
+  <w:abstractNum w:abstractNumId="10" w15:restartNumberingAfterBreak="0">
+    <w:nsid w:val="41AD4950"/>
+    <w:multiLevelType w:val="hybridMultilevel"/>
+    <w:tmpl w:val="72E8AC06"/>
+    <w:lvl w:ilvl="0" w:tplc="04090001">
+      <w:start w:val="1"/>
+      <w:numFmt w:val="bullet"/>
+      <w:lvlText w:val=""/>
+      <w:lvlJc w:val="left"/>
+      <w:pPr>
+        <w:ind w:left="720" w:hanging="360"/>
+      </w:pPr>
+      <w:rPr>
+        <w:rFonts w:ascii="Symbol" w:hAnsi="Symbol" w:hint="default"/>
+      </w:rPr>
+    </w:lvl>
+    <w:lvl w:ilvl="1" w:tplc="04090003">
+      <w:start w:val="1"/>
+      <w:numFmt w:val="bullet"/>
+      <w:lvlText w:val="o"/>
+      <w:lvlJc w:val="left"/>
+      <w:pPr>
+        <w:ind w:left="1440" w:hanging="360"/>
+      </w:pPr>
+      <w:rPr>
+        <w:rFonts w:ascii="Courier New" w:hAnsi="Courier New" w:cs="Courier New" w:hint="default"/>
+      </w:rPr>
+    </w:lvl>
+    <w:lvl w:ilvl="2" w:tplc="04090005" w:tentative="1">
+      <w:start w:val="1"/>
+      <w:numFmt w:val="bullet"/>
+      <w:lvlText w:val=""/>
+      <w:lvlJc w:val="left"/>
+      <w:pPr>
+        <w:ind w:left="2160" w:hanging="360"/>
+      </w:pPr>
+      <w:rPr>
+        <w:rFonts w:ascii="Wingdings" w:hAnsi="Wingdings" w:hint="default"/>
+      </w:rPr>
+    </w:lvl>
+    <w:lvl w:ilvl="3" w:tplc="04090001" w:tentative="1">
+      <w:start w:val="1"/>
+      <w:numFmt w:val="bullet"/>
+      <w:lvlText w:val=""/>
+      <w:lvlJc w:val="left"/>
+      <w:pPr>
+        <w:ind w:left="2880" w:hanging="360"/>
+      </w:pPr>
+      <w:rPr>
+        <w:rFonts w:ascii="Symbol" w:hAnsi="Symbol" w:hint="default"/>
+      </w:rPr>
+    </w:lvl>
+    <w:lvl w:ilvl="4" w:tplc="04090003" w:tentative="1">
+      <w:start w:val="1"/>
+      <w:numFmt w:val="bullet"/>
+      <w:lvlText w:val="o"/>
+      <w:lvlJc w:val="left"/>
+      <w:pPr>
+        <w:ind w:left="3600" w:hanging="360"/>
+      </w:pPr>
+      <w:rPr>
+        <w:rFonts w:ascii="Courier New" w:hAnsi="Courier New" w:cs="Courier New" w:hint="default"/>
+      </w:rPr>
+    </w:lvl>
+    <w:lvl w:ilvl="5" w:tplc="04090005" w:tentative="1">
+      <w:start w:val="1"/>
+      <w:numFmt w:val="bullet"/>
+      <w:lvlText w:val=""/>
+      <w:lvlJc w:val="left"/>
+      <w:pPr>
+        <w:ind w:left="4320" w:hanging="360"/>
+      </w:pPr>
+      <w:rPr>
+        <w:rFonts w:ascii="Wingdings" w:hAnsi="Wingdings" w:hint="default"/>
+      </w:rPr>
+    </w:lvl>
+    <w:lvl w:ilvl="6" w:tplc="04090001" w:tentative="1">
+      <w:start w:val="1"/>
+      <w:numFmt w:val="bullet"/>
+      <w:lvlText w:val=""/>
+      <w:lvlJc w:val="left"/>
+      <w:pPr>
+        <w:ind w:left="5040" w:hanging="360"/>
+      </w:pPr>
+      <w:rPr>
+        <w:rFonts w:ascii="Symbol" w:hAnsi="Symbol" w:hint="default"/>
+      </w:rPr>
+    </w:lvl>
+    <w:lvl w:ilvl="7" w:tplc="04090003" w:tentative="1">
+      <w:start w:val="1"/>
+      <w:numFmt w:val="bullet"/>
+      <w:lvlText w:val="o"/>
+      <w:lvlJc w:val="left"/>
+      <w:pPr>
+        <w:ind w:left="5760" w:hanging="360"/>
+      </w:pPr>
+      <w:rPr>
+        <w:rFonts w:ascii="Courier New" w:hAnsi="Courier New" w:cs="Courier New" w:hint="default"/>
+      </w:rPr>
+    </w:lvl>
+    <w:lvl w:ilvl="8" w:tplc="04090005" w:tentative="1">
+      <w:start w:val="1"/>
+      <w:numFmt w:val="bullet"/>
+      <w:lvlText w:val=""/>
+      <w:lvlJc w:val="left"/>
+      <w:pPr>
+        <w:ind w:left="6480" w:hanging="360"/>
+      </w:pPr>
+      <w:rPr>
+        <w:rFonts w:ascii="Wingdings" w:hAnsi="Wingdings" w:hint="default"/>
+      </w:rPr>
+    </w:lvl>
+  </w:abstractNum>
+  <w:abstractNum w:abstractNumId="11" w15:restartNumberingAfterBreak="0">
+    <w:nsid w:val="49A45FED"/>
+    <w:multiLevelType w:val="hybridMultilevel"/>
+    <w:tmpl w:val="AA6469BE"/>
+    <w:lvl w:ilvl="0" w:tplc="04090001">
+      <w:start w:val="1"/>
+      <w:numFmt w:val="bullet"/>
+      <w:lvlText w:val=""/>
+      <w:lvlJc w:val="left"/>
+      <w:pPr>
+        <w:ind w:left="831" w:hanging="360"/>
+      </w:pPr>
+      <w:rPr>
+        <w:rFonts w:ascii="Symbol" w:hAnsi="Symbol" w:hint="default"/>
+      </w:rPr>
+    </w:lvl>
+    <w:lvl w:ilvl="1" w:tplc="04090003">
+      <w:start w:val="1"/>
+      <w:numFmt w:val="bullet"/>
+      <w:lvlText w:val="o"/>
+      <w:lvlJc w:val="left"/>
+      <w:pPr>
+        <w:ind w:left="1551" w:hanging="360"/>
+      </w:pPr>
+      <w:rPr>
+        <w:rFonts w:ascii="Courier New" w:hAnsi="Courier New" w:cs="Courier New" w:hint="default"/>
+      </w:rPr>
+    </w:lvl>
+    <w:lvl w:ilvl="2" w:tplc="04090005">
+      <w:start w:val="1"/>
+      <w:numFmt w:val="bullet"/>
+      <w:lvlText w:val=""/>
+      <w:lvlJc w:val="left"/>
+      <w:pPr>
+        <w:ind w:left="2271" w:hanging="360"/>
+      </w:pPr>
+      <w:rPr>
+        <w:rFonts w:ascii="Wingdings" w:hAnsi="Wingdings" w:hint="default"/>
+      </w:rPr>
+    </w:lvl>
+    <w:lvl w:ilvl="3" w:tplc="04090001" w:tentative="1">
+      <w:start w:val="1"/>
+      <w:numFmt w:val="bullet"/>
+      <w:lvlText w:val=""/>
+      <w:lvlJc w:val="left"/>
+      <w:pPr>
+        <w:ind w:left="2991" w:hanging="360"/>
+      </w:pPr>
+      <w:rPr>
+        <w:rFonts w:ascii="Symbol" w:hAnsi="Symbol" w:hint="default"/>
+      </w:rPr>
+    </w:lvl>
+    <w:lvl w:ilvl="4" w:tplc="04090003" w:tentative="1">
+      <w:start w:val="1"/>
+      <w:numFmt w:val="bullet"/>
+      <w:lvlText w:val="o"/>
+      <w:lvlJc w:val="left"/>
+      <w:pPr>
+        <w:ind w:left="3711" w:hanging="360"/>
+      </w:pPr>
+      <w:rPr>
+        <w:rFonts w:ascii="Courier New" w:hAnsi="Courier New" w:cs="Courier New" w:hint="default"/>
+      </w:rPr>
+    </w:lvl>
+    <w:lvl w:ilvl="5" w:tplc="04090005" w:tentative="1">
+      <w:start w:val="1"/>
+      <w:numFmt w:val="bullet"/>
+      <w:lvlText w:val=""/>
+      <w:lvlJc w:val="left"/>
+      <w:pPr>
+        <w:ind w:left="4431" w:hanging="360"/>
+      </w:pPr>
+      <w:rPr>
+        <w:rFonts w:ascii="Wingdings" w:hAnsi="Wingdings" w:hint="default"/>
+      </w:rPr>
+    </w:lvl>
+    <w:lvl w:ilvl="6" w:tplc="04090001" w:tentative="1">
+      <w:start w:val="1"/>
+      <w:numFmt w:val="bullet"/>
+      <w:lvlText w:val=""/>
+      <w:lvlJc w:val="left"/>
+      <w:pPr>
+        <w:ind w:left="5151" w:hanging="360"/>
+      </w:pPr>
+      <w:rPr>
+        <w:rFonts w:ascii="Symbol" w:hAnsi="Symbol" w:hint="default"/>
+      </w:rPr>
+    </w:lvl>
+    <w:lvl w:ilvl="7" w:tplc="04090003" w:tentative="1">
+      <w:start w:val="1"/>
+      <w:numFmt w:val="bullet"/>
+      <w:lvlText w:val="o"/>
+      <w:lvlJc w:val="left"/>
+      <w:pPr>
+        <w:ind w:left="5871" w:hanging="360"/>
+      </w:pPr>
+      <w:rPr>
+        <w:rFonts w:ascii="Courier New" w:hAnsi="Courier New" w:cs="Courier New" w:hint="default"/>
+      </w:rPr>
+    </w:lvl>
+    <w:lvl w:ilvl="8" w:tplc="04090005" w:tentative="1">
+      <w:start w:val="1"/>
+      <w:numFmt w:val="bullet"/>
+      <w:lvlText w:val=""/>
+      <w:lvlJc w:val="left"/>
+      <w:pPr>
+        <w:ind w:left="6591" w:hanging="360"/>
+      </w:pPr>
+      <w:rPr>
+        <w:rFonts w:ascii="Wingdings" w:hAnsi="Wingdings" w:hint="default"/>
+      </w:rPr>
+    </w:lvl>
+  </w:abstractNum>
+  <w:abstractNum w:abstractNumId="12" w15:restartNumberingAfterBreak="0">
+    <w:nsid w:val="536D4EE1"/>
+    <w:multiLevelType w:val="hybridMultilevel"/>
+    <w:tmpl w:val="B8F8936C"/>
+    <w:lvl w:ilvl="0" w:tplc="04090001">
+      <w:start w:val="1"/>
+      <w:numFmt w:val="bullet"/>
+      <w:lvlText w:val=""/>
+      <w:lvlJc w:val="left"/>
+      <w:pPr>
+        <w:ind w:left="720" w:hanging="360"/>
+      </w:pPr>
+      <w:rPr>
+        <w:rFonts w:ascii="Symbol" w:hAnsi="Symbol" w:hint="default"/>
+      </w:rPr>
+    </w:lvl>
+    <w:lvl w:ilvl="1" w:tplc="04090003">
+      <w:start w:val="1"/>
+      <w:numFmt w:val="bullet"/>
+      <w:lvlText w:val="o"/>
+      <w:lvlJc w:val="left"/>
+      <w:pPr>
+        <w:ind w:left="1440" w:hanging="360"/>
+      </w:pPr>
+      <w:rPr>
+        <w:rFonts w:ascii="Courier New" w:hAnsi="Courier New" w:cs="Courier New" w:hint="default"/>
+      </w:rPr>
+    </w:lvl>
+    <w:lvl w:ilvl="2" w:tplc="04090005" w:tentative="1">
+      <w:start w:val="1"/>
+      <w:numFmt w:val="bullet"/>
+      <w:lvlText w:val=""/>
+      <w:lvlJc w:val="left"/>
+      <w:pPr>
+        <w:ind w:left="2160" w:hanging="360"/>
+      </w:pPr>
+      <w:rPr>
+        <w:rFonts w:ascii="Wingdings" w:hAnsi="Wingdings" w:hint="default"/>
+      </w:rPr>
+    </w:lvl>
+    <w:lvl w:ilvl="3" w:tplc="04090001" w:tentative="1">
+      <w:start w:val="1"/>
+      <w:numFmt w:val="bullet"/>
+      <w:lvlText w:val=""/>
+      <w:lvlJc w:val="left"/>
+      <w:pPr>
+        <w:ind w:left="2880" w:hanging="360"/>
+      </w:pPr>
+      <w:rPr>
+        <w:rFonts w:ascii="Symbol" w:hAnsi="Symbol" w:hint="default"/>
+      </w:rPr>
+    </w:lvl>
+    <w:lvl w:ilvl="4" w:tplc="04090003" w:tentative="1">
+      <w:start w:val="1"/>
+      <w:numFmt w:val="bullet"/>
+      <w:lvlText w:val="o"/>
+      <w:lvlJc w:val="left"/>
+      <w:pPr>
+        <w:ind w:left="3600" w:hanging="360"/>
+      </w:pPr>
+      <w:rPr>
+        <w:rFonts w:ascii="Courier New" w:hAnsi="Courier New" w:cs="Courier New" w:hint="default"/>
+      </w:rPr>
+    </w:lvl>
+    <w:lvl w:ilvl="5" w:tplc="04090005" w:tentative="1">
+      <w:start w:val="1"/>
+      <w:numFmt w:val="bullet"/>
+      <w:lvlText w:val=""/>
+      <w:lvlJc w:val="left"/>
+      <w:pPr>
+        <w:ind w:left="4320" w:hanging="360"/>
+      </w:pPr>
+      <w:rPr>
+        <w:rFonts w:ascii="Wingdings" w:hAnsi="Wingdings" w:hint="default"/>
+      </w:rPr>
+    </w:lvl>
+    <w:lvl w:ilvl="6" w:tplc="04090001" w:tentative="1">
+      <w:start w:val="1"/>
+      <w:numFmt w:val="bullet"/>
+      <w:lvlText w:val=""/>
+      <w:lvlJc w:val="left"/>
+      <w:pPr>
+        <w:ind w:left="5040" w:hanging="360"/>
+      </w:pPr>
+      <w:rPr>
+        <w:rFonts w:ascii="Symbol" w:hAnsi="Symbol" w:hint="default"/>
+      </w:rPr>
+    </w:lvl>
+    <w:lvl w:ilvl="7" w:tplc="04090003" w:tentative="1">
+      <w:start w:val="1"/>
+      <w:numFmt w:val="bullet"/>
+      <w:lvlText w:val="o"/>
+      <w:lvlJc w:val="left"/>
+      <w:pPr>
+        <w:ind w:left="5760" w:hanging="360"/>
+      </w:pPr>
+      <w:rPr>
+        <w:rFonts w:ascii="Courier New" w:hAnsi="Courier New" w:cs="Courier New" w:hint="default"/>
+      </w:rPr>
+    </w:lvl>
+    <w:lvl w:ilvl="8" w:tplc="04090005" w:tentative="1">
+      <w:start w:val="1"/>
+      <w:numFmt w:val="bullet"/>
+      <w:lvlText w:val=""/>
+      <w:lvlJc w:val="left"/>
+      <w:pPr>
+        <w:ind w:left="6480" w:hanging="360"/>
+      </w:pPr>
+      <w:rPr>
+        <w:rFonts w:ascii="Wingdings" w:hAnsi="Wingdings" w:hint="default"/>
+      </w:rPr>
+    </w:lvl>
+  </w:abstractNum>
+  <w:abstractNum w:abstractNumId="13" w15:restartNumberingAfterBreak="0">
     <w:nsid w:val="5ADA17F7"/>
     <w:multiLevelType w:val="hybridMultilevel"/>
     <w:tmpl w:val="3AE6FD1C"/>
@@ -5320,7 +12749,7 @@
       </w:pPr>
     </w:lvl>
   </w:abstractNum>
-  <w:abstractNum w:abstractNumId="10" w15:restartNumberingAfterBreak="0">
+  <w:abstractNum w:abstractNumId="14" w15:restartNumberingAfterBreak="0">
     <w:nsid w:val="5C130679"/>
     <w:multiLevelType w:val="hybridMultilevel"/>
     <w:tmpl w:val="B002D896"/>
@@ -5406,7 +12835,7 @@
       </w:pPr>
     </w:lvl>
   </w:abstractNum>
-  <w:abstractNum w:abstractNumId="11" w15:restartNumberingAfterBreak="0">
+  <w:abstractNum w:abstractNumId="15" w15:restartNumberingAfterBreak="0">
     <w:nsid w:val="5E146EDC"/>
     <w:multiLevelType w:val="hybridMultilevel"/>
     <w:tmpl w:val="7A8E14C2"/>
@@ -5492,7 +12921,7 @@
       </w:pPr>
     </w:lvl>
   </w:abstractNum>
-  <w:abstractNum w:abstractNumId="12" w15:restartNumberingAfterBreak="0">
+  <w:abstractNum w:abstractNumId="16" w15:restartNumberingAfterBreak="0">
     <w:nsid w:val="66AC2CC3"/>
     <w:multiLevelType w:val="hybridMultilevel"/>
     <w:tmpl w:val="D972A702"/>
@@ -5605,7 +13034,7 @@
       </w:rPr>
     </w:lvl>
   </w:abstractNum>
-  <w:abstractNum w:abstractNumId="13" w15:restartNumberingAfterBreak="0">
+  <w:abstractNum w:abstractNumId="17" w15:restartNumberingAfterBreak="0">
     <w:nsid w:val="6778381C"/>
     <w:multiLevelType w:val="hybridMultilevel"/>
     <w:tmpl w:val="8EDAA420"/>
@@ -5694,7 +13123,120 @@
       </w:pPr>
     </w:lvl>
   </w:abstractNum>
-  <w:abstractNum w:abstractNumId="14" w15:restartNumberingAfterBreak="0">
+  <w:abstractNum w:abstractNumId="18" w15:restartNumberingAfterBreak="0">
+    <w:nsid w:val="707D3A96"/>
+    <w:multiLevelType w:val="hybridMultilevel"/>
+    <w:tmpl w:val="99223162"/>
+    <w:lvl w:ilvl="0" w:tplc="04090001">
+      <w:start w:val="1"/>
+      <w:numFmt w:val="bullet"/>
+      <w:lvlText w:val=""/>
+      <w:lvlJc w:val="left"/>
+      <w:pPr>
+        <w:ind w:left="720" w:hanging="360"/>
+      </w:pPr>
+      <w:rPr>
+        <w:rFonts w:ascii="Symbol" w:hAnsi="Symbol" w:hint="default"/>
+      </w:rPr>
+    </w:lvl>
+    <w:lvl w:ilvl="1" w:tplc="04090003">
+      <w:start w:val="1"/>
+      <w:numFmt w:val="bullet"/>
+      <w:lvlText w:val="o"/>
+      <w:lvlJc w:val="left"/>
+      <w:pPr>
+        <w:ind w:left="1440" w:hanging="360"/>
+      </w:pPr>
+      <w:rPr>
+        <w:rFonts w:ascii="Courier New" w:hAnsi="Courier New" w:cs="Courier New" w:hint="default"/>
+      </w:rPr>
+    </w:lvl>
+    <w:lvl w:ilvl="2" w:tplc="04090005">
+      <w:start w:val="1"/>
+      <w:numFmt w:val="bullet"/>
+      <w:lvlText w:val=""/>
+      <w:lvlJc w:val="left"/>
+      <w:pPr>
+        <w:ind w:left="2160" w:hanging="360"/>
+      </w:pPr>
+      <w:rPr>
+        <w:rFonts w:ascii="Wingdings" w:hAnsi="Wingdings" w:hint="default"/>
+      </w:rPr>
+    </w:lvl>
+    <w:lvl w:ilvl="3" w:tplc="04090001" w:tentative="1">
+      <w:start w:val="1"/>
+      <w:numFmt w:val="bullet"/>
+      <w:lvlText w:val=""/>
+      <w:lvlJc w:val="left"/>
+      <w:pPr>
+        <w:ind w:left="2880" w:hanging="360"/>
+      </w:pPr>
+      <w:rPr>
+        <w:rFonts w:ascii="Symbol" w:hAnsi="Symbol" w:hint="default"/>
+      </w:rPr>
+    </w:lvl>
+    <w:lvl w:ilvl="4" w:tplc="04090003" w:tentative="1">
+      <w:start w:val="1"/>
+      <w:numFmt w:val="bullet"/>
+      <w:lvlText w:val="o"/>
+      <w:lvlJc w:val="left"/>
+      <w:pPr>
+        <w:ind w:left="3600" w:hanging="360"/>
+      </w:pPr>
+      <w:rPr>
+        <w:rFonts w:ascii="Courier New" w:hAnsi="Courier New" w:cs="Courier New" w:hint="default"/>
+      </w:rPr>
+    </w:lvl>
+    <w:lvl w:ilvl="5" w:tplc="04090005" w:tentative="1">
+      <w:start w:val="1"/>
+      <w:numFmt w:val="bullet"/>
+      <w:lvlText w:val=""/>
+      <w:lvlJc w:val="left"/>
+      <w:pPr>
+        <w:ind w:left="4320" w:hanging="360"/>
+      </w:pPr>
+      <w:rPr>
+        <w:rFonts w:ascii="Wingdings" w:hAnsi="Wingdings" w:hint="default"/>
+      </w:rPr>
+    </w:lvl>
+    <w:lvl w:ilvl="6" w:tplc="04090001" w:tentative="1">
+      <w:start w:val="1"/>
+      <w:numFmt w:val="bullet"/>
+      <w:lvlText w:val=""/>
+      <w:lvlJc w:val="left"/>
+      <w:pPr>
+        <w:ind w:left="5040" w:hanging="360"/>
+      </w:pPr>
+      <w:rPr>
+        <w:rFonts w:ascii="Symbol" w:hAnsi="Symbol" w:hint="default"/>
+      </w:rPr>
+    </w:lvl>
+    <w:lvl w:ilvl="7" w:tplc="04090003" w:tentative="1">
+      <w:start w:val="1"/>
+      <w:numFmt w:val="bullet"/>
+      <w:lvlText w:val="o"/>
+      <w:lvlJc w:val="left"/>
+      <w:pPr>
+        <w:ind w:left="5760" w:hanging="360"/>
+      </w:pPr>
+      <w:rPr>
+        <w:rFonts w:ascii="Courier New" w:hAnsi="Courier New" w:cs="Courier New" w:hint="default"/>
+      </w:rPr>
+    </w:lvl>
+    <w:lvl w:ilvl="8" w:tplc="04090005" w:tentative="1">
+      <w:start w:val="1"/>
+      <w:numFmt w:val="bullet"/>
+      <w:lvlText w:val=""/>
+      <w:lvlJc w:val="left"/>
+      <w:pPr>
+        <w:ind w:left="6480" w:hanging="360"/>
+      </w:pPr>
+      <w:rPr>
+        <w:rFonts w:ascii="Wingdings" w:hAnsi="Wingdings" w:hint="default"/>
+      </w:rPr>
+    </w:lvl>
+  </w:abstractNum>
+  <w:abstractNum w:abstractNumId="19" w15:restartNumberingAfterBreak="0">
     <w:nsid w:val="741D5ACE"/>
     <w:multiLevelType w:val="hybridMultilevel"/>
     <w:tmpl w:val="CE4E0492"/>
@@ -5806,7 +13348,7 @@
       </w:rPr>
     </w:lvl>
   </w:abstractNum>
-  <w:abstractNum w:abstractNumId="15" w15:restartNumberingAfterBreak="0">
+  <w:abstractNum w:abstractNumId="20" w15:restartNumberingAfterBreak="0">
     <w:nsid w:val="761A11BF"/>
     <w:multiLevelType w:val="hybridMultilevel"/>
     <w:tmpl w:val="16C271C0"/>
@@ -5920,16 +13462,16 @@
     </w:lvl>
   </w:abstractNum>
   <w:num w:numId="1">
-    <w:abstractNumId w:val="10"/>
+    <w:abstractNumId w:val="14"/>
   </w:num>
   <w:num w:numId="2">
-    <w:abstractNumId w:val="9"/>
+    <w:abstractNumId w:val="13"/>
   </w:num>
   <w:num w:numId="3">
-    <w:abstractNumId w:val="12"/>
+    <w:abstractNumId w:val="16"/>
   </w:num>
   <w:num w:numId="4">
-    <w:abstractNumId w:val="11"/>
+    <w:abstractNumId w:val="15"/>
   </w:num>
   <w:num w:numId="5">
     <w:abstractNumId w:val="5"/>
@@ -5944,13 +13486,13 @@
     <w:abstractNumId w:val="4"/>
   </w:num>
   <w:num w:numId="9">
-    <w:abstractNumId w:val="8"/>
+    <w:abstractNumId w:val="9"/>
   </w:num>
   <w:num w:numId="10">
     <w:abstractNumId w:val="3"/>
   </w:num>
   <w:num w:numId="11">
-    <w:abstractNumId w:val="14"/>
+    <w:abstractNumId w:val="19"/>
   </w:num>
   <w:num w:numId="12">
     <w:abstractNumId w:val="6"/>
@@ -5959,13 +13501,28 @@
     <w:abstractNumId w:val="0"/>
   </w:num>
   <w:num w:numId="14">
-    <w:abstractNumId w:val="13"/>
+    <w:abstractNumId w:val="17"/>
   </w:num>
   <w:num w:numId="15">
     <w:abstractNumId w:val="2"/>
   </w:num>
   <w:num w:numId="16">
-    <w:abstractNumId w:val="15"/>
+    <w:abstractNumId w:val="20"/>
+  </w:num>
+  <w:num w:numId="17">
+    <w:abstractNumId w:val="12"/>
+  </w:num>
+  <w:num w:numId="18">
+    <w:abstractNumId w:val="18"/>
+  </w:num>
+  <w:num w:numId="19">
+    <w:abstractNumId w:val="10"/>
+  </w:num>
+  <w:num w:numId="20">
+    <w:abstractNumId w:val="8"/>
+  </w:num>
+  <w:num w:numId="21">
+    <w:abstractNumId w:val="11"/>
   </w:num>
 </w:numbering>
 </file>
@@ -6364,7 +13921,7 @@
   <w:style w:type="paragraph" w:default="1" w:styleId="a">
     <w:name w:val="Normal"/>
     <w:qFormat/>
-    <w:rsid w:val="00DF4F8A"/>
+    <w:rsid w:val="00096B9D"/>
     <w:pPr>
       <w:widowControl w:val="0"/>
       <w:wordWrap w:val="0"/>
@@ -6928,7 +14485,7 @@
 </file>
 
 <file path=customXml/itemProps1.xml><?xml version="1.0" encoding="utf-8"?>
-<ds:datastoreItem xmlns:ds="http://schemas.openxmlformats.org/officeDocument/2006/customXml" ds:itemID="{7C60CD03-1F65-48D2-B631-FAEA75A9C976}">
+<ds:datastoreItem xmlns:ds="http://schemas.openxmlformats.org/officeDocument/2006/customXml" ds:itemID="{C66532C0-03B4-4E3D-BAB8-2CF692E3CB26}">
   <ds:schemaRefs>
     <ds:schemaRef ds:uri="http://schemas.openxmlformats.org/officeDocument/2006/bibliography"/>
   </ds:schemaRefs>

--- a/docs/tech/ezEKP_자바_시스템_개요.docx
+++ b/docs/tech/ezEKP_자바_시스템_개요.docx
@@ -6,7 +6,7 @@
       <w:pPr>
         <w:pStyle w:val="a3"/>
       </w:pPr>
-      <w:bookmarkStart w:id="0" w:name="_Toc61221978"/>
+      <w:bookmarkStart w:id="0" w:name="_Toc61392808"/>
       <w:r>
         <w:rPr>
           <w:rFonts w:hint="eastAsia"/>
@@ -242,7 +242,7 @@
           <w:r>
             <w:fldChar w:fldCharType="separate"/>
           </w:r>
-          <w:hyperlink w:anchor="_Toc61221978" w:history="1">
+          <w:hyperlink w:anchor="_Toc61392808" w:history="1">
             <w:r>
               <w:rPr>
                 <w:rStyle w:val="a5"/>
@@ -307,7 +307,7 @@
                 <w:noProof/>
                 <w:webHidden/>
               </w:rPr>
-              <w:instrText xml:space="preserve"> PAGEREF _Toc61221978 \h </w:instrText>
+              <w:instrText xml:space="preserve"> PAGEREF _Toc61392808 \h </w:instrText>
             </w:r>
             <w:r>
               <w:rPr>
@@ -349,7 +349,7 @@
               <w:noProof/>
             </w:rPr>
           </w:pPr>
-          <w:hyperlink w:anchor="_Toc61221979" w:history="1">
+          <w:hyperlink w:anchor="_Toc61392809" w:history="1">
             <w:r>
               <w:rPr>
                 <w:rStyle w:val="a5"/>
@@ -377,7 +377,7 @@
                 <w:noProof/>
                 <w:webHidden/>
               </w:rPr>
-              <w:instrText xml:space="preserve"> PAGEREF _Toc61221979 \h </w:instrText>
+              <w:instrText xml:space="preserve"> PAGEREF _Toc61392809 \h </w:instrText>
             </w:r>
             <w:r>
               <w:rPr>
@@ -419,7 +419,7 @@
               <w:noProof/>
             </w:rPr>
           </w:pPr>
-          <w:hyperlink w:anchor="_Toc61221980" w:history="1">
+          <w:hyperlink w:anchor="_Toc61392810" w:history="1">
             <w:r>
               <w:rPr>
                 <w:rStyle w:val="a5"/>
@@ -484,7 +484,7 @@
                 <w:noProof/>
                 <w:webHidden/>
               </w:rPr>
-              <w:instrText xml:space="preserve"> PAGEREF _Toc61221980 \h </w:instrText>
+              <w:instrText xml:space="preserve"> PAGEREF _Toc61392810 \h </w:instrText>
             </w:r>
             <w:r>
               <w:rPr>
@@ -526,7 +526,7 @@
               <w:noProof/>
             </w:rPr>
           </w:pPr>
-          <w:hyperlink w:anchor="_Toc61221981" w:history="1">
+          <w:hyperlink w:anchor="_Toc61392811" w:history="1">
             <w:r>
               <w:rPr>
                 <w:rStyle w:val="a5"/>
@@ -541,6 +541,21 @@
                 <w:noProof/>
               </w:rPr>
               <w:t>자바</w:t>
+            </w:r>
+            <w:r>
+              <w:rPr>
+                <w:rStyle w:val="a5"/>
+                <w:noProof/>
+              </w:rPr>
+              <w:t xml:space="preserve"> </w:t>
+            </w:r>
+            <w:r>
+              <w:rPr>
+                <w:rStyle w:val="a5"/>
+                <w:rFonts w:hint="eastAsia"/>
+                <w:noProof/>
+              </w:rPr>
+              <w:t>모듈</w:t>
             </w:r>
             <w:r>
               <w:rPr>
@@ -576,7 +591,7 @@
                 <w:noProof/>
                 <w:webHidden/>
               </w:rPr>
-              <w:instrText xml:space="preserve"> PAGEREF _Toc61221981 \h </w:instrText>
+              <w:instrText xml:space="preserve"> PAGEREF _Toc61392811 \h </w:instrText>
             </w:r>
             <w:r>
               <w:rPr>
@@ -618,7 +633,7 @@
               <w:noProof/>
             </w:rPr>
           </w:pPr>
-          <w:hyperlink w:anchor="_Toc61221982" w:history="1">
+          <w:hyperlink w:anchor="_Toc61392812" w:history="1">
             <w:r>
               <w:rPr>
                 <w:rStyle w:val="a5"/>
@@ -698,7 +713,7 @@
                 <w:noProof/>
                 <w:webHidden/>
               </w:rPr>
-              <w:instrText xml:space="preserve"> PAGEREF _Toc61221982 \h </w:instrText>
+              <w:instrText xml:space="preserve"> PAGEREF _Toc61392812 \h </w:instrText>
             </w:r>
             <w:r>
               <w:rPr>
@@ -740,7 +755,144 @@
               <w:noProof/>
             </w:rPr>
           </w:pPr>
-          <w:hyperlink w:anchor="_Toc61221983" w:history="1">
+          <w:hyperlink w:anchor="_Toc61392813" w:history="1">
+            <w:r>
+              <w:rPr>
+                <w:rStyle w:val="a5"/>
+                <w:noProof/>
+              </w:rPr>
+              <w:t xml:space="preserve">ezEKP </w:t>
+            </w:r>
+            <w:r>
+              <w:rPr>
+                <w:rStyle w:val="a5"/>
+                <w:rFonts w:hint="eastAsia"/>
+                <w:noProof/>
+              </w:rPr>
+              <w:t>자바</w:t>
+            </w:r>
+            <w:r>
+              <w:rPr>
+                <w:rStyle w:val="a5"/>
+                <w:noProof/>
+              </w:rPr>
+              <w:t xml:space="preserve"> </w:t>
+            </w:r>
+            <w:r>
+              <w:rPr>
+                <w:rStyle w:val="a5"/>
+                <w:rFonts w:hint="eastAsia"/>
+                <w:noProof/>
+              </w:rPr>
+              <w:t>시스템</w:t>
+            </w:r>
+            <w:r>
+              <w:rPr>
+                <w:rStyle w:val="a5"/>
+                <w:noProof/>
+              </w:rPr>
+              <w:t xml:space="preserve"> </w:t>
+            </w:r>
+            <w:r>
+              <w:rPr>
+                <w:rStyle w:val="a5"/>
+                <w:rFonts w:hint="eastAsia"/>
+                <w:noProof/>
+              </w:rPr>
+              <w:t>디스크</w:t>
+            </w:r>
+            <w:r>
+              <w:rPr>
+                <w:rStyle w:val="a5"/>
+                <w:noProof/>
+              </w:rPr>
+              <w:t xml:space="preserve"> </w:t>
+            </w:r>
+            <w:r>
+              <w:rPr>
+                <w:rStyle w:val="a5"/>
+                <w:rFonts w:hint="eastAsia"/>
+                <w:noProof/>
+              </w:rPr>
+              <w:t>볼륨</w:t>
+            </w:r>
+            <w:r>
+              <w:rPr>
+                <w:rStyle w:val="a5"/>
+                <w:noProof/>
+              </w:rPr>
+              <w:t xml:space="preserve"> </w:t>
+            </w:r>
+            <w:r>
+              <w:rPr>
+                <w:rStyle w:val="a5"/>
+                <w:rFonts w:hint="eastAsia"/>
+                <w:noProof/>
+              </w:rPr>
+              <w:t>구성</w:t>
+            </w:r>
+            <w:r>
+              <w:rPr>
+                <w:noProof/>
+                <w:webHidden/>
+              </w:rPr>
+              <w:tab/>
+            </w:r>
+            <w:r>
+              <w:rPr>
+                <w:noProof/>
+                <w:webHidden/>
+              </w:rPr>
+              <w:fldChar w:fldCharType="begin"/>
+            </w:r>
+            <w:r>
+              <w:rPr>
+                <w:noProof/>
+                <w:webHidden/>
+              </w:rPr>
+              <w:instrText xml:space="preserve"> PAGEREF _Toc61392813 \h </w:instrText>
+            </w:r>
+            <w:r>
+              <w:rPr>
+                <w:noProof/>
+                <w:webHidden/>
+              </w:rPr>
+            </w:r>
+            <w:r>
+              <w:rPr>
+                <w:noProof/>
+                <w:webHidden/>
+              </w:rPr>
+              <w:fldChar w:fldCharType="separate"/>
+            </w:r>
+            <w:r>
+              <w:rPr>
+                <w:noProof/>
+                <w:webHidden/>
+              </w:rPr>
+              <w:t>8</w:t>
+            </w:r>
+            <w:r>
+              <w:rPr>
+                <w:noProof/>
+                <w:webHidden/>
+              </w:rPr>
+              <w:fldChar w:fldCharType="end"/>
+            </w:r>
+          </w:hyperlink>
+        </w:p>
+        <w:p>
+          <w:pPr>
+            <w:pStyle w:val="10"/>
+            <w:tabs>
+              <w:tab w:val="right" w:leader="dot" w:pos="9016"/>
+            </w:tabs>
+            <w:rPr>
+              <w:rFonts w:cstheme="minorBidi"/>
+              <w:noProof/>
+            </w:rPr>
+          </w:pPr>
+          <w:hyperlink w:anchor="_Toc61392814" w:history="1">
             <w:r>
               <w:rPr>
                 <w:rStyle w:val="a5"/>
@@ -805,7 +957,7 @@
                 <w:noProof/>
                 <w:webHidden/>
               </w:rPr>
-              <w:instrText xml:space="preserve"> PAGEREF _Toc61221983 \h </w:instrText>
+              <w:instrText xml:space="preserve"> PAGEREF _Toc61392814 \h </w:instrText>
             </w:r>
             <w:r>
               <w:rPr>
@@ -825,7 +977,7 @@
                 <w:noProof/>
                 <w:webHidden/>
               </w:rPr>
-              <w:t>8</w:t>
+              <w:t>10</w:t>
             </w:r>
             <w:r>
               <w:rPr>
@@ -847,7 +999,7 @@
               <w:noProof/>
             </w:rPr>
           </w:pPr>
-          <w:hyperlink w:anchor="_Toc61221984" w:history="1">
+          <w:hyperlink w:anchor="_Toc61392815" w:history="1">
             <w:r>
               <w:rPr>
                 <w:rStyle w:val="a5"/>
@@ -912,7 +1064,7 @@
                 <w:noProof/>
                 <w:webHidden/>
               </w:rPr>
-              <w:instrText xml:space="preserve"> PAGEREF _Toc61221984 \h </w:instrText>
+              <w:instrText xml:space="preserve"> PAGEREF _Toc61392815 \h </w:instrText>
             </w:r>
             <w:r>
               <w:rPr>
@@ -932,7 +1084,7 @@
                 <w:noProof/>
                 <w:webHidden/>
               </w:rPr>
-              <w:t>13</w:t>
+              <w:t>15</w:t>
             </w:r>
             <w:r>
               <w:rPr>
@@ -954,7 +1106,7 @@
               <w:noProof/>
             </w:rPr>
           </w:pPr>
-          <w:hyperlink w:anchor="_Toc61221985" w:history="1">
+          <w:hyperlink w:anchor="_Toc61392816" w:history="1">
             <w:r>
               <w:rPr>
                 <w:rStyle w:val="a5"/>
@@ -1004,7 +1156,7 @@
                 <w:noProof/>
                 <w:webHidden/>
               </w:rPr>
-              <w:instrText xml:space="preserve"> PAGEREF _Toc61221985 \h </w:instrText>
+              <w:instrText xml:space="preserve"> PAGEREF _Toc61392816 \h </w:instrText>
             </w:r>
             <w:r>
               <w:rPr>
@@ -1024,7 +1176,7 @@
                 <w:noProof/>
                 <w:webHidden/>
               </w:rPr>
-              <w:t>14</w:t>
+              <w:t>16</w:t>
             </w:r>
             <w:r>
               <w:rPr>
@@ -1046,7 +1198,7 @@
               <w:noProof/>
             </w:rPr>
           </w:pPr>
-          <w:hyperlink w:anchor="_Toc61221986" w:history="1">
+          <w:hyperlink w:anchor="_Toc61392817" w:history="1">
             <w:r>
               <w:rPr>
                 <w:rStyle w:val="a5"/>
@@ -1096,7 +1248,7 @@
                 <w:noProof/>
                 <w:webHidden/>
               </w:rPr>
-              <w:instrText xml:space="preserve"> PAGEREF _Toc61221986 \h </w:instrText>
+              <w:instrText xml:space="preserve"> PAGEREF _Toc61392817 \h </w:instrText>
             </w:r>
             <w:r>
               <w:rPr>
@@ -1116,7 +1268,7 @@
                 <w:noProof/>
                 <w:webHidden/>
               </w:rPr>
-              <w:t>15</w:t>
+              <w:t>17</w:t>
             </w:r>
             <w:r>
               <w:rPr>
@@ -1138,7 +1290,7 @@
               <w:noProof/>
             </w:rPr>
           </w:pPr>
-          <w:hyperlink w:anchor="_Toc61221987" w:history="1">
+          <w:hyperlink w:anchor="_Toc61392818" w:history="1">
             <w:r>
               <w:rPr>
                 <w:rStyle w:val="a5"/>
@@ -1203,7 +1355,7 @@
                 <w:noProof/>
                 <w:webHidden/>
               </w:rPr>
-              <w:instrText xml:space="preserve"> PAGEREF _Toc61221987 \h </w:instrText>
+              <w:instrText xml:space="preserve"> PAGEREF _Toc61392818 \h </w:instrText>
             </w:r>
             <w:r>
               <w:rPr>
@@ -1223,7 +1375,7 @@
                 <w:noProof/>
                 <w:webHidden/>
               </w:rPr>
-              <w:t>16</w:t>
+              <w:t>18</w:t>
             </w:r>
             <w:r>
               <w:rPr>
@@ -1274,7 +1426,7 @@
       <w:pPr>
         <w:pStyle w:val="1"/>
       </w:pPr>
-      <w:bookmarkStart w:id="2" w:name="_Toc61221979"/>
+      <w:bookmarkStart w:id="2" w:name="_Toc61392809"/>
       <w:r>
         <w:rPr>
           <w:rFonts w:hint="eastAsia"/>
@@ -1529,7 +1681,19 @@
         <w:rPr>
           <w:rFonts w:hint="eastAsia"/>
         </w:rPr>
-        <w:t>어디까지나 지금 설명하고 있는 내용은 필자 개인이 대강 파악한 내용들</w:t>
+        <w:t xml:space="preserve">어디까지나 지금 설명하고 있는 내용은 필자 개인이 </w:t>
+      </w:r>
+      <w:r>
+        <w:rPr>
+          <w:rFonts w:hint="eastAsia"/>
+        </w:rPr>
+        <w:t>나름대로</w:t>
+      </w:r>
+      <w:r>
+        <w:rPr>
+          <w:rFonts w:hint="eastAsia"/>
+        </w:rPr>
+        <w:t xml:space="preserve"> 파악한 내용들</w:t>
       </w:r>
       <w:r>
         <w:rPr>
@@ -1759,7 +1923,19 @@
         <w:rPr>
           <w:rFonts w:hint="eastAsia"/>
         </w:rPr>
-        <w:t>이 때문에 자사 그룹웨어 제품명을 Workflow</w:t>
+        <w:t xml:space="preserve">이 때문에 자사 그룹웨어 </w:t>
+      </w:r>
+      <w:r>
+        <w:rPr>
+          <w:rFonts w:hint="eastAsia"/>
+        </w:rPr>
+        <w:t>제품명으로</w:t>
+      </w:r>
+      <w:r>
+        <w:rPr>
+          <w:rFonts w:hint="eastAsia"/>
+        </w:rPr>
+        <w:t xml:space="preserve"> Workflow</w:t>
       </w:r>
       <w:r>
         <w:t xml:space="preserve"> </w:t>
@@ -1795,7 +1971,13 @@
         <w:rPr>
           <w:rFonts w:hint="eastAsia"/>
         </w:rPr>
-        <w:t xml:space="preserve">라고 </w:t>
+        <w:t>라는</w:t>
+      </w:r>
+      <w:r>
+        <w:rPr>
+          <w:rFonts w:hint="eastAsia"/>
+        </w:rPr>
+        <w:t xml:space="preserve"> </w:t>
       </w:r>
       <w:r>
         <w:rPr>
@@ -1890,7 +2072,7 @@
       <w:pPr>
         <w:pStyle w:val="1"/>
       </w:pPr>
-      <w:bookmarkStart w:id="3" w:name="_Toc61221980"/>
+      <w:bookmarkStart w:id="3" w:name="_Toc61392810"/>
       <w:r>
         <w:rPr>
           <w:rFonts w:hint="eastAsia"/>
@@ -2755,12 +2937,18 @@
       <w:pPr>
         <w:pStyle w:val="1"/>
       </w:pPr>
-      <w:bookmarkStart w:id="4" w:name="_Toc61221981"/>
+      <w:bookmarkStart w:id="4" w:name="_Toc61392811"/>
       <w:r>
         <w:rPr>
           <w:rFonts w:hint="eastAsia"/>
         </w:rPr>
         <w:t xml:space="preserve">ezEKP 자바 </w:t>
+      </w:r>
+      <w:r>
+        <w:rPr>
+          <w:rFonts w:hint="eastAsia"/>
+        </w:rPr>
+        <w:t xml:space="preserve">모듈 </w:t>
       </w:r>
       <w:r>
         <w:rPr>
@@ -2925,6 +3113,12 @@
         <w:rPr>
           <w:rFonts w:hint="eastAsia"/>
         </w:rPr>
+        <w:t>(ezMobile)</w:t>
+      </w:r>
+      <w:r>
+        <w:rPr>
+          <w:rFonts w:hint="eastAsia"/>
+        </w:rPr>
         <w:t>가 비즈니스 로직 수행을 위해 호출하는</w:t>
       </w:r>
       <w:r>
@@ -2970,6 +3164,12 @@
         <w:rPr>
           <w:rFonts w:hint="eastAsia"/>
         </w:rPr>
+        <w:t xml:space="preserve">그리고 </w:t>
+      </w:r>
+      <w:r>
+        <w:rPr>
+          <w:rFonts w:hint="eastAsia"/>
+        </w:rPr>
         <w:t>포탈,</w:t>
       </w:r>
       <w:r>
@@ -3018,7 +3218,7 @@
         <w:rPr>
           <w:rFonts w:hint="eastAsia"/>
         </w:rPr>
-        <w:t>어</w:t>
+        <w:t>으며</w:t>
       </w:r>
       <w:r>
         <w:rPr>
@@ -3033,7 +3233,31 @@
         <w:rPr>
           <w:rFonts w:hint="eastAsia"/>
         </w:rPr>
-        <w:t xml:space="preserve">스스로도 자신을 </w:t>
+        <w:t>내부</w:t>
+      </w:r>
+      <w:r>
+        <w:rPr>
+          <w:rFonts w:hint="eastAsia"/>
+        </w:rPr>
+        <w:t>에서</w:t>
+      </w:r>
+      <w:r>
+        <w:rPr>
+          <w:rFonts w:hint="eastAsia"/>
+        </w:rPr>
+        <w:t xml:space="preserve"> </w:t>
+      </w:r>
+      <w:r>
+        <w:rPr>
+          <w:rFonts w:hint="eastAsia"/>
+        </w:rPr>
+        <w:t>스스로를</w:t>
+      </w:r>
+      <w:r>
+        <w:rPr>
+          <w:rFonts w:hint="eastAsia"/>
+        </w:rPr>
+        <w:t xml:space="preserve"> </w:t>
       </w:r>
       <w:r>
         <w:t>HTTP</w:t>
@@ -3069,13 +3293,25 @@
         <w:t>를 제공하는 부분을 게이트웨이 서버라고 부른다.</w:t>
       </w:r>
       <w:r>
-        <w:t xml:space="preserve"> HTTP</w:t>
-      </w:r>
-      <w:r>
-        <w:rPr>
-          <w:rFonts w:hint="eastAsia"/>
-        </w:rPr>
-        <w:t xml:space="preserve">를 사용할 때는 </w:t>
+        <w:t xml:space="preserve"> </w:t>
+      </w:r>
+      <w:r>
+        <w:t>ezFlow</w:t>
+      </w:r>
+      <w:r>
+        <w:rPr>
+          <w:rFonts w:hint="eastAsia"/>
+        </w:rPr>
+        <w:t xml:space="preserve">는 </w:t>
+      </w:r>
+      <w:r>
+        <w:t>HTTP</w:t>
+      </w:r>
+      <w:r>
+        <w:rPr>
+          <w:rFonts w:hint="eastAsia"/>
+        </w:rPr>
+        <w:t xml:space="preserve">일 때에는 </w:t>
       </w:r>
       <w:r>
         <w:t>80</w:t>
@@ -3120,7 +3356,25 @@
         <w:rPr>
           <w:rFonts w:hint="eastAsia"/>
         </w:rPr>
-        <w:t>포트가 사용된다.</w:t>
+        <w:t>포트를</w:t>
+      </w:r>
+      <w:r>
+        <w:rPr>
+          <w:rFonts w:hint="eastAsia"/>
+        </w:rPr>
+        <w:t xml:space="preserve"> </w:t>
+      </w:r>
+      <w:r>
+        <w:rPr>
+          <w:rFonts w:hint="eastAsia"/>
+        </w:rPr>
+        <w:t>사용한</w:t>
+      </w:r>
+      <w:r>
+        <w:rPr>
+          <w:rFonts w:hint="eastAsia"/>
+        </w:rPr>
+        <w:t>다.</w:t>
       </w:r>
     </w:p>
     <w:p>
@@ -3564,7 +3818,14 @@
         <w:rPr>
           <w:rFonts w:hint="eastAsia"/>
         </w:rPr>
-        <w:t>애플리케이션에 포함된 모바일 게이트웨이 서버가</w:t>
+        <w:t>애플리케이션에 포함된 모바일 게이</w:t>
+      </w:r>
+      <w:r>
+        <w:rPr>
+          <w:rFonts w:hint="eastAsia"/>
+        </w:rPr>
+        <w:lastRenderedPageBreak/>
+        <w:t>트웨이 서버가</w:t>
       </w:r>
       <w:r>
         <w:rPr>
@@ -3592,7 +3853,6 @@
         <w:ind w:leftChars="0"/>
       </w:pPr>
       <w:r>
-        <w:lastRenderedPageBreak/>
         <w:t>ezSyncServer</w:t>
       </w:r>
     </w:p>
@@ -3627,7 +3887,37 @@
         <w:rPr>
           <w:rFonts w:hint="eastAsia"/>
         </w:rPr>
-        <w:t>자바의 조직도를 생성하는 기능을 수행한다.</w:t>
+        <w:t>자바의 조직도</w:t>
+      </w:r>
+      <w:r>
+        <w:rPr>
+          <w:rFonts w:hint="eastAsia"/>
+        </w:rPr>
+        <w:t>(사원,</w:t>
+      </w:r>
+      <w:r>
+        <w:t xml:space="preserve"> </w:t>
+      </w:r>
+      <w:r>
+        <w:rPr>
+          <w:rFonts w:hint="eastAsia"/>
+        </w:rPr>
+        <w:t>부서,</w:t>
+      </w:r>
+      <w:r>
+        <w:t xml:space="preserve"> </w:t>
+      </w:r>
+      <w:r>
+        <w:rPr>
+          <w:rFonts w:hint="eastAsia"/>
+        </w:rPr>
+        <w:t>겸직 정보)</w:t>
+      </w:r>
+      <w:r>
+        <w:rPr>
+          <w:rFonts w:hint="eastAsia"/>
+        </w:rPr>
+        <w:t>를 생성하는 기능을 수행한다.</w:t>
       </w:r>
       <w:r>
         <w:t xml:space="preserve"> ezSyncServer</w:t>
@@ -3658,6 +3948,12 @@
       </w:r>
       <w:r>
         <w:t xml:space="preserve">’ </w:t>
+      </w:r>
+      <w:r>
+        <w:rPr>
+          <w:rFonts w:hint="eastAsia"/>
+        </w:rPr>
+        <w:t xml:space="preserve">문서 </w:t>
       </w:r>
       <w:r>
         <w:rPr>
@@ -3915,6 +4211,7 @@
     </w:p>
     <w:p>
       <w:r>
+        <w:lastRenderedPageBreak/>
         <w:t xml:space="preserve"> </w:t>
       </w:r>
       <w:r>
@@ -3999,14 +4296,7 @@
         <w:rPr>
           <w:rFonts w:hint="eastAsia"/>
         </w:rPr>
-        <w:t xml:space="preserve">패키지 안에 포함되어 </w:t>
-      </w:r>
-      <w:r>
-        <w:rPr>
-          <w:rFonts w:hint="eastAsia"/>
-        </w:rPr>
-        <w:lastRenderedPageBreak/>
-        <w:t xml:space="preserve">있는 </w:t>
+        <w:t xml:space="preserve">패키지 안에 포함되어 있는 </w:t>
       </w:r>
       <w:r>
         <w:t>ezFlow</w:t>
@@ -4401,7 +4691,19 @@
         <w:rPr>
           <w:rFonts w:hint="eastAsia"/>
         </w:rPr>
-        <w:t>와 동일한 프레임워크 상에서 구현되어 있다.</w:t>
+        <w:t xml:space="preserve">와 동일한 </w:t>
+      </w:r>
+      <w:r>
+        <w:rPr>
+          <w:rFonts w:hint="eastAsia"/>
+        </w:rPr>
+        <w:t xml:space="preserve">Jersey </w:t>
+      </w:r>
+      <w:r>
+        <w:rPr>
+          <w:rFonts w:hint="eastAsia"/>
+        </w:rPr>
+        <w:t>프레임워크 상에서 구현되어 있다.</w:t>
       </w:r>
     </w:p>
     <w:p>
@@ -4430,7 +4732,13 @@
         <w:rPr>
           <w:rFonts w:hint="eastAsia"/>
         </w:rPr>
-        <w:t xml:space="preserve">서버이며 </w:t>
+        <w:t>서버이다.</w:t>
+      </w:r>
+      <w:r>
+        <w:rPr>
+          <w:rFonts w:hint="eastAsia"/>
+        </w:rPr>
+        <w:t xml:space="preserve"> </w:t>
       </w:r>
       <w:r>
         <w:t xml:space="preserve">SMTP, IMAP4, POP3 </w:t>
@@ -4439,7 +4747,13 @@
         <w:rPr>
           <w:rFonts w:hint="eastAsia"/>
         </w:rPr>
-        <w:t xml:space="preserve">프로토콜을 제공하는 서버로 </w:t>
+        <w:t>프로토콜 기능을 제공하며</w:t>
+      </w:r>
+      <w:r>
+        <w:rPr>
+          <w:rFonts w:hint="eastAsia"/>
+        </w:rPr>
+        <w:t xml:space="preserve"> </w:t>
       </w:r>
       <w:r>
         <w:t xml:space="preserve">ezEKP </w:t>
@@ -4493,7 +4807,19 @@
         <w:rPr>
           <w:rFonts w:hint="eastAsia"/>
         </w:rPr>
-        <w:t>의 소스코드를 가지고와 자동분류,</w:t>
+        <w:t>의 소스코드를</w:t>
+      </w:r>
+      <w:r>
+        <w:rPr>
+          <w:rFonts w:hint="eastAsia"/>
+        </w:rPr>
+        <w:t xml:space="preserve"> 수정하여</w:t>
+      </w:r>
+      <w:r>
+        <w:rPr>
+          <w:rFonts w:hint="eastAsia"/>
+        </w:rPr>
+        <w:t xml:space="preserve"> 자동분류,</w:t>
       </w:r>
       <w:r>
         <w:t xml:space="preserve"> </w:t>
@@ -4541,7 +4867,19 @@
         <w:rPr>
           <w:rFonts w:hint="eastAsia"/>
         </w:rPr>
-        <w:t xml:space="preserve">를 따르고 있으며 </w:t>
+        <w:t xml:space="preserve">를 따르고 </w:t>
+      </w:r>
+      <w:r>
+        <w:rPr>
+          <w:rFonts w:hint="eastAsia"/>
+        </w:rPr>
+        <w:t>있다.</w:t>
+      </w:r>
+      <w:r>
+        <w:rPr>
+          <w:rFonts w:hint="eastAsia"/>
+        </w:rPr>
+        <w:t xml:space="preserve"> </w:t>
       </w:r>
       <w:r>
         <w:t>Apache License</w:t>
@@ -4595,19 +4933,29 @@
         <w:t xml:space="preserve">라고 한 것인데 굳이 의미를 부여하기 위해 </w:t>
       </w:r>
       <w:r>
-        <w:t>Java based Mail Oriended Communication system with High Availability</w:t>
-      </w:r>
-      <w:r>
-        <w:rPr>
-          <w:rFonts w:hint="eastAsia"/>
-        </w:rPr>
-        <w:t xml:space="preserve">, 즉 고가용성을 제공하는 자바 기반 메일 중심의 커뮤니케이션 시스템을 만드는 것을 목표로 </w:t>
-      </w:r>
-      <w:r>
-        <w:rPr>
-          <w:rFonts w:hint="eastAsia"/>
-        </w:rPr>
-        <w:t>하고 있는</w:t>
+        <w:t xml:space="preserve">Java based Mail Oriended </w:t>
+      </w:r>
+      <w:r>
+        <w:lastRenderedPageBreak/>
+        <w:t>Communication system with High Availability</w:t>
+      </w:r>
+      <w:r>
+        <w:rPr>
+          <w:rFonts w:hint="eastAsia"/>
+        </w:rPr>
+        <w:t xml:space="preserve">, 즉 고가용성을 제공하는 자바 기반 메일 커뮤니케이션 시스템을 만드는 것을 목표로 </w:t>
+      </w:r>
+      <w:r>
+        <w:rPr>
+          <w:rFonts w:hint="eastAsia"/>
+        </w:rPr>
+        <w:t>하</w:t>
+      </w:r>
+      <w:r>
+        <w:rPr>
+          <w:rFonts w:hint="eastAsia"/>
+        </w:rPr>
+        <w:t>는</w:t>
       </w:r>
       <w:r>
         <w:rPr>
@@ -4630,7 +4978,6 @@
     </w:p>
     <w:p>
       <w:r>
-        <w:lastRenderedPageBreak/>
         <w:t xml:space="preserve"> </w:t>
       </w:r>
       <w:r>
@@ -4793,10 +5140,25 @@
         <w:t xml:space="preserve"> </w:t>
       </w:r>
       <w:r>
-        <w:rPr>
-          <w:rFonts w:hint="eastAsia"/>
-        </w:rPr>
-        <w:t>자바를 기반으로 하고 있으므로 기술적으로는</w:t>
+        <w:t>ezEKP</w:t>
+      </w:r>
+      <w:r>
+        <w:rPr>
+          <w:rFonts w:hint="eastAsia"/>
+        </w:rPr>
+        <w:t xml:space="preserve">는 </w:t>
+      </w:r>
+      <w:r>
+        <w:rPr>
+          <w:rFonts w:hint="eastAsia"/>
+        </w:rPr>
+        <w:t xml:space="preserve">자바를 기반으로 하고 있으므로 </w:t>
+      </w:r>
+      <w:r>
+        <w:rPr>
+          <w:rFonts w:hint="eastAsia"/>
+        </w:rPr>
+        <w:t>기술적으로</w:t>
       </w:r>
       <w:r>
         <w:rPr>
@@ -4811,7 +5173,19 @@
         <w:rPr>
           <w:rFonts w:hint="eastAsia"/>
         </w:rPr>
-        <w:t xml:space="preserve">플랫폼을 지원하기 위해서는 단순히 애플리케이션을 실행하는 것 외에 기술 지원 등 다양한 요소들을 신경써야 하기 때문에 원칙적으로는 </w:t>
+        <w:t xml:space="preserve">플랫폼을 지원하기 위해서는 단순히 애플리케이션을 실행하는 것 외에 기술 지원 등 다양한 요소들을 신경써야 하기 때문에 </w:t>
+      </w:r>
+      <w:r>
+        <w:rPr>
+          <w:rFonts w:hint="eastAsia"/>
+        </w:rPr>
+        <w:t>원칙적으로</w:t>
+      </w:r>
+      <w:r>
+        <w:rPr>
+          <w:rFonts w:hint="eastAsia"/>
+        </w:rPr>
+        <w:t xml:space="preserve"> </w:t>
       </w:r>
       <w:r>
         <w:t>CentOS</w:t>
@@ -4828,7 +5202,7 @@
       <w:pPr>
         <w:pStyle w:val="1"/>
       </w:pPr>
-      <w:bookmarkStart w:id="5" w:name="_Toc61221982"/>
+      <w:bookmarkStart w:id="5" w:name="_Toc61392812"/>
       <w:r>
         <w:rPr>
           <w:rFonts w:hint="eastAsia"/>
@@ -5032,11 +5406,6 @@
       </w:r>
     </w:p>
     <w:p>
-      <w:pPr>
-        <w:rPr>
-          <w:rFonts w:hint="eastAsia"/>
-        </w:rPr>
-      </w:pPr>
       <w:r>
         <w:t xml:space="preserve">  </w:t>
       </w:r>
@@ -5188,7 +5557,11 @@
         <w:t xml:space="preserve">의 경우엔 </w:t>
       </w:r>
       <w:r>
-        <w:t>MariaDB Cluster(Galera Cluster</w:t>
+        <w:t xml:space="preserve">MariaDB </w:t>
+      </w:r>
+      <w:r>
+        <w:lastRenderedPageBreak/>
+        <w:t>Cluster(Galera Cluster</w:t>
       </w:r>
       <w:r>
         <w:rPr>
@@ -5284,14 +5657,7 @@
         <w:rPr>
           <w:rFonts w:hint="eastAsia"/>
         </w:rPr>
-        <w:t>의미</w:t>
-      </w:r>
-      <w:r>
-        <w:rPr>
-          <w:rFonts w:hint="eastAsia"/>
-        </w:rPr>
-        <w:lastRenderedPageBreak/>
-        <w:t>하며</w:t>
+        <w:t>의미하며</w:t>
       </w:r>
       <w:r>
         <w:rPr>
@@ -5655,6 +6021,105 @@
         <w:rPr>
           <w:rFonts w:hint="eastAsia"/>
         </w:rPr>
+        <w:t>만약,</w:t>
+      </w:r>
+      <w:r>
+        <w:t xml:space="preserve"> 2</w:t>
+      </w:r>
+      <w:r>
+        <w:rPr>
+          <w:rFonts w:hint="eastAsia"/>
+        </w:rPr>
+        <w:t xml:space="preserve">대의 </w:t>
+      </w:r>
+      <w:r>
+        <w:t>Node</w:t>
+      </w:r>
+      <w:r>
+        <w:rPr>
+          <w:rFonts w:hint="eastAsia"/>
+        </w:rPr>
+        <w:t>로만 구성하고 싶을 때는</w:t>
+      </w:r>
+      <w:r>
+        <w:rPr>
+          <w:rFonts w:hint="eastAsia"/>
+        </w:rPr>
+        <w:t xml:space="preserve"> </w:t>
+      </w:r>
+      <w:r>
+        <w:rPr>
+          <w:rFonts w:hint="eastAsia"/>
+        </w:rPr>
+        <w:t xml:space="preserve">별도의 머신에 </w:t>
+      </w:r>
+      <w:r>
+        <w:t>garbd(Galera Arbitrator Daemo</w:t>
+      </w:r>
+      <w:r>
+        <w:rPr>
+          <w:rFonts w:hint="eastAsia"/>
+        </w:rPr>
+        <w:t xml:space="preserve">n)라는 </w:t>
+      </w:r>
+      <w:r>
+        <w:rPr>
+          <w:rFonts w:hint="eastAsia"/>
+        </w:rPr>
+        <w:t xml:space="preserve">스토리지 용량은 차지하지 않는 </w:t>
+      </w:r>
+      <w:r>
+        <w:rPr>
+          <w:rFonts w:hint="eastAsia"/>
+        </w:rPr>
+        <w:t xml:space="preserve">가상 </w:t>
+      </w:r>
+      <w:r>
+        <w:t>MariaDB</w:t>
+      </w:r>
+      <w:r>
+        <w:rPr>
+          <w:rFonts w:hint="eastAsia"/>
+        </w:rPr>
+        <w:t xml:space="preserve"> </w:t>
+      </w:r>
+      <w:r>
+        <w:rPr>
+          <w:rFonts w:hint="eastAsia"/>
+        </w:rPr>
+        <w:t>역할을 수행하는 모듈을</w:t>
+      </w:r>
+      <w:r>
+        <w:rPr>
+          <w:rFonts w:hint="eastAsia"/>
+        </w:rPr>
+        <w:t xml:space="preserve"> 두어 </w:t>
+      </w:r>
+      <w:r>
+        <w:t>3</w:t>
+      </w:r>
+      <w:r>
+        <w:rPr>
+          <w:rFonts w:hint="eastAsia"/>
+        </w:rPr>
+        <w:t xml:space="preserve">대의 </w:t>
+      </w:r>
+      <w:r>
+        <w:t>Node</w:t>
+      </w:r>
+      <w:r>
+        <w:rPr>
+          <w:rFonts w:hint="eastAsia"/>
+        </w:rPr>
+        <w:t>처럼 구성해야 한다.</w:t>
+      </w:r>
+      <w:r>
+        <w:t xml:space="preserve"> </w:t>
+      </w:r>
+      <w:r>
+        <w:rPr>
+          <w:rFonts w:hint="eastAsia"/>
+        </w:rPr>
         <w:t xml:space="preserve">각 </w:t>
       </w:r>
       <w:r>
@@ -5797,6 +6262,74 @@
           <w:rFonts w:hint="eastAsia"/>
         </w:rPr>
         <w:t>은 증가하게 된다.</w:t>
+      </w:r>
+    </w:p>
+    <w:p>
+      <w:r>
+        <w:t xml:space="preserve">  </w:t>
+      </w:r>
+      <w:r>
+        <w:rPr>
+          <w:rFonts w:hint="eastAsia"/>
+        </w:rPr>
+        <w:t xml:space="preserve">사용자수를 고려하여 전체 시스템에서 사용할 </w:t>
+      </w:r>
+      <w:r>
+        <w:rPr>
+          <w:rFonts w:hint="eastAsia"/>
+        </w:rPr>
+        <w:t>서버</w:t>
+      </w:r>
+      <w:r>
+        <w:rPr>
+          <w:rFonts w:hint="eastAsia"/>
+        </w:rPr>
+        <w:t xml:space="preserve">의 구성과 스토리지 용량 등을 산정하는 </w:t>
+      </w:r>
+      <w:r>
+        <w:rPr>
+          <w:rFonts w:hint="eastAsia"/>
+        </w:rPr>
+        <w:t>작업을</w:t>
+      </w:r>
+      <w:r>
+        <w:rPr>
+          <w:rFonts w:hint="eastAsia"/>
+        </w:rPr>
+        <w:t xml:space="preserve"> 사이징(</w:t>
+      </w:r>
+      <w:r>
+        <w:t>sizing)</w:t>
+      </w:r>
+      <w:r>
+        <w:rPr>
+          <w:rFonts w:hint="eastAsia"/>
+        </w:rPr>
+        <w:t xml:space="preserve">이라고 부르는데 </w:t>
+      </w:r>
+      <w:r>
+        <w:t xml:space="preserve">ezEKP </w:t>
+      </w:r>
+      <w:r>
+        <w:rPr>
+          <w:rFonts w:hint="eastAsia"/>
+        </w:rPr>
+        <w:t xml:space="preserve">자바 시스템 사이징을 수행할 때에는 </w:t>
+      </w:r>
+      <w:r>
+        <w:t>‘</w:t>
+      </w:r>
+      <w:r>
+        <w:t>ezEKP_시스템_사이징_사용자수별.xlsx</w:t>
+      </w:r>
+      <w:r>
+        <w:t xml:space="preserve">’ </w:t>
+      </w:r>
+      <w:r>
+        <w:rPr>
+          <w:rFonts w:hint="eastAsia"/>
+        </w:rPr>
+        <w:t>문서를 참고하도록 한다.</w:t>
       </w:r>
     </w:p>
     <w:p/>
@@ -5804,42 +6337,70 @@
       <w:pPr>
         <w:pStyle w:val="1"/>
       </w:pPr>
-      <w:bookmarkStart w:id="6" w:name="_Toc61221983"/>
-      <w:r>
-        <w:rPr>
-          <w:rFonts w:hint="eastAsia"/>
-        </w:rPr>
-        <w:t>ezEKP 자바 패키지 구성</w:t>
+      <w:bookmarkStart w:id="6" w:name="_Toc61392813"/>
+      <w:r>
+        <w:rPr>
+          <w:rFonts w:hint="eastAsia"/>
+        </w:rPr>
+        <w:t>ezEKP 자바 시스템 디스크 볼륨 구성</w:t>
       </w:r>
       <w:bookmarkEnd w:id="6"/>
     </w:p>
     <w:p>
       <w:r>
-        <w:t xml:space="preserve"> </w:t>
-      </w:r>
-      <w:r>
-        <w:rPr>
-          <w:rFonts w:hint="eastAsia"/>
-        </w:rPr>
-        <w:t xml:space="preserve">ezEKP는 </w:t>
-      </w:r>
-      <w:r>
-        <w:t>ezEKP-bui</w:t>
-      </w:r>
-      <w:r>
-        <w:rPr>
-          <w:rFonts w:hint="eastAsia"/>
-        </w:rPr>
-        <w:t xml:space="preserve">ld 프로젝트에 포함된 </w:t>
-      </w:r>
-      <w:r>
-        <w:t xml:space="preserve">build.pl </w:t>
-      </w:r>
-      <w:r>
-        <w:rPr>
-          <w:rFonts w:hint="eastAsia"/>
-        </w:rPr>
-        <w:t>스크립트를 통해 패키지를 생성하게 되며</w:t>
+        <w:rPr>
+          <w:rFonts w:hint="eastAsia"/>
+        </w:rPr>
+        <w:t xml:space="preserve"> </w:t>
+      </w:r>
+      <w:r>
+        <w:rPr>
+          <w:rFonts w:hint="eastAsia"/>
+        </w:rPr>
+        <w:t>리눅스와 같은</w:t>
+      </w:r>
+      <w:r>
+        <w:t xml:space="preserve"> 유닉스 계열 OS에서는 디스크 볼륨에 </w:t>
+      </w:r>
+      <w:r>
+        <w:t>윈도우</w:t>
+      </w:r>
+      <w:r>
+        <w:t xml:space="preserve">에서 사용하는 C나 D와 같은 드라이브 문자를 할당하지 않고 </w:t>
+      </w:r>
+      <w:r>
+        <w:rPr>
+          <w:rFonts w:hint="eastAsia"/>
+        </w:rPr>
+        <w:t>디렉토리</w:t>
+      </w:r>
+      <w:r>
+        <w:t>(폴더) Path를 할당하는 방식을 사용</w:t>
+      </w:r>
+      <w:r>
+        <w:rPr>
+          <w:rFonts w:hint="eastAsia"/>
+        </w:rPr>
+        <w:t>한</w:t>
+      </w:r>
+      <w:r>
+        <w:t>다. OS</w:t>
+      </w:r>
+      <w:r>
+        <w:rPr>
+          <w:rFonts w:hint="eastAsia"/>
+        </w:rPr>
+        <w:lastRenderedPageBreak/>
+        <w:t xml:space="preserve">가 설치되는 볼륨을 </w:t>
+      </w:r>
+      <w:r>
+        <w:t xml:space="preserve">root </w:t>
+      </w:r>
+      <w:r>
+        <w:rPr>
+          <w:rFonts w:hint="eastAsia"/>
+        </w:rPr>
+        <w:t>볼륨</w:t>
       </w:r>
       <w:r>
         <w:rPr>
@@ -5848,54 +6409,933 @@
         <w:t>(</w:t>
       </w:r>
       <w:r>
-        <w:t>‘</w:t>
-      </w:r>
-      <w:r>
-        <w:t>ezEKP_패키지_빌드_방법.docx</w:t>
-      </w:r>
-      <w:r>
-        <w:t xml:space="preserve">’ </w:t>
-      </w:r>
-      <w:r>
-        <w:rPr>
-          <w:rFonts w:hint="eastAsia"/>
-        </w:rPr>
-        <w:t>문서 참고)</w:t>
-      </w:r>
-      <w:r>
-        <w:rPr>
-          <w:rFonts w:hint="eastAsia"/>
-        </w:rPr>
-        <w:t xml:space="preserve"> 빌드한 날짜를 기반으로 패키지명이 </w:t>
-      </w:r>
-      <w:r>
-        <w:rPr>
-          <w:rFonts w:hint="eastAsia"/>
-        </w:rPr>
-        <w:t xml:space="preserve">자동으로 </w:t>
-      </w:r>
-      <w:r>
-        <w:rPr>
-          <w:rFonts w:hint="eastAsia"/>
-        </w:rPr>
-        <w:t>부여된다.</w:t>
+        <w:rPr>
+          <w:rFonts w:hint="eastAsia"/>
+        </w:rPr>
+        <w:t xml:space="preserve">혹은 </w:t>
+      </w:r>
+      <w:r>
+        <w:t xml:space="preserve">OS </w:t>
+      </w:r>
+      <w:r>
+        <w:rPr>
+          <w:rFonts w:hint="eastAsia"/>
+        </w:rPr>
+        <w:t>볼륨이라고 부름.</w:t>
+      </w:r>
+      <w:r>
+        <w:t xml:space="preserve"> </w:t>
+      </w:r>
+      <w:r>
+        <w:rPr>
+          <w:rFonts w:hint="eastAsia"/>
+        </w:rPr>
+        <w:t xml:space="preserve">윈도우 </w:t>
+      </w:r>
+      <w:r>
+        <w:t>C</w:t>
+      </w:r>
+      <w:r>
+        <w:rPr>
+          <w:rFonts w:hint="eastAsia"/>
+        </w:rPr>
+        <w:t>드라이브에 해당)</w:t>
+      </w:r>
+      <w:r>
+        <w:rPr>
+          <w:rFonts w:hint="eastAsia"/>
+        </w:rPr>
+        <w:t xml:space="preserve">이라고 부르며 </w:t>
+      </w:r>
+      <w:r>
+        <w:t xml:space="preserve">root 볼륨에 할당되는 폴더 Path는 / 로 고정되어 있고 나머지 볼륨들은 </w:t>
+      </w:r>
+      <w:r>
+        <w:rPr>
+          <w:rFonts w:hint="eastAsia"/>
+        </w:rPr>
+        <w:t>임의의</w:t>
+      </w:r>
+      <w:r>
+        <w:t xml:space="preserve"> 폴더 Path를 </w:t>
+      </w:r>
+      <w:r>
+        <w:rPr>
+          <w:rFonts w:hint="eastAsia"/>
+        </w:rPr>
+        <w:t>할당</w:t>
+      </w:r>
+      <w:r>
+        <w:t xml:space="preserve">할 수 있다. 사용자 홈디렉토리를 저장하는 </w:t>
+      </w:r>
+      <w:r>
+        <w:t>볼륨</w:t>
+      </w:r>
+      <w:r>
+        <w:rPr>
+          <w:rFonts w:hint="eastAsia"/>
+        </w:rPr>
+        <w:t xml:space="preserve">을 </w:t>
+      </w:r>
+      <w:r>
+        <w:t xml:space="preserve">Home </w:t>
+      </w:r>
+      <w:r>
+        <w:rPr>
+          <w:rFonts w:hint="eastAsia"/>
+        </w:rPr>
+        <w:t>볼륨이라고 부르며</w:t>
+      </w:r>
+      <w:r>
+        <w:t xml:space="preserve"> </w:t>
+      </w:r>
+      <w:r>
+        <w:rPr>
+          <w:rFonts w:hint="eastAsia"/>
+        </w:rPr>
+        <w:t>일반적으로</w:t>
+      </w:r>
+      <w:r>
+        <w:t xml:space="preserve"> /home이라는 Path를 사용하는데 ezEKP 패키지는 jmocha라는 리눅스 사용자 계정의 홈디렉토리에 </w:t>
+      </w:r>
+      <w:r>
+        <w:rPr>
+          <w:rFonts w:hint="eastAsia"/>
+        </w:rPr>
+        <w:t xml:space="preserve">보통 </w:t>
+      </w:r>
+      <w:r>
+        <w:t xml:space="preserve">설치하므로 </w:t>
+      </w:r>
+      <w:r>
+        <w:t xml:space="preserve">Home </w:t>
+      </w:r>
+      <w:r>
+        <w:rPr>
+          <w:rFonts w:hint="eastAsia"/>
+        </w:rPr>
+        <w:t xml:space="preserve">볼륨을 </w:t>
+      </w:r>
+      <w:r>
+        <w:t xml:space="preserve">App </w:t>
+      </w:r>
+      <w:r>
+        <w:rPr>
+          <w:rFonts w:hint="eastAsia"/>
+        </w:rPr>
+        <w:t>볼륨이라고도 지칭할 수 있다.</w:t>
+      </w:r>
+      <w:r>
+        <w:t xml:space="preserve"> </w:t>
+      </w:r>
+      <w:r>
+        <w:t xml:space="preserve">그리고 Data를 저장하기 위한 볼륨은 보통 /data라는 Path에 연결을 하나 구체적 Path는 </w:t>
+      </w:r>
+      <w:r>
+        <w:rPr>
+          <w:rFonts w:hint="eastAsia"/>
+        </w:rPr>
+        <w:t>시스템마다 다를 수</w:t>
+      </w:r>
+      <w:r>
+        <w:rPr>
+          <w:rFonts w:hint="eastAsia"/>
+        </w:rPr>
+        <w:t xml:space="preserve"> 있다.</w:t>
+      </w:r>
+      <w:r>
+        <w:t xml:space="preserve"> </w:t>
+      </w:r>
+      <w:r>
+        <w:rPr>
+          <w:rFonts w:hint="eastAsia"/>
+        </w:rPr>
+        <w:t>이렇게</w:t>
+      </w:r>
+      <w:r>
+        <w:t xml:space="preserve"> 디스크 볼륨에 연결된 폴더 Path를 mount point라고 부르고 연결하는 과정을 mount한다고 </w:t>
+      </w:r>
+      <w:r>
+        <w:t>표현</w:t>
+      </w:r>
+      <w:r>
+        <w:rPr>
+          <w:rFonts w:hint="eastAsia"/>
+        </w:rPr>
+        <w:t xml:space="preserve">하는데 </w:t>
+      </w:r>
+      <w:r>
+        <w:t>디스크 볼륨을</w:t>
+      </w:r>
+      <w:r>
+        <w:t xml:space="preserve"> </w:t>
+      </w:r>
+      <w:r>
+        <w:t xml:space="preserve">mount한 다음 mount point에 접근을 하면 해당 디스크 볼륨에 접근하는 것이 </w:t>
+      </w:r>
+      <w:r>
+        <w:rPr>
+          <w:rFonts w:hint="eastAsia"/>
+        </w:rPr>
+        <w:t>된</w:t>
+      </w:r>
+      <w:r>
+        <w:t>다</w:t>
+      </w:r>
+      <w:r>
+        <w:t>.</w:t>
+      </w:r>
+      <w:r>
+        <w:t xml:space="preserve"> </w:t>
+      </w:r>
+      <w:r>
+        <w:rPr>
+          <w:rFonts w:hint="eastAsia"/>
+        </w:rPr>
+        <w:t>즉,</w:t>
+      </w:r>
+      <w:r>
+        <w:t xml:space="preserve"> mount point</w:t>
+      </w:r>
+      <w:r>
+        <w:rPr>
+          <w:rFonts w:hint="eastAsia"/>
+        </w:rPr>
+        <w:t xml:space="preserve">가 윈도우의 </w:t>
+      </w:r>
+      <w:r>
+        <w:t>C</w:t>
+      </w:r>
+      <w:r>
+        <w:rPr>
+          <w:rFonts w:hint="eastAsia"/>
+        </w:rPr>
+        <w:t xml:space="preserve">나 </w:t>
+      </w:r>
+      <w:r>
+        <w:t>D</w:t>
+      </w:r>
+      <w:r>
+        <w:rPr>
+          <w:rFonts w:hint="eastAsia"/>
+        </w:rPr>
+        <w:t>와 같은 드라이브 문자에 해당한다고 볼 수 있다.</w:t>
       </w:r>
     </w:p>
     <w:p>
       <w:r>
-        <w:rPr>
-          <w:rFonts w:hint="eastAsia"/>
-        </w:rPr>
-        <w:t>예)</w:t>
-      </w:r>
-      <w:r>
-        <w:t xml:space="preserve"> </w:t>
-      </w:r>
-      <w:r>
-        <w:t>ezEKP-20200906.tar.gz</w:t>
+        <w:t xml:space="preserve">  ezEKP </w:t>
+      </w:r>
+      <w:r>
+        <w:rPr>
+          <w:rFonts w:hint="eastAsia"/>
+        </w:rPr>
+        <w:t xml:space="preserve">자바에서는 디스크 볼륨을 그 용도에 따라 다음과 같이 크게 </w:t>
+      </w:r>
+      <w:r>
+        <w:t>3</w:t>
+      </w:r>
+      <w:r>
+        <w:rPr>
+          <w:rFonts w:hint="eastAsia"/>
+        </w:rPr>
+        <w:t>가지로 분류하고 있다.</w:t>
       </w:r>
     </w:p>
     <w:p>
+      <w:pPr>
+        <w:pStyle w:val="a4"/>
+        <w:numPr>
+          <w:ilvl w:val="0"/>
+          <w:numId w:val="22"/>
+        </w:numPr>
+        <w:ind w:leftChars="0"/>
+      </w:pPr>
+      <w:r>
+        <w:t>r</w:t>
+      </w:r>
+      <w:r>
+        <w:rPr>
+          <w:rFonts w:hint="eastAsia"/>
+        </w:rPr>
+        <w:t xml:space="preserve">oot 볼륨 </w:t>
+      </w:r>
+      <w:r>
+        <w:t xml:space="preserve">(OS </w:t>
+      </w:r>
+      <w:r>
+        <w:rPr>
+          <w:rFonts w:hint="eastAsia"/>
+        </w:rPr>
+        <w:t>볼륨이라고도 함)</w:t>
+      </w:r>
+    </w:p>
+    <w:p>
+      <w:pPr>
+        <w:pStyle w:val="a4"/>
+        <w:numPr>
+          <w:ilvl w:val="1"/>
+          <w:numId w:val="22"/>
+        </w:numPr>
+        <w:ind w:leftChars="0"/>
+      </w:pPr>
+      <w:r>
+        <w:rPr>
+          <w:rFonts w:hint="eastAsia"/>
+        </w:rPr>
+        <w:t xml:space="preserve">OS가 설치되는 볼륨으로 root directory(/)가 </w:t>
+      </w:r>
+      <w:r>
+        <w:t>mount point</w:t>
+      </w:r>
+      <w:r>
+        <w:rPr>
+          <w:rFonts w:hint="eastAsia"/>
+        </w:rPr>
+        <w:t>이다.</w:t>
+      </w:r>
+    </w:p>
+    <w:p>
+      <w:pPr>
+        <w:pStyle w:val="a4"/>
+        <w:numPr>
+          <w:ilvl w:val="0"/>
+          <w:numId w:val="22"/>
+        </w:numPr>
+        <w:ind w:leftChars="0"/>
+      </w:pPr>
+      <w:r>
+        <w:t xml:space="preserve">App </w:t>
+      </w:r>
+      <w:r>
+        <w:rPr>
+          <w:rFonts w:hint="eastAsia"/>
+        </w:rPr>
+        <w:t>볼륨</w:t>
+      </w:r>
+    </w:p>
+    <w:p>
+      <w:pPr>
+        <w:pStyle w:val="a4"/>
+        <w:numPr>
+          <w:ilvl w:val="1"/>
+          <w:numId w:val="22"/>
+        </w:numPr>
+        <w:ind w:leftChars="0"/>
+      </w:pPr>
+      <w:r>
+        <w:rPr>
+          <w:rFonts w:hint="eastAsia"/>
+        </w:rPr>
+        <w:t>애플리케이션 실행 파일이</w:t>
+      </w:r>
+      <w:r>
+        <w:t xml:space="preserve"> </w:t>
+      </w:r>
+      <w:r>
+        <w:t>설치</w:t>
+      </w:r>
+      <w:r>
+        <w:rPr>
+          <w:rFonts w:hint="eastAsia"/>
+        </w:rPr>
+        <w:t>되</w:t>
+      </w:r>
+      <w:r>
+        <w:t>고 애플리케이션 로그와 메일 서버가 있는 경우 메일큐가 위치하는 볼륨</w:t>
+      </w:r>
+      <w:r>
+        <w:rPr>
+          <w:rFonts w:hint="eastAsia"/>
+        </w:rPr>
+        <w:t xml:space="preserve">으로 보통 </w:t>
+      </w:r>
+      <w:r>
+        <w:t xml:space="preserve">Home </w:t>
+      </w:r>
+      <w:r>
+        <w:rPr>
+          <w:rFonts w:hint="eastAsia"/>
+        </w:rPr>
+        <w:t xml:space="preserve">볼륨과 일치하며 이 경우 </w:t>
+      </w:r>
+      <w:r>
+        <w:t>/home</w:t>
+      </w:r>
+      <w:r>
+        <w:rPr>
+          <w:rFonts w:hint="eastAsia"/>
+        </w:rPr>
+        <w:t xml:space="preserve">이 </w:t>
+      </w:r>
+      <w:r>
+        <w:t>mount point</w:t>
+      </w:r>
+      <w:r>
+        <w:rPr>
+          <w:rFonts w:hint="eastAsia"/>
+        </w:rPr>
+        <w:t>이다.</w:t>
+      </w:r>
+    </w:p>
+    <w:p>
+      <w:pPr>
+        <w:pStyle w:val="a4"/>
+        <w:numPr>
+          <w:ilvl w:val="0"/>
+          <w:numId w:val="22"/>
+        </w:numPr>
+        <w:ind w:leftChars="0"/>
+      </w:pPr>
+      <w:r>
+        <w:t xml:space="preserve">Data </w:t>
+      </w:r>
+      <w:r>
+        <w:rPr>
+          <w:rFonts w:hint="eastAsia"/>
+        </w:rPr>
+        <w:t>볼륨</w:t>
+      </w:r>
+    </w:p>
+    <w:p>
+      <w:pPr>
+        <w:pStyle w:val="a4"/>
+        <w:numPr>
+          <w:ilvl w:val="1"/>
+          <w:numId w:val="22"/>
+        </w:numPr>
+        <w:ind w:leftChars="0"/>
+      </w:pPr>
+      <w:r>
+        <w:rPr>
+          <w:rFonts w:hint="eastAsia"/>
+        </w:rPr>
+        <w:t>DB Data 볼륨</w:t>
+      </w:r>
+    </w:p>
+    <w:p>
+      <w:pPr>
+        <w:pStyle w:val="a4"/>
+        <w:numPr>
+          <w:ilvl w:val="2"/>
+          <w:numId w:val="22"/>
+        </w:numPr>
+        <w:ind w:leftChars="0"/>
+      </w:pPr>
+      <w:r>
+        <w:rPr>
+          <w:rFonts w:hint="eastAsia"/>
+        </w:rPr>
+        <w:t xml:space="preserve">DB 서버에 위치하며 </w:t>
+      </w:r>
+      <w:r>
+        <w:t>MariaDB</w:t>
+      </w:r>
+      <w:r>
+        <w:rPr>
+          <w:rFonts w:hint="eastAsia"/>
+        </w:rPr>
+        <w:t xml:space="preserve">의 경우 </w:t>
+      </w:r>
+      <w:r>
+        <w:t xml:space="preserve">/usr/local/mysql/data </w:t>
+      </w:r>
+      <w:r>
+        <w:rPr>
+          <w:rFonts w:hint="eastAsia"/>
+        </w:rPr>
+        <w:t xml:space="preserve">폴더가 </w:t>
+      </w:r>
+      <w:r>
+        <w:rPr>
+          <w:rFonts w:hint="eastAsia"/>
+        </w:rPr>
+        <w:t>존재하는</w:t>
+      </w:r>
+      <w:r>
+        <w:rPr>
+          <w:rFonts w:hint="eastAsia"/>
+        </w:rPr>
+        <w:t xml:space="preserve"> 볼륨이다.</w:t>
+      </w:r>
+    </w:p>
+    <w:p>
+      <w:pPr>
+        <w:pStyle w:val="a4"/>
+        <w:numPr>
+          <w:ilvl w:val="1"/>
+          <w:numId w:val="22"/>
+        </w:numPr>
+        <w:ind w:leftChars="0"/>
+      </w:pPr>
+      <w:r>
+        <w:rPr>
+          <w:rFonts w:hint="eastAsia"/>
+        </w:rPr>
+        <w:t>File Data 볼륨</w:t>
+      </w:r>
+    </w:p>
+    <w:p>
+      <w:pPr>
+        <w:pStyle w:val="a4"/>
+        <w:numPr>
+          <w:ilvl w:val="2"/>
+          <w:numId w:val="22"/>
+        </w:numPr>
+        <w:ind w:leftChars="0"/>
+      </w:pPr>
+      <w:r>
+        <w:rPr>
+          <w:rFonts w:hint="eastAsia"/>
+        </w:rPr>
+        <w:t xml:space="preserve">보통 </w:t>
+      </w:r>
+      <w:r>
+        <w:t xml:space="preserve">WAS </w:t>
+      </w:r>
+      <w:r>
+        <w:rPr>
+          <w:rFonts w:hint="eastAsia"/>
+        </w:rPr>
+        <w:t xml:space="preserve">서버에 위치하며 </w:t>
+      </w:r>
+      <w:r>
+        <w:t xml:space="preserve">/volumes/shared </w:t>
+      </w:r>
+      <w:r>
+        <w:rPr>
+          <w:rFonts w:hint="eastAsia"/>
+        </w:rPr>
+        <w:t xml:space="preserve">폴더가 </w:t>
+      </w:r>
+      <w:r>
+        <w:rPr>
+          <w:rFonts w:hint="eastAsia"/>
+        </w:rPr>
+        <w:t>존재하는</w:t>
+      </w:r>
+      <w:r>
+        <w:rPr>
+          <w:rFonts w:hint="eastAsia"/>
+        </w:rPr>
+        <w:t xml:space="preserve"> 볼륨이다.</w:t>
+      </w:r>
+      <w:r>
+        <w:t xml:space="preserve"> Cluster </w:t>
+      </w:r>
+      <w:r>
+        <w:rPr>
+          <w:rFonts w:hint="eastAsia"/>
+        </w:rPr>
+        <w:t xml:space="preserve">환경에서 다수의 </w:t>
+      </w:r>
+      <w:r>
+        <w:t xml:space="preserve">WAS </w:t>
+      </w:r>
+      <w:r>
+        <w:rPr>
+          <w:rFonts w:hint="eastAsia"/>
+        </w:rPr>
+        <w:t xml:space="preserve">서버가 있는 경우엔 </w:t>
+      </w:r>
+      <w:r>
+        <w:t xml:space="preserve">WAS </w:t>
+      </w:r>
+      <w:r>
+        <w:rPr>
+          <w:rFonts w:hint="eastAsia"/>
+        </w:rPr>
+        <w:t xml:space="preserve">서버간 </w:t>
+      </w:r>
+      <w:r>
+        <w:t xml:space="preserve">File </w:t>
+      </w:r>
+      <w:r>
+        <w:rPr>
+          <w:rFonts w:hint="eastAsia"/>
+        </w:rPr>
+        <w:t xml:space="preserve">데이터를 공유하기 위해 </w:t>
+      </w:r>
+      <w:r>
+        <w:t xml:space="preserve">NAS </w:t>
+      </w:r>
+      <w:r>
+        <w:rPr>
+          <w:rFonts w:hint="eastAsia"/>
+        </w:rPr>
+        <w:t xml:space="preserve">스토리지를 사용하거나 실시간으로 </w:t>
+      </w:r>
+      <w:r>
+        <w:t>File</w:t>
+      </w:r>
+      <w:r>
+        <w:rPr>
+          <w:rFonts w:hint="eastAsia"/>
+        </w:rPr>
+        <w:t xml:space="preserve">을 복제하는 </w:t>
+      </w:r>
+      <w:r>
+        <w:t xml:space="preserve">Cluster </w:t>
+      </w:r>
+      <w:r>
+        <w:rPr>
+          <w:rFonts w:hint="eastAsia"/>
+        </w:rPr>
+        <w:t xml:space="preserve">파일 시스템인 </w:t>
+      </w:r>
+      <w:r>
+        <w:t>GlusterFS</w:t>
+      </w:r>
+      <w:r>
+        <w:rPr>
+          <w:rFonts w:hint="eastAsia"/>
+        </w:rPr>
+        <w:t>를 사용한다.</w:t>
+      </w:r>
+      <w:r>
+        <w:t xml:space="preserve"> GlusterFS</w:t>
+      </w:r>
+      <w:r>
+        <w:rPr>
+          <w:rFonts w:hint="eastAsia"/>
+        </w:rPr>
+        <w:t xml:space="preserve">는 각 서버가 로컬 스토리지를 사용하여 파일을 </w:t>
+      </w:r>
+      <w:r>
+        <w:rPr>
+          <w:rFonts w:hint="eastAsia"/>
+        </w:rPr>
+        <w:t xml:space="preserve">실시간으로 </w:t>
+      </w:r>
+      <w:r>
+        <w:rPr>
+          <w:rFonts w:hint="eastAsia"/>
+        </w:rPr>
+        <w:t>복제하는 방식</w:t>
+      </w:r>
+      <w:r>
+        <w:t>의</w:t>
+      </w:r>
+      <w:r>
+        <w:rPr>
+          <w:rFonts w:hint="eastAsia"/>
+        </w:rPr>
+        <w:t xml:space="preserve"> 파일 시스템으로</w:t>
+      </w:r>
+      <w:r>
+        <w:rPr>
+          <w:rFonts w:hint="eastAsia"/>
+        </w:rPr>
+        <w:t xml:space="preserve"> 서버 대수만큼의 스토리지 </w:t>
+      </w:r>
+      <w:r>
+        <w:rPr>
+          <w:rFonts w:hint="eastAsia"/>
+        </w:rPr>
+        <w:lastRenderedPageBreak/>
+        <w:t>용량을 필요로 하며 리눅스</w:t>
+      </w:r>
+      <w:r>
+        <w:rPr>
+          <w:rFonts w:hint="eastAsia"/>
+        </w:rPr>
+        <w:t>에서만 사용 가능하다</w:t>
+      </w:r>
+      <w:r>
+        <w:rPr>
+          <w:rFonts w:hint="eastAsia"/>
+        </w:rPr>
+        <w:t>.</w:t>
+      </w:r>
+      <w:r>
+        <w:t xml:space="preserve"> </w:t>
+      </w:r>
+      <w:r>
+        <w:rPr>
+          <w:rFonts w:hint="eastAsia"/>
+        </w:rPr>
+        <w:t>G</w:t>
+      </w:r>
+      <w:r>
+        <w:t>lusterFS</w:t>
+      </w:r>
+      <w:r>
+        <w:rPr>
+          <w:rFonts w:hint="eastAsia"/>
+        </w:rPr>
+        <w:t xml:space="preserve">도 </w:t>
+      </w:r>
+      <w:r>
+        <w:t>MariaDB Cluster</w:t>
+      </w:r>
+      <w:r>
+        <w:rPr>
+          <w:rFonts w:hint="eastAsia"/>
+        </w:rPr>
+        <w:t xml:space="preserve">와 같이 기본적으로 </w:t>
+      </w:r>
+      <w:r>
+        <w:t>3</w:t>
+      </w:r>
+      <w:r>
+        <w:rPr>
+          <w:rFonts w:hint="eastAsia"/>
+        </w:rPr>
+        <w:t xml:space="preserve">대의 </w:t>
+      </w:r>
+      <w:r>
+        <w:t>Node</w:t>
+      </w:r>
+      <w:r>
+        <w:rPr>
+          <w:rFonts w:hint="eastAsia"/>
+        </w:rPr>
+        <w:t>로 구성</w:t>
+      </w:r>
+      <w:r>
+        <w:rPr>
+          <w:rFonts w:hint="eastAsia"/>
+        </w:rPr>
+        <w:t>해야</w:t>
+      </w:r>
+      <w:r>
+        <w:rPr>
+          <w:rFonts w:hint="eastAsia"/>
+        </w:rPr>
+        <w:t xml:space="preserve"> </w:t>
+      </w:r>
+      <w:r>
+        <w:rPr>
+          <w:rFonts w:hint="eastAsia"/>
+        </w:rPr>
+        <w:t xml:space="preserve">하는데 만약 </w:t>
+      </w:r>
+      <w:r>
+        <w:t>2</w:t>
+      </w:r>
+      <w:r>
+        <w:rPr>
+          <w:rFonts w:hint="eastAsia"/>
+        </w:rPr>
+        <w:t xml:space="preserve">대로만 구성하고 싶을 때는 스토리지 용량은 차지하지 않으나 별도의 머신을 두어 </w:t>
+      </w:r>
+      <w:r>
+        <w:t>Arbiter</w:t>
+      </w:r>
+      <w:r>
+        <w:rPr>
+          <w:rFonts w:hint="eastAsia"/>
+        </w:rPr>
+        <w:t>라는</w:t>
+      </w:r>
+      <w:r>
+        <w:t xml:space="preserve"> Node</w:t>
+      </w:r>
+      <w:r>
+        <w:rPr>
+          <w:rFonts w:hint="eastAsia"/>
+        </w:rPr>
+        <w:t>를 운영해야한다.</w:t>
+      </w:r>
+      <w:r>
+        <w:t xml:space="preserve"> </w:t>
+      </w:r>
+      <w:r>
+        <w:t>NAS</w:t>
+      </w:r>
+      <w:r>
+        <w:rPr>
+          <w:rFonts w:hint="eastAsia"/>
+        </w:rPr>
+        <w:t xml:space="preserve">는 </w:t>
+      </w:r>
+      <w:r>
+        <w:t>Network Attached Storage</w:t>
+      </w:r>
+      <w:r>
+        <w:rPr>
+          <w:rFonts w:hint="eastAsia"/>
+        </w:rPr>
+        <w:t>로서 네트워크를 통해 파일 서비스를 제공하는 전용 스토리지 제품</w:t>
+      </w:r>
+      <w:r>
+        <w:rPr>
+          <w:rFonts w:hint="eastAsia"/>
+        </w:rPr>
+        <w:t>이다.</w:t>
+      </w:r>
+      <w:r>
+        <w:rPr>
+          <w:rFonts w:hint="eastAsia"/>
+        </w:rPr>
+        <w:t xml:space="preserve"> 모든 </w:t>
+      </w:r>
+      <w:r>
+        <w:t xml:space="preserve">WAS </w:t>
+      </w:r>
+      <w:r>
+        <w:rPr>
+          <w:rFonts w:hint="eastAsia"/>
+        </w:rPr>
+        <w:t xml:space="preserve">서버에서 </w:t>
+      </w:r>
+      <w:r>
+        <w:rPr>
+          <w:rFonts w:hint="eastAsia"/>
+        </w:rPr>
+        <w:t xml:space="preserve">동일 </w:t>
+      </w:r>
+      <w:r>
+        <w:t>NAS</w:t>
+      </w:r>
+      <w:r>
+        <w:rPr>
+          <w:rFonts w:hint="eastAsia"/>
+        </w:rPr>
+        <w:t xml:space="preserve">를 </w:t>
+      </w:r>
+      <w:r>
+        <w:rPr>
+          <w:rFonts w:hint="eastAsia"/>
+        </w:rPr>
+        <w:t xml:space="preserve">공유하므로 서버 대수와 상관없이 단일 스토리지 용량만을 필요로 하나 </w:t>
+      </w:r>
+      <w:r>
+        <w:rPr>
+          <w:rFonts w:hint="eastAsia"/>
+        </w:rPr>
+        <w:t xml:space="preserve">가격이 높은 </w:t>
+      </w:r>
+      <w:r>
+        <w:rPr>
+          <w:rFonts w:hint="eastAsia"/>
+        </w:rPr>
+        <w:t>고가의 장비이다.</w:t>
+      </w:r>
+    </w:p>
+    <w:p>
+      <w:r>
+        <w:t xml:space="preserve"> </w:t>
+      </w:r>
+      <w:r>
+        <w:rPr>
+          <w:rFonts w:hint="eastAsia"/>
+        </w:rPr>
+        <w:t xml:space="preserve">위에서 </w:t>
+      </w:r>
+      <w:r>
+        <w:rPr>
+          <w:rFonts w:hint="eastAsia"/>
+        </w:rPr>
+        <w:t xml:space="preserve">역할별로 </w:t>
+      </w:r>
+      <w:r>
+        <w:rPr>
+          <w:rFonts w:hint="eastAsia"/>
+        </w:rPr>
+        <w:t>구분한 볼륨들이 모두 별도의 디스크로 구성될 수도 있으나 경우에 따라 동일한 물리적 디스크를 사용하여 구성될 수도 있다.</w:t>
+      </w:r>
+      <w:r>
+        <w:t xml:space="preserve"> </w:t>
+      </w:r>
+    </w:p>
+    <w:p/>
+    <w:p>
+      <w:pPr>
+        <w:pStyle w:val="1"/>
+      </w:pPr>
+      <w:bookmarkStart w:id="7" w:name="_Toc61392814"/>
+      <w:r>
+        <w:rPr>
+          <w:rFonts w:hint="eastAsia"/>
+        </w:rPr>
+        <w:t>ezEKP 자바 패키지 구성</w:t>
+      </w:r>
+      <w:bookmarkEnd w:id="7"/>
+    </w:p>
+    <w:p>
+      <w:r>
+        <w:t xml:space="preserve"> </w:t>
+      </w:r>
+      <w:r>
+        <w:rPr>
+          <w:rFonts w:hint="eastAsia"/>
+        </w:rPr>
+        <w:t xml:space="preserve">ezEKP는 </w:t>
+      </w:r>
+      <w:r>
+        <w:t>ezEKP-bui</w:t>
+      </w:r>
+      <w:r>
+        <w:rPr>
+          <w:rFonts w:hint="eastAsia"/>
+        </w:rPr>
+        <w:t xml:space="preserve">ld 프로젝트에 포함된 </w:t>
+      </w:r>
+      <w:r>
+        <w:t xml:space="preserve">build.pl </w:t>
+      </w:r>
+      <w:r>
+        <w:rPr>
+          <w:rFonts w:hint="eastAsia"/>
+        </w:rPr>
+        <w:t>스크립트를 통해 패키지를 생성하게 되며</w:t>
+      </w:r>
+      <w:r>
+        <w:rPr>
+          <w:rFonts w:hint="eastAsia"/>
+        </w:rPr>
+        <w:t>(</w:t>
+      </w:r>
+      <w:r>
+        <w:t>‘</w:t>
+      </w:r>
+      <w:r>
+        <w:t>ezEKP_패키지_빌드_방법.docx</w:t>
+      </w:r>
+      <w:r>
+        <w:t xml:space="preserve">’ </w:t>
+      </w:r>
+      <w:r>
+        <w:rPr>
+          <w:rFonts w:hint="eastAsia"/>
+        </w:rPr>
+        <w:t>문서 참고)</w:t>
+      </w:r>
+      <w:r>
+        <w:rPr>
+          <w:rFonts w:hint="eastAsia"/>
+        </w:rPr>
+        <w:t xml:space="preserve"> 빌드한 날짜를 기반으로 패키지명이 </w:t>
+      </w:r>
+      <w:r>
+        <w:rPr>
+          <w:rFonts w:hint="eastAsia"/>
+        </w:rPr>
+        <w:t xml:space="preserve">자동으로 </w:t>
+      </w:r>
+      <w:r>
+        <w:rPr>
+          <w:rFonts w:hint="eastAsia"/>
+        </w:rPr>
+        <w:t>부여된다.</w:t>
+      </w:r>
+    </w:p>
+    <w:p>
+      <w:r>
+        <w:rPr>
+          <w:rFonts w:hint="eastAsia"/>
+        </w:rPr>
+        <w:t>예)</w:t>
+      </w:r>
+      <w:r>
+        <w:t xml:space="preserve"> </w:t>
+      </w:r>
+      <w:r>
+        <w:t>ezEKP-20200906.tar.gz</w:t>
+      </w:r>
+    </w:p>
+    <w:p>
       <w:r>
         <w:t xml:space="preserve">ezEKP </w:t>
       </w:r>
@@ -5948,7 +7388,19 @@
         <w:rPr>
           <w:rFonts w:hint="eastAsia"/>
         </w:rPr>
-        <w:t>하며 *가 붙은 것은 실행 파일을 의미함.</w:t>
+        <w:t xml:space="preserve">하며 *가 붙은 것은 실행 파일을 </w:t>
+      </w:r>
+      <w:r>
+        <w:rPr>
+          <w:rFonts w:hint="eastAsia"/>
+        </w:rPr>
+        <w:t>의미한다</w:t>
+      </w:r>
+      <w:r>
+        <w:rPr>
+          <w:rFonts w:hint="eastAsia"/>
+        </w:rPr>
+        <w:t>.</w:t>
       </w:r>
       <w:r>
         <w:t>)</w:t>
@@ -5970,7 +7422,6 @@
         <w:ind w:leftChars="0"/>
       </w:pPr>
       <w:r>
-        <w:lastRenderedPageBreak/>
         <w:t xml:space="preserve">data </w:t>
       </w:r>
       <w:r>
@@ -6027,7 +7478,19 @@
         <w:rPr>
           <w:rFonts w:hint="eastAsia"/>
         </w:rPr>
-        <w:t>테이블에 로드된</w:t>
+        <w:t xml:space="preserve">테이블에 </w:t>
+      </w:r>
+      <w:r>
+        <w:rPr>
+          <w:rFonts w:hint="eastAsia"/>
+        </w:rPr>
+        <w:t xml:space="preserve">자동으로 </w:t>
+      </w:r>
+      <w:r>
+        <w:rPr>
+          <w:rFonts w:hint="eastAsia"/>
+        </w:rPr>
+        <w:t>로드된</w:t>
       </w:r>
       <w:r>
         <w:t>다</w:t>
@@ -6087,7 +7550,13 @@
         <w:rPr>
           <w:rFonts w:hint="eastAsia"/>
         </w:rPr>
-        <w:t>에 있는 데이터는 자체 제공 버전에서 사용된다.</w:t>
+        <w:t xml:space="preserve">에 있는 데이터는 자체 제공 </w:t>
+      </w:r>
+      <w:r>
+        <w:rPr>
+          <w:rFonts w:hint="eastAsia"/>
+        </w:rPr>
+        <w:t>버전을 위해 사용되는 데이터이다.</w:t>
       </w:r>
     </w:p>
     <w:p>
@@ -6100,6 +7569,7 @@
         <w:ind w:leftChars="0"/>
       </w:pPr>
       <w:r>
+        <w:lastRenderedPageBreak/>
         <w:t>countryIP.csv</w:t>
       </w:r>
     </w:p>
@@ -6203,7 +7673,19 @@
         <w:rPr>
           <w:rFonts w:hint="eastAsia"/>
         </w:rPr>
-        <w:t>테이블에 데이터를 넣도록 한다.</w:t>
+        <w:t xml:space="preserve">테이블에 </w:t>
+      </w:r>
+      <w:r>
+        <w:rPr>
+          <w:rFonts w:hint="eastAsia"/>
+        </w:rPr>
+        <w:t>수동으로 넣어야</w:t>
+      </w:r>
+      <w:r>
+        <w:rPr>
+          <w:rFonts w:hint="eastAsia"/>
+        </w:rPr>
+        <w:t xml:space="preserve"> 한다.</w:t>
       </w:r>
     </w:p>
     <w:p>
@@ -6484,7 +7966,6 @@
         <w:rPr>
           <w:rFonts w:hint="eastAsia"/>
         </w:rPr>
-        <w:lastRenderedPageBreak/>
         <w:t xml:space="preserve">JMocha </w:t>
       </w:r>
       <w:r>
@@ -6568,9 +8049,6 @@
           <w:numId w:val="21"/>
         </w:numPr>
         <w:ind w:leftChars="0"/>
-        <w:rPr>
-          <w:rFonts w:hint="eastAsia"/>
-        </w:rPr>
       </w:pPr>
       <w:r>
         <w:rPr>
@@ -6599,6 +8077,7 @@
     </w:p>
     <w:p>
       <w:r>
+        <w:lastRenderedPageBreak/>
         <w:t xml:space="preserve"> </w:t>
       </w:r>
       <w:r>
@@ -6874,7 +8353,19 @@
         <w:rPr>
           <w:rFonts w:hint="eastAsia"/>
         </w:rPr>
-        <w:t>를 의미함.</w:t>
+        <w:t xml:space="preserve">를 </w:t>
+      </w:r>
+      <w:r>
+        <w:rPr>
+          <w:rFonts w:hint="eastAsia"/>
+        </w:rPr>
+        <w:t>의미한다</w:t>
+      </w:r>
+      <w:r>
+        <w:rPr>
+          <w:rFonts w:hint="eastAsia"/>
+        </w:rPr>
+        <w:t>.</w:t>
       </w:r>
       <w:r>
         <w:t xml:space="preserve"> symbolic link</w:t>
@@ -7069,9 +8560,6 @@
           <w:numId w:val="17"/>
         </w:numPr>
         <w:ind w:leftChars="0"/>
-        <w:rPr>
-          <w:rFonts w:hint="eastAsia"/>
-        </w:rPr>
       </w:pPr>
       <w:r>
         <w:t>/usr/local/</w:t>
@@ -7183,7 +8671,6 @@
         <w:ind w:leftChars="0"/>
       </w:pPr>
       <w:r>
-        <w:lastRenderedPageBreak/>
         <w:t>MariaDB</w:t>
       </w:r>
     </w:p>
@@ -7245,10 +8732,7 @@
         <w:t>usr/local/</w:t>
       </w:r>
       <w:r>
-        <w:t>mariadb-linux-20200906</w:t>
-      </w:r>
-      <w:r>
-        <w:t xml:space="preserve"> </w:t>
+        <w:t xml:space="preserve">mariadb-linux-20200906 </w:t>
       </w:r>
       <w:r>
         <w:rPr>
@@ -7347,6 +8831,7 @@
         <w:br/>
       </w:r>
       <w:r>
+        <w:lastRenderedPageBreak/>
         <w:t>/home/jmocha/ezEKP/jgw-server-20200906</w:t>
       </w:r>
       <w:r>
@@ -7396,6 +8881,42 @@
           <w:rFonts w:hint="eastAsia"/>
         </w:rPr>
         <w:t>폴더에 위치한다.</w:t>
+      </w:r>
+      <w:r>
+        <w:t xml:space="preserve"> </w:t>
+      </w:r>
+      <w:r>
+        <w:rPr>
+          <w:rFonts w:hint="eastAsia"/>
+        </w:rPr>
+        <w:t xml:space="preserve">주요 설정 파일로는 </w:t>
+      </w:r>
+      <w:r>
+        <w:t xml:space="preserve">DB </w:t>
+      </w:r>
+      <w:r>
+        <w:rPr>
+          <w:rFonts w:hint="eastAsia"/>
+        </w:rPr>
+        <w:t xml:space="preserve">접속 정보를 설정하는 </w:t>
+      </w:r>
+      <w:r>
+        <w:t xml:space="preserve">/home/jmocha/ezEKP/jgw-server/conf/context.xml </w:t>
+      </w:r>
+      <w:r>
+        <w:rPr>
+          <w:rFonts w:hint="eastAsia"/>
+        </w:rPr>
+        <w:t xml:space="preserve">파일과 애플리케이션 설정 파일인 </w:t>
+      </w:r>
+      <w:r>
+        <w:t>/home/jmocha/ezEKP/jgw-server/webapps/jgw_server/WEB-INF/web.xml</w:t>
+      </w:r>
+      <w:r>
+        <w:rPr>
+          <w:rFonts w:hint="eastAsia"/>
+        </w:rPr>
+        <w:t>이 있다.</w:t>
       </w:r>
     </w:p>
     <w:p>
@@ -7478,6 +8999,39 @@
         </w:rPr>
         <w:t>.</w:t>
       </w:r>
+      <w:r>
+        <w:t xml:space="preserve"> </w:t>
+      </w:r>
+      <w:r>
+        <w:rPr>
+          <w:rFonts w:hint="eastAsia"/>
+        </w:rPr>
+        <w:t xml:space="preserve">주요 설정 파일로는 </w:t>
+      </w:r>
+      <w:r>
+        <w:t xml:space="preserve">DB </w:t>
+      </w:r>
+      <w:r>
+        <w:rPr>
+          <w:rFonts w:hint="eastAsia"/>
+        </w:rPr>
+        <w:t xml:space="preserve">접속 정보를 설정하는 </w:t>
+      </w:r>
+      <w:r>
+        <w:t>/home/jmocha/ezEKP/jmocha-server/conf/</w:t>
+      </w:r>
+      <w:r>
+        <w:t>james-database.properties</w:t>
+      </w:r>
+      <w:r>
+        <w:t xml:space="preserve"> </w:t>
+      </w:r>
+      <w:r>
+        <w:rPr>
+          <w:rFonts w:hint="eastAsia"/>
+        </w:rPr>
+        <w:t>파일이 있다.</w:t>
+      </w:r>
     </w:p>
     <w:p>
       <w:pPr>
@@ -7548,43 +9102,98 @@
         <w:t>폴더를 가리킴.</w:t>
       </w:r>
       <w:r>
-        <w:t xml:space="preserve"> </w:t>
-      </w:r>
-      <w:r>
-        <w:t xml:space="preserve">Tomcat </w:t>
-      </w:r>
-      <w:r>
-        <w:rPr>
-          <w:rFonts w:hint="eastAsia"/>
-        </w:rPr>
-        <w:t xml:space="preserve">서버를 포함하고 있으며 실제 </w:t>
-      </w:r>
-      <w:r>
-        <w:rPr>
-          <w:rFonts w:hint="eastAsia"/>
-        </w:rPr>
-        <w:t>사용자 서비스를 제공하는 웹</w:t>
-      </w:r>
-      <w:r>
-        <w:rPr>
-          <w:rFonts w:hint="eastAsia"/>
-        </w:rPr>
-        <w:t xml:space="preserve">애플리케이션은 </w:t>
-      </w:r>
-      <w:r>
-        <w:t>/home/jmocha/ezE</w:t>
-      </w:r>
-      <w:r>
-        <w:t>KP/ezFlow/webapps/ROOT</w:t>
-      </w:r>
-      <w:r>
-        <w:t xml:space="preserve"> </w:t>
+        <w:t xml:space="preserve"> Tomcat </w:t>
+      </w:r>
+      <w:r>
+        <w:rPr>
+          <w:rFonts w:hint="eastAsia"/>
+        </w:rPr>
+        <w:t xml:space="preserve">서버를 포함하고 있으며 실제 사용자 서비스를 제공하는 웹애플리케이션은 </w:t>
+      </w:r>
+      <w:r>
+        <w:t xml:space="preserve">/home/jmocha/ezEKP/ezFlow/webapps/ROOT </w:t>
       </w:r>
       <w:r>
         <w:rPr>
           <w:rFonts w:hint="eastAsia"/>
         </w:rPr>
         <w:t>폴더에 위치한다.</w:t>
+      </w:r>
+      <w:r>
+        <w:t xml:space="preserve"> </w:t>
+      </w:r>
+      <w:r>
+        <w:rPr>
+          <w:rFonts w:hint="eastAsia"/>
+        </w:rPr>
+        <w:t xml:space="preserve">주요 설정 파일로는 </w:t>
+      </w:r>
+      <w:r>
+        <w:t xml:space="preserve">DB </w:t>
+      </w:r>
+      <w:r>
+        <w:rPr>
+          <w:rFonts w:hint="eastAsia"/>
+        </w:rPr>
+        <w:t>접속 정보를 설정하는</w:t>
+      </w:r>
+      <w:r>
+        <w:br/>
+        <w:t>/home/jmocha/ezEKP/ezFlow</w:t>
+      </w:r>
+      <w:r>
+        <w:t>/</w:t>
+      </w:r>
+      <w:r>
+        <w:t>webapps/ROOT/WEB-INF/</w:t>
+      </w:r>
+      <w:r>
+        <w:t xml:space="preserve"> classes/egovframework/egovProps</w:t>
+      </w:r>
+      <w:r>
+        <w:t>/</w:t>
+      </w:r>
+      <w:r>
+        <w:t>globals.properties</w:t>
+      </w:r>
+      <w:r>
+        <w:t xml:space="preserve"> </w:t>
+      </w:r>
+      <w:r>
+        <w:rPr>
+          <w:rFonts w:hint="eastAsia"/>
+        </w:rPr>
+        <w:t>파일과 애플리케이션 설정 파일인</w:t>
+      </w:r>
+      <w:r>
+        <w:rPr>
+          <w:rFonts w:hint="eastAsia"/>
+        </w:rPr>
+        <w:t xml:space="preserve"> </w:t>
+      </w:r>
+      <w:r>
+        <w:t>/home/jmocha/ezEKP/ezFlow/webapps/ROOT/WEB-INF/</w:t>
+      </w:r>
+      <w:r>
+        <w:t xml:space="preserve"> classes/egovframework/egovProps</w:t>
+      </w:r>
+      <w:r>
+        <w:t>/</w:t>
+      </w:r>
+      <w:r>
+        <w:t>config.properties</w:t>
+      </w:r>
+      <w:r>
+        <w:rPr>
+          <w:rFonts w:hint="eastAsia"/>
+        </w:rPr>
+        <w:t>가</w:t>
+      </w:r>
+      <w:r>
+        <w:rPr>
+          <w:rFonts w:hint="eastAsia"/>
+        </w:rPr>
+        <w:t xml:space="preserve"> 있다.</w:t>
       </w:r>
     </w:p>
     <w:p>
@@ -7700,13 +9309,7 @@
         <w:rPr>
           <w:rFonts w:hint="eastAsia"/>
         </w:rPr>
-        <w:t>문</w:t>
-      </w:r>
-      <w:r>
-        <w:rPr>
-          <w:rFonts w:hint="eastAsia"/>
-        </w:rPr>
-        <w:t xml:space="preserve">서와 함게 </w:t>
+        <w:t xml:space="preserve">문서와 함게 </w:t>
       </w:r>
       <w:r>
         <w:t>‘</w:t>
@@ -7789,6 +9392,7 @@
     </w:p>
     <w:p>
       <w:r>
+        <w:lastRenderedPageBreak/>
         <w:t xml:space="preserve">  </w:t>
       </w:r>
       <w:r>
@@ -7853,7 +9457,6 @@
         <w:rPr>
           <w:rFonts w:hint="eastAsia"/>
         </w:rPr>
-        <w:lastRenderedPageBreak/>
         <w:t>File 데이터</w:t>
       </w:r>
     </w:p>
@@ -7865,9 +9468,6 @@
           <w:numId w:val="18"/>
         </w:numPr>
         <w:ind w:leftChars="0"/>
-        <w:rPr>
-          <w:rFonts w:hint="eastAsia"/>
-        </w:rPr>
       </w:pPr>
       <w:r>
         <w:rPr>
@@ -8041,9 +9641,6 @@
           <w:numId w:val="18"/>
         </w:numPr>
         <w:ind w:leftChars="0"/>
-        <w:rPr>
-          <w:rFonts w:hint="eastAsia"/>
-        </w:rPr>
       </w:pPr>
       <w:r>
         <w:rPr>
@@ -8252,8 +9849,6 @@
       </w:r>
       <w:r>
         <w:br/>
-      </w:r>
-      <w:r>
         <w:t>SHELL=/bin/sh</w:t>
       </w:r>
     </w:p>
@@ -8272,6 +9867,7 @@
         <w:ind w:leftChars="0" w:left="1440"/>
       </w:pPr>
       <w:r>
+        <w:lastRenderedPageBreak/>
         <w:t>59 23    * * *   root</w:t>
       </w:r>
       <w:r>
@@ -8288,7 +9884,6 @@
         <w:rPr>
           <w:rFonts w:hint="eastAsia"/>
         </w:rPr>
-        <w:lastRenderedPageBreak/>
         <w:t xml:space="preserve">매일 </w:t>
       </w:r>
       <w:r>
@@ -8633,9 +10228,6 @@
           <w:numId w:val="19"/>
         </w:numPr>
         <w:ind w:leftChars="0"/>
-        <w:rPr>
-          <w:rFonts w:hint="eastAsia"/>
-        </w:rPr>
       </w:pPr>
       <w:r>
         <w:t>/</w:t>
@@ -8689,8 +10281,8 @@
       <w:pPr>
         <w:pStyle w:val="1"/>
       </w:pPr>
-      <w:bookmarkStart w:id="7" w:name="_Toc60240608"/>
-      <w:bookmarkStart w:id="8" w:name="_Toc61221984"/>
+      <w:bookmarkStart w:id="8" w:name="_Toc60240608"/>
+      <w:bookmarkStart w:id="9" w:name="_Toc61392815"/>
       <w:r>
         <w:rPr>
           <w:rFonts w:hint="eastAsia"/>
@@ -8703,8 +10295,8 @@
       <w:r>
         <w:t xml:space="preserve"> 서비스 종료 방법</w:t>
       </w:r>
-      <w:bookmarkEnd w:id="7"/>
       <w:bookmarkEnd w:id="8"/>
+      <w:bookmarkEnd w:id="9"/>
       <w:r>
         <w:rPr>
           <w:rFonts w:hint="eastAsia"/>
@@ -8838,19 +10430,7 @@
         <w:rPr>
           <w:rFonts w:hint="eastAsia"/>
         </w:rPr>
-        <w:t xml:space="preserve">을 </w:t>
-      </w:r>
-      <w:r>
-        <w:rPr>
-          <w:rFonts w:hint="eastAsia"/>
-        </w:rPr>
-        <w:t>종료</w:t>
-      </w:r>
-      <w:r>
-        <w:rPr>
-          <w:rFonts w:hint="eastAsia"/>
-        </w:rPr>
-        <w:t xml:space="preserve">하는 방법은 </w:t>
+        <w:t xml:space="preserve">을 종료하는 방법은 </w:t>
       </w:r>
       <w:r>
         <w:t>ezFlow</w:t>
@@ -8946,6 +10526,7 @@
         <w:br/>
       </w:r>
       <w:r>
+        <w:lastRenderedPageBreak/>
         <w:t># cd /home/jmocha/ezEKP/</w:t>
       </w:r>
       <w:r>
@@ -8964,7 +10545,6 @@
         <w:br/>
       </w:r>
       <w:r>
-        <w:lastRenderedPageBreak/>
         <w:t xml:space="preserve"># ps aux | grep </w:t>
       </w:r>
       <w:r>
@@ -9362,8 +10942,8 @@
       <w:pPr>
         <w:pStyle w:val="1"/>
       </w:pPr>
-      <w:bookmarkStart w:id="9" w:name="_Toc60240609"/>
-      <w:bookmarkStart w:id="10" w:name="_Toc61221985"/>
+      <w:bookmarkStart w:id="10" w:name="_Toc60240609"/>
+      <w:bookmarkStart w:id="11" w:name="_Toc61392816"/>
       <w:r>
         <w:rPr>
           <w:rFonts w:hint="eastAsia"/>
@@ -9376,8 +10956,8 @@
       <w:r>
         <w:t xml:space="preserve"> 종료 방법</w:t>
       </w:r>
-      <w:bookmarkEnd w:id="9"/>
       <w:bookmarkEnd w:id="10"/>
+      <w:bookmarkEnd w:id="11"/>
       <w:r>
         <w:rPr>
           <w:rFonts w:hint="eastAsia"/>
@@ -9541,11 +11121,8 @@
         <w:ind w:leftChars="0"/>
       </w:pPr>
       <w:r>
-        <w:t>MariaDB Cluster는 각 Node들을 일정한 순서대로 종료를 하고 추후 다시 실행할 때</w:t>
-      </w:r>
-      <w:r>
         <w:lastRenderedPageBreak/>
-        <w:t xml:space="preserve">는 종료한 순서의 역순으로 실행을 해야 </w:t>
+        <w:t xml:space="preserve">MariaDB Cluster는 각 Node들을 일정한 순서대로 종료를 하고 추후 다시 실행할 때는 종료한 순서의 역순으로 실행을 해야 </w:t>
       </w:r>
       <w:r>
         <w:rPr>
@@ -9842,19 +11419,19 @@
         <w:rPr>
           <w:rFonts w:hint="eastAsia"/>
         </w:rPr>
-        <w:t xml:space="preserve">를 사용하는 경우 </w:t>
-      </w:r>
-      <w:r>
-        <w:rPr>
-          <w:rFonts w:hint="eastAsia"/>
-        </w:rPr>
-        <w:t>나머지</w:t>
-      </w:r>
-      <w:r>
-        <w:rPr>
-          <w:rFonts w:hint="eastAsia"/>
-        </w:rPr>
-        <w:t xml:space="preserve"> </w:t>
+        <w:t>로 구성된</w:t>
+      </w:r>
+      <w:r>
+        <w:rPr>
+          <w:rFonts w:hint="eastAsia"/>
+        </w:rPr>
+        <w:t xml:space="preserve"> 경우 </w:t>
+      </w:r>
+      <w:r>
+        <w:rPr>
+          <w:rFonts w:hint="eastAsia"/>
+        </w:rPr>
+        <w:t xml:space="preserve">나머지 </w:t>
       </w:r>
       <w:r>
         <w:rPr>
@@ -9897,8 +11474,8 @@
       <w:r>
         <w:br/>
       </w:r>
-      <w:bookmarkStart w:id="11" w:name="_Toc60240610"/>
-      <w:bookmarkStart w:id="12" w:name="_Toc61221986"/>
+      <w:bookmarkStart w:id="12" w:name="_Toc60240610"/>
+      <w:bookmarkStart w:id="13" w:name="_Toc61392817"/>
       <w:r>
         <w:rPr>
           <w:rFonts w:hint="eastAsia"/>
@@ -9920,8 +11497,8 @@
       <w:r>
         <w:t xml:space="preserve"> 방법</w:t>
       </w:r>
-      <w:bookmarkEnd w:id="11"/>
       <w:bookmarkEnd w:id="12"/>
+      <w:bookmarkEnd w:id="13"/>
       <w:r>
         <w:rPr>
           <w:rFonts w:hint="eastAsia"/>
@@ -10076,13 +11653,7 @@
         <w:rPr>
           <w:rFonts w:hint="eastAsia"/>
         </w:rPr>
-        <w:t xml:space="preserve">번 </w:t>
-      </w:r>
-      <w:r>
-        <w:rPr>
-          <w:rFonts w:hint="eastAsia"/>
-        </w:rPr>
-        <w:t>서버</w:t>
+        <w:t>번 서버</w:t>
       </w:r>
       <w:r>
         <w:t>로 로그인한 후 다음 과정을 수행</w:t>
@@ -10186,6 +11757,18 @@
       </w:r>
       <w:r>
         <w:t># ./mysql.server bootstrap</w:t>
+      </w:r>
+      <w:r>
+        <w:t xml:space="preserve"> (</w:t>
+      </w:r>
+      <w:r>
+        <w:rPr>
+          <w:rFonts w:hint="eastAsia"/>
+        </w:rPr>
+        <w:t xml:space="preserve">단일 서버로 구성된 경우에는 </w:t>
+      </w:r>
+      <w:r>
+        <w:t>./mysql.server start)</w:t>
       </w:r>
       <w:r>
         <w:br/>
@@ -10252,7 +11835,13 @@
         <w:rPr>
           <w:rFonts w:hint="eastAsia"/>
         </w:rPr>
-        <w:t>를 사용하는 경우 나머지 서버</w:t>
+        <w:t>로 구성된</w:t>
+      </w:r>
+      <w:r>
+        <w:rPr>
+          <w:rFonts w:hint="eastAsia"/>
+        </w:rPr>
+        <w:t xml:space="preserve"> 경우 나머지 서버</w:t>
       </w:r>
       <w:r>
         <w:rPr>
@@ -10339,6 +11928,7 @@
         <w:br/>
       </w:r>
       <w:r>
+        <w:lastRenderedPageBreak/>
         <w:t xml:space="preserve"># ./mysql.server </w:t>
       </w:r>
       <w:r>
@@ -10348,7 +11938,6 @@
         <w:br/>
       </w:r>
       <w:r>
-        <w:lastRenderedPageBreak/>
         <w:t># ps aux | grep mysqld</w:t>
       </w:r>
       <w:r>
@@ -10410,7 +11999,25 @@
         <w:rPr>
           <w:rFonts w:hint="eastAsia"/>
         </w:rPr>
-        <w:t>를 사용하는 경우</w:t>
+        <w:t>로</w:t>
+      </w:r>
+      <w:r>
+        <w:rPr>
+          <w:rFonts w:hint="eastAsia"/>
+        </w:rPr>
+        <w:t xml:space="preserve"> </w:t>
+      </w:r>
+      <w:r>
+        <w:rPr>
+          <w:rFonts w:hint="eastAsia"/>
+        </w:rPr>
+        <w:t>구성된</w:t>
+      </w:r>
+      <w:r>
+        <w:rPr>
+          <w:rFonts w:hint="eastAsia"/>
+        </w:rPr>
+        <w:t xml:space="preserve"> 경우</w:t>
       </w:r>
       <w:r>
         <w:t xml:space="preserve"> </w:t>
@@ -10601,7 +12208,13 @@
         <w:t>나머지</w:t>
       </w:r>
       <w:r>
-        <w:t xml:space="preserve"> 서버에서도 위에서와 동일한 방법으로 </w:t>
+        <w:t xml:space="preserve"> 서버에서도 </w:t>
+      </w:r>
+      <w:r>
+        <w:t>위</w:t>
+      </w:r>
+      <w:r>
+        <w:t xml:space="preserve">와 동일한 방법으로 </w:t>
       </w:r>
       <w:r>
         <w:t>확인</w:t>
@@ -10624,8 +12237,8 @@
       <w:pPr>
         <w:pStyle w:val="1"/>
       </w:pPr>
-      <w:bookmarkStart w:id="13" w:name="_Toc60240611"/>
-      <w:bookmarkStart w:id="14" w:name="_Toc61221987"/>
+      <w:bookmarkStart w:id="14" w:name="_Toc60240611"/>
+      <w:bookmarkStart w:id="15" w:name="_Toc61392818"/>
       <w:r>
         <w:rPr>
           <w:rFonts w:hint="eastAsia"/>
@@ -10644,8 +12257,8 @@
       <w:r>
         <w:t xml:space="preserve"> 방법</w:t>
       </w:r>
-      <w:bookmarkEnd w:id="13"/>
       <w:bookmarkEnd w:id="14"/>
+      <w:bookmarkEnd w:id="15"/>
       <w:r>
         <w:rPr>
           <w:rFonts w:hint="eastAsia"/>
@@ -10839,19 +12452,7 @@
         <w:rPr>
           <w:rFonts w:hint="eastAsia"/>
         </w:rPr>
-        <w:t>(jmocha 리눅스 계정으로 서비스를 실행</w:t>
-      </w:r>
-      <w:r>
-        <w:rPr>
-          <w:rFonts w:hint="eastAsia"/>
-        </w:rPr>
-        <w:t>할</w:t>
-      </w:r>
-      <w:r>
-        <w:rPr>
-          <w:rFonts w:hint="eastAsia"/>
-        </w:rPr>
-        <w:t xml:space="preserve"> 때는 jmocha 계정을 사용)</w:t>
+        <w:t>(jmocha 리눅스 계정으로 서비스를 실행할 때는 jmocha 계정을 사용)</w:t>
       </w:r>
       <w:r>
         <w:t xml:space="preserve"> </w:t>
@@ -10885,6 +12486,7 @@
         <w:ind w:leftChars="0"/>
       </w:pPr>
       <w:r>
+        <w:lastRenderedPageBreak/>
         <w:t xml:space="preserve">jgw-server </w:t>
       </w:r>
       <w:r>
@@ -10897,7 +12499,6 @@
         <w:br/>
       </w:r>
       <w:r>
-        <w:lastRenderedPageBreak/>
         <w:t># cd /home/jmocha/ezEKP/</w:t>
       </w:r>
       <w:r>
@@ -11239,13 +12840,19 @@
         <w:ind w:leftChars="0"/>
       </w:pPr>
       <w:r>
-        <w:t xml:space="preserve">Cluster </w:t>
-      </w:r>
-      <w:r>
-        <w:rPr>
-          <w:rFonts w:hint="eastAsia"/>
-        </w:rPr>
-        <w:t>환경인 경우 그 다음</w:t>
+        <w:t>Cluster</w:t>
+      </w:r>
+      <w:r>
+        <w:rPr>
+          <w:rFonts w:hint="eastAsia"/>
+        </w:rPr>
+        <w:t xml:space="preserve">로 구성된 </w:t>
+      </w:r>
+      <w:r>
+        <w:rPr>
+          <w:rFonts w:hint="eastAsia"/>
+        </w:rPr>
+        <w:t>경우 그 다음</w:t>
       </w:r>
       <w:r>
         <w:t xml:space="preserve"> </w:t>
@@ -11328,9 +12935,6 @@
       <w:pPr>
         <w:pStyle w:val="a4"/>
         <w:ind w:leftChars="0" w:left="1080"/>
-        <w:rPr>
-          <w:rFonts w:hint="eastAsia"/>
-        </w:rPr>
       </w:pPr>
     </w:p>
     <w:sectPr>
@@ -13377,6 +14981,119 @@
       </w:rPr>
     </w:lvl>
     <w:lvl w:ilvl="2" w:tplc="04090005" w:tentative="1">
+      <w:start w:val="1"/>
+      <w:numFmt w:val="bullet"/>
+      <w:lvlText w:val=""/>
+      <w:lvlJc w:val="left"/>
+      <w:pPr>
+        <w:ind w:left="2160" w:hanging="360"/>
+      </w:pPr>
+      <w:rPr>
+        <w:rFonts w:ascii="Wingdings" w:hAnsi="Wingdings" w:hint="default"/>
+      </w:rPr>
+    </w:lvl>
+    <w:lvl w:ilvl="3" w:tplc="04090001" w:tentative="1">
+      <w:start w:val="1"/>
+      <w:numFmt w:val="bullet"/>
+      <w:lvlText w:val=""/>
+      <w:lvlJc w:val="left"/>
+      <w:pPr>
+        <w:ind w:left="2880" w:hanging="360"/>
+      </w:pPr>
+      <w:rPr>
+        <w:rFonts w:ascii="Symbol" w:hAnsi="Symbol" w:hint="default"/>
+      </w:rPr>
+    </w:lvl>
+    <w:lvl w:ilvl="4" w:tplc="04090003" w:tentative="1">
+      <w:start w:val="1"/>
+      <w:numFmt w:val="bullet"/>
+      <w:lvlText w:val="o"/>
+      <w:lvlJc w:val="left"/>
+      <w:pPr>
+        <w:ind w:left="3600" w:hanging="360"/>
+      </w:pPr>
+      <w:rPr>
+        <w:rFonts w:ascii="Courier New" w:hAnsi="Courier New" w:cs="Courier New" w:hint="default"/>
+      </w:rPr>
+    </w:lvl>
+    <w:lvl w:ilvl="5" w:tplc="04090005" w:tentative="1">
+      <w:start w:val="1"/>
+      <w:numFmt w:val="bullet"/>
+      <w:lvlText w:val=""/>
+      <w:lvlJc w:val="left"/>
+      <w:pPr>
+        <w:ind w:left="4320" w:hanging="360"/>
+      </w:pPr>
+      <w:rPr>
+        <w:rFonts w:ascii="Wingdings" w:hAnsi="Wingdings" w:hint="default"/>
+      </w:rPr>
+    </w:lvl>
+    <w:lvl w:ilvl="6" w:tplc="04090001" w:tentative="1">
+      <w:start w:val="1"/>
+      <w:numFmt w:val="bullet"/>
+      <w:lvlText w:val=""/>
+      <w:lvlJc w:val="left"/>
+      <w:pPr>
+        <w:ind w:left="5040" w:hanging="360"/>
+      </w:pPr>
+      <w:rPr>
+        <w:rFonts w:ascii="Symbol" w:hAnsi="Symbol" w:hint="default"/>
+      </w:rPr>
+    </w:lvl>
+    <w:lvl w:ilvl="7" w:tplc="04090003" w:tentative="1">
+      <w:start w:val="1"/>
+      <w:numFmt w:val="bullet"/>
+      <w:lvlText w:val="o"/>
+      <w:lvlJc w:val="left"/>
+      <w:pPr>
+        <w:ind w:left="5760" w:hanging="360"/>
+      </w:pPr>
+      <w:rPr>
+        <w:rFonts w:ascii="Courier New" w:hAnsi="Courier New" w:cs="Courier New" w:hint="default"/>
+      </w:rPr>
+    </w:lvl>
+    <w:lvl w:ilvl="8" w:tplc="04090005" w:tentative="1">
+      <w:start w:val="1"/>
+      <w:numFmt w:val="bullet"/>
+      <w:lvlText w:val=""/>
+      <w:lvlJc w:val="left"/>
+      <w:pPr>
+        <w:ind w:left="6480" w:hanging="360"/>
+      </w:pPr>
+      <w:rPr>
+        <w:rFonts w:ascii="Wingdings" w:hAnsi="Wingdings" w:hint="default"/>
+      </w:rPr>
+    </w:lvl>
+  </w:abstractNum>
+  <w:abstractNum w:abstractNumId="21" w15:restartNumberingAfterBreak="0">
+    <w:nsid w:val="79CF472F"/>
+    <w:multiLevelType w:val="hybridMultilevel"/>
+    <w:tmpl w:val="47ACE8D6"/>
+    <w:lvl w:ilvl="0" w:tplc="04090001">
+      <w:start w:val="1"/>
+      <w:numFmt w:val="bullet"/>
+      <w:lvlText w:val=""/>
+      <w:lvlJc w:val="left"/>
+      <w:pPr>
+        <w:ind w:left="720" w:hanging="360"/>
+      </w:pPr>
+      <w:rPr>
+        <w:rFonts w:ascii="Symbol" w:hAnsi="Symbol" w:hint="default"/>
+      </w:rPr>
+    </w:lvl>
+    <w:lvl w:ilvl="1" w:tplc="04090003">
+      <w:start w:val="1"/>
+      <w:numFmt w:val="bullet"/>
+      <w:lvlText w:val="o"/>
+      <w:lvlJc w:val="left"/>
+      <w:pPr>
+        <w:ind w:left="1440" w:hanging="360"/>
+      </w:pPr>
+      <w:rPr>
+        <w:rFonts w:ascii="Courier New" w:hAnsi="Courier New" w:cs="Courier New" w:hint="default"/>
+      </w:rPr>
+    </w:lvl>
+    <w:lvl w:ilvl="2" w:tplc="04090005">
       <w:start w:val="1"/>
       <w:numFmt w:val="bullet"/>
       <w:lvlText w:val=""/>
@@ -13523,6 +15240,9 @@
   </w:num>
   <w:num w:numId="21">
     <w:abstractNumId w:val="11"/>
+  </w:num>
+  <w:num w:numId="22">
+    <w:abstractNumId w:val="21"/>
   </w:num>
 </w:numbering>
 </file>
@@ -14485,7 +16205,7 @@
 </file>
 
 <file path=customXml/itemProps1.xml><?xml version="1.0" encoding="utf-8"?>
-<ds:datastoreItem xmlns:ds="http://schemas.openxmlformats.org/officeDocument/2006/customXml" ds:itemID="{C66532C0-03B4-4E3D-BAB8-2CF692E3CB26}">
+<ds:datastoreItem xmlns:ds="http://schemas.openxmlformats.org/officeDocument/2006/customXml" ds:itemID="{48982FB5-0AD4-44B4-8545-DDBC08F2928C}">
   <ds:schemaRefs>
     <ds:schemaRef ds:uri="http://schemas.openxmlformats.org/officeDocument/2006/bibliography"/>
   </ds:schemaRefs>

--- a/docs/tech/ezEKP_자바_시스템_개요.docx
+++ b/docs/tech/ezEKP_자바_시스템_개요.docx
@@ -185,8 +185,6 @@
         </w:rPr>
         <w:t xml:space="preserve"> 문서이다.</w:t>
       </w:r>
-      <w:bookmarkStart w:id="1" w:name="_GoBack"/>
-      <w:bookmarkEnd w:id="1"/>
     </w:p>
     <w:sdt>
       <w:sdtPr>
@@ -1426,13 +1424,670 @@
       <w:pPr>
         <w:pStyle w:val="1"/>
       </w:pPr>
-      <w:bookmarkStart w:id="2" w:name="_Toc61392809"/>
+      <w:bookmarkStart w:id="1" w:name="_Toc61392809"/>
       <w:r>
         <w:rPr>
           <w:rFonts w:hint="eastAsia"/>
         </w:rPr>
         <w:lastRenderedPageBreak/>
         <w:t>개요</w:t>
+      </w:r>
+      <w:bookmarkEnd w:id="1"/>
+    </w:p>
+    <w:p>
+      <w:r>
+        <w:t xml:space="preserve"> </w:t>
+      </w:r>
+      <w:r>
+        <w:rPr>
+          <w:rFonts w:hint="eastAsia"/>
+        </w:rPr>
+        <w:t>ezEKP는 자사의 그룹웨어 제품의 이름이다.</w:t>
+      </w:r>
+      <w:r>
+        <w:t xml:space="preserve"> </w:t>
+      </w:r>
+      <w:r>
+        <w:rPr>
+          <w:rFonts w:hint="eastAsia"/>
+        </w:rPr>
+        <w:t xml:space="preserve">자사의 제품에는 </w:t>
+      </w:r>
+      <w:r>
+        <w:t>ez</w:t>
+      </w:r>
+      <w:r>
+        <w:rPr>
+          <w:rFonts w:hint="eastAsia"/>
+        </w:rPr>
+        <w:t xml:space="preserve">라는 접두어가 보통 붙게 되는데 </w:t>
+      </w:r>
+      <w:r>
+        <w:t xml:space="preserve">ezEKP, ezWorkspace, ezRendition </w:t>
+      </w:r>
+      <w:r>
+        <w:rPr>
+          <w:rFonts w:hint="eastAsia"/>
+        </w:rPr>
+        <w:t>등과 같다.</w:t>
+      </w:r>
+      <w:r>
+        <w:t xml:space="preserve"> </w:t>
+      </w:r>
+      <w:r>
+        <w:rPr>
+          <w:rFonts w:hint="eastAsia"/>
+        </w:rPr>
+        <w:t xml:space="preserve">그렇다면 </w:t>
+      </w:r>
+      <w:r>
+        <w:t>EKP</w:t>
+      </w:r>
+      <w:r>
+        <w:rPr>
+          <w:rFonts w:hint="eastAsia"/>
+        </w:rPr>
+        <w:t>는 무엇일까?</w:t>
+      </w:r>
+      <w:r>
+        <w:t xml:space="preserve"> </w:t>
+      </w:r>
+      <w:r>
+        <w:rPr>
+          <w:rFonts w:hint="eastAsia"/>
+        </w:rPr>
+        <w:t xml:space="preserve">인터넷을 검색해보면 </w:t>
+      </w:r>
+      <w:r>
+        <w:t>EKP</w:t>
+      </w:r>
+      <w:r>
+        <w:rPr>
+          <w:rFonts w:hint="eastAsia"/>
+        </w:rPr>
+        <w:t xml:space="preserve">는 </w:t>
+      </w:r>
+      <w:r>
+        <w:t>Enterprise Knowledge Portal</w:t>
+      </w:r>
+      <w:r>
+        <w:rPr>
+          <w:rFonts w:hint="eastAsia"/>
+        </w:rPr>
+        <w:t>의 약자</w:t>
+      </w:r>
+      <w:r>
+        <w:t>를</w:t>
+      </w:r>
+      <w:r>
+        <w:rPr>
+          <w:rFonts w:hint="eastAsia"/>
+        </w:rPr>
+        <w:t xml:space="preserve"> 의미한다.</w:t>
+      </w:r>
+      <w:r>
+        <w:t xml:space="preserve"> </w:t>
+      </w:r>
+      <w:r>
+        <w:rPr>
+          <w:rFonts w:hint="eastAsia"/>
+        </w:rPr>
+        <w:t>이는 지식 관리(K</w:t>
+      </w:r>
+      <w:r>
+        <w:t>nowledge Management)</w:t>
+      </w:r>
+      <w:r>
+        <w:rPr>
+          <w:rFonts w:hint="eastAsia"/>
+        </w:rPr>
+        <w:t>와 밀접한 연관이 있는 개념으로 지식 관리</w:t>
+      </w:r>
+      <w:r>
+        <w:rPr>
+          <w:rFonts w:hint="eastAsia"/>
+        </w:rPr>
+        <w:t xml:space="preserve"> 시스템은</w:t>
+      </w:r>
+      <w:r>
+        <w:rPr>
+          <w:rFonts w:hint="eastAsia"/>
+        </w:rPr>
+        <w:t xml:space="preserve"> </w:t>
+      </w:r>
+      <w:r>
+        <w:rPr>
+          <w:rFonts w:hint="eastAsia"/>
+        </w:rPr>
+        <w:t>조직</w:t>
+      </w:r>
+      <w:r>
+        <w:rPr>
+          <w:rFonts w:hint="eastAsia"/>
+        </w:rPr>
+        <w:t xml:space="preserve"> 내 다양한 지식 </w:t>
+      </w:r>
+      <w:r>
+        <w:rPr>
+          <w:rFonts w:hint="eastAsia"/>
+        </w:rPr>
+        <w:t>정보들을 체계적으로 축적 관리할 수 있도록 지원하는 시스템을 의미한다.</w:t>
+      </w:r>
+      <w:r>
+        <w:t xml:space="preserve"> EKP</w:t>
+      </w:r>
+      <w:r>
+        <w:rPr>
+          <w:rFonts w:hint="eastAsia"/>
+        </w:rPr>
+        <w:t xml:space="preserve">는 이러한 지식 관리 시스템과 그룹웨어의 기능들을 사용자가 쉽게 접근할 수 있도록 포탈 형식으로 한 화면에 통합하여 제공하는 시스템이라고 </w:t>
+      </w:r>
+      <w:r>
+        <w:rPr>
+          <w:rFonts w:hint="eastAsia"/>
+        </w:rPr>
+        <w:t>할</w:t>
+      </w:r>
+      <w:r>
+        <w:rPr>
+          <w:rFonts w:hint="eastAsia"/>
+        </w:rPr>
+        <w:t xml:space="preserve"> 수 있다.</w:t>
+      </w:r>
+      <w:r>
+        <w:t xml:space="preserve"> </w:t>
+      </w:r>
+      <w:r>
+        <w:rPr>
+          <w:rFonts w:hint="eastAsia"/>
+        </w:rPr>
+        <w:t>한</w:t>
+      </w:r>
+      <w:r>
+        <w:rPr>
+          <w:rFonts w:hint="eastAsia"/>
+        </w:rPr>
+        <w:t xml:space="preserve"> </w:t>
+      </w:r>
+      <w:r>
+        <w:rPr>
+          <w:rFonts w:hint="eastAsia"/>
+        </w:rPr>
+        <w:t>때 지식 관리가 크게 유행한 적이 있는데 당시 자사에서도 자사 그룹웨어 제품</w:t>
+      </w:r>
+      <w:r>
+        <w:rPr>
+          <w:rFonts w:hint="eastAsia"/>
+        </w:rPr>
+        <w:t>(닷넷 기반)</w:t>
+      </w:r>
+      <w:r>
+        <w:rPr>
+          <w:rFonts w:hint="eastAsia"/>
+        </w:rPr>
+        <w:t xml:space="preserve">에 지식 관리 기능을 구현하여 제공한 적이 있으며 이 때 </w:t>
+      </w:r>
+      <w:r>
+        <w:t>ezEKP</w:t>
+      </w:r>
+      <w:r>
+        <w:rPr>
+          <w:rFonts w:hint="eastAsia"/>
+        </w:rPr>
+        <w:t>라는 제품명을 사용했던 것으로 판단된다</w:t>
+      </w:r>
+      <w:r>
+        <w:rPr>
+          <w:rFonts w:hint="eastAsia"/>
+        </w:rPr>
+        <w:t>(판단된다는 표현을 사용하는 이유는 이 글을 작성하고 있는 필자</w:t>
+      </w:r>
+      <w:r>
+        <w:rPr>
+          <w:rFonts w:hint="eastAsia"/>
+        </w:rPr>
+        <w:t>가</w:t>
+      </w:r>
+      <w:r>
+        <w:rPr>
+          <w:rFonts w:hint="eastAsia"/>
+        </w:rPr>
+        <w:t xml:space="preserve"> </w:t>
+      </w:r>
+      <w:r>
+        <w:t>2015</w:t>
+      </w:r>
+      <w:r>
+        <w:rPr>
+          <w:rFonts w:hint="eastAsia"/>
+        </w:rPr>
+        <w:t xml:space="preserve">년 </w:t>
+      </w:r>
+      <w:r>
+        <w:t>10</w:t>
+      </w:r>
+      <w:r>
+        <w:rPr>
+          <w:rFonts w:hint="eastAsia"/>
+        </w:rPr>
+        <w:t>월에 자사에 입사하였기에 정확한 히스토리를 모르기 때문이다.</w:t>
+      </w:r>
+      <w:r>
+        <w:t xml:space="preserve"> </w:t>
+      </w:r>
+      <w:r>
+        <w:rPr>
+          <w:rFonts w:hint="eastAsia"/>
+        </w:rPr>
+        <w:t xml:space="preserve">어디까지나 지금 설명하고 있는 내용은 필자 개인이 </w:t>
+      </w:r>
+      <w:r>
+        <w:rPr>
+          <w:rFonts w:hint="eastAsia"/>
+        </w:rPr>
+        <w:t>나름대로</w:t>
+      </w:r>
+      <w:r>
+        <w:rPr>
+          <w:rFonts w:hint="eastAsia"/>
+        </w:rPr>
+        <w:t xml:space="preserve"> 파악한 내용들</w:t>
+      </w:r>
+      <w:r>
+        <w:rPr>
+          <w:rFonts w:hint="eastAsia"/>
+        </w:rPr>
+        <w:t xml:space="preserve">이라는 것을 염두에 </w:t>
+      </w:r>
+      <w:r>
+        <w:rPr>
+          <w:rFonts w:hint="eastAsia"/>
+        </w:rPr>
+        <w:t>두</w:t>
+      </w:r>
+      <w:r>
+        <w:t>기</w:t>
+      </w:r>
+      <w:r>
+        <w:rPr>
+          <w:rFonts w:hint="eastAsia"/>
+        </w:rPr>
+        <w:t xml:space="preserve"> 바란다</w:t>
+      </w:r>
+      <w:r>
+        <w:rPr>
+          <w:rFonts w:hint="eastAsia"/>
+        </w:rPr>
+        <w:t>.</w:t>
+      </w:r>
+      <w:r>
+        <w:t>)</w:t>
+      </w:r>
+      <w:r>
+        <w:t xml:space="preserve"> </w:t>
+      </w:r>
+      <w:r>
+        <w:rPr>
+          <w:rFonts w:hint="eastAsia"/>
+        </w:rPr>
+        <w:t xml:space="preserve">지금도 </w:t>
+      </w:r>
+      <w:r>
+        <w:rPr>
+          <w:rFonts w:hint="eastAsia"/>
+        </w:rPr>
+        <w:t xml:space="preserve">혼용해서 </w:t>
+      </w:r>
+      <w:r>
+        <w:rPr>
+          <w:rFonts w:hint="eastAsia"/>
+        </w:rPr>
+        <w:t>사용하</w:t>
+      </w:r>
+      <w:r>
+        <w:rPr>
+          <w:rFonts w:hint="eastAsia"/>
+        </w:rPr>
+        <w:t>고 있는</w:t>
+      </w:r>
+      <w:r>
+        <w:rPr>
+          <w:rFonts w:hint="eastAsia"/>
+        </w:rPr>
+        <w:t xml:space="preserve"> 이름이긴 하나 그 이전에는 자사 그룹웨어 </w:t>
+      </w:r>
+      <w:r>
+        <w:rPr>
+          <w:rFonts w:hint="eastAsia"/>
+        </w:rPr>
+        <w:t>제품명으로</w:t>
+      </w:r>
+      <w:r>
+        <w:rPr>
+          <w:rFonts w:hint="eastAsia"/>
+        </w:rPr>
+        <w:t xml:space="preserve"> </w:t>
+      </w:r>
+      <w:r>
+        <w:rPr>
+          <w:rFonts w:hint="eastAsia"/>
+        </w:rPr>
+        <w:t xml:space="preserve">주로 </w:t>
+      </w:r>
+      <w:r>
+        <w:t>ezFlow</w:t>
+      </w:r>
+      <w:r>
+        <w:rPr>
+          <w:rFonts w:hint="eastAsia"/>
+        </w:rPr>
+        <w:t xml:space="preserve">라는 </w:t>
+      </w:r>
+      <w:r>
+        <w:rPr>
+          <w:rFonts w:hint="eastAsia"/>
+        </w:rPr>
+        <w:t>이름</w:t>
+      </w:r>
+      <w:r>
+        <w:rPr>
+          <w:rFonts w:hint="eastAsia"/>
+        </w:rPr>
+        <w:t>을 사용했</w:t>
+      </w:r>
+      <w:r>
+        <w:rPr>
+          <w:rFonts w:hint="eastAsia"/>
+        </w:rPr>
+        <w:t xml:space="preserve">으며 여기서 </w:t>
+      </w:r>
+      <w:r>
+        <w:t>Flow</w:t>
+      </w:r>
+      <w:r>
+        <w:rPr>
+          <w:rFonts w:hint="eastAsia"/>
+        </w:rPr>
+        <w:t xml:space="preserve">는 </w:t>
+      </w:r>
+      <w:r>
+        <w:t>Workflow</w:t>
+      </w:r>
+      <w:r>
+        <w:rPr>
+          <w:rFonts w:hint="eastAsia"/>
+        </w:rPr>
+        <w:t>를 의미하는 것</w:t>
+      </w:r>
+      <w:r>
+        <w:rPr>
+          <w:rFonts w:hint="eastAsia"/>
+        </w:rPr>
+        <w:t>이라 할 수 있다</w:t>
+      </w:r>
+      <w:r>
+        <w:rPr>
+          <w:rFonts w:hint="eastAsia"/>
+        </w:rPr>
+        <w:t>.</w:t>
+      </w:r>
+      <w:r>
+        <w:t xml:space="preserve"> Workflow</w:t>
+      </w:r>
+      <w:r>
+        <w:rPr>
+          <w:rFonts w:hint="eastAsia"/>
+        </w:rPr>
+        <w:t xml:space="preserve">는 </w:t>
+      </w:r>
+      <w:r>
+        <w:rPr>
+          <w:rFonts w:hint="eastAsia"/>
+        </w:rPr>
+        <w:t xml:space="preserve">우리말로 </w:t>
+      </w:r>
+      <w:r>
+        <w:rPr>
+          <w:rFonts w:hint="eastAsia"/>
+        </w:rPr>
+        <w:t>업무 흐름 혹은 작업 흐름</w:t>
+      </w:r>
+      <w:r>
+        <w:rPr>
+          <w:rFonts w:hint="eastAsia"/>
+        </w:rPr>
+        <w:t xml:space="preserve"> 정도로 말할 수 있는데 이는 전자결재에서 업무를 진행하기 위해 기안을 올리고 결재자가 승인을 하는 일련의 작업 과정을 표현한 용어라고 할 수 있다.</w:t>
+      </w:r>
+      <w:r>
+        <w:t xml:space="preserve"> </w:t>
+      </w:r>
+    </w:p>
+    <w:p>
+      <w:r>
+        <w:t xml:space="preserve"> </w:t>
+      </w:r>
+      <w:r>
+        <w:rPr>
+          <w:rFonts w:hint="eastAsia"/>
+        </w:rPr>
+        <w:t xml:space="preserve">그룹웨어는 보통 조직 내 구성원들의 협업을 도와주는 시스템이라고 </w:t>
+      </w:r>
+      <w:r>
+        <w:rPr>
+          <w:rFonts w:hint="eastAsia"/>
+        </w:rPr>
+        <w:t>설명하는데 대표적인 기능으로 전자결재,</w:t>
+      </w:r>
+      <w:r>
+        <w:t xml:space="preserve"> </w:t>
+      </w:r>
+      <w:r>
+        <w:rPr>
+          <w:rFonts w:hint="eastAsia"/>
+        </w:rPr>
+        <w:t>메일,</w:t>
+      </w:r>
+      <w:r>
+        <w:t xml:space="preserve"> </w:t>
+      </w:r>
+      <w:r>
+        <w:rPr>
+          <w:rFonts w:hint="eastAsia"/>
+        </w:rPr>
+        <w:t>게시판,</w:t>
+      </w:r>
+      <w:r>
+        <w:t xml:space="preserve"> </w:t>
+      </w:r>
+      <w:r>
+        <w:rPr>
+          <w:rFonts w:hint="eastAsia"/>
+        </w:rPr>
+        <w:t>일정관리, 자원관리 등의 기능들을 제공하고 있다.</w:t>
+      </w:r>
+      <w:r>
+        <w:t xml:space="preserve"> </w:t>
+      </w:r>
+      <w:r>
+        <w:rPr>
+          <w:rFonts w:hint="eastAsia"/>
+        </w:rPr>
+        <w:t>이 중 가장 중요한 기능이 무엇이냐고 묻는다면 전자결재를 꼽을 수 있다.</w:t>
+      </w:r>
+      <w:r>
+        <w:t xml:space="preserve"> </w:t>
+      </w:r>
+      <w:r>
+        <w:rPr>
+          <w:rFonts w:hint="eastAsia"/>
+        </w:rPr>
+        <w:t xml:space="preserve">이 때문에 자사 그룹웨어 </w:t>
+      </w:r>
+      <w:r>
+        <w:rPr>
+          <w:rFonts w:hint="eastAsia"/>
+        </w:rPr>
+        <w:t>제품명으로</w:t>
+      </w:r>
+      <w:r>
+        <w:rPr>
+          <w:rFonts w:hint="eastAsia"/>
+        </w:rPr>
+        <w:t xml:space="preserve"> Workflow</w:t>
+      </w:r>
+      <w:r>
+        <w:t xml:space="preserve"> </w:t>
+      </w:r>
+      <w:r>
+        <w:rPr>
+          <w:rFonts w:hint="eastAsia"/>
+        </w:rPr>
+        <w:t xml:space="preserve">기반의 전자결재 기능을 강조하기 위해 </w:t>
+      </w:r>
+      <w:r>
+        <w:t>ezFlow</w:t>
+      </w:r>
+      <w:r>
+        <w:rPr>
+          <w:rFonts w:hint="eastAsia"/>
+        </w:rPr>
+        <w:t xml:space="preserve">라고 지었던 것으로 보이며 사업 초기에는 </w:t>
+      </w:r>
+      <w:r>
+        <w:t>ezFlow</w:t>
+      </w:r>
+      <w:r>
+        <w:rPr>
+          <w:rFonts w:hint="eastAsia"/>
+        </w:rPr>
+        <w:t xml:space="preserve">라고 부르다 지식 관리 기능이 더해지면서 </w:t>
+      </w:r>
+      <w:r>
+        <w:t>ezEKP</w:t>
+      </w:r>
+      <w:r>
+        <w:rPr>
+          <w:rFonts w:hint="eastAsia"/>
+        </w:rPr>
+        <w:t>라는</w:t>
+      </w:r>
+      <w:r>
+        <w:rPr>
+          <w:rFonts w:hint="eastAsia"/>
+        </w:rPr>
+        <w:t xml:space="preserve"> </w:t>
+      </w:r>
+      <w:r>
+        <w:rPr>
+          <w:rFonts w:hint="eastAsia"/>
+        </w:rPr>
+        <w:t>이름으로</w:t>
+      </w:r>
+      <w:r>
+        <w:rPr>
+          <w:rFonts w:hint="eastAsia"/>
+        </w:rPr>
+        <w:t xml:space="preserve"> 변경하게</w:t>
+      </w:r>
+      <w:r>
+        <w:rPr>
+          <w:rFonts w:hint="eastAsia"/>
+        </w:rPr>
+        <w:t xml:space="preserve"> 된 것으로 보인다.</w:t>
+      </w:r>
+      <w:r>
+        <w:t xml:space="preserve"> </w:t>
+      </w:r>
+      <w:r>
+        <w:rPr>
+          <w:rFonts w:hint="eastAsia"/>
+        </w:rPr>
+        <w:t xml:space="preserve">하지만 한 때 </w:t>
+      </w:r>
+      <w:r>
+        <w:rPr>
+          <w:rFonts w:hint="eastAsia"/>
+        </w:rPr>
+        <w:t xml:space="preserve">인기를 끌었던 지식 관리는 현재는 유행이 </w:t>
+      </w:r>
+      <w:r>
+        <w:rPr>
+          <w:rFonts w:hint="eastAsia"/>
+        </w:rPr>
+        <w:t xml:space="preserve">상당히 </w:t>
+      </w:r>
+      <w:r>
+        <w:rPr>
+          <w:rFonts w:hint="eastAsia"/>
+        </w:rPr>
+        <w:t>지나간 상태이며 지금은 자사 제품에서도 더 이상 지식 관리 기능을 제공하고 있지는 않다.</w:t>
+      </w:r>
+      <w:r>
+        <w:t xml:space="preserve"> </w:t>
+      </w:r>
+      <w:r>
+        <w:rPr>
+          <w:rFonts w:hint="eastAsia"/>
+        </w:rPr>
+        <w:t xml:space="preserve">따라서 더 이상 </w:t>
+      </w:r>
+      <w:r>
+        <w:t>ezEKP</w:t>
+      </w:r>
+      <w:r>
+        <w:rPr>
+          <w:rFonts w:hint="eastAsia"/>
+        </w:rPr>
+        <w:t xml:space="preserve">라는 이름은 정확한 것은 아니나 이에 상관없이 </w:t>
+      </w:r>
+      <w:r>
+        <w:t>ezEKP</w:t>
+      </w:r>
+      <w:r>
+        <w:rPr>
+          <w:rFonts w:hint="eastAsia"/>
+        </w:rPr>
+        <w:t xml:space="preserve">라고 부르고 있으며 때론 </w:t>
+      </w:r>
+      <w:r>
+        <w:t>ezFlow</w:t>
+      </w:r>
+      <w:r>
+        <w:rPr>
+          <w:rFonts w:hint="eastAsia"/>
+        </w:rPr>
+        <w:t>라고 혼용해서 부르</w:t>
+      </w:r>
+      <w:r>
+        <w:rPr>
+          <w:rFonts w:hint="eastAsia"/>
+        </w:rPr>
+        <w:t>고 있기도 하다.</w:t>
+      </w:r>
+    </w:p>
+    <w:p/>
+    <w:p>
+      <w:pPr>
+        <w:pStyle w:val="1"/>
+      </w:pPr>
+      <w:bookmarkStart w:id="2" w:name="_Toc61392810"/>
+      <w:r>
+        <w:rPr>
+          <w:rFonts w:hint="eastAsia"/>
+        </w:rPr>
+        <w:t xml:space="preserve">ezEKP 자바 </w:t>
+      </w:r>
+      <w:r>
+        <w:rPr>
+          <w:rFonts w:hint="eastAsia"/>
+        </w:rPr>
+        <w:t>간략</w:t>
+      </w:r>
+      <w:r>
+        <w:rPr>
+          <w:rFonts w:hint="eastAsia"/>
+        </w:rPr>
+        <w:t xml:space="preserve"> 히스토리</w:t>
       </w:r>
       <w:bookmarkEnd w:id="2"/>
     </w:p>
@@ -1444,220 +2099,305 @@
         <w:rPr>
           <w:rFonts w:hint="eastAsia"/>
         </w:rPr>
-        <w:t>ezEKP는 자사의 그룹웨어 제품의 이름이다.</w:t>
-      </w:r>
-      <w:r>
-        <w:t xml:space="preserve"> </w:t>
-      </w:r>
-      <w:r>
-        <w:rPr>
-          <w:rFonts w:hint="eastAsia"/>
-        </w:rPr>
-        <w:t xml:space="preserve">자사의 제품에는 </w:t>
-      </w:r>
-      <w:r>
-        <w:t>ez</w:t>
-      </w:r>
-      <w:r>
-        <w:rPr>
-          <w:rFonts w:hint="eastAsia"/>
-        </w:rPr>
-        <w:t xml:space="preserve">라는 접두어가 보통 붙게 되는데 </w:t>
-      </w:r>
-      <w:r>
-        <w:t xml:space="preserve">ezEKP, ezWorkspace, ezRendition </w:t>
-      </w:r>
-      <w:r>
-        <w:rPr>
-          <w:rFonts w:hint="eastAsia"/>
-        </w:rPr>
-        <w:t>등과 같다.</w:t>
-      </w:r>
-      <w:r>
-        <w:t xml:space="preserve"> </w:t>
-      </w:r>
-      <w:r>
-        <w:rPr>
-          <w:rFonts w:hint="eastAsia"/>
-        </w:rPr>
-        <w:t xml:space="preserve">그렇다면 </w:t>
-      </w:r>
-      <w:r>
-        <w:t>EKP</w:t>
-      </w:r>
-      <w:r>
-        <w:rPr>
-          <w:rFonts w:hint="eastAsia"/>
-        </w:rPr>
-        <w:t>는 무엇일까?</w:t>
-      </w:r>
-      <w:r>
-        <w:t xml:space="preserve"> </w:t>
-      </w:r>
-      <w:r>
-        <w:rPr>
-          <w:rFonts w:hint="eastAsia"/>
-        </w:rPr>
-        <w:t xml:space="preserve">인터넷을 검색해보면 </w:t>
-      </w:r>
-      <w:r>
-        <w:t>EKP</w:t>
-      </w:r>
-      <w:r>
-        <w:rPr>
-          <w:rFonts w:hint="eastAsia"/>
-        </w:rPr>
-        <w:t xml:space="preserve">는 </w:t>
-      </w:r>
-      <w:r>
-        <w:t>Enterprise Knowledge Portal</w:t>
-      </w:r>
-      <w:r>
-        <w:rPr>
-          <w:rFonts w:hint="eastAsia"/>
-        </w:rPr>
-        <w:t>의 약자</w:t>
-      </w:r>
-      <w:r>
+        <w:t xml:space="preserve">본래 </w:t>
+      </w:r>
+      <w:r>
+        <w:t>ezEKP</w:t>
+      </w:r>
+      <w:r>
+        <w:rPr>
+          <w:rFonts w:hint="eastAsia"/>
+        </w:rPr>
+        <w:t>는 닷넷 플랫폼을 기반으로 개발된 제품이다.</w:t>
+      </w:r>
+      <w:r>
+        <w:t xml:space="preserve"> </w:t>
+      </w:r>
+      <w:r>
+        <w:rPr>
+          <w:rFonts w:hint="eastAsia"/>
+        </w:rPr>
+        <w:t xml:space="preserve">자사는 </w:t>
+      </w:r>
+      <w:r>
+        <w:t>2000</w:t>
+      </w:r>
+      <w:r>
+        <w:rPr>
+          <w:rFonts w:hint="eastAsia"/>
+        </w:rPr>
+        <w:t xml:space="preserve">년에 설립된 이후 </w:t>
+      </w:r>
+      <w:r>
+        <w:rPr>
+          <w:rFonts w:hint="eastAsia"/>
+        </w:rPr>
+        <w:lastRenderedPageBreak/>
+        <w:t>오랫동안 주로 윈도우 기반의 기술 중심으로 사업을 수행해 왔다.</w:t>
+      </w:r>
+      <w:r>
+        <w:t xml:space="preserve"> </w:t>
+      </w:r>
+      <w:r>
+        <w:rPr>
+          <w:rFonts w:hint="eastAsia"/>
+        </w:rPr>
+        <w:t xml:space="preserve">한 때는 공공기관의 </w:t>
+      </w:r>
+      <w:r>
+        <w:t xml:space="preserve">MS </w:t>
+      </w:r>
+      <w:r>
+        <w:rPr>
+          <w:rFonts w:hint="eastAsia"/>
+        </w:rPr>
+        <w:t xml:space="preserve">제품 판매 총판을 맡기도 했고 </w:t>
+      </w:r>
+      <w:r>
+        <w:t>KT</w:t>
+      </w:r>
+      <w:r>
+        <w:rPr>
+          <w:rFonts w:hint="eastAsia"/>
+        </w:rPr>
+        <w:t xml:space="preserve">와 함께 하고 있는 </w:t>
+      </w:r>
+      <w:r>
+        <w:t>SaaS</w:t>
+      </w:r>
+      <w:r>
+        <w:rPr>
+          <w:rFonts w:hint="eastAsia"/>
+        </w:rPr>
+        <w:t>형 그룹웨어 서비스인 비즈메카(</w:t>
+      </w:r>
+      <w:r>
+        <w:t>Bizmeka)</w:t>
+      </w:r>
+      <w:r>
+        <w:rPr>
+          <w:rFonts w:hint="eastAsia"/>
+        </w:rPr>
+        <w:t>도 닷넷 기술을 기반으로 하고</w:t>
+      </w:r>
+      <w:r>
+        <w:rPr>
+          <w:rFonts w:hint="eastAsia"/>
+        </w:rPr>
+        <w:t xml:space="preserve"> 있을 정도로 MS</w:t>
+      </w:r>
+      <w:r>
+        <w:t xml:space="preserve"> </w:t>
+      </w:r>
+      <w:r>
+        <w:rPr>
+          <w:rFonts w:hint="eastAsia"/>
+        </w:rPr>
+        <w:t>기술과 밀접한 연관을 맺고 있다.</w:t>
+      </w:r>
+      <w:r>
+        <w:t xml:space="preserve"> </w:t>
+      </w:r>
+      <w:r>
+        <w:rPr>
+          <w:rFonts w:hint="eastAsia"/>
+        </w:rPr>
+        <w:t xml:space="preserve">닷넷 </w:t>
+      </w:r>
+      <w:r>
+        <w:rPr>
+          <w:rFonts w:hint="eastAsia"/>
+        </w:rPr>
+        <w:t xml:space="preserve">기술을 기반으로 하는 </w:t>
+      </w:r>
+      <w:r>
+        <w:t xml:space="preserve">ezEKP </w:t>
+      </w:r>
+      <w:r>
+        <w:rPr>
+          <w:rFonts w:hint="eastAsia"/>
+        </w:rPr>
+        <w:t xml:space="preserve">닷넷은 </w:t>
+      </w:r>
+      <w:r>
+        <w:rPr>
+          <w:rFonts w:hint="eastAsia"/>
+        </w:rPr>
+        <w:t xml:space="preserve">웹서버로 </w:t>
+      </w:r>
+      <w:r>
+        <w:t>IIS</w:t>
+      </w:r>
+      <w:r>
+        <w:rPr>
+          <w:rFonts w:hint="eastAsia"/>
+        </w:rPr>
+        <w:t>를 사용하고</w:t>
+      </w:r>
+      <w:r>
+        <w:t xml:space="preserve"> </w:t>
+      </w:r>
+      <w:r>
+        <w:rPr>
+          <w:rFonts w:hint="eastAsia"/>
+        </w:rPr>
+        <w:t>메일 서버</w:t>
+      </w:r>
+      <w:r>
+        <w:rPr>
+          <w:rFonts w:hint="eastAsia"/>
+        </w:rPr>
+        <w:t>로</w:t>
+      </w:r>
+      <w:r>
+        <w:rPr>
+          <w:rFonts w:hint="eastAsia"/>
+        </w:rPr>
+        <w:t>는</w:t>
+      </w:r>
+      <w:r>
+        <w:rPr>
+          <w:rFonts w:hint="eastAsia"/>
+        </w:rPr>
+        <w:t xml:space="preserve"> </w:t>
+      </w:r>
+      <w:r>
+        <w:t>MS Exchange</w:t>
+      </w:r>
+      <w:r>
+        <w:t xml:space="preserve"> </w:t>
+      </w:r>
+      <w:r>
+        <w:rPr>
+          <w:rFonts w:hint="eastAsia"/>
+        </w:rPr>
+        <w:t>서버</w:t>
+      </w:r>
+      <w:r>
+        <w:rPr>
+          <w:rFonts w:hint="eastAsia"/>
+        </w:rPr>
         <w:t>를</w:t>
       </w:r>
       <w:r>
         <w:rPr>
           <w:rFonts w:hint="eastAsia"/>
         </w:rPr>
-        <w:t xml:space="preserve"> 의미한다.</w:t>
-      </w:r>
-      <w:r>
-        <w:t xml:space="preserve"> </w:t>
-      </w:r>
-      <w:r>
-        <w:rPr>
-          <w:rFonts w:hint="eastAsia"/>
-        </w:rPr>
-        <w:t>이는 지식 관리(K</w:t>
-      </w:r>
-      <w:r>
-        <w:t>nowledge Management)</w:t>
-      </w:r>
-      <w:r>
-        <w:rPr>
-          <w:rFonts w:hint="eastAsia"/>
-        </w:rPr>
-        <w:t>와 밀접한 연관이 있는 개념으로 지식 관리</w:t>
-      </w:r>
-      <w:r>
-        <w:rPr>
-          <w:rFonts w:hint="eastAsia"/>
-        </w:rPr>
-        <w:t xml:space="preserve"> 시스템은</w:t>
-      </w:r>
-      <w:r>
-        <w:rPr>
-          <w:rFonts w:hint="eastAsia"/>
-        </w:rPr>
-        <w:t xml:space="preserve"> </w:t>
-      </w:r>
-      <w:r>
-        <w:rPr>
-          <w:rFonts w:hint="eastAsia"/>
-        </w:rPr>
-        <w:t>조직</w:t>
-      </w:r>
-      <w:r>
-        <w:rPr>
-          <w:rFonts w:hint="eastAsia"/>
-        </w:rPr>
-        <w:t xml:space="preserve"> 내 다양한 지식 </w:t>
-      </w:r>
-      <w:r>
-        <w:rPr>
-          <w:rFonts w:hint="eastAsia"/>
-        </w:rPr>
-        <w:t>정보들을 체계적으로 축적 관리할 수 있도록 지원하는 시스템을 의미한다.</w:t>
-      </w:r>
-      <w:r>
-        <w:t xml:space="preserve"> EKP</w:t>
-      </w:r>
-      <w:r>
-        <w:rPr>
-          <w:rFonts w:hint="eastAsia"/>
-        </w:rPr>
-        <w:t xml:space="preserve">는 이러한 지식 관리 시스템과 그룹웨어의 기능들을 사용자가 쉽게 접근할 수 있도록 포탈 형식으로 한 화면에 통합하여 제공하는 시스템이라고 </w:t>
-      </w:r>
-      <w:r>
-        <w:rPr>
-          <w:rFonts w:hint="eastAsia"/>
-        </w:rPr>
-        <w:t>할</w:t>
-      </w:r>
-      <w:r>
-        <w:rPr>
-          <w:rFonts w:hint="eastAsia"/>
-        </w:rPr>
-        <w:t xml:space="preserve"> 수 있다.</w:t>
-      </w:r>
-      <w:r>
-        <w:t xml:space="preserve"> </w:t>
-      </w:r>
-      <w:r>
-        <w:rPr>
-          <w:rFonts w:hint="eastAsia"/>
-        </w:rPr>
-        <w:t>한</w:t>
-      </w:r>
-      <w:r>
-        <w:rPr>
-          <w:rFonts w:hint="eastAsia"/>
-        </w:rPr>
-        <w:t xml:space="preserve"> </w:t>
-      </w:r>
-      <w:r>
-        <w:rPr>
-          <w:rFonts w:hint="eastAsia"/>
-        </w:rPr>
-        <w:t>때 지식 관리가 크게 유행한 적이 있는데 당시 자사에서도 자사 그룹웨어 제품</w:t>
-      </w:r>
-      <w:r>
-        <w:rPr>
-          <w:rFonts w:hint="eastAsia"/>
-        </w:rPr>
-        <w:t>(닷넷 기반)</w:t>
-      </w:r>
-      <w:r>
-        <w:rPr>
-          <w:rFonts w:hint="eastAsia"/>
-        </w:rPr>
-        <w:t xml:space="preserve">에 지식 관리 기능을 구현하여 제공한 적이 있으며 이 때 </w:t>
-      </w:r>
-      <w:r>
-        <w:t>ezEKP</w:t>
-      </w:r>
-      <w:r>
-        <w:rPr>
-          <w:rFonts w:hint="eastAsia"/>
-        </w:rPr>
-        <w:t>라는 제품명을 사용했던 것으로 판단된다</w:t>
-      </w:r>
-      <w:r>
-        <w:rPr>
-          <w:rFonts w:hint="eastAsia"/>
-        </w:rPr>
-        <w:t>(판단된다는 표현을 사용하는 이유는 이 글을 작성하고 있는 필자</w:t>
-      </w:r>
-      <w:r>
-        <w:rPr>
-          <w:rFonts w:hint="eastAsia"/>
-        </w:rPr>
-        <w:t>가</w:t>
-      </w:r>
-      <w:r>
-        <w:rPr>
-          <w:rFonts w:hint="eastAsia"/>
-        </w:rPr>
-        <w:t xml:space="preserve"> </w:t>
-      </w:r>
-      <w:r>
-        <w:t>2015</w:t>
+        <w:t xml:space="preserve"> 사용하며</w:t>
+      </w:r>
+      <w:r>
+        <w:t xml:space="preserve"> </w:t>
+      </w:r>
+      <w:r>
+        <w:rPr>
+          <w:rFonts w:hint="eastAsia"/>
+        </w:rPr>
+        <w:t>계정 시스템으로</w:t>
+      </w:r>
+      <w:r>
+        <w:rPr>
+          <w:rFonts w:hint="eastAsia"/>
+        </w:rPr>
+        <w:t xml:space="preserve"> </w:t>
+      </w:r>
+      <w:r>
+        <w:t xml:space="preserve">Active Directory </w:t>
+      </w:r>
+      <w:r>
+        <w:rPr>
+          <w:rFonts w:hint="eastAsia"/>
+        </w:rPr>
+        <w:t>서버</w:t>
+      </w:r>
+      <w:r>
+        <w:rPr>
+          <w:rFonts w:hint="eastAsia"/>
+        </w:rPr>
+        <w:t>를</w:t>
+      </w:r>
+      <w:r>
+        <w:rPr>
+          <w:rFonts w:hint="eastAsia"/>
+        </w:rPr>
+        <w:t xml:space="preserve"> 그리고 </w:t>
+      </w:r>
+      <w:r>
+        <w:rPr>
+          <w:rFonts w:hint="eastAsia"/>
+        </w:rPr>
+        <w:t>데이터베이스로</w:t>
+      </w:r>
+      <w:r>
+        <w:rPr>
+          <w:rFonts w:hint="eastAsia"/>
+        </w:rPr>
+        <w:t>는</w:t>
+      </w:r>
+      <w:r>
+        <w:rPr>
+          <w:rFonts w:hint="eastAsia"/>
+        </w:rPr>
+        <w:t xml:space="preserve"> </w:t>
+      </w:r>
+      <w:r>
+        <w:t xml:space="preserve">MSSQL </w:t>
+      </w:r>
+      <w:r>
+        <w:rPr>
+          <w:rFonts w:hint="eastAsia"/>
+        </w:rPr>
+        <w:t>서버</w:t>
+      </w:r>
+      <w:r>
+        <w:rPr>
+          <w:rFonts w:hint="eastAsia"/>
+        </w:rPr>
+        <w:t xml:space="preserve">를 </w:t>
+      </w:r>
+      <w:r>
+        <w:rPr>
+          <w:rFonts w:hint="eastAsia"/>
+        </w:rPr>
+        <w:t>사용하고 있다.</w:t>
+      </w:r>
+      <w:r>
+        <w:t xml:space="preserve"> MS </w:t>
+      </w:r>
+      <w:r>
+        <w:rPr>
+          <w:rFonts w:hint="eastAsia"/>
+        </w:rPr>
+        <w:t xml:space="preserve">제품에 대한 라이센스비가 높은 관계로 </w:t>
+      </w:r>
+      <w:r>
+        <w:t xml:space="preserve">ezEKP </w:t>
+      </w:r>
+      <w:r>
+        <w:rPr>
+          <w:rFonts w:hint="eastAsia"/>
+        </w:rPr>
+        <w:t xml:space="preserve">닷넷은 자바와 리눅스를 기반으로 하는 </w:t>
+      </w:r>
+      <w:r>
+        <w:rPr>
+          <w:rFonts w:hint="eastAsia"/>
+        </w:rPr>
+        <w:t>경쟁사의 제품에 비해 가격 경쟁력을 갖기가 힘들어 자사에서도 이를 고려하여 자바 기반의 그룹웨어 제품을 만</w:t>
+      </w:r>
+      <w:r>
+        <w:rPr>
+          <w:rFonts w:hint="eastAsia"/>
+        </w:rPr>
+        <w:t>들고자</w:t>
+      </w:r>
+      <w:r>
+        <w:rPr>
+          <w:rFonts w:hint="eastAsia"/>
+        </w:rPr>
+        <w:t xml:space="preserve"> </w:t>
+      </w:r>
+      <w:r>
+        <w:t>2014</w:t>
       </w:r>
       <w:r>
         <w:rPr>
@@ -1666,351 +2406,516 @@
         <w:t xml:space="preserve">년 </w:t>
       </w:r>
       <w:r>
-        <w:t>10</w:t>
-      </w:r>
-      <w:r>
-        <w:rPr>
-          <w:rFonts w:hint="eastAsia"/>
-        </w:rPr>
-        <w:t>월에 자사에 입사하였기에 정확한 히스토리를 모르기 때문이다.</w:t>
-      </w:r>
-      <w:r>
-        <w:t xml:space="preserve"> </w:t>
-      </w:r>
-      <w:r>
-        <w:rPr>
-          <w:rFonts w:hint="eastAsia"/>
-        </w:rPr>
-        <w:t xml:space="preserve">어디까지나 지금 설명하고 있는 내용은 필자 개인이 </w:t>
-      </w:r>
-      <w:r>
-        <w:rPr>
-          <w:rFonts w:hint="eastAsia"/>
-        </w:rPr>
-        <w:t>나름대로</w:t>
-      </w:r>
-      <w:r>
-        <w:rPr>
-          <w:rFonts w:hint="eastAsia"/>
-        </w:rPr>
-        <w:t xml:space="preserve"> 파악한 내용들</w:t>
-      </w:r>
-      <w:r>
-        <w:rPr>
-          <w:rFonts w:hint="eastAsia"/>
-        </w:rPr>
-        <w:t xml:space="preserve">이라는 것을 염두에 </w:t>
-      </w:r>
-      <w:r>
-        <w:rPr>
-          <w:rFonts w:hint="eastAsia"/>
-        </w:rPr>
-        <w:t>두</w:t>
-      </w:r>
-      <w:r>
-        <w:t>기</w:t>
-      </w:r>
-      <w:r>
-        <w:rPr>
-          <w:rFonts w:hint="eastAsia"/>
-        </w:rPr>
-        <w:t xml:space="preserve"> 바란다</w:t>
-      </w:r>
-      <w:r>
-        <w:rPr>
-          <w:rFonts w:hint="eastAsia"/>
-        </w:rPr>
-        <w:t>.</w:t>
-      </w:r>
-      <w:r>
-        <w:t>)</w:t>
-      </w:r>
-      <w:r>
-        <w:t xml:space="preserve"> </w:t>
-      </w:r>
-      <w:r>
-        <w:rPr>
-          <w:rFonts w:hint="eastAsia"/>
-        </w:rPr>
-        <w:t xml:space="preserve">지금도 </w:t>
-      </w:r>
-      <w:r>
-        <w:rPr>
-          <w:rFonts w:hint="eastAsia"/>
-        </w:rPr>
-        <w:t xml:space="preserve">혼용해서 </w:t>
-      </w:r>
-      <w:r>
-        <w:rPr>
-          <w:rFonts w:hint="eastAsia"/>
-        </w:rPr>
-        <w:t>사용하</w:t>
-      </w:r>
-      <w:r>
-        <w:rPr>
-          <w:rFonts w:hint="eastAsia"/>
-        </w:rPr>
-        <w:t>고 있는</w:t>
-      </w:r>
-      <w:r>
-        <w:rPr>
-          <w:rFonts w:hint="eastAsia"/>
-        </w:rPr>
-        <w:t xml:space="preserve"> 이름이긴 하나 그 이전에는 자사 그룹웨어 </w:t>
-      </w:r>
-      <w:r>
-        <w:rPr>
-          <w:rFonts w:hint="eastAsia"/>
-        </w:rPr>
-        <w:t>제품명으로</w:t>
-      </w:r>
-      <w:r>
-        <w:rPr>
-          <w:rFonts w:hint="eastAsia"/>
-        </w:rPr>
-        <w:t xml:space="preserve"> </w:t>
-      </w:r>
-      <w:r>
-        <w:rPr>
-          <w:rFonts w:hint="eastAsia"/>
-        </w:rPr>
-        <w:t xml:space="preserve">주로 </w:t>
-      </w:r>
-      <w:r>
-        <w:t>ezFlow</w:t>
-      </w:r>
-      <w:r>
-        <w:rPr>
-          <w:rFonts w:hint="eastAsia"/>
-        </w:rPr>
-        <w:t xml:space="preserve">라는 </w:t>
-      </w:r>
-      <w:r>
-        <w:rPr>
-          <w:rFonts w:hint="eastAsia"/>
-        </w:rPr>
-        <w:t>이름</w:t>
-      </w:r>
-      <w:r>
-        <w:rPr>
-          <w:rFonts w:hint="eastAsia"/>
-        </w:rPr>
-        <w:t>을 사용했</w:t>
-      </w:r>
-      <w:r>
-        <w:rPr>
-          <w:rFonts w:hint="eastAsia"/>
-        </w:rPr>
-        <w:t xml:space="preserve">으며 여기서 </w:t>
-      </w:r>
-      <w:r>
-        <w:t>Flow</w:t>
-      </w:r>
-      <w:r>
-        <w:rPr>
-          <w:rFonts w:hint="eastAsia"/>
-        </w:rPr>
-        <w:t xml:space="preserve">는 </w:t>
-      </w:r>
-      <w:r>
-        <w:t>Workflow</w:t>
-      </w:r>
-      <w:r>
-        <w:rPr>
-          <w:rFonts w:hint="eastAsia"/>
-        </w:rPr>
-        <w:t>를 의미하는 것</w:t>
-      </w:r>
-      <w:r>
-        <w:rPr>
-          <w:rFonts w:hint="eastAsia"/>
-        </w:rPr>
-        <w:t>이라 할 수 있다</w:t>
-      </w:r>
-      <w:r>
-        <w:rPr>
-          <w:rFonts w:hint="eastAsia"/>
-        </w:rPr>
-        <w:t>.</w:t>
-      </w:r>
-      <w:r>
-        <w:t xml:space="preserve"> Workflow</w:t>
-      </w:r>
-      <w:r>
-        <w:rPr>
-          <w:rFonts w:hint="eastAsia"/>
-        </w:rPr>
-        <w:t xml:space="preserve">는 </w:t>
-      </w:r>
-      <w:r>
-        <w:rPr>
-          <w:rFonts w:hint="eastAsia"/>
-        </w:rPr>
-        <w:t xml:space="preserve">우리말로 </w:t>
-      </w:r>
-      <w:r>
-        <w:rPr>
-          <w:rFonts w:hint="eastAsia"/>
-        </w:rPr>
-        <w:t>업무 흐름 혹은 작업 흐름</w:t>
-      </w:r>
-      <w:r>
-        <w:rPr>
-          <w:rFonts w:hint="eastAsia"/>
-        </w:rPr>
-        <w:t xml:space="preserve"> 정도로 말할 수 있는데 이는 전자결재에서 업무를 진행하기 위해 기안을 올리고 결재자가 승인을 하는 일련의 작업 과정을 표현한 용어라고 할 수 있다.</w:t>
-      </w:r>
-      <w:r>
-        <w:t xml:space="preserve"> </w:t>
+        <w:t>2</w:t>
+      </w:r>
+      <w:r>
+        <w:rPr>
+          <w:rFonts w:hint="eastAsia"/>
+        </w:rPr>
+        <w:t xml:space="preserve">명의 멤버를 시작으로 </w:t>
+      </w:r>
+      <w:r>
+        <w:rPr>
+          <w:rFonts w:hint="eastAsia"/>
+        </w:rPr>
+        <w:t xml:space="preserve">자바 개발팀을 </w:t>
+      </w:r>
+      <w:r>
+        <w:rPr>
+          <w:rFonts w:hint="eastAsia"/>
+        </w:rPr>
+        <w:t>구성하게 되었다.</w:t>
+      </w:r>
+      <w:r>
+        <w:t xml:space="preserve"> </w:t>
+      </w:r>
+      <w:r>
+        <w:rPr>
+          <w:rFonts w:hint="eastAsia"/>
+        </w:rPr>
+        <w:t>그 후 필자를 비롯한 추가적인 멤버들이 합류</w:t>
+      </w:r>
+      <w:r>
+        <w:rPr>
+          <w:rFonts w:hint="eastAsia"/>
+        </w:rPr>
+        <w:t xml:space="preserve">하기까지의 시간을 거쳐 </w:t>
+      </w:r>
+      <w:r>
+        <w:t>2016</w:t>
+      </w:r>
+      <w:r>
+        <w:rPr>
+          <w:rFonts w:hint="eastAsia"/>
+        </w:rPr>
+        <w:t xml:space="preserve">년 </w:t>
+      </w:r>
+      <w:r>
+        <w:t>3</w:t>
+      </w:r>
+      <w:r>
+        <w:rPr>
+          <w:rFonts w:hint="eastAsia"/>
+        </w:rPr>
+        <w:t xml:space="preserve">월경부터 자바 </w:t>
+      </w:r>
+      <w:r>
+        <w:rPr>
+          <w:rFonts w:hint="eastAsia"/>
+        </w:rPr>
+        <w:t xml:space="preserve">기반 </w:t>
+      </w:r>
+      <w:r>
+        <w:rPr>
+          <w:rFonts w:hint="eastAsia"/>
+        </w:rPr>
+        <w:t>그룹웨어의 본격적인 개발</w:t>
+      </w:r>
+      <w:r>
+        <w:rPr>
+          <w:rFonts w:hint="eastAsia"/>
+        </w:rPr>
+        <w:t>이 시작되었다.</w:t>
+      </w:r>
+      <w:r>
+        <w:t xml:space="preserve"> </w:t>
+      </w:r>
+      <w:r>
+        <w:rPr>
+          <w:rFonts w:hint="eastAsia"/>
+        </w:rPr>
+        <w:t xml:space="preserve">그 후 약 </w:t>
+      </w:r>
+      <w:r>
+        <w:t>1</w:t>
+      </w:r>
+      <w:r>
+        <w:rPr>
+          <w:rFonts w:hint="eastAsia"/>
+        </w:rPr>
+        <w:t>년여의 기간동안 개발</w:t>
+      </w:r>
+      <w:r>
+        <w:rPr>
+          <w:rFonts w:hint="eastAsia"/>
+        </w:rPr>
+        <w:t xml:space="preserve">이 진행되었고 </w:t>
+      </w:r>
+      <w:r>
+        <w:t>2017</w:t>
+      </w:r>
+      <w:r>
+        <w:rPr>
+          <w:rFonts w:hint="eastAsia"/>
+        </w:rPr>
+        <w:t xml:space="preserve">년 </w:t>
+      </w:r>
+      <w:r>
+        <w:t>4</w:t>
+      </w:r>
+      <w:r>
+        <w:rPr>
+          <w:rFonts w:hint="eastAsia"/>
+        </w:rPr>
+        <w:t>월경에 프리텔레콤이라는 첫 고객에게 제품이 판매되</w:t>
+      </w:r>
+      <w:r>
+        <w:rPr>
+          <w:rFonts w:hint="eastAsia"/>
+        </w:rPr>
+        <w:t>었다.</w:t>
+      </w:r>
+      <w:r>
+        <w:t xml:space="preserve"> </w:t>
+      </w:r>
+      <w:r>
+        <w:rPr>
+          <w:rFonts w:hint="eastAsia"/>
+        </w:rPr>
+        <w:t>초기에 나온 제품은 가장 기본적인 기능만을 갖추고 있었으며 당연히 문제점도 많이 갖고 있는 상태였다.</w:t>
+      </w:r>
+      <w:r>
+        <w:t xml:space="preserve"> </w:t>
+      </w:r>
+      <w:r>
+        <w:rPr>
+          <w:rFonts w:hint="eastAsia"/>
+        </w:rPr>
+        <w:t xml:space="preserve">보통 제품이 나오면 </w:t>
+      </w:r>
+      <w:r>
+        <w:t>1</w:t>
+      </w:r>
+      <w:r>
+        <w:rPr>
+          <w:rFonts w:hint="eastAsia"/>
+        </w:rPr>
+        <w:t>년 정도의 안정화 기간은 걸</w:t>
+      </w:r>
+      <w:r>
+        <w:rPr>
+          <w:rFonts w:hint="eastAsia"/>
+        </w:rPr>
+        <w:t>리기 마련이므로</w:t>
+      </w:r>
+      <w:r>
+        <w:rPr>
+          <w:rFonts w:hint="eastAsia"/>
+        </w:rPr>
+        <w:t xml:space="preserve"> 제품으로서의 형태를 </w:t>
+      </w:r>
+      <w:r>
+        <w:rPr>
+          <w:rFonts w:hint="eastAsia"/>
+        </w:rPr>
+        <w:t xml:space="preserve">어느 정도 </w:t>
+      </w:r>
+      <w:r>
+        <w:rPr>
+          <w:rFonts w:hint="eastAsia"/>
+        </w:rPr>
+        <w:t xml:space="preserve">갖추게 된 것은 </w:t>
+      </w:r>
+      <w:r>
+        <w:t>2018</w:t>
+      </w:r>
+      <w:r>
+        <w:rPr>
+          <w:rFonts w:hint="eastAsia"/>
+        </w:rPr>
+        <w:t xml:space="preserve">년 </w:t>
+      </w:r>
+      <w:r>
+        <w:t>4</w:t>
+      </w:r>
+      <w:r>
+        <w:rPr>
+          <w:rFonts w:hint="eastAsia"/>
+        </w:rPr>
+        <w:t>월 이후부터라고 볼 수 있</w:t>
+      </w:r>
+      <w:r>
+        <w:rPr>
+          <w:rFonts w:hint="eastAsia"/>
+        </w:rPr>
+        <w:t>다.</w:t>
+      </w:r>
+      <w:r>
+        <w:rPr>
+          <w:rFonts w:hint="eastAsia"/>
+        </w:rPr>
+        <w:t xml:space="preserve"> 그 후로 </w:t>
+      </w:r>
+      <w:r>
+        <w:t>2</w:t>
+      </w:r>
+      <w:r>
+        <w:rPr>
+          <w:rFonts w:hint="eastAsia"/>
+        </w:rPr>
+        <w:t xml:space="preserve">년 </w:t>
+      </w:r>
+      <w:r>
+        <w:t>6</w:t>
+      </w:r>
+      <w:r>
+        <w:rPr>
+          <w:rFonts w:hint="eastAsia"/>
+        </w:rPr>
+        <w:t xml:space="preserve">개월 정도의 </w:t>
+      </w:r>
+      <w:r>
+        <w:rPr>
+          <w:rFonts w:hint="eastAsia"/>
+        </w:rPr>
+        <w:t>시간이 지났</w:t>
+      </w:r>
+      <w:r>
+        <w:rPr>
+          <w:rFonts w:hint="eastAsia"/>
+        </w:rPr>
+        <w:t>을 뿐이므로</w:t>
+      </w:r>
+      <w:r>
+        <w:rPr>
+          <w:rFonts w:hint="eastAsia"/>
+        </w:rPr>
+        <w:t xml:space="preserve"> </w:t>
+      </w:r>
+      <w:r>
+        <w:t xml:space="preserve">ezEKP </w:t>
+      </w:r>
+      <w:r>
+        <w:rPr>
+          <w:rFonts w:hint="eastAsia"/>
+        </w:rPr>
+        <w:t xml:space="preserve">자바 제품은 사실 </w:t>
+      </w:r>
+      <w:r>
+        <w:rPr>
+          <w:rFonts w:hint="eastAsia"/>
+        </w:rPr>
+        <w:t>이제부터가 본격적으로 발전할 시기라고 할 수 있을 것 같다.</w:t>
       </w:r>
     </w:p>
     <w:p>
       <w:r>
-        <w:t xml:space="preserve"> </w:t>
-      </w:r>
-      <w:r>
-        <w:rPr>
-          <w:rFonts w:hint="eastAsia"/>
-        </w:rPr>
-        <w:t xml:space="preserve">그룹웨어는 보통 조직 내 구성원들의 협업을 도와주는 시스템이라고 </w:t>
-      </w:r>
-      <w:r>
-        <w:rPr>
-          <w:rFonts w:hint="eastAsia"/>
-        </w:rPr>
-        <w:t>설명하는데 대표적인 기능으로 전자결재,</w:t>
-      </w:r>
-      <w:r>
-        <w:t xml:space="preserve"> </w:t>
-      </w:r>
-      <w:r>
-        <w:rPr>
-          <w:rFonts w:hint="eastAsia"/>
-        </w:rPr>
-        <w:t>메일,</w:t>
-      </w:r>
-      <w:r>
-        <w:t xml:space="preserve"> </w:t>
-      </w:r>
-      <w:r>
-        <w:rPr>
-          <w:rFonts w:hint="eastAsia"/>
-        </w:rPr>
-        <w:t>게시판,</w:t>
-      </w:r>
-      <w:r>
-        <w:t xml:space="preserve"> </w:t>
-      </w:r>
-      <w:r>
-        <w:rPr>
-          <w:rFonts w:hint="eastAsia"/>
-        </w:rPr>
-        <w:t>일정관리, 자원관리 등의 기능들을 제공하고 있다.</w:t>
-      </w:r>
-      <w:r>
-        <w:t xml:space="preserve"> </w:t>
-      </w:r>
-      <w:r>
-        <w:rPr>
-          <w:rFonts w:hint="eastAsia"/>
-        </w:rPr>
-        <w:t>이 중 가장 중요한 기능이 무엇이냐고 묻는다면 전자결재를 꼽을 수 있다.</w:t>
-      </w:r>
-      <w:r>
-        <w:t xml:space="preserve"> </w:t>
-      </w:r>
-      <w:r>
-        <w:rPr>
-          <w:rFonts w:hint="eastAsia"/>
-        </w:rPr>
-        <w:t xml:space="preserve">이 때문에 자사 그룹웨어 </w:t>
-      </w:r>
-      <w:r>
-        <w:rPr>
-          <w:rFonts w:hint="eastAsia"/>
-        </w:rPr>
-        <w:t>제품명으로</w:t>
-      </w:r>
-      <w:r>
-        <w:rPr>
-          <w:rFonts w:hint="eastAsia"/>
-        </w:rPr>
-        <w:t xml:space="preserve"> Workflow</w:t>
-      </w:r>
-      <w:r>
-        <w:t xml:space="preserve"> </w:t>
-      </w:r>
-      <w:r>
-        <w:rPr>
-          <w:rFonts w:hint="eastAsia"/>
-        </w:rPr>
-        <w:t xml:space="preserve">기반의 전자결재 기능을 강조하기 위해 </w:t>
-      </w:r>
-      <w:r>
-        <w:t>ezFlow</w:t>
-      </w:r>
-      <w:r>
-        <w:rPr>
-          <w:rFonts w:hint="eastAsia"/>
-        </w:rPr>
-        <w:t xml:space="preserve">라고 지었던 것으로 보이며 사업 초기에는 </w:t>
-      </w:r>
-      <w:r>
-        <w:t>ezFlow</w:t>
-      </w:r>
-      <w:r>
-        <w:rPr>
-          <w:rFonts w:hint="eastAsia"/>
-        </w:rPr>
-        <w:t xml:space="preserve">라고 부르다 지식 관리 기능이 더해지면서 </w:t>
-      </w:r>
-      <w:r>
-        <w:t>ezEKP</w:t>
-      </w:r>
-      <w:r>
-        <w:rPr>
-          <w:rFonts w:hint="eastAsia"/>
-        </w:rPr>
-        <w:t>라는</w:t>
-      </w:r>
-      <w:r>
-        <w:rPr>
-          <w:rFonts w:hint="eastAsia"/>
-        </w:rPr>
-        <w:t xml:space="preserve"> </w:t>
-      </w:r>
-      <w:r>
-        <w:rPr>
-          <w:rFonts w:hint="eastAsia"/>
-        </w:rPr>
-        <w:t>이름으로</w:t>
-      </w:r>
-      <w:r>
-        <w:rPr>
-          <w:rFonts w:hint="eastAsia"/>
-        </w:rPr>
-        <w:t xml:space="preserve"> 변경하게</w:t>
-      </w:r>
-      <w:r>
-        <w:rPr>
-          <w:rFonts w:hint="eastAsia"/>
-        </w:rPr>
-        <w:t xml:space="preserve"> 된 것으로 보인다.</w:t>
-      </w:r>
-      <w:r>
-        <w:t xml:space="preserve"> </w:t>
-      </w:r>
-      <w:r>
-        <w:rPr>
-          <w:rFonts w:hint="eastAsia"/>
-        </w:rPr>
-        <w:t xml:space="preserve">하지만 한 때 </w:t>
-      </w:r>
-      <w:r>
-        <w:rPr>
-          <w:rFonts w:hint="eastAsia"/>
-        </w:rPr>
-        <w:t xml:space="preserve">인기를 끌었던 지식 관리는 현재는 유행이 </w:t>
+        <w:t xml:space="preserve">  </w:t>
+      </w:r>
+      <w:r>
+        <w:rPr>
+          <w:rFonts w:hint="eastAsia"/>
+        </w:rPr>
+        <w:t>초기에 자바 개발팀의 이름은 오픈솔루션팀이었다.</w:t>
+      </w:r>
+      <w:r>
+        <w:t xml:space="preserve"> </w:t>
+      </w:r>
+      <w:r>
+        <w:rPr>
+          <w:rFonts w:hint="eastAsia"/>
+        </w:rPr>
+        <w:t xml:space="preserve">이 때문에 팀내 레드마인이나 게시판 등에는 오픈솔루션팀이라는 이름을 </w:t>
+      </w:r>
+      <w:r>
+        <w:rPr>
+          <w:rFonts w:hint="eastAsia"/>
+        </w:rPr>
+        <w:t>종종</w:t>
+      </w:r>
+      <w:r>
+        <w:rPr>
+          <w:rFonts w:hint="eastAsia"/>
+        </w:rPr>
+        <w:t xml:space="preserve"> 발견할 수 있을 것이다.</w:t>
+      </w:r>
+      <w:r>
+        <w:t xml:space="preserve"> ezEKP </w:t>
+      </w:r>
+      <w:r>
+        <w:rPr>
+          <w:rFonts w:hint="eastAsia"/>
+        </w:rPr>
+        <w:t xml:space="preserve">자바를 초기 설계할 </w:t>
+      </w:r>
+      <w:r>
+        <w:rPr>
+          <w:rFonts w:hint="eastAsia"/>
+        </w:rPr>
+        <w:t xml:space="preserve">때 </w:t>
+      </w:r>
+      <w:r>
+        <w:t xml:space="preserve">ezEKP </w:t>
+      </w:r>
+      <w:r>
+        <w:rPr>
+          <w:rFonts w:hint="eastAsia"/>
+        </w:rPr>
+        <w:t>닷넷</w:t>
+      </w:r>
+      <w:r>
+        <w:rPr>
+          <w:rFonts w:hint="eastAsia"/>
+        </w:rPr>
+        <w:t xml:space="preserve">을 </w:t>
+      </w:r>
+      <w:r>
+        <w:rPr>
+          <w:rFonts w:hint="eastAsia"/>
+        </w:rPr>
+        <w:t>참고하여</w:t>
+      </w:r>
+      <w:r>
+        <w:rPr>
+          <w:rFonts w:hint="eastAsia"/>
+        </w:rPr>
+        <w:t xml:space="preserve"> 설계하였으며 기본적으로 최대한 동일하게 만들고자 하는 방향에 따라 개발되었다.</w:t>
+      </w:r>
+      <w:r>
+        <w:t xml:space="preserve"> DB </w:t>
+      </w:r>
+      <w:r>
+        <w:rPr>
+          <w:rFonts w:hint="eastAsia"/>
+        </w:rPr>
+        <w:t xml:space="preserve">테이블 구조를 최대한 유사하게 설계하였으며 </w:t>
+      </w:r>
+      <w:r>
+        <w:t>HTML, CSS, JavaScript</w:t>
+      </w:r>
+      <w:r>
+        <w:rPr>
+          <w:rFonts w:hint="eastAsia"/>
+        </w:rPr>
+        <w:t xml:space="preserve">와 같은 </w:t>
+      </w:r>
+      <w:r>
+        <w:t>Front-end</w:t>
+      </w:r>
+      <w:r>
+        <w:rPr>
+          <w:rFonts w:hint="eastAsia"/>
+        </w:rPr>
+        <w:t>단의 소스</w:t>
+      </w:r>
+      <w:r>
+        <w:rPr>
+          <w:rFonts w:hint="eastAsia"/>
+        </w:rPr>
+        <w:t>들을</w:t>
+      </w:r>
+      <w:r>
+        <w:rPr>
+          <w:rFonts w:hint="eastAsia"/>
+        </w:rPr>
+        <w:t xml:space="preserve"> 최대한 </w:t>
+      </w:r>
+      <w:r>
+        <w:rPr>
+          <w:rFonts w:hint="eastAsia"/>
+        </w:rPr>
+        <w:t>그대로</w:t>
+      </w:r>
+      <w:r>
+        <w:rPr>
+          <w:rFonts w:hint="eastAsia"/>
+        </w:rPr>
+        <w:t xml:space="preserve"> 활용하</w:t>
+      </w:r>
+      <w:r>
+        <w:rPr>
+          <w:rFonts w:hint="eastAsia"/>
+        </w:rPr>
+        <w:t>면</w:t>
+      </w:r>
+      <w:r>
+        <w:rPr>
+          <w:rFonts w:hint="eastAsia"/>
+        </w:rPr>
+        <w:t>서</w:t>
+      </w:r>
+      <w:r>
+        <w:rPr>
+          <w:rFonts w:hint="eastAsia"/>
+        </w:rPr>
+        <w:t xml:space="preserve"> </w:t>
+      </w:r>
+      <w:r>
+        <w:t>Back-end</w:t>
+      </w:r>
+      <w:r>
+        <w:rPr>
+          <w:rFonts w:hint="eastAsia"/>
+        </w:rPr>
+        <w:t xml:space="preserve">단의 </w:t>
+      </w:r>
+      <w:r>
+        <w:t xml:space="preserve">C# </w:t>
+      </w:r>
+      <w:r>
+        <w:rPr>
+          <w:rFonts w:hint="eastAsia"/>
+        </w:rPr>
+        <w:t xml:space="preserve">로직을 참고하여 자바 </w:t>
+      </w:r>
+      <w:r>
+        <w:rPr>
+          <w:rFonts w:hint="eastAsia"/>
+        </w:rPr>
+        <w:t xml:space="preserve">버전의 </w:t>
+      </w:r>
+      <w:r>
+        <w:t xml:space="preserve">Back-end </w:t>
+      </w:r>
+      <w:r>
+        <w:rPr>
+          <w:rFonts w:hint="eastAsia"/>
+        </w:rPr>
+        <w:t>코드를 작성하였다.</w:t>
+      </w:r>
+      <w:r>
+        <w:t xml:space="preserve"> </w:t>
+      </w:r>
+      <w:r>
+        <w:rPr>
+          <w:rFonts w:hint="eastAsia"/>
+        </w:rPr>
+        <w:t>재활용한 부분이 많은 만큼 개발 속도를 높일 수 있는 장점이 있었으나 또한 기존에 갖고 있던 문제들</w:t>
+      </w:r>
+      <w:r>
+        <w:rPr>
+          <w:rFonts w:hint="eastAsia"/>
+        </w:rPr>
+        <w:t>이</w:t>
+      </w:r>
+      <w:r>
+        <w:rPr>
+          <w:rFonts w:hint="eastAsia"/>
+        </w:rPr>
+        <w:t xml:space="preserve"> </w:t>
+      </w:r>
+      <w:r>
+        <w:rPr>
+          <w:rFonts w:hint="eastAsia"/>
+        </w:rPr>
+        <w:t>그대로 이어지는 단점도 있었다.</w:t>
+      </w:r>
+      <w:r>
+        <w:t xml:space="preserve"> </w:t>
+      </w:r>
+      <w:r>
+        <w:rPr>
+          <w:rFonts w:hint="eastAsia"/>
+        </w:rPr>
+        <w:t xml:space="preserve">이와 같은 방식으로 개발된 </w:t>
+      </w:r>
+      <w:r>
+        <w:t xml:space="preserve">ezEKP </w:t>
+      </w:r>
+      <w:r>
+        <w:rPr>
+          <w:rFonts w:hint="eastAsia"/>
+        </w:rPr>
+        <w:t xml:space="preserve">자바 초기 버전은 겉으로 볼 때 </w:t>
+      </w:r>
+      <w:r>
+        <w:t xml:space="preserve">ezEKP </w:t>
+      </w:r>
+      <w:r>
+        <w:rPr>
+          <w:rFonts w:hint="eastAsia"/>
+        </w:rPr>
+        <w:t>닷넷과 동일한 제품처럼 보였으나 그 후 개인화된 포털</w:t>
+      </w:r>
+      <w:r>
+        <w:rPr>
+          <w:rFonts w:hint="eastAsia"/>
+        </w:rPr>
+        <w:t>(Personalized Portal)</w:t>
+      </w:r>
+      <w:r>
+        <w:rPr>
+          <w:rFonts w:hint="eastAsia"/>
+        </w:rPr>
+        <w:t xml:space="preserve">을 구현하고 </w:t>
+      </w:r>
+      <w:r>
+        <w:t>UI</w:t>
+      </w:r>
+      <w:r>
+        <w:rPr>
+          <w:rFonts w:hint="eastAsia"/>
+        </w:rPr>
+        <w:t xml:space="preserve"> 개선 작업을 거치면서 지금은 </w:t>
+      </w:r>
+      <w:r>
+        <w:t xml:space="preserve">ezEKP </w:t>
+      </w:r>
+      <w:r>
+        <w:rPr>
+          <w:rFonts w:hint="eastAsia"/>
+        </w:rPr>
+        <w:t xml:space="preserve">닷넷과 </w:t>
       </w:r>
       <w:r>
         <w:rPr>
@@ -2022,49 +2927,7 @@
         <w:rPr>
           <w:rFonts w:hint="eastAsia"/>
         </w:rPr>
-        <w:t>지나간 상태이며 지금은 자사 제품에서도 더 이상 지식 관리 기능을 제공하고 있지는 않다.</w:t>
-      </w:r>
-      <w:r>
-        <w:t xml:space="preserve"> </w:t>
-      </w:r>
-      <w:r>
-        <w:rPr>
-          <w:rFonts w:hint="eastAsia"/>
-        </w:rPr>
-        <w:t xml:space="preserve">따라서 더 이상 </w:t>
-      </w:r>
-      <w:r>
-        <w:t>ezEKP</w:t>
-      </w:r>
-      <w:r>
-        <w:rPr>
-          <w:rFonts w:hint="eastAsia"/>
-        </w:rPr>
-        <w:t xml:space="preserve">라는 이름은 정확한 것은 아니나 이에 상관없이 </w:t>
-      </w:r>
-      <w:r>
-        <w:t>ezEKP</w:t>
-      </w:r>
-      <w:r>
-        <w:rPr>
-          <w:rFonts w:hint="eastAsia"/>
-        </w:rPr>
-        <w:t xml:space="preserve">라고 부르고 있으며 때론 </w:t>
-      </w:r>
-      <w:r>
-        <w:t>ezFlow</w:t>
-      </w:r>
-      <w:r>
-        <w:rPr>
-          <w:rFonts w:hint="eastAsia"/>
-        </w:rPr>
-        <w:t>라고 혼용해서 부르</w:t>
-      </w:r>
-      <w:r>
-        <w:rPr>
-          <w:rFonts w:hint="eastAsia"/>
-        </w:rPr>
-        <w:t>고 있기도 하다.</w:t>
+        <w:t>다른 모습을 갖추게 되었다.</w:t>
       </w:r>
     </w:p>
     <w:p/>
@@ -2072,7 +2935,7 @@
       <w:pPr>
         <w:pStyle w:val="1"/>
       </w:pPr>
-      <w:bookmarkStart w:id="3" w:name="_Toc61392810"/>
+      <w:bookmarkStart w:id="3" w:name="_Toc61392811"/>
       <w:r>
         <w:rPr>
           <w:rFonts w:hint="eastAsia"/>
@@ -2083,880 +2946,15 @@
         <w:rPr>
           <w:rFonts w:hint="eastAsia"/>
         </w:rPr>
-        <w:t>간략</w:t>
-      </w:r>
-      <w:r>
-        <w:rPr>
-          <w:rFonts w:hint="eastAsia"/>
-        </w:rPr>
-        <w:t xml:space="preserve"> 히스토리</w:t>
+        <w:t xml:space="preserve">모듈 </w:t>
+      </w:r>
+      <w:r>
+        <w:rPr>
+          <w:rFonts w:hint="eastAsia"/>
+        </w:rPr>
+        <w:t>구성</w:t>
       </w:r>
       <w:bookmarkEnd w:id="3"/>
-    </w:p>
-    <w:p>
-      <w:r>
-        <w:t xml:space="preserve"> </w:t>
-      </w:r>
-      <w:r>
-        <w:rPr>
-          <w:rFonts w:hint="eastAsia"/>
-        </w:rPr>
-        <w:t xml:space="preserve">본래 </w:t>
-      </w:r>
-      <w:r>
-        <w:t>ezEKP</w:t>
-      </w:r>
-      <w:r>
-        <w:rPr>
-          <w:rFonts w:hint="eastAsia"/>
-        </w:rPr>
-        <w:t>는 닷넷 플랫폼을 기반으로 개발된 제품이다.</w:t>
-      </w:r>
-      <w:r>
-        <w:t xml:space="preserve"> </w:t>
-      </w:r>
-      <w:r>
-        <w:rPr>
-          <w:rFonts w:hint="eastAsia"/>
-        </w:rPr>
-        <w:t xml:space="preserve">자사는 </w:t>
-      </w:r>
-      <w:r>
-        <w:t>2000</w:t>
-      </w:r>
-      <w:r>
-        <w:rPr>
-          <w:rFonts w:hint="eastAsia"/>
-        </w:rPr>
-        <w:t xml:space="preserve">년에 설립된 이후 </w:t>
-      </w:r>
-      <w:r>
-        <w:rPr>
-          <w:rFonts w:hint="eastAsia"/>
-        </w:rPr>
-        <w:lastRenderedPageBreak/>
-        <w:t>오랫동안 주로 윈도우 기반의 기술 중심으로 사업을 수행해 왔다.</w:t>
-      </w:r>
-      <w:r>
-        <w:t xml:space="preserve"> </w:t>
-      </w:r>
-      <w:r>
-        <w:rPr>
-          <w:rFonts w:hint="eastAsia"/>
-        </w:rPr>
-        <w:t xml:space="preserve">한 때는 공공기관의 </w:t>
-      </w:r>
-      <w:r>
-        <w:t xml:space="preserve">MS </w:t>
-      </w:r>
-      <w:r>
-        <w:rPr>
-          <w:rFonts w:hint="eastAsia"/>
-        </w:rPr>
-        <w:t xml:space="preserve">제품 판매 총판을 맡기도 했고 </w:t>
-      </w:r>
-      <w:r>
-        <w:t>KT</w:t>
-      </w:r>
-      <w:r>
-        <w:rPr>
-          <w:rFonts w:hint="eastAsia"/>
-        </w:rPr>
-        <w:t xml:space="preserve">와 함께 하고 있는 </w:t>
-      </w:r>
-      <w:r>
-        <w:t>SaaS</w:t>
-      </w:r>
-      <w:r>
-        <w:rPr>
-          <w:rFonts w:hint="eastAsia"/>
-        </w:rPr>
-        <w:t>형 그룹웨어 서비스인 비즈메카(</w:t>
-      </w:r>
-      <w:r>
-        <w:t>Bizmeka)</w:t>
-      </w:r>
-      <w:r>
-        <w:rPr>
-          <w:rFonts w:hint="eastAsia"/>
-        </w:rPr>
-        <w:t>도 닷넷 기술을 기반으로 하고</w:t>
-      </w:r>
-      <w:r>
-        <w:rPr>
-          <w:rFonts w:hint="eastAsia"/>
-        </w:rPr>
-        <w:t xml:space="preserve"> 있을 정도로 MS</w:t>
-      </w:r>
-      <w:r>
-        <w:t xml:space="preserve"> </w:t>
-      </w:r>
-      <w:r>
-        <w:rPr>
-          <w:rFonts w:hint="eastAsia"/>
-        </w:rPr>
-        <w:t>기술과 밀접한 연관을 맺고 있다.</w:t>
-      </w:r>
-      <w:r>
-        <w:t xml:space="preserve"> </w:t>
-      </w:r>
-      <w:r>
-        <w:rPr>
-          <w:rFonts w:hint="eastAsia"/>
-        </w:rPr>
-        <w:t xml:space="preserve">닷넷 </w:t>
-      </w:r>
-      <w:r>
-        <w:rPr>
-          <w:rFonts w:hint="eastAsia"/>
-        </w:rPr>
-        <w:t xml:space="preserve">기술을 기반으로 하는 </w:t>
-      </w:r>
-      <w:r>
-        <w:t xml:space="preserve">ezEKP </w:t>
-      </w:r>
-      <w:r>
-        <w:rPr>
-          <w:rFonts w:hint="eastAsia"/>
-        </w:rPr>
-        <w:t xml:space="preserve">닷넷은 </w:t>
-      </w:r>
-      <w:r>
-        <w:rPr>
-          <w:rFonts w:hint="eastAsia"/>
-        </w:rPr>
-        <w:t xml:space="preserve">웹서버로 </w:t>
-      </w:r>
-      <w:r>
-        <w:t>IIS</w:t>
-      </w:r>
-      <w:r>
-        <w:rPr>
-          <w:rFonts w:hint="eastAsia"/>
-        </w:rPr>
-        <w:t>를 사용하고</w:t>
-      </w:r>
-      <w:r>
-        <w:t xml:space="preserve"> </w:t>
-      </w:r>
-      <w:r>
-        <w:rPr>
-          <w:rFonts w:hint="eastAsia"/>
-        </w:rPr>
-        <w:t>메일 서버</w:t>
-      </w:r>
-      <w:r>
-        <w:rPr>
-          <w:rFonts w:hint="eastAsia"/>
-        </w:rPr>
-        <w:t>로</w:t>
-      </w:r>
-      <w:r>
-        <w:rPr>
-          <w:rFonts w:hint="eastAsia"/>
-        </w:rPr>
-        <w:t>는</w:t>
-      </w:r>
-      <w:r>
-        <w:rPr>
-          <w:rFonts w:hint="eastAsia"/>
-        </w:rPr>
-        <w:t xml:space="preserve"> </w:t>
-      </w:r>
-      <w:r>
-        <w:t>MS Exchange</w:t>
-      </w:r>
-      <w:r>
-        <w:t xml:space="preserve"> </w:t>
-      </w:r>
-      <w:r>
-        <w:rPr>
-          <w:rFonts w:hint="eastAsia"/>
-        </w:rPr>
-        <w:t>서버</w:t>
-      </w:r>
-      <w:r>
-        <w:rPr>
-          <w:rFonts w:hint="eastAsia"/>
-        </w:rPr>
-        <w:t>를</w:t>
-      </w:r>
-      <w:r>
-        <w:rPr>
-          <w:rFonts w:hint="eastAsia"/>
-        </w:rPr>
-        <w:t xml:space="preserve"> 사용하며</w:t>
-      </w:r>
-      <w:r>
-        <w:t xml:space="preserve"> </w:t>
-      </w:r>
-      <w:r>
-        <w:rPr>
-          <w:rFonts w:hint="eastAsia"/>
-        </w:rPr>
-        <w:t>계정 시스템으로</w:t>
-      </w:r>
-      <w:r>
-        <w:rPr>
-          <w:rFonts w:hint="eastAsia"/>
-        </w:rPr>
-        <w:t xml:space="preserve"> </w:t>
-      </w:r>
-      <w:r>
-        <w:t xml:space="preserve">Active Directory </w:t>
-      </w:r>
-      <w:r>
-        <w:rPr>
-          <w:rFonts w:hint="eastAsia"/>
-        </w:rPr>
-        <w:t>서버</w:t>
-      </w:r>
-      <w:r>
-        <w:rPr>
-          <w:rFonts w:hint="eastAsia"/>
-        </w:rPr>
-        <w:t>를</w:t>
-      </w:r>
-      <w:r>
-        <w:rPr>
-          <w:rFonts w:hint="eastAsia"/>
-        </w:rPr>
-        <w:t xml:space="preserve"> 그리고 </w:t>
-      </w:r>
-      <w:r>
-        <w:rPr>
-          <w:rFonts w:hint="eastAsia"/>
-        </w:rPr>
-        <w:t>데이터베이스로</w:t>
-      </w:r>
-      <w:r>
-        <w:rPr>
-          <w:rFonts w:hint="eastAsia"/>
-        </w:rPr>
-        <w:t>는</w:t>
-      </w:r>
-      <w:r>
-        <w:rPr>
-          <w:rFonts w:hint="eastAsia"/>
-        </w:rPr>
-        <w:t xml:space="preserve"> </w:t>
-      </w:r>
-      <w:r>
-        <w:t xml:space="preserve">MSSQL </w:t>
-      </w:r>
-      <w:r>
-        <w:rPr>
-          <w:rFonts w:hint="eastAsia"/>
-        </w:rPr>
-        <w:t>서버</w:t>
-      </w:r>
-      <w:r>
-        <w:rPr>
-          <w:rFonts w:hint="eastAsia"/>
-        </w:rPr>
-        <w:t xml:space="preserve">를 </w:t>
-      </w:r>
-      <w:r>
-        <w:rPr>
-          <w:rFonts w:hint="eastAsia"/>
-        </w:rPr>
-        <w:t>사용하고 있다.</w:t>
-      </w:r>
-      <w:r>
-        <w:t xml:space="preserve"> MS </w:t>
-      </w:r>
-      <w:r>
-        <w:rPr>
-          <w:rFonts w:hint="eastAsia"/>
-        </w:rPr>
-        <w:t xml:space="preserve">제품에 대한 라이센스비가 높은 관계로 </w:t>
-      </w:r>
-      <w:r>
-        <w:t xml:space="preserve">ezEKP </w:t>
-      </w:r>
-      <w:r>
-        <w:rPr>
-          <w:rFonts w:hint="eastAsia"/>
-        </w:rPr>
-        <w:t xml:space="preserve">닷넷은 자바와 리눅스를 기반으로 하는 </w:t>
-      </w:r>
-      <w:r>
-        <w:rPr>
-          <w:rFonts w:hint="eastAsia"/>
-        </w:rPr>
-        <w:t>경쟁사의 제품에 비해 가격 경쟁력을 갖기가 힘들어 자사에서도 이를 고려하여 자바 기반의 그룹웨어 제품을 만</w:t>
-      </w:r>
-      <w:r>
-        <w:rPr>
-          <w:rFonts w:hint="eastAsia"/>
-        </w:rPr>
-        <w:t>들고자</w:t>
-      </w:r>
-      <w:r>
-        <w:rPr>
-          <w:rFonts w:hint="eastAsia"/>
-        </w:rPr>
-        <w:t xml:space="preserve"> </w:t>
-      </w:r>
-      <w:r>
-        <w:t>2014</w:t>
-      </w:r>
-      <w:r>
-        <w:rPr>
-          <w:rFonts w:hint="eastAsia"/>
-        </w:rPr>
-        <w:t xml:space="preserve">년 </w:t>
-      </w:r>
-      <w:r>
-        <w:t>2</w:t>
-      </w:r>
-      <w:r>
-        <w:rPr>
-          <w:rFonts w:hint="eastAsia"/>
-        </w:rPr>
-        <w:t xml:space="preserve">명의 멤버를 시작으로 </w:t>
-      </w:r>
-      <w:r>
-        <w:rPr>
-          <w:rFonts w:hint="eastAsia"/>
-        </w:rPr>
-        <w:t xml:space="preserve">자바 개발팀을 </w:t>
-      </w:r>
-      <w:r>
-        <w:rPr>
-          <w:rFonts w:hint="eastAsia"/>
-        </w:rPr>
-        <w:t>구성하게 되었다.</w:t>
-      </w:r>
-      <w:r>
-        <w:t xml:space="preserve"> </w:t>
-      </w:r>
-      <w:r>
-        <w:rPr>
-          <w:rFonts w:hint="eastAsia"/>
-        </w:rPr>
-        <w:t>그 후 필자를 비롯한 추가적인 멤버들이 합류</w:t>
-      </w:r>
-      <w:r>
-        <w:rPr>
-          <w:rFonts w:hint="eastAsia"/>
-        </w:rPr>
-        <w:t xml:space="preserve">하기까지의 시간을 거쳐 </w:t>
-      </w:r>
-      <w:r>
-        <w:t>2016</w:t>
-      </w:r>
-      <w:r>
-        <w:rPr>
-          <w:rFonts w:hint="eastAsia"/>
-        </w:rPr>
-        <w:t xml:space="preserve">년 </w:t>
-      </w:r>
-      <w:r>
-        <w:t>3</w:t>
-      </w:r>
-      <w:r>
-        <w:rPr>
-          <w:rFonts w:hint="eastAsia"/>
-        </w:rPr>
-        <w:t xml:space="preserve">월경부터 자바 </w:t>
-      </w:r>
-      <w:r>
-        <w:rPr>
-          <w:rFonts w:hint="eastAsia"/>
-        </w:rPr>
-        <w:t xml:space="preserve">기반 </w:t>
-      </w:r>
-      <w:r>
-        <w:rPr>
-          <w:rFonts w:hint="eastAsia"/>
-        </w:rPr>
-        <w:t>그룹웨어의 본격적인 개발</w:t>
-      </w:r>
-      <w:r>
-        <w:rPr>
-          <w:rFonts w:hint="eastAsia"/>
-        </w:rPr>
-        <w:t>이 시작되었다.</w:t>
-      </w:r>
-      <w:r>
-        <w:t xml:space="preserve"> </w:t>
-      </w:r>
-      <w:r>
-        <w:rPr>
-          <w:rFonts w:hint="eastAsia"/>
-        </w:rPr>
-        <w:t xml:space="preserve">그 후 약 </w:t>
-      </w:r>
-      <w:r>
-        <w:t>1</w:t>
-      </w:r>
-      <w:r>
-        <w:rPr>
-          <w:rFonts w:hint="eastAsia"/>
-        </w:rPr>
-        <w:t>년여의 기간동안 개발</w:t>
-      </w:r>
-      <w:r>
-        <w:rPr>
-          <w:rFonts w:hint="eastAsia"/>
-        </w:rPr>
-        <w:t xml:space="preserve">이 진행되었고 </w:t>
-      </w:r>
-      <w:r>
-        <w:t>2017</w:t>
-      </w:r>
-      <w:r>
-        <w:rPr>
-          <w:rFonts w:hint="eastAsia"/>
-        </w:rPr>
-        <w:t xml:space="preserve">년 </w:t>
-      </w:r>
-      <w:r>
-        <w:t>4</w:t>
-      </w:r>
-      <w:r>
-        <w:rPr>
-          <w:rFonts w:hint="eastAsia"/>
-        </w:rPr>
-        <w:t>월경에 프리텔레콤이라는 첫 고객에게 제품이 판매되</w:t>
-      </w:r>
-      <w:r>
-        <w:rPr>
-          <w:rFonts w:hint="eastAsia"/>
-        </w:rPr>
-        <w:t>었다.</w:t>
-      </w:r>
-      <w:r>
-        <w:t xml:space="preserve"> </w:t>
-      </w:r>
-      <w:r>
-        <w:rPr>
-          <w:rFonts w:hint="eastAsia"/>
-        </w:rPr>
-        <w:t>초기에 나온 제품은 가장 기본적인 기능만을 갖추고 있었으며 당연히 문제점도 많이 갖고 있는 상태였다.</w:t>
-      </w:r>
-      <w:r>
-        <w:t xml:space="preserve"> </w:t>
-      </w:r>
-      <w:r>
-        <w:rPr>
-          <w:rFonts w:hint="eastAsia"/>
-        </w:rPr>
-        <w:t xml:space="preserve">보통 제품이 나오면 </w:t>
-      </w:r>
-      <w:r>
-        <w:t>1</w:t>
-      </w:r>
-      <w:r>
-        <w:rPr>
-          <w:rFonts w:hint="eastAsia"/>
-        </w:rPr>
-        <w:t>년 정도의 안정화 기간은 걸</w:t>
-      </w:r>
-      <w:r>
-        <w:rPr>
-          <w:rFonts w:hint="eastAsia"/>
-        </w:rPr>
-        <w:t>리기 마련이므로</w:t>
-      </w:r>
-      <w:r>
-        <w:rPr>
-          <w:rFonts w:hint="eastAsia"/>
-        </w:rPr>
-        <w:t xml:space="preserve"> 제품으로서의 형태를 </w:t>
-      </w:r>
-      <w:r>
-        <w:rPr>
-          <w:rFonts w:hint="eastAsia"/>
-        </w:rPr>
-        <w:t xml:space="preserve">어느 정도 </w:t>
-      </w:r>
-      <w:r>
-        <w:rPr>
-          <w:rFonts w:hint="eastAsia"/>
-        </w:rPr>
-        <w:t xml:space="preserve">갖추게 된 것은 </w:t>
-      </w:r>
-      <w:r>
-        <w:t>2018</w:t>
-      </w:r>
-      <w:r>
-        <w:rPr>
-          <w:rFonts w:hint="eastAsia"/>
-        </w:rPr>
-        <w:t xml:space="preserve">년 </w:t>
-      </w:r>
-      <w:r>
-        <w:t>4</w:t>
-      </w:r>
-      <w:r>
-        <w:rPr>
-          <w:rFonts w:hint="eastAsia"/>
-        </w:rPr>
-        <w:t>월 이후부터라고 볼 수 있</w:t>
-      </w:r>
-      <w:r>
-        <w:rPr>
-          <w:rFonts w:hint="eastAsia"/>
-        </w:rPr>
-        <w:t>다.</w:t>
-      </w:r>
-      <w:r>
-        <w:rPr>
-          <w:rFonts w:hint="eastAsia"/>
-        </w:rPr>
-        <w:t xml:space="preserve"> 그 후로 </w:t>
-      </w:r>
-      <w:r>
-        <w:t>2</w:t>
-      </w:r>
-      <w:r>
-        <w:rPr>
-          <w:rFonts w:hint="eastAsia"/>
-        </w:rPr>
-        <w:t xml:space="preserve">년 </w:t>
-      </w:r>
-      <w:r>
-        <w:t>6</w:t>
-      </w:r>
-      <w:r>
-        <w:rPr>
-          <w:rFonts w:hint="eastAsia"/>
-        </w:rPr>
-        <w:t xml:space="preserve">개월 정도의 </w:t>
-      </w:r>
-      <w:r>
-        <w:rPr>
-          <w:rFonts w:hint="eastAsia"/>
-        </w:rPr>
-        <w:t>시간이 지났</w:t>
-      </w:r>
-      <w:r>
-        <w:rPr>
-          <w:rFonts w:hint="eastAsia"/>
-        </w:rPr>
-        <w:t>을 뿐이므로</w:t>
-      </w:r>
-      <w:r>
-        <w:rPr>
-          <w:rFonts w:hint="eastAsia"/>
-        </w:rPr>
-        <w:t xml:space="preserve"> </w:t>
-      </w:r>
-      <w:r>
-        <w:t xml:space="preserve">ezEKP </w:t>
-      </w:r>
-      <w:r>
-        <w:rPr>
-          <w:rFonts w:hint="eastAsia"/>
-        </w:rPr>
-        <w:t xml:space="preserve">자바 제품은 사실 </w:t>
-      </w:r>
-      <w:r>
-        <w:rPr>
-          <w:rFonts w:hint="eastAsia"/>
-        </w:rPr>
-        <w:t>이제부터가 본격적으로 발전할 시기라고 할 수 있을 것 같다.</w:t>
-      </w:r>
-    </w:p>
-    <w:p>
-      <w:r>
-        <w:t xml:space="preserve">  </w:t>
-      </w:r>
-      <w:r>
-        <w:rPr>
-          <w:rFonts w:hint="eastAsia"/>
-        </w:rPr>
-        <w:t>초기에 자바 개발팀의 이름은 오픈솔루션팀이었다.</w:t>
-      </w:r>
-      <w:r>
-        <w:t xml:space="preserve"> </w:t>
-      </w:r>
-      <w:r>
-        <w:rPr>
-          <w:rFonts w:hint="eastAsia"/>
-        </w:rPr>
-        <w:t xml:space="preserve">이 때문에 팀내 레드마인이나 게시판 등에는 오픈솔루션팀이라는 이름을 </w:t>
-      </w:r>
-      <w:r>
-        <w:rPr>
-          <w:rFonts w:hint="eastAsia"/>
-        </w:rPr>
-        <w:t>종종</w:t>
-      </w:r>
-      <w:r>
-        <w:rPr>
-          <w:rFonts w:hint="eastAsia"/>
-        </w:rPr>
-        <w:t xml:space="preserve"> 발견할 수 있을 것이다.</w:t>
-      </w:r>
-      <w:r>
-        <w:t xml:space="preserve"> ezEKP </w:t>
-      </w:r>
-      <w:r>
-        <w:rPr>
-          <w:rFonts w:hint="eastAsia"/>
-        </w:rPr>
-        <w:t xml:space="preserve">자바를 초기 설계할 </w:t>
-      </w:r>
-      <w:r>
-        <w:rPr>
-          <w:rFonts w:hint="eastAsia"/>
-        </w:rPr>
-        <w:t xml:space="preserve">때 </w:t>
-      </w:r>
-      <w:r>
-        <w:t xml:space="preserve">ezEKP </w:t>
-      </w:r>
-      <w:r>
-        <w:rPr>
-          <w:rFonts w:hint="eastAsia"/>
-        </w:rPr>
-        <w:t>닷넷</w:t>
-      </w:r>
-      <w:r>
-        <w:rPr>
-          <w:rFonts w:hint="eastAsia"/>
-        </w:rPr>
-        <w:t xml:space="preserve">을 </w:t>
-      </w:r>
-      <w:r>
-        <w:rPr>
-          <w:rFonts w:hint="eastAsia"/>
-        </w:rPr>
-        <w:t>참고하여</w:t>
-      </w:r>
-      <w:r>
-        <w:rPr>
-          <w:rFonts w:hint="eastAsia"/>
-        </w:rPr>
-        <w:t xml:space="preserve"> 설계하였으며 기본적으로 최대한 동일하게 만들고자 하는 방향에 따라 개발되었다.</w:t>
-      </w:r>
-      <w:r>
-        <w:t xml:space="preserve"> DB </w:t>
-      </w:r>
-      <w:r>
-        <w:rPr>
-          <w:rFonts w:hint="eastAsia"/>
-        </w:rPr>
-        <w:t xml:space="preserve">테이블 구조를 최대한 유사하게 설계하였으며 </w:t>
-      </w:r>
-      <w:r>
-        <w:t>HTML, CSS, JavaScript</w:t>
-      </w:r>
-      <w:r>
-        <w:rPr>
-          <w:rFonts w:hint="eastAsia"/>
-        </w:rPr>
-        <w:t xml:space="preserve">와 같은 </w:t>
-      </w:r>
-      <w:r>
-        <w:t>Front-end</w:t>
-      </w:r>
-      <w:r>
-        <w:rPr>
-          <w:rFonts w:hint="eastAsia"/>
-        </w:rPr>
-        <w:t>단의 소스</w:t>
-      </w:r>
-      <w:r>
-        <w:rPr>
-          <w:rFonts w:hint="eastAsia"/>
-        </w:rPr>
-        <w:t>들을</w:t>
-      </w:r>
-      <w:r>
-        <w:rPr>
-          <w:rFonts w:hint="eastAsia"/>
-        </w:rPr>
-        <w:t xml:space="preserve"> 최대한 </w:t>
-      </w:r>
-      <w:r>
-        <w:rPr>
-          <w:rFonts w:hint="eastAsia"/>
-        </w:rPr>
-        <w:t>그대로</w:t>
-      </w:r>
-      <w:r>
-        <w:rPr>
-          <w:rFonts w:hint="eastAsia"/>
-        </w:rPr>
-        <w:t xml:space="preserve"> 활용하</w:t>
-      </w:r>
-      <w:r>
-        <w:rPr>
-          <w:rFonts w:hint="eastAsia"/>
-        </w:rPr>
-        <w:t>면</w:t>
-      </w:r>
-      <w:r>
-        <w:rPr>
-          <w:rFonts w:hint="eastAsia"/>
-        </w:rPr>
-        <w:t>서</w:t>
-      </w:r>
-      <w:r>
-        <w:rPr>
-          <w:rFonts w:hint="eastAsia"/>
-        </w:rPr>
-        <w:t xml:space="preserve"> </w:t>
-      </w:r>
-      <w:r>
-        <w:t>Back-end</w:t>
-      </w:r>
-      <w:r>
-        <w:rPr>
-          <w:rFonts w:hint="eastAsia"/>
-        </w:rPr>
-        <w:t xml:space="preserve">단의 </w:t>
-      </w:r>
-      <w:r>
-        <w:t xml:space="preserve">C# </w:t>
-      </w:r>
-      <w:r>
-        <w:rPr>
-          <w:rFonts w:hint="eastAsia"/>
-        </w:rPr>
-        <w:t xml:space="preserve">로직을 참고하여 자바 </w:t>
-      </w:r>
-      <w:r>
-        <w:rPr>
-          <w:rFonts w:hint="eastAsia"/>
-        </w:rPr>
-        <w:t xml:space="preserve">버전의 </w:t>
-      </w:r>
-      <w:r>
-        <w:t xml:space="preserve">Back-end </w:t>
-      </w:r>
-      <w:r>
-        <w:rPr>
-          <w:rFonts w:hint="eastAsia"/>
-        </w:rPr>
-        <w:t>코드를 작성하였다.</w:t>
-      </w:r>
-      <w:r>
-        <w:t xml:space="preserve"> </w:t>
-      </w:r>
-      <w:r>
-        <w:rPr>
-          <w:rFonts w:hint="eastAsia"/>
-        </w:rPr>
-        <w:t>재활용한 부분이 많은 만큼 개발 속도를 높일 수 있는 장점이 있었으나 또한 기존에 갖고 있던 문제들</w:t>
-      </w:r>
-      <w:r>
-        <w:rPr>
-          <w:rFonts w:hint="eastAsia"/>
-        </w:rPr>
-        <w:t>이</w:t>
-      </w:r>
-      <w:r>
-        <w:rPr>
-          <w:rFonts w:hint="eastAsia"/>
-        </w:rPr>
-        <w:t xml:space="preserve"> </w:t>
-      </w:r>
-      <w:r>
-        <w:rPr>
-          <w:rFonts w:hint="eastAsia"/>
-        </w:rPr>
-        <w:t>그대로 이어지는 단점도 있었다.</w:t>
-      </w:r>
-      <w:r>
-        <w:t xml:space="preserve"> </w:t>
-      </w:r>
-      <w:r>
-        <w:rPr>
-          <w:rFonts w:hint="eastAsia"/>
-        </w:rPr>
-        <w:t xml:space="preserve">이와 같은 방식으로 개발된 </w:t>
-      </w:r>
-      <w:r>
-        <w:t xml:space="preserve">ezEKP </w:t>
-      </w:r>
-      <w:r>
-        <w:rPr>
-          <w:rFonts w:hint="eastAsia"/>
-        </w:rPr>
-        <w:t xml:space="preserve">자바 초기 버전은 겉으로 볼 때 </w:t>
-      </w:r>
-      <w:r>
-        <w:t xml:space="preserve">ezEKP </w:t>
-      </w:r>
-      <w:r>
-        <w:rPr>
-          <w:rFonts w:hint="eastAsia"/>
-        </w:rPr>
-        <w:t>닷넷과 동일한 제품처럼 보였으나 그 후 개인화된 포털</w:t>
-      </w:r>
-      <w:r>
-        <w:rPr>
-          <w:rFonts w:hint="eastAsia"/>
-        </w:rPr>
-        <w:t>(Personalized Portal)</w:t>
-      </w:r>
-      <w:r>
-        <w:rPr>
-          <w:rFonts w:hint="eastAsia"/>
-        </w:rPr>
-        <w:t xml:space="preserve">을 구현하고 </w:t>
-      </w:r>
-      <w:r>
-        <w:t>UI</w:t>
-      </w:r>
-      <w:r>
-        <w:rPr>
-          <w:rFonts w:hint="eastAsia"/>
-        </w:rPr>
-        <w:t xml:space="preserve"> 개선 작업을 거치면서 지금은 </w:t>
-      </w:r>
-      <w:r>
-        <w:t xml:space="preserve">ezEKP </w:t>
-      </w:r>
-      <w:r>
-        <w:rPr>
-          <w:rFonts w:hint="eastAsia"/>
-        </w:rPr>
-        <w:t xml:space="preserve">닷넷과 </w:t>
-      </w:r>
-      <w:r>
-        <w:rPr>
-          <w:rFonts w:hint="eastAsia"/>
-        </w:rPr>
-        <w:t xml:space="preserve">상당히 </w:t>
-      </w:r>
-      <w:r>
-        <w:rPr>
-          <w:rFonts w:hint="eastAsia"/>
-        </w:rPr>
-        <w:t>다른 모습을 갖추게 되었다.</w:t>
-      </w:r>
-    </w:p>
-    <w:p/>
-    <w:p>
-      <w:pPr>
-        <w:pStyle w:val="1"/>
-      </w:pPr>
-      <w:bookmarkStart w:id="4" w:name="_Toc61392811"/>
-      <w:r>
-        <w:rPr>
-          <w:rFonts w:hint="eastAsia"/>
-        </w:rPr>
-        <w:t xml:space="preserve">ezEKP 자바 </w:t>
-      </w:r>
-      <w:r>
-        <w:rPr>
-          <w:rFonts w:hint="eastAsia"/>
-        </w:rPr>
-        <w:t xml:space="preserve">모듈 </w:t>
-      </w:r>
-      <w:r>
-        <w:rPr>
-          <w:rFonts w:hint="eastAsia"/>
-        </w:rPr>
-        <w:t>구성</w:t>
-      </w:r>
-      <w:bookmarkEnd w:id="4"/>
     </w:p>
     <w:p>
       <w:r>
@@ -4933,8 +4931,13 @@
         <w:t xml:space="preserve">라고 한 것인데 굳이 의미를 부여하기 위해 </w:t>
       </w:r>
       <w:r>
-        <w:t xml:space="preserve">Java based Mail Oriended </w:t>
-      </w:r>
+        <w:t>Java based Mail Orient</w:t>
+      </w:r>
+      <w:r>
+        <w:t xml:space="preserve">ed </w:t>
+      </w:r>
+      <w:bookmarkStart w:id="4" w:name="_GoBack"/>
+      <w:bookmarkEnd w:id="4"/>
       <w:r>
         <w:lastRenderedPageBreak/>
         <w:t>Communication system with High Availability</w:t>
@@ -5877,7 +5880,13 @@
         <w:t xml:space="preserve">참고로 </w:t>
       </w:r>
       <w:r>
-        <w:t>MariDB Cluster</w:t>
+        <w:t>Mari</w:t>
+      </w:r>
+      <w:r>
+        <w:t>a</w:t>
+      </w:r>
+      <w:r>
+        <w:t>DB Cluster</w:t>
       </w:r>
       <w:r>
         <w:rPr>
@@ -9139,21 +9148,15 @@
       </w:r>
       <w:r>
         <w:br/>
-        <w:t>/home/jmocha/ezEKP/ezFlow</w:t>
+        <w:t>/home/jmocha/ezEKP/ezFlow/webapps/ROOT/WEB-INF/</w:t>
+      </w:r>
+      <w:r>
+        <w:t xml:space="preserve"> classes/egovframework/egovProps</w:t>
       </w:r>
       <w:r>
         <w:t>/</w:t>
       </w:r>
       <w:r>
-        <w:t>webapps/ROOT/WEB-INF/</w:t>
-      </w:r>
-      <w:r>
-        <w:t xml:space="preserve"> classes/egovframework/egovProps</w:t>
-      </w:r>
-      <w:r>
-        <w:t>/</w:t>
-      </w:r>
-      <w:r>
         <w:t>globals.properties</w:t>
       </w:r>
       <w:r>
@@ -9163,13 +9166,7 @@
         <w:rPr>
           <w:rFonts w:hint="eastAsia"/>
         </w:rPr>
-        <w:t>파일과 애플리케이션 설정 파일인</w:t>
-      </w:r>
-      <w:r>
-        <w:rPr>
-          <w:rFonts w:hint="eastAsia"/>
-        </w:rPr>
-        <w:t xml:space="preserve"> </w:t>
+        <w:t xml:space="preserve">파일과 애플리케이션 설정 파일인 </w:t>
       </w:r>
       <w:r>
         <w:t>/home/jmocha/ezEKP/ezFlow/webapps/ROOT/WEB-INF/</w:t>
@@ -10452,7 +10449,19 @@
         <w:ind w:leftChars="0"/>
       </w:pPr>
       <w:r>
-        <w:t xml:space="preserve">ezSyncServer -&gt; </w:t>
+        <w:t>(</w:t>
+      </w:r>
+      <w:r>
+        <w:t>ezSyncServer</w:t>
+      </w:r>
+      <w:r>
+        <w:t>)</w:t>
+      </w:r>
+      <w:r>
+        <w:t xml:space="preserve"> -&gt; </w:t>
+      </w:r>
+      <w:r>
+        <w:t xml:space="preserve">(ezMobile) -&gt; </w:t>
       </w:r>
       <w:r>
         <w:t>ezFlow -&gt; jmocha-server -&gt; jgw-server</w:t>
@@ -12091,7 +12100,16 @@
         <w:t>부분은 해당 머신의 이름 사용)</w:t>
       </w:r>
       <w:r>
-        <w:t xml:space="preserve"> MariaDB 로그를 확인해 최근 로그에 다음과 부분이 있는 지 확인</w:t>
+        <w:t xml:space="preserve"> MariaDB 로그를 확인해 최근 로그에 다음과 </w:t>
+      </w:r>
+      <w:r>
+        <w:rPr>
+          <w:rFonts w:hint="eastAsia"/>
+        </w:rPr>
+        <w:t xml:space="preserve">같은 </w:t>
+      </w:r>
+      <w:r>
+        <w:t>부분이 있는 지 확인</w:t>
       </w:r>
       <w:r>
         <w:rPr>
@@ -12430,7 +12448,16 @@
         <w:ind w:leftChars="0"/>
       </w:pPr>
       <w:r>
-        <w:t>jgw-server -&gt; jmocha-server -&gt; ezFlow -&gt; ezSyncServer</w:t>
+        <w:t xml:space="preserve">jgw-server -&gt; jmocha-server -&gt; ezFlow -&gt; </w:t>
+      </w:r>
+      <w:r>
+        <w:t>-&gt; (ezMobile) -&gt; (</w:t>
+      </w:r>
+      <w:r>
+        <w:t>ezSyncServer</w:t>
+      </w:r>
+      <w:r>
+        <w:t>)</w:t>
       </w:r>
     </w:p>
     <w:p>
@@ -16205,7 +16232,7 @@
 </file>
 
 <file path=customXml/itemProps1.xml><?xml version="1.0" encoding="utf-8"?>
-<ds:datastoreItem xmlns:ds="http://schemas.openxmlformats.org/officeDocument/2006/customXml" ds:itemID="{48982FB5-0AD4-44B4-8545-DDBC08F2928C}">
+<ds:datastoreItem xmlns:ds="http://schemas.openxmlformats.org/officeDocument/2006/customXml" ds:itemID="{DA7CB0A6-4A93-4B13-A566-A9DB4BED5C84}">
   <ds:schemaRefs>
     <ds:schemaRef ds:uri="http://schemas.openxmlformats.org/officeDocument/2006/bibliography"/>
   </ds:schemaRefs>

--- a/docs/tech/ezEKP_자바_시스템_개요.docx
+++ b/docs/tech/ezEKP_자바_시스템_개요.docx
@@ -3374,6 +3374,44 @@
         </w:rPr>
         <w:t>다.</w:t>
       </w:r>
+      <w:r>
+        <w:t>(</w:t>
+      </w:r>
+      <w:r>
+        <w:rPr>
+          <w:rFonts w:hint="eastAsia"/>
+        </w:rPr>
+        <w:t>참고:</w:t>
+      </w:r>
+      <w:r>
+        <w:t xml:space="preserve"> HTTPS</w:t>
+      </w:r>
+      <w:r>
+        <w:rPr>
+          <w:rFonts w:hint="eastAsia"/>
+        </w:rPr>
+        <w:t xml:space="preserve">를 적용하는 방법은 </w:t>
+      </w:r>
+      <w:r>
+        <w:t>‘</w:t>
+      </w:r>
+      <w:r>
+        <w:t>ezEKP_SSL_적용방법.docx</w:t>
+      </w:r>
+      <w:r>
+        <w:t xml:space="preserve">’ </w:t>
+      </w:r>
+      <w:r>
+        <w:rPr>
+          <w:rFonts w:hint="eastAsia"/>
+        </w:rPr>
+        <w:t>문서를 참고하도록 한다.</w:t>
+      </w:r>
+      <w:r>
+        <w:t>)</w:t>
+      </w:r>
+      <w:bookmarkStart w:id="4" w:name="_GoBack"/>
+      <w:bookmarkEnd w:id="4"/>
     </w:p>
     <w:p>
       <w:pPr>
@@ -3807,6 +3845,7 @@
         <w:rPr>
           <w:rFonts w:hint="eastAsia"/>
         </w:rPr>
+        <w:lastRenderedPageBreak/>
         <w:t xml:space="preserve">실제 비즈니스 로직의 처리는 </w:t>
       </w:r>
       <w:r>
@@ -3816,14 +3855,7 @@
         <w:rPr>
           <w:rFonts w:hint="eastAsia"/>
         </w:rPr>
-        <w:t>애플리케이션에 포함된 모바일 게이</w:t>
-      </w:r>
-      <w:r>
-        <w:rPr>
-          <w:rFonts w:hint="eastAsia"/>
-        </w:rPr>
-        <w:lastRenderedPageBreak/>
-        <w:t>트웨이 서버가</w:t>
+        <w:t>애플리케이션에 포함된 모바일 게이트웨이 서버가</w:t>
       </w:r>
       <w:r>
         <w:rPr>
@@ -4936,8 +4968,6 @@
       <w:r>
         <w:t xml:space="preserve">ed </w:t>
       </w:r>
-      <w:bookmarkStart w:id="4" w:name="_GoBack"/>
-      <w:bookmarkEnd w:id="4"/>
       <w:r>
         <w:lastRenderedPageBreak/>
         <w:t>Communication system with High Availability</w:t>
@@ -8542,6 +8572,30 @@
         <w:t>자바 패키지내에 포함되어 있지 않으므로 해당 모듈들은 빌드 및 설치를 직접 별도로 수행해야 한다.</w:t>
       </w:r>
       <w:r>
+        <w:t xml:space="preserve"> ezMobile </w:t>
+      </w:r>
+      <w:r>
+        <w:rPr>
+          <w:rFonts w:hint="eastAsia"/>
+        </w:rPr>
+        <w:t xml:space="preserve">설치 방법은 </w:t>
+      </w:r>
+      <w:r>
+        <w:t>‘</w:t>
+      </w:r>
+      <w:r>
+        <w:t>ezMobile_설치방법.docx</w:t>
+      </w:r>
+      <w:r>
+        <w:t xml:space="preserve">’ </w:t>
+      </w:r>
+      <w:r>
+        <w:rPr>
+          <w:rFonts w:hint="eastAsia"/>
+        </w:rPr>
+        <w:t>문서를 참고하도록 한다.</w:t>
+      </w:r>
+      <w:r>
         <w:t>)</w:t>
       </w:r>
     </w:p>
@@ -8819,6 +8873,9 @@
       </w:r>
       <w:r>
         <w:br/>
+      </w:r>
+      <w:r>
+        <w:lastRenderedPageBreak/>
         <w:t>/home/jmocha/ezEKP/jgw-server</w:t>
       </w:r>
       <w:r>
@@ -8838,9 +8895,6 @@
       </w:r>
       <w:r>
         <w:br/>
-      </w:r>
-      <w:r>
-        <w:lastRenderedPageBreak/>
         <w:t>/home/jmocha/ezEKP/jgw-server-20200906</w:t>
       </w:r>
       <w:r>
@@ -9375,7 +9429,11 @@
         <w:t>‘</w:t>
       </w:r>
       <w:r>
-        <w:t>ezEKP를 일반 리눅스계정으로 실행하는 방법.docx</w:t>
+        <w:t>ezEKP를 일반 리눅스계정</w:t>
+      </w:r>
+      <w:r>
+        <w:lastRenderedPageBreak/>
+        <w:t>으로 실행하는 방법.docx</w:t>
       </w:r>
       <w:r>
         <w:t xml:space="preserve">’ </w:t>
@@ -9389,7 +9447,6 @@
     </w:p>
     <w:p>
       <w:r>
-        <w:lastRenderedPageBreak/>
         <w:t xml:space="preserve">  </w:t>
       </w:r>
       <w:r>
@@ -9855,6 +9912,7 @@
         <w:ind w:leftChars="0" w:left="1440"/>
       </w:pPr>
       <w:r>
+        <w:lastRenderedPageBreak/>
         <w:t>PATH=/usr/local/sbin:/usr/local/bin:/sbin:/bin:/usr/sbin:/usr/bin</w:t>
       </w:r>
     </w:p>
@@ -9864,7 +9922,6 @@
         <w:ind w:leftChars="0" w:left="1440"/>
       </w:pPr>
       <w:r>
-        <w:lastRenderedPageBreak/>
         <w:t>59 23    * * *   root</w:t>
       </w:r>
       <w:r>
@@ -10523,6 +10580,7 @@
         <w:ind w:leftChars="0"/>
       </w:pPr>
       <w:r>
+        <w:lastRenderedPageBreak/>
         <w:t xml:space="preserve">ezSyncServer </w:t>
       </w:r>
       <w:r>
@@ -10535,7 +10593,6 @@
         <w:br/>
       </w:r>
       <w:r>
-        <w:lastRenderedPageBreak/>
         <w:t># cd /home/jmocha/ezEKP/</w:t>
       </w:r>
       <w:r>
@@ -11105,7 +11162,11 @@
         <w:t>ezEKP</w:t>
       </w:r>
       <w:r>
-        <w:t xml:space="preserve"> 서비스를 먼저 종료하여 데이터의 변경이 없도록 한 다음 데이터베이스 종료 과정을 수행</w:t>
+        <w:t xml:space="preserve"> 서비스를 먼저 종료하여 </w:t>
+      </w:r>
+      <w:r>
+        <w:lastRenderedPageBreak/>
+        <w:t>데이터의 변경이 없도록 한 다음 데이터베이스 종료 과정을 수행</w:t>
       </w:r>
       <w:r>
         <w:rPr>
@@ -11130,7 +11191,6 @@
         <w:ind w:leftChars="0"/>
       </w:pPr>
       <w:r>
-        <w:lastRenderedPageBreak/>
         <w:t xml:space="preserve">MariaDB Cluster는 각 Node들을 일정한 순서대로 종료를 하고 추후 다시 실행할 때는 종료한 순서의 역순으로 실행을 해야 </w:t>
       </w:r>
       <w:r>
@@ -11931,13 +11991,13 @@
         <w:ind w:leftChars="0" w:left="360"/>
       </w:pPr>
       <w:r>
+        <w:lastRenderedPageBreak/>
         <w:t># cd /usr/local/mysql/support-files</w:t>
       </w:r>
       <w:r>
         <w:br/>
       </w:r>
       <w:r>
-        <w:lastRenderedPageBreak/>
         <w:t xml:space="preserve"># ./mysql.server </w:t>
       </w:r>
       <w:r>
@@ -12479,7 +12539,14 @@
         <w:rPr>
           <w:rFonts w:hint="eastAsia"/>
         </w:rPr>
-        <w:t>(jmocha 리눅스 계정으로 서비스를 실행할 때는 jmocha 계정을 사용)</w:t>
+        <w:t>(jmocha 리눅스 계정으로 서비스</w:t>
+      </w:r>
+      <w:r>
+        <w:rPr>
+          <w:rFonts w:hint="eastAsia"/>
+        </w:rPr>
+        <w:lastRenderedPageBreak/>
+        <w:t>를 실행할 때는 jmocha 계정을 사용)</w:t>
       </w:r>
       <w:r>
         <w:t xml:space="preserve"> </w:t>
@@ -12513,7 +12580,6 @@
         <w:ind w:leftChars="0"/>
       </w:pPr>
       <w:r>
-        <w:lastRenderedPageBreak/>
         <w:t xml:space="preserve">jgw-server </w:t>
       </w:r>
       <w:r>
@@ -16232,7 +16298,7 @@
 </file>
 
 <file path=customXml/itemProps1.xml><?xml version="1.0" encoding="utf-8"?>
-<ds:datastoreItem xmlns:ds="http://schemas.openxmlformats.org/officeDocument/2006/customXml" ds:itemID="{DA7CB0A6-4A93-4B13-A566-A9DB4BED5C84}">
+<ds:datastoreItem xmlns:ds="http://schemas.openxmlformats.org/officeDocument/2006/customXml" ds:itemID="{88049FC3-7E72-41FF-90D3-B13D72A11592}">
   <ds:schemaRefs>
     <ds:schemaRef ds:uri="http://schemas.openxmlformats.org/officeDocument/2006/bibliography"/>
   </ds:schemaRefs>
